--- a/arquivos de documentação/PADARIA_DO_ALEMAO.docx
+++ b/arquivos de documentação/PADARIA_DO_ALEMAO.docx
@@ -5717,6 +5717,50 @@
           <w:bCs/>
         </w:rPr>
         <w:t xml:space="preserve">  MRN           Modelo Relacional Normalizado</w:t>
+      </w:r>
+      <w:r>
+        <w:rPr>
+          <w:bCs/>
+        </w:rPr>
+        <w:t xml:space="preserve"> </w:t>
+      </w:r>
+    </w:p>
+    <w:p>
+      <w:pPr>
+        <w:ind w:firstLine="0"/>
+        <w:jc w:val="left"/>
+        <w:rPr>
+          <w:bCs/>
+        </w:rPr>
+      </w:pPr>
+      <w:r>
+        <w:rPr>
+          <w:bCs/>
+        </w:rPr>
+        <w:t xml:space="preserve">  MER           Modelo de entidade-</w:t>
+      </w:r>
+      <w:proofErr w:type="spellStart"/>
+      <w:r>
+        <w:rPr>
+          <w:bCs/>
+        </w:rPr>
+        <w:t>ralacionamento</w:t>
+      </w:r>
+      <w:proofErr w:type="spellEnd"/>
+    </w:p>
+    <w:p>
+      <w:pPr>
+        <w:ind w:firstLine="0"/>
+        <w:jc w:val="left"/>
+        <w:rPr>
+          <w:bCs/>
+        </w:rPr>
+      </w:pPr>
+      <w:r>
+        <w:rPr>
+          <w:bCs/>
+        </w:rPr>
+        <w:t xml:space="preserve">  PDV            Ponto de venda </w:t>
       </w:r>
     </w:p>
     <w:p>
@@ -8671,6 +8715,7 @@
       <w:pPr>
         <w:pStyle w:val="NormalWeb"/>
         <w:shd w:val="clear" w:color="auto" w:fill="FFFFFF"/>
+        <w:ind w:firstLine="360"/>
         <w:rPr>
           <w:rFonts w:ascii="Arial" w:hAnsi="Arial" w:cs="Arial"/>
           <w:color w:val="0A0A0A"/>
@@ -8688,6 +8733,7 @@
       <w:pPr>
         <w:pStyle w:val="NormalWeb"/>
         <w:shd w:val="clear" w:color="auto" w:fill="FFFFFF"/>
+        <w:ind w:firstLine="360"/>
         <w:rPr>
           <w:rFonts w:ascii="Arial" w:hAnsi="Arial" w:cs="Arial"/>
           <w:color w:val="0A0A0A"/>
@@ -8705,6 +8751,7 @@
       <w:pPr>
         <w:pStyle w:val="NormalWeb"/>
         <w:shd w:val="clear" w:color="auto" w:fill="FFFFFF"/>
+        <w:ind w:firstLine="360"/>
         <w:rPr>
           <w:rFonts w:ascii="Arial" w:hAnsi="Arial" w:cs="Arial"/>
           <w:color w:val="0A0A0A"/>
@@ -8722,6 +8769,7 @@
       <w:pPr>
         <w:pStyle w:val="NormalWeb"/>
         <w:shd w:val="clear" w:color="auto" w:fill="FFFFFF"/>
+        <w:ind w:firstLine="360"/>
         <w:rPr>
           <w:rFonts w:ascii="Arial" w:hAnsi="Arial" w:cs="Arial"/>
           <w:color w:val="0A0A0A"/>
@@ -8739,6 +8787,7 @@
       <w:pPr>
         <w:pStyle w:val="NormalWeb"/>
         <w:shd w:val="clear" w:color="auto" w:fill="FFFFFF"/>
+        <w:ind w:firstLine="360"/>
         <w:rPr>
           <w:rFonts w:ascii="Arial" w:hAnsi="Arial" w:cs="Arial"/>
           <w:color w:val="0A0A0A"/>
@@ -8756,6 +8805,7 @@
       <w:pPr>
         <w:pStyle w:val="NormalWeb"/>
         <w:shd w:val="clear" w:color="auto" w:fill="FFFFFF"/>
+        <w:ind w:firstLine="360"/>
         <w:rPr>
           <w:rFonts w:ascii="Arial" w:hAnsi="Arial" w:cs="Arial"/>
           <w:color w:val="0A0A0A"/>
@@ -9560,156 +9610,154 @@
       <w:r>
         <w:t xml:space="preserve"> da SA, fizemos um protótipo em aplicativos de slides de apresentação, o qual foi essencial para construção posterior das páginas, além deste protótipo, fizemos uma documentação para nossa matéria de Modelagem de Sistemas, que estava vinculada diretamente ao projeto.</w:t>
       </w:r>
+      <w:r>
+        <w:t xml:space="preserve"> </w:t>
+      </w:r>
+      <w:r>
+        <w:t>Semest</w:t>
+      </w:r>
+      <w:r>
+        <w:t>re</w:t>
+      </w:r>
+      <w:r>
+        <w:t xml:space="preserve"> passado, o qual começamos </w:t>
+      </w:r>
+      <w:r>
+        <w:t xml:space="preserve">a construir o </w:t>
+      </w:r>
+      <w:r>
+        <w:t xml:space="preserve">sistema, utilizávamos </w:t>
+      </w:r>
+      <w:r>
+        <w:t>HTML, CSS</w:t>
+      </w:r>
+      <w:r>
+        <w:t xml:space="preserve"> e JS </w:t>
+      </w:r>
+      <w:r>
+        <w:t>apenas, pois</w:t>
+      </w:r>
+      <w:r>
+        <w:t xml:space="preserve"> não tínhamos tido uma base boa de </w:t>
+      </w:r>
+      <w:proofErr w:type="spellStart"/>
+      <w:r>
+        <w:t>python</w:t>
+      </w:r>
+      <w:proofErr w:type="spellEnd"/>
+      <w:r>
+        <w:t xml:space="preserve"> para iniciar o projeto no </w:t>
+      </w:r>
+      <w:proofErr w:type="spellStart"/>
+      <w:r>
+        <w:t>t</w:t>
+      </w:r>
+      <w:r>
+        <w:t>k</w:t>
+      </w:r>
+      <w:r>
+        <w:t>inter</w:t>
+      </w:r>
+      <w:proofErr w:type="spellEnd"/>
+      <w:r>
+        <w:t xml:space="preserve">. O começo foi uma etapa desafiadora, tivemos que criar além das páginas e posteriormente estilizações e validações, </w:t>
+      </w:r>
+      <w:r>
+        <w:t xml:space="preserve">mas </w:t>
+      </w:r>
+      <w:r>
+        <w:t xml:space="preserve">também um </w:t>
+      </w:r>
+      <w:r>
+        <w:t>MRN (</w:t>
+      </w:r>
+      <w:r>
+        <w:t xml:space="preserve">Modelo Relacional Normalizado) e </w:t>
+      </w:r>
+      <w:r>
+        <w:lastRenderedPageBreak/>
+        <w:t>com base neste MRN produzimos um banco de dados que serviu de espelho para a SA.</w:t>
+      </w:r>
     </w:p>
     <w:p>
       <w:pPr>
         <w:ind w:firstLine="851"/>
       </w:pPr>
       <w:r>
-        <w:t>Semest</w:t>
-      </w:r>
-      <w:r>
-        <w:t>re</w:t>
-      </w:r>
-      <w:r>
-        <w:t xml:space="preserve"> passado, o qual começamos </w:t>
-      </w:r>
-      <w:r>
-        <w:t xml:space="preserve">a construir o </w:t>
-      </w:r>
-      <w:r>
-        <w:t xml:space="preserve">sistema, utilizávamos </w:t>
-      </w:r>
-      <w:r>
-        <w:t>HTML, CSS</w:t>
-      </w:r>
-      <w:r>
-        <w:t xml:space="preserve"> e JS </w:t>
-      </w:r>
-      <w:r>
-        <w:t>apenas, pois</w:t>
-      </w:r>
-      <w:r>
-        <w:t xml:space="preserve"> não tínhamos tido uma base boa de </w:t>
+        <w:t xml:space="preserve">Este banco foi feito com participação de todos os membros do grupo, foi uma tarefa realmente difícil, pois havia uma lógica a ser seguida, e tabelas deviam ser relacionadas umas </w:t>
+      </w:r>
+      <w:r>
+        <w:t>às</w:t>
+      </w:r>
+      <w:r>
+        <w:t xml:space="preserve"> outras através de chaves estrangeiras</w:t>
+      </w:r>
+      <w:r>
+        <w:t xml:space="preserve">. </w:t>
+      </w:r>
+      <w:r>
+        <w:t xml:space="preserve">Ao longo do semestre fizemos diversas alterações de dados, tabelas, mas no fim conseguimos apresentá-lo </w:t>
+      </w:r>
+      <w:r>
+        <w:t>devidamente. O</w:t>
+      </w:r>
+      <w:r>
+        <w:t xml:space="preserve"> sistema a partir do HTML também nos trouxe algumas dificuldades, claro, foi uma parte mais tranquila a se fazer, pois já havíamos prática desde o primeiro semestre do curso técnico. Cada um tinha uma </w:t>
+      </w:r>
+      <w:r>
+        <w:t xml:space="preserve">tarefa </w:t>
+      </w:r>
+      <w:r>
+        <w:t xml:space="preserve">a seguir, todos </w:t>
+      </w:r>
+      <w:r>
+        <w:t>nós</w:t>
+      </w:r>
+      <w:r>
+        <w:t xml:space="preserve"> ajudamos</w:t>
+      </w:r>
+      <w:r>
+        <w:t xml:space="preserve">, pedimos ajuda aos professores para que avaliassem para possíveis melhorias, e </w:t>
+      </w:r>
+      <w:r>
+        <w:t>por fim terminamos.</w:t>
+      </w:r>
+    </w:p>
+    <w:p>
+      <w:pPr>
+        <w:ind w:firstLine="851"/>
+      </w:pPr>
+      <w:r>
+        <w:t>Um dia antes da apresentação do sistema movemos a pasta do projeto diretamente para um Pen Drive do professor, o qual seria usado para armazenar todos os outros. No dia seguinte fomos o quarto grupo a apresentar, mostramos o sistema a todos e concluímos está etapa.</w:t>
+      </w:r>
+      <w:r>
+        <w:t xml:space="preserve"> </w:t>
+      </w:r>
+      <w:r>
+        <w:t>Atualmente estamos em outro semestre, agora trabalhamos com Desenvolvimento Web, e fomos instruídos a como conectar nosso Banco de Dados aos arquivos utilizando PHP.</w:t>
+      </w:r>
+      <w:r>
+        <w:t xml:space="preserve"> O PHP é uma linguagem em que não possuímos tanta dificuldade, ou </w:t>
+      </w:r>
+      <w:r>
+        <w:t>seja,</w:t>
+      </w:r>
+      <w:r>
+        <w:t xml:space="preserve"> </w:t>
+      </w:r>
+      <w:r>
+        <w:t>traz</w:t>
+      </w:r>
+      <w:r>
+        <w:t xml:space="preserve"> menos frustação ao tentar </w:t>
       </w:r>
       <w:proofErr w:type="spellStart"/>
       <w:r>
-        <w:t>python</w:t>
+        <w:t>codar</w:t>
       </w:r>
       <w:proofErr w:type="spellEnd"/>
       <w:r>
-        <w:t xml:space="preserve"> para iniciar o projeto no </w:t>
-      </w:r>
-      <w:proofErr w:type="spellStart"/>
-      <w:r>
-        <w:t>t</w:t>
-      </w:r>
-      <w:r>
-        <w:t>k</w:t>
-      </w:r>
-      <w:r>
-        <w:t>inter</w:t>
-      </w:r>
-      <w:proofErr w:type="spellEnd"/>
-      <w:r>
-        <w:t xml:space="preserve">. O começo foi uma etapa desafiadora, tivemos que criar além das páginas e posteriormente estilizações e validações, </w:t>
-      </w:r>
-      <w:r>
-        <w:t xml:space="preserve">mas </w:t>
-      </w:r>
-      <w:r>
-        <w:t xml:space="preserve">também um </w:t>
-      </w:r>
-      <w:r>
-        <w:t>MRN (</w:t>
-      </w:r>
-      <w:r>
-        <w:t xml:space="preserve">Modelo </w:t>
-      </w:r>
-      <w:r>
-        <w:lastRenderedPageBreak/>
-        <w:t>Relacional Normalizado) e com base neste MRN produzimos um banco de dados que serviu de espelho para a SA.</w:t>
-      </w:r>
-    </w:p>
-    <w:p>
-      <w:pPr>
-        <w:ind w:firstLine="851"/>
-      </w:pPr>
-      <w:r>
-        <w:t xml:space="preserve">Este banco foi feito com participação de todos os membros do grupo, foi uma tarefa realmente difícil, pois havia uma lógica a ser seguida, e tabelas deviam ser relacionadas umas </w:t>
-      </w:r>
-      <w:proofErr w:type="spellStart"/>
-      <w:r>
-        <w:t>as</w:t>
-      </w:r>
-      <w:proofErr w:type="spellEnd"/>
-      <w:r>
-        <w:t xml:space="preserve"> outras através de chaves estrangeiras, enfim...Ao longo do semestre fizemos diversas alterações de dados, tabelas, mas no fim conseguimos apresentá-lo devidamente.</w:t>
-      </w:r>
-    </w:p>
-    <w:p>
-      <w:pPr>
-        <w:ind w:firstLine="851"/>
-      </w:pPr>
-      <w:r>
-        <w:t xml:space="preserve">O sistema a partir do HTML também nos trouxe algumas dificuldades, claro, foi uma parte mais tranquila a se fazer, pois já havíamos prática desde o primeiro semestre do curso técnico. Cada um tinha uma </w:t>
-      </w:r>
-      <w:r>
-        <w:t xml:space="preserve">tarefa </w:t>
-      </w:r>
-      <w:r>
-        <w:t xml:space="preserve">a seguir, todos </w:t>
-      </w:r>
-      <w:r>
-        <w:t>nós</w:t>
-      </w:r>
-      <w:r>
-        <w:t xml:space="preserve"> ajudamos</w:t>
-      </w:r>
-      <w:r>
-        <w:t xml:space="preserve">, pedimos ajuda aos professores para que avaliassem para possíveis melhorias, e </w:t>
-      </w:r>
-      <w:r>
-        <w:t>por fim terminamos.</w:t>
-      </w:r>
-    </w:p>
-    <w:p>
-      <w:pPr>
-        <w:ind w:firstLine="851"/>
-      </w:pPr>
-      <w:r>
-        <w:t>Um dia antes da apresentação do sistema movemos a pasta do projeto diretamente para um Pen Drive do professor, o qual seria usado para armazenar todos os outros. No dia seguinte fomos o quarto grupo a apresentar, mostramos o sistema a todos e concluímos está etapa.</w:t>
-      </w:r>
-    </w:p>
-    <w:p>
-      <w:pPr>
-        <w:ind w:firstLine="851"/>
-      </w:pPr>
-      <w:r>
-        <w:t>Atualmente estamos em outro semestre, agora trabalhamos com Desenvolvimento Web, e fomos instruídos a como conectar nosso Banco de Dados aos arquivos, utilizando PHP.</w:t>
-      </w:r>
-      <w:r>
-        <w:t xml:space="preserve"> O PHP é uma linguagem em que não possuímos tanta dificuldade, ou </w:t>
-      </w:r>
-      <w:r>
-        <w:t>seja,</w:t>
-      </w:r>
-      <w:r>
-        <w:t xml:space="preserve"> </w:t>
-      </w:r>
-      <w:r>
-        <w:t>traz</w:t>
-      </w:r>
-      <w:r>
-        <w:t xml:space="preserve"> menos frustação ao tentar </w:t>
-      </w:r>
-      <w:proofErr w:type="spellStart"/>
-      <w:r>
-        <w:t>codar</w:t>
-      </w:r>
-      <w:proofErr w:type="spellEnd"/>
-      <w:r>
-        <w:t xml:space="preserve">. Outra matéria junto a essa, também foi </w:t>
+        <w:t xml:space="preserve">. Outra matéria junto a essa também foi </w:t>
       </w:r>
       <w:r>
         <w:t>nos apresentados</w:t>
@@ -10953,6 +11001,16 @@
     </w:p>
     <w:p>
       <w:pPr>
+        <w:spacing w:line="240" w:lineRule="auto"/>
+        <w:ind w:firstLine="0"/>
+        <w:jc w:val="left"/>
+        <w:rPr>
+          <w:rFonts w:ascii="Times New Roman" w:hAnsi="Times New Roman"/>
+        </w:rPr>
+      </w:pPr>
+    </w:p>
+    <w:p>
+      <w:pPr>
         <w:pStyle w:val="PargrafodaLista"/>
         <w:spacing w:line="240" w:lineRule="auto"/>
         <w:ind w:left="360" w:firstLine="0"/>
@@ -10961,31 +11019,21 @@
           <w:rFonts w:ascii="Times New Roman" w:hAnsi="Times New Roman"/>
         </w:rPr>
       </w:pPr>
-      <w:proofErr w:type="gramStart"/>
-      <w:r>
-        <w:rPr>
-          <w:rFonts w:cs="Arial"/>
-          <w:b/>
-          <w:bCs/>
-          <w:color w:val="00FF00"/>
-          <w:sz w:val="28"/>
-          <w:szCs w:val="28"/>
-          <w:shd w:val="clear" w:color="auto" w:fill="FFFFFF"/>
-        </w:rPr>
-        <w:t>Entrada :</w:t>
-      </w:r>
-      <w:proofErr w:type="gramEnd"/>
-      <w:r>
-        <w:rPr>
-          <w:rFonts w:cs="Arial"/>
-          <w:b/>
-          <w:bCs/>
-          <w:color w:val="00FF00"/>
-          <w:sz w:val="28"/>
-          <w:szCs w:val="28"/>
-          <w:shd w:val="clear" w:color="auto" w:fill="FFFFFF"/>
-        </w:rPr>
-        <w:t>  </w:t>
+      <w:r>
+        <w:rPr>
+          <w:rFonts w:cs="Arial"/>
+          <w:b/>
+          <w:bCs/>
+          <w:color w:val="001D35"/>
+        </w:rPr>
+        <w:t xml:space="preserve">R.F. 01 -Cadastro de usuários(funcionários): </w:t>
+      </w:r>
+      <w:r>
+        <w:rPr>
+          <w:rFonts w:cs="Arial"/>
+          <w:color w:val="001D35"/>
+        </w:rPr>
+        <w:t> Quando algum funcionário é contratado, o gerente fica responsável por fazer o cadastro de usuário deste funcionário, para que futuramente ele tenha acesso ao sistema.</w:t>
       </w:r>
     </w:p>
     <w:p>
@@ -10998,6 +11046,66 @@
           <w:rFonts w:ascii="Times New Roman" w:hAnsi="Times New Roman"/>
         </w:rPr>
       </w:pPr>
+      <w:r>
+        <w:rPr>
+          <w:rFonts w:cs="Arial"/>
+          <w:b/>
+          <w:bCs/>
+          <w:color w:val="001D35"/>
+        </w:rPr>
+        <w:t xml:space="preserve">Dados Necessários: </w:t>
+      </w:r>
+      <w:r>
+        <w:rPr>
+          <w:rFonts w:cs="Arial"/>
+          <w:color w:val="001D35"/>
+        </w:rPr>
+        <w:t xml:space="preserve">Para realizar o cadastro de um cliente é necessário o nome, data de nascimento, endereço, telefone, </w:t>
+      </w:r>
+      <w:r>
+        <w:rPr>
+          <w:rFonts w:cs="Arial"/>
+          <w:color w:val="001D35"/>
+        </w:rPr>
+        <w:t>CPF ,</w:t>
+      </w:r>
+      <w:r>
+        <w:rPr>
+          <w:rFonts w:cs="Arial"/>
+          <w:color w:val="001D35"/>
+        </w:rPr>
+        <w:t xml:space="preserve"> </w:t>
+      </w:r>
+      <w:proofErr w:type="spellStart"/>
+      <w:r>
+        <w:rPr>
+          <w:rFonts w:cs="Arial"/>
+          <w:color w:val="001D35"/>
+        </w:rPr>
+        <w:t>email</w:t>
+      </w:r>
+      <w:proofErr w:type="spellEnd"/>
+      <w:r>
+        <w:rPr>
+          <w:rFonts w:cs="Arial"/>
+          <w:color w:val="001D35"/>
+        </w:rPr>
+        <w:t>(opcional)</w:t>
+      </w:r>
+      <w:r>
+        <w:rPr>
+          <w:rFonts w:cs="Arial"/>
+          <w:color w:val="001D35"/>
+        </w:rPr>
+        <w:t xml:space="preserve"> e endereço</w:t>
+      </w:r>
+      <w:r>
+        <w:rPr>
+          <w:rFonts w:cs="Arial"/>
+          <w:color w:val="001D35"/>
+        </w:rPr>
+        <w:t>.</w:t>
+      </w:r>
     </w:p>
     <w:p>
       <w:pPr>
@@ -11012,22 +11120,27 @@
       <w:r>
         <w:rPr>
           <w:rFonts w:cs="Arial"/>
-          <w:b/>
-          <w:bCs/>
           <w:color w:val="001D35"/>
-          <w:sz w:val="28"/>
-          <w:szCs w:val="28"/>
-        </w:rPr>
-        <w:t xml:space="preserve">R.F. 01 -Cadastro de usuários(funcionários): </w:t>
-      </w:r>
-      <w:r>
-        <w:rPr>
-          <w:rFonts w:cs="Arial"/>
+        </w:rPr>
+        <w:t> </w:t>
+      </w:r>
+      <w:r>
+        <w:rPr>
+          <w:rFonts w:cs="Arial"/>
+          <w:b/>
+          <w:bCs/>
           <w:color w:val="001D35"/>
-          <w:sz w:val="28"/>
-          <w:szCs w:val="28"/>
-        </w:rPr>
-        <w:t> Quando algum funcionário é contratado, o gerente fica responsável por fazer o cadastro de usuário deste funcionário, para que futuramente ele tenha acesso ao sistema.</w:t>
+          <w:u w:val="single"/>
+        </w:rPr>
+        <w:t>Usuário:</w:t>
+      </w:r>
+      <w:r>
+        <w:rPr>
+          <w:rFonts w:cs="Arial"/>
+          <w:color w:val="001D35"/>
+          <w:u w:val="single"/>
+        </w:rPr>
+        <w:t xml:space="preserve"> gerente</w:t>
       </w:r>
     </w:p>
     <w:p>
@@ -11040,66 +11153,6 @@
           <w:rFonts w:ascii="Times New Roman" w:hAnsi="Times New Roman"/>
         </w:rPr>
       </w:pPr>
-      <w:r>
-        <w:rPr>
-          <w:rFonts w:cs="Arial"/>
-          <w:b/>
-          <w:bCs/>
-          <w:color w:val="001D35"/>
-          <w:sz w:val="28"/>
-          <w:szCs w:val="28"/>
-        </w:rPr>
-        <w:t xml:space="preserve">Dados Necessários: </w:t>
-      </w:r>
-      <w:r>
-        <w:rPr>
-          <w:rFonts w:cs="Arial"/>
-          <w:color w:val="001D35"/>
-          <w:sz w:val="28"/>
-          <w:szCs w:val="28"/>
-        </w:rPr>
-        <w:t xml:space="preserve">Para realizar o cadastro de um cliente é necessário o nome, data de nascimento, endereço, telefone, </w:t>
-      </w:r>
-      <w:proofErr w:type="spellStart"/>
-      <w:r>
-        <w:rPr>
-          <w:rFonts w:cs="Arial"/>
-          <w:color w:val="001D35"/>
-          <w:sz w:val="28"/>
-          <w:szCs w:val="28"/>
-        </w:rPr>
-        <w:t>cpf</w:t>
-      </w:r>
-      <w:proofErr w:type="spellEnd"/>
-      <w:r>
-        <w:rPr>
-          <w:rFonts w:cs="Arial"/>
-          <w:color w:val="001D35"/>
-          <w:sz w:val="28"/>
-          <w:szCs w:val="28"/>
-        </w:rPr>
-        <w:t xml:space="preserve"> e </w:t>
-      </w:r>
-      <w:proofErr w:type="spellStart"/>
-      <w:r>
-        <w:rPr>
-          <w:rFonts w:cs="Arial"/>
-          <w:color w:val="001D35"/>
-          <w:sz w:val="28"/>
-          <w:szCs w:val="28"/>
-        </w:rPr>
-        <w:t>email</w:t>
-      </w:r>
-      <w:proofErr w:type="spellEnd"/>
-      <w:r>
-        <w:rPr>
-          <w:rFonts w:cs="Arial"/>
-          <w:color w:val="001D35"/>
-          <w:sz w:val="28"/>
-          <w:szCs w:val="28"/>
-        </w:rPr>
-        <w:t>(opcional).</w:t>
-      </w:r>
     </w:p>
     <w:p>
       <w:pPr>
@@ -11114,33 +11167,34 @@
       <w:r>
         <w:rPr>
           <w:rFonts w:cs="Arial"/>
+          <w:b/>
+          <w:bCs/>
+          <w:color w:val="000000"/>
+        </w:rPr>
+        <w:t>R.F. 02 - C</w:t>
+      </w:r>
+      <w:r>
+        <w:rPr>
+          <w:rFonts w:cs="Arial"/>
+          <w:b/>
+          <w:bCs/>
           <w:color w:val="001D35"/>
-          <w:sz w:val="28"/>
-          <w:szCs w:val="28"/>
-        </w:rPr>
-        <w:t> </w:t>
-      </w:r>
-      <w:r>
-        <w:rPr>
-          <w:rFonts w:cs="Arial"/>
-          <w:b/>
-          <w:bCs/>
+        </w:rPr>
+        <w:t xml:space="preserve">adastro de produtos: </w:t>
+      </w:r>
+      <w:r>
+        <w:rPr>
+          <w:rFonts w:cs="Arial"/>
           <w:color w:val="001D35"/>
-          <w:sz w:val="28"/>
-          <w:szCs w:val="28"/>
-          <w:u w:val="single"/>
-        </w:rPr>
-        <w:t>Usuário:</w:t>
+        </w:rPr>
+        <w:t>Tem como foco cadastrar os produtos no estoque, inserindo como dado, nome, número no estoque, preço de venda</w:t>
       </w:r>
       <w:r>
         <w:rPr>
           <w:rFonts w:cs="Arial"/>
           <w:color w:val="001D35"/>
-          <w:sz w:val="28"/>
-          <w:szCs w:val="28"/>
-          <w:u w:val="single"/>
-        </w:rPr>
-        <w:t xml:space="preserve"> gerente</w:t>
+        </w:rPr>
+        <w:t>, fornecedor, validade e categoria.</w:t>
       </w:r>
     </w:p>
     <w:p>
@@ -11153,6 +11207,24 @@
           <w:rFonts w:ascii="Times New Roman" w:hAnsi="Times New Roman"/>
         </w:rPr>
       </w:pPr>
+      <w:r>
+        <w:rPr>
+          <w:rFonts w:cs="Arial"/>
+          <w:color w:val="001D35"/>
+          <w:u w:val="single"/>
+        </w:rPr>
+        <w:t>Usuário: gerente</w:t>
+      </w:r>
+    </w:p>
+    <w:p>
+      <w:pPr>
+        <w:spacing w:after="240" w:line="240" w:lineRule="auto"/>
+        <w:ind w:firstLine="0"/>
+        <w:jc w:val="left"/>
+        <w:rPr>
+          <w:rFonts w:ascii="Times New Roman" w:hAnsi="Times New Roman"/>
+        </w:rPr>
+      </w:pPr>
     </w:p>
     <w:p>
       <w:pPr>
@@ -11161,49 +11233,58 @@
         <w:ind w:left="360" w:firstLine="0"/>
         <w:jc w:val="left"/>
         <w:rPr>
-          <w:rFonts w:ascii="Times New Roman" w:hAnsi="Times New Roman"/>
-        </w:rPr>
-      </w:pPr>
-      <w:r>
-        <w:rPr>
-          <w:rFonts w:cs="Arial"/>
-          <w:b/>
-          <w:bCs/>
-          <w:color w:val="000000"/>
-          <w:sz w:val="28"/>
-          <w:szCs w:val="28"/>
-        </w:rPr>
-        <w:t>R.F. 02 - C</w:t>
-      </w:r>
-      <w:r>
-        <w:rPr>
-          <w:rFonts w:cs="Arial"/>
-          <w:b/>
-          <w:bCs/>
+          <w:rFonts w:cs="Arial"/>
           <w:color w:val="001D35"/>
-          <w:sz w:val="28"/>
-          <w:szCs w:val="28"/>
-        </w:rPr>
-        <w:t xml:space="preserve">adastro de produtos: </w:t>
-      </w:r>
-      <w:r>
-        <w:rPr>
-          <w:rFonts w:cs="Arial"/>
+          <w:shd w:val="clear" w:color="auto" w:fill="FFFFFF"/>
+        </w:rPr>
+      </w:pPr>
+      <w:r>
+        <w:rPr>
+          <w:rFonts w:cs="Arial"/>
+          <w:b/>
+          <w:bCs/>
           <w:color w:val="001D35"/>
-          <w:sz w:val="28"/>
-          <w:szCs w:val="28"/>
-        </w:rPr>
-        <w:t>Tem como foco cadastrar os produtos no estoque, inserindo como dado, nome, número no estoque, preço de venda, e o código do produto.</w:t>
+        </w:rPr>
+        <w:t xml:space="preserve">R.F. 03 - Cadastro de fornecedores: </w:t>
       </w:r>
       <w:r>
         <w:rPr>
           <w:rFonts w:cs="Arial"/>
           <w:color w:val="001D35"/>
-          <w:sz w:val="28"/>
-          <w:szCs w:val="28"/>
-          <w:u w:val="single"/>
-        </w:rPr>
-        <w:t> </w:t>
+        </w:rPr>
+        <w:t>O cadastro de fornecedores é feito inserindo dados como nome, empresa fornecedora,</w:t>
+      </w:r>
+      <w:r>
+        <w:rPr>
+          <w:rFonts w:cs="Arial"/>
+          <w:color w:val="001D35"/>
+          <w:shd w:val="clear" w:color="auto" w:fill="FFFFFF"/>
+        </w:rPr>
+        <w:t xml:space="preserve"> CNP</w:t>
+      </w:r>
+      <w:r>
+        <w:rPr>
+          <w:rFonts w:cs="Arial"/>
+          <w:color w:val="001D35"/>
+          <w:shd w:val="clear" w:color="auto" w:fill="FFFFFF"/>
+        </w:rPr>
+        <w:t>J</w:t>
+      </w:r>
+      <w:r>
+        <w:rPr>
+          <w:rFonts w:cs="Arial"/>
+          <w:color w:val="001D35"/>
+          <w:shd w:val="clear" w:color="auto" w:fill="FFFFFF"/>
+        </w:rPr>
+        <w:t xml:space="preserve">, endereço. Esse tipo de cadastro pode ser feito apenas por </w:t>
+      </w:r>
+      <w:r>
+        <w:rPr>
+          <w:rFonts w:cs="Arial"/>
+          <w:color w:val="001D35"/>
+          <w:shd w:val="clear" w:color="auto" w:fill="FFFFFF"/>
+        </w:rPr>
+        <w:t>gerentes.</w:t>
       </w:r>
     </w:p>
     <w:p>
@@ -11216,33 +11297,6 @@
           <w:rFonts w:ascii="Times New Roman" w:hAnsi="Times New Roman"/>
         </w:rPr>
       </w:pPr>
-      <w:r>
-        <w:rPr>
-          <w:rFonts w:cs="Arial"/>
-          <w:color w:val="001D35"/>
-          <w:sz w:val="28"/>
-          <w:szCs w:val="28"/>
-          <w:u w:val="single"/>
-        </w:rPr>
-        <w:t>Usuário: gerente</w:t>
-      </w:r>
-    </w:p>
-    <w:p>
-      <w:pPr>
-        <w:pStyle w:val="PargrafodaLista"/>
-        <w:spacing w:after="240" w:line="240" w:lineRule="auto"/>
-        <w:ind w:left="360" w:firstLine="0"/>
-        <w:jc w:val="left"/>
-        <w:rPr>
-          <w:rFonts w:ascii="Times New Roman" w:hAnsi="Times New Roman"/>
-        </w:rPr>
-      </w:pPr>
-      <w:r>
-        <w:rPr>
-          <w:rFonts w:ascii="Times New Roman" w:hAnsi="Times New Roman"/>
-        </w:rPr>
-        <w:br/>
-      </w:r>
     </w:p>
     <w:p>
       <w:pPr>
@@ -11259,41 +11313,39 @@
           <w:rFonts w:cs="Arial"/>
           <w:b/>
           <w:bCs/>
-          <w:color w:val="001D35"/>
-          <w:sz w:val="28"/>
-          <w:szCs w:val="28"/>
-        </w:rPr>
-        <w:t xml:space="preserve">R.F. 03 - Cadastro de fornecedores: </w:t>
-      </w:r>
-      <w:r>
-        <w:rPr>
-          <w:rFonts w:cs="Arial"/>
-          <w:color w:val="001D35"/>
-          <w:sz w:val="28"/>
-          <w:szCs w:val="28"/>
-        </w:rPr>
-        <w:t xml:space="preserve">O cadastro de fornecedores é feito inserindo dados como nome, empresa fornecedora, produtos que </w:t>
-      </w:r>
-      <w:r>
-        <w:rPr>
-          <w:rFonts w:cs="Arial"/>
-          <w:color w:val="001D35"/>
-          <w:sz w:val="28"/>
-          <w:szCs w:val="28"/>
-          <w:shd w:val="clear" w:color="auto" w:fill="FFFFFF"/>
-        </w:rPr>
-        <w:t xml:space="preserve">fornece, CNPJ ou CPF, endereço. Esse tipo de cadastro pode </w:t>
-      </w:r>
-      <w:r>
-        <w:rPr>
-          <w:rFonts w:cs="Arial"/>
-          <w:color w:val="001D35"/>
-          <w:sz w:val="28"/>
-          <w:szCs w:val="28"/>
-          <w:shd w:val="clear" w:color="auto" w:fill="FFFFFF"/>
-        </w:rPr>
-        <w:lastRenderedPageBreak/>
-        <w:t>ser feito apenas por fornecedores com autorização, gerente e/ou chefe.</w:t>
+          <w:color w:val="000000"/>
+        </w:rPr>
+        <w:t xml:space="preserve">R.F. 04 - Autenticação de usuário: </w:t>
+      </w:r>
+      <w:r>
+        <w:rPr>
+          <w:rFonts w:cs="Arial"/>
+          <w:color w:val="000000"/>
+        </w:rPr>
+        <w:t xml:space="preserve">Tem como propósito autenticar o acesso ao sistema, verificando se o usuário pode acessá-lo e, caso possa, o direcionando para a página principal de seu perfil de acesso. </w:t>
+      </w:r>
+      <w:r>
+        <w:rPr>
+          <w:rFonts w:cs="Arial"/>
+          <w:color w:val="000000"/>
+          <w:u w:val="single"/>
+        </w:rPr>
+        <w:t>Dados necessários:</w:t>
+      </w:r>
+      <w:r>
+        <w:rPr>
+          <w:rFonts w:cs="Arial"/>
+          <w:color w:val="000000"/>
+        </w:rPr>
+        <w:t xml:space="preserve"> login, senha, nível de permissão.</w:t>
+      </w:r>
+      <w:r>
+        <w:rPr>
+          <w:rFonts w:cs="Arial"/>
+          <w:color w:val="000000"/>
+          <w:u w:val="single"/>
+        </w:rPr>
+        <w:t xml:space="preserve"> Usuários:</w:t>
       </w:r>
     </w:p>
     <w:p>
@@ -11306,6 +11358,27 @@
           <w:rFonts w:ascii="Times New Roman" w:hAnsi="Times New Roman"/>
         </w:rPr>
       </w:pPr>
+      <w:r>
+        <w:rPr>
+          <w:rFonts w:cs="Arial"/>
+          <w:color w:val="000000"/>
+        </w:rPr>
+        <w:t>todos os</w:t>
+      </w:r>
+      <w:r>
+        <w:rPr>
+          <w:rFonts w:cs="Arial"/>
+          <w:color w:val="000000"/>
+        </w:rPr>
+        <w:t xml:space="preserve"> </w:t>
+      </w:r>
+      <w:r>
+        <w:rPr>
+          <w:rFonts w:cs="Arial"/>
+          <w:color w:val="000000"/>
+        </w:rPr>
+        <w:t>níveis de usuário.</w:t>
+      </w:r>
     </w:p>
     <w:p>
       <w:pPr>
@@ -11314,20 +11387,27 @@
         <w:ind w:left="360" w:firstLine="0"/>
         <w:jc w:val="left"/>
         <w:rPr>
-          <w:rFonts w:ascii="Times New Roman" w:hAnsi="Times New Roman"/>
-        </w:rPr>
-      </w:pPr>
-      <w:r>
-        <w:rPr>
-          <w:rFonts w:cs="Arial"/>
-          <w:b/>
-          <w:bCs/>
-          <w:color w:val="9900FF"/>
-          <w:sz w:val="28"/>
-          <w:szCs w:val="28"/>
-          <w:shd w:val="clear" w:color="auto" w:fill="FFFFFF"/>
-        </w:rPr>
-        <w:t>Processo:</w:t>
+          <w:rFonts w:cs="Arial"/>
+          <w:color w:val="001D35"/>
+        </w:rPr>
+      </w:pPr>
+      <w:r>
+        <w:rPr>
+          <w:rFonts w:cs="Arial"/>
+          <w:b/>
+          <w:bCs/>
+          <w:color w:val="001D35"/>
+        </w:rPr>
+        <w:lastRenderedPageBreak/>
+        <w:br/>
+        <w:t xml:space="preserve">R.F. 05 - Vendas: </w:t>
+      </w:r>
+      <w:r>
+        <w:rPr>
+          <w:rFonts w:cs="Arial"/>
+          <w:color w:val="001D35"/>
+        </w:rPr>
+        <w:t>Sempre que o código de barras de um produto é registrado no caixa, o sistema realiza automaticamente atualização do estoque, garantindo um controle preciso das vendas e da disponibilidade dos produtos.</w:t>
       </w:r>
     </w:p>
     <w:p>
@@ -11340,6 +11420,15 @@
           <w:rFonts w:ascii="Times New Roman" w:hAnsi="Times New Roman"/>
         </w:rPr>
       </w:pPr>
+      <w:r>
+        <w:rPr>
+          <w:rFonts w:cs="Arial"/>
+          <w:b/>
+          <w:bCs/>
+          <w:color w:val="001D35"/>
+        </w:rPr>
+        <w:t>   </w:t>
+      </w:r>
     </w:p>
     <w:p>
       <w:pPr>
@@ -11356,272 +11445,30 @@
           <w:rFonts w:cs="Arial"/>
           <w:b/>
           <w:bCs/>
-          <w:color w:val="000000"/>
-          <w:sz w:val="28"/>
-          <w:szCs w:val="28"/>
-        </w:rPr>
-        <w:t xml:space="preserve">R.F. 04 - Autenticação de usuário: </w:t>
-      </w:r>
-      <w:r>
-        <w:rPr>
-          <w:rFonts w:cs="Arial"/>
-          <w:color w:val="000000"/>
-          <w:sz w:val="28"/>
-          <w:szCs w:val="28"/>
-        </w:rPr>
-        <w:t xml:space="preserve">Tem como propósito autenticar o acesso ao sistema, verificando se o usuário pode acessá-lo e, caso possa, o direcionando para a página principal de seu perfil de acesso. </w:t>
-      </w:r>
-      <w:r>
-        <w:rPr>
-          <w:rFonts w:cs="Arial"/>
-          <w:color w:val="000000"/>
-          <w:sz w:val="28"/>
-          <w:szCs w:val="28"/>
-          <w:u w:val="single"/>
-        </w:rPr>
-        <w:t>Dados necessários:</w:t>
-      </w:r>
-      <w:r>
-        <w:rPr>
-          <w:rFonts w:cs="Arial"/>
-          <w:color w:val="000000"/>
-          <w:sz w:val="28"/>
-          <w:szCs w:val="28"/>
-        </w:rPr>
-        <w:t xml:space="preserve"> login, senha, nível de permissão.</w:t>
-      </w:r>
-      <w:r>
-        <w:rPr>
-          <w:rFonts w:cs="Arial"/>
-          <w:color w:val="000000"/>
-          <w:sz w:val="28"/>
-          <w:szCs w:val="28"/>
-          <w:u w:val="single"/>
-        </w:rPr>
-        <w:t xml:space="preserve"> Usuários:</w:t>
-      </w:r>
-    </w:p>
-    <w:p>
-      <w:pPr>
-        <w:pStyle w:val="PargrafodaLista"/>
-        <w:spacing w:line="240" w:lineRule="auto"/>
-        <w:ind w:left="360" w:firstLine="0"/>
-        <w:jc w:val="left"/>
-        <w:rPr>
-          <w:rFonts w:ascii="Times New Roman" w:hAnsi="Times New Roman"/>
-        </w:rPr>
-      </w:pPr>
-      <w:r>
-        <w:rPr>
-          <w:rFonts w:cs="Arial"/>
-          <w:color w:val="000000"/>
-          <w:sz w:val="28"/>
-          <w:szCs w:val="28"/>
-        </w:rPr>
-        <w:t xml:space="preserve">todos </w:t>
-      </w:r>
-      <w:proofErr w:type="spellStart"/>
-      <w:r>
-        <w:rPr>
-          <w:rFonts w:cs="Arial"/>
-          <w:color w:val="000000"/>
-          <w:sz w:val="28"/>
-          <w:szCs w:val="28"/>
-        </w:rPr>
-        <w:t>osníveis</w:t>
-      </w:r>
-      <w:proofErr w:type="spellEnd"/>
-      <w:r>
-        <w:rPr>
-          <w:rFonts w:cs="Arial"/>
-          <w:color w:val="000000"/>
-          <w:sz w:val="28"/>
-          <w:szCs w:val="28"/>
-        </w:rPr>
-        <w:t xml:space="preserve"> de usuário.</w:t>
-      </w:r>
-    </w:p>
-    <w:p>
-      <w:pPr>
-        <w:pStyle w:val="PargrafodaLista"/>
-        <w:spacing w:line="240" w:lineRule="auto"/>
-        <w:ind w:left="360" w:firstLine="0"/>
-        <w:jc w:val="left"/>
-        <w:rPr>
-          <w:rFonts w:ascii="Times New Roman" w:hAnsi="Times New Roman"/>
-        </w:rPr>
-      </w:pPr>
-      <w:r>
-        <w:rPr>
-          <w:rFonts w:cs="Arial"/>
-          <w:b/>
-          <w:bCs/>
           <w:color w:val="001D35"/>
-          <w:sz w:val="28"/>
-          <w:szCs w:val="28"/>
-        </w:rPr>
-        <w:br/>
-        <w:t xml:space="preserve">R.F. 05 - Vendas: </w:t>
+        </w:rPr>
+        <w:t>R.F. 06- Relatório de vendas :</w:t>
       </w:r>
       <w:r>
         <w:rPr>
           <w:rFonts w:cs="Arial"/>
           <w:color w:val="001D35"/>
-          <w:sz w:val="28"/>
-          <w:szCs w:val="28"/>
-        </w:rPr>
-        <w:t>Sempre que o código de barras de um produto é registrado no caixa, o sistema realiza automaticamente atualização do estoque, garantindo um controle preciso das vendas e da disponibilidade dos produtos.</w:t>
-      </w:r>
-    </w:p>
-    <w:p>
-      <w:pPr>
-        <w:pStyle w:val="PargrafodaLista"/>
-        <w:spacing w:after="240" w:line="240" w:lineRule="auto"/>
-        <w:ind w:left="360" w:firstLine="0"/>
-        <w:jc w:val="left"/>
-        <w:rPr>
-          <w:rFonts w:ascii="Times New Roman" w:hAnsi="Times New Roman"/>
-        </w:rPr>
-      </w:pPr>
-      <w:r>
-        <w:rPr>
-          <w:rFonts w:ascii="Times New Roman" w:hAnsi="Times New Roman"/>
-        </w:rPr>
-        <w:br/>
-      </w:r>
-    </w:p>
-    <w:p>
-      <w:pPr>
-        <w:pStyle w:val="PargrafodaLista"/>
-        <w:spacing w:line="240" w:lineRule="auto"/>
-        <w:ind w:left="360" w:firstLine="0"/>
-        <w:jc w:val="left"/>
-        <w:rPr>
-          <w:rFonts w:ascii="Times New Roman" w:hAnsi="Times New Roman"/>
-        </w:rPr>
-      </w:pPr>
-      <w:r>
-        <w:rPr>
-          <w:rFonts w:cs="Arial"/>
-          <w:b/>
-          <w:bCs/>
-          <w:color w:val="FF0000"/>
-          <w:sz w:val="28"/>
-          <w:szCs w:val="28"/>
-          <w:shd w:val="clear" w:color="auto" w:fill="FFFFFF"/>
-        </w:rPr>
-        <w:t>Saída</w:t>
-      </w:r>
-      <w:r>
-        <w:rPr>
-          <w:rFonts w:cs="Arial"/>
-          <w:b/>
-          <w:bCs/>
+        </w:rPr>
+        <w:t xml:space="preserve"> Ao final do mês , o gerente emite</w:t>
+      </w:r>
+      <w:r>
+        <w:rPr>
+          <w:rFonts w:cs="Arial"/>
           <w:color w:val="001D35"/>
-          <w:sz w:val="28"/>
-          <w:szCs w:val="28"/>
-        </w:rPr>
-        <w:t> </w:t>
-      </w:r>
-    </w:p>
-    <w:p>
-      <w:pPr>
-        <w:pStyle w:val="PargrafodaLista"/>
-        <w:spacing w:line="240" w:lineRule="auto"/>
-        <w:ind w:left="360" w:firstLine="0"/>
-        <w:jc w:val="left"/>
-        <w:rPr>
-          <w:rFonts w:ascii="Times New Roman" w:hAnsi="Times New Roman"/>
-        </w:rPr>
-      </w:pPr>
-      <w:r>
-        <w:rPr>
-          <w:rFonts w:cs="Arial"/>
-          <w:b/>
-          <w:bCs/>
+        </w:rPr>
+        <w:t xml:space="preserve"> </w:t>
+      </w:r>
+      <w:r>
+        <w:rPr>
+          <w:rFonts w:cs="Arial"/>
           <w:color w:val="001D35"/>
-          <w:sz w:val="28"/>
-          <w:szCs w:val="28"/>
-        </w:rPr>
-        <w:t>   </w:t>
-      </w:r>
-    </w:p>
-    <w:p>
-      <w:pPr>
-        <w:pStyle w:val="PargrafodaLista"/>
-        <w:spacing w:line="240" w:lineRule="auto"/>
-        <w:ind w:left="360" w:firstLine="0"/>
-        <w:jc w:val="left"/>
-        <w:rPr>
-          <w:rFonts w:ascii="Times New Roman" w:hAnsi="Times New Roman"/>
-        </w:rPr>
-      </w:pPr>
-      <w:r>
-        <w:rPr>
-          <w:rFonts w:cs="Arial"/>
-          <w:b/>
-          <w:bCs/>
-          <w:color w:val="001D35"/>
-          <w:sz w:val="28"/>
-          <w:szCs w:val="28"/>
-        </w:rPr>
-        <w:t xml:space="preserve">R.F. 06- Relatório de </w:t>
-      </w:r>
-      <w:proofErr w:type="gramStart"/>
-      <w:r>
-        <w:rPr>
-          <w:rFonts w:cs="Arial"/>
-          <w:b/>
-          <w:bCs/>
-          <w:color w:val="001D35"/>
-          <w:sz w:val="28"/>
-          <w:szCs w:val="28"/>
-        </w:rPr>
-        <w:t>vendas :</w:t>
-      </w:r>
-      <w:proofErr w:type="gramEnd"/>
-      <w:r>
-        <w:rPr>
-          <w:rFonts w:cs="Arial"/>
-          <w:color w:val="001D35"/>
-          <w:sz w:val="28"/>
-          <w:szCs w:val="28"/>
-        </w:rPr>
-        <w:t xml:space="preserve"> Ao final do mês , o gerente emite</w:t>
-      </w:r>
-    </w:p>
-    <w:p>
-      <w:pPr>
-        <w:pStyle w:val="TtuloSeoSecundria"/>
-        <w:spacing w:after="0" w:line="480" w:lineRule="auto"/>
-        <w:ind w:left="720"/>
-        <w:outlineLvl w:val="2"/>
-        <w:rPr>
-          <w:b/>
-          <w:bCs/>
-          <w:caps w:val="0"/>
-        </w:rPr>
-      </w:pPr>
-    </w:p>
-    <w:p>
-      <w:pPr>
-        <w:pStyle w:val="TtuloSeoSecundria"/>
-        <w:spacing w:before="0" w:after="0"/>
-        <w:rPr>
-          <w:b/>
-          <w:bCs/>
-          <w:caps w:val="0"/>
-          <w:color w:val="FF0000"/>
-        </w:rPr>
-      </w:pPr>
-      <w:r>
-        <w:rPr>
-          <w:b/>
-          <w:bCs/>
-          <w:caps w:val="0"/>
-          <w:color w:val="FF0000"/>
-        </w:rPr>
-        <w:tab/>
+        </w:rPr>
+        <w:t>diretamente do sistema um relatório de todos os itens que foram vendidos.</w:t>
       </w:r>
     </w:p>
     <w:p>
@@ -11646,23 +11493,7 @@
           <w:bCs/>
           <w:caps w:val="0"/>
         </w:rPr>
-        <w:t xml:space="preserve">Requisitos </w:t>
-      </w:r>
-      <w:r>
-        <w:rPr>
-          <w:b/>
-          <w:bCs/>
-          <w:caps w:val="0"/>
-        </w:rPr>
-        <w:t xml:space="preserve">Não </w:t>
-      </w:r>
-      <w:r>
-        <w:rPr>
-          <w:b/>
-          <w:bCs/>
-          <w:caps w:val="0"/>
-        </w:rPr>
-        <w:t>Funcionais</w:t>
+        <w:t>Requisitos Não Funcionais</w:t>
       </w:r>
       <w:bookmarkEnd w:id="11"/>
     </w:p>
@@ -11682,8 +11513,6 @@
           <w:b/>
           <w:bCs/>
           <w:color w:val="000000"/>
-          <w:sz w:val="28"/>
-          <w:szCs w:val="28"/>
         </w:rPr>
         <w:t>R.N.F. 01 - Tempo de Resposta</w:t>
       </w:r>
@@ -11691,8 +11520,6 @@
         <w:rPr>
           <w:rFonts w:cs="Arial"/>
           <w:color w:val="000000"/>
-          <w:sz w:val="28"/>
-          <w:szCs w:val="28"/>
         </w:rPr>
         <w:t>: O sistema deve processar cadastros e vendas de forma rápida e eficaz.</w:t>
       </w:r>
@@ -11700,17 +11527,6 @@
         <w:rPr>
           <w:rFonts w:cs="Arial"/>
           <w:color w:val="000000"/>
-          <w:sz w:val="28"/>
-          <w:szCs w:val="28"/>
-        </w:rPr>
-        <w:br/>
-      </w:r>
-      <w:r>
-        <w:rPr>
-          <w:rFonts w:cs="Arial"/>
-          <w:color w:val="000000"/>
-          <w:sz w:val="28"/>
-          <w:szCs w:val="28"/>
         </w:rPr>
         <w:br/>
       </w:r>
@@ -11731,8 +11547,6 @@
           <w:b/>
           <w:bCs/>
           <w:color w:val="000000"/>
-          <w:sz w:val="28"/>
-          <w:szCs w:val="28"/>
         </w:rPr>
         <w:t>R.N.F. 02 - Escalabilidade</w:t>
       </w:r>
@@ -11740,8 +11554,6 @@
         <w:rPr>
           <w:rFonts w:cs="Arial"/>
           <w:color w:val="000000"/>
-          <w:sz w:val="28"/>
-          <w:szCs w:val="28"/>
         </w:rPr>
         <w:t>: Deve suportar o crescimento da padaria sem perda de desempenho, permitindo o cadastro de novos produtos, funcionários e fornecedores sem afetar a performance.</w:t>
       </w:r>
@@ -11773,8 +11585,6 @@
           <w:b/>
           <w:bCs/>
           <w:color w:val="000000"/>
-          <w:sz w:val="28"/>
-          <w:szCs w:val="28"/>
         </w:rPr>
         <w:t xml:space="preserve">R.N.F. 03 - Usabilidade: </w:t>
       </w:r>
@@ -11782,8 +11592,6 @@
         <w:rPr>
           <w:rFonts w:cs="Arial"/>
           <w:color w:val="000000"/>
-          <w:sz w:val="28"/>
-          <w:szCs w:val="28"/>
         </w:rPr>
         <w:t>O sistema deve ser fácil de usar e entender.</w:t>
       </w:r>
@@ -11802,8 +11610,6 @@
         <w:rPr>
           <w:rFonts w:cs="Arial"/>
           <w:color w:val="000000"/>
-          <w:sz w:val="28"/>
-          <w:szCs w:val="28"/>
         </w:rPr>
         <w:t> </w:t>
       </w:r>
@@ -11824,8 +11630,6 @@
           <w:b/>
           <w:bCs/>
           <w:color w:val="000000"/>
-          <w:sz w:val="28"/>
-          <w:szCs w:val="28"/>
         </w:rPr>
         <w:t>R.N.F. 04 - Confiabilidade:</w:t>
       </w:r>
@@ -11833,8 +11637,6 @@
         <w:rPr>
           <w:rFonts w:cs="Arial"/>
           <w:color w:val="000000"/>
-          <w:sz w:val="28"/>
-          <w:szCs w:val="28"/>
         </w:rPr>
         <w:t xml:space="preserve"> O sistema deve ser confiável e atender aos requisitos do usuário.</w:t>
       </w:r>
@@ -11865,8 +11667,6 @@
           <w:b/>
           <w:bCs/>
           <w:color w:val="000000"/>
-          <w:sz w:val="28"/>
-          <w:szCs w:val="28"/>
         </w:rPr>
         <w:t>R.N.F. 05 - Controle de Acesso</w:t>
       </w:r>
@@ -11874,8 +11674,6 @@
         <w:rPr>
           <w:rFonts w:cs="Arial"/>
           <w:color w:val="000000"/>
-          <w:sz w:val="28"/>
-          <w:szCs w:val="28"/>
         </w:rPr>
         <w:t>: Cada usuário deve ter um nível de permissão específico para garantir que apenas funções necessárias sejam acessadas.</w:t>
       </w:r>
@@ -11907,8 +11705,6 @@
           <w:b/>
           <w:bCs/>
           <w:color w:val="000000"/>
-          <w:sz w:val="28"/>
-          <w:szCs w:val="28"/>
         </w:rPr>
         <w:t>R.N.F. 06 - Auditoria</w:t>
       </w:r>
@@ -11916,8 +11712,6 @@
         <w:rPr>
           <w:rFonts w:cs="Arial"/>
           <w:color w:val="000000"/>
-          <w:sz w:val="28"/>
-          <w:szCs w:val="28"/>
         </w:rPr>
         <w:t>: O sistema deve registrar todas as transações e alterações feitas pelos usuários para fins de auditoria e rastreabilidade.</w:t>
       </w:r>
@@ -11949,8 +11743,6 @@
           <w:b/>
           <w:bCs/>
           <w:color w:val="000000"/>
-          <w:sz w:val="28"/>
-          <w:szCs w:val="28"/>
         </w:rPr>
         <w:t>R.N.F. 07 - Atualizações Automáticas:</w:t>
       </w:r>
@@ -11958,32 +11750,8 @@
         <w:rPr>
           <w:rFonts w:cs="Arial"/>
           <w:color w:val="000000"/>
-          <w:sz w:val="28"/>
-          <w:szCs w:val="28"/>
         </w:rPr>
         <w:t xml:space="preserve"> O sistema deve permitir a aplicação de atualizações sem impactar a operação da padaria.</w:t>
-      </w:r>
-      <w:r>
-        <w:rPr>
-          <w:rFonts w:cs="Arial"/>
-          <w:b/>
-          <w:bCs/>
-          <w:color w:val="000000"/>
-          <w:sz w:val="28"/>
-          <w:szCs w:val="28"/>
-        </w:rPr>
-        <w:br/>
-      </w:r>
-      <w:r>
-        <w:rPr>
-          <w:rFonts w:cs="Arial"/>
-          <w:b/>
-          <w:bCs/>
-          <w:color w:val="000000"/>
-          <w:sz w:val="28"/>
-          <w:szCs w:val="28"/>
-        </w:rPr>
-        <w:br/>
       </w:r>
     </w:p>
     <w:p>
@@ -11993,29 +11761,12 @@
         <w:ind w:left="360" w:firstLine="0"/>
         <w:jc w:val="left"/>
         <w:rPr>
-          <w:rFonts w:ascii="Times New Roman" w:hAnsi="Times New Roman"/>
-        </w:rPr>
-      </w:pPr>
-      <w:r>
-        <w:rPr>
           <w:rFonts w:cs="Arial"/>
           <w:b/>
           <w:bCs/>
           <w:color w:val="000000"/>
-          <w:sz w:val="28"/>
-          <w:szCs w:val="28"/>
-        </w:rPr>
-        <w:t xml:space="preserve">R.N.F. 8- Backup Diário: </w:t>
-      </w:r>
-      <w:r>
-        <w:rPr>
-          <w:rFonts w:cs="Arial"/>
-          <w:color w:val="000000"/>
-          <w:sz w:val="28"/>
-          <w:szCs w:val="28"/>
-        </w:rPr>
-        <w:t>O sistema deve realizar backups automáticos diários para evitar perda de dados em caso de falhas.</w:t>
-      </w:r>
+        </w:rPr>
+      </w:pPr>
     </w:p>
     <w:p>
       <w:pPr>
@@ -12027,6 +11778,49 @@
           <w:rFonts w:ascii="Times New Roman" w:hAnsi="Times New Roman"/>
         </w:rPr>
       </w:pPr>
+      <w:r>
+        <w:rPr>
+          <w:rFonts w:cs="Arial"/>
+          <w:b/>
+          <w:bCs/>
+          <w:color w:val="000000"/>
+        </w:rPr>
+        <w:t xml:space="preserve">R.N.F. </w:t>
+      </w:r>
+      <w:r>
+        <w:rPr>
+          <w:rFonts w:cs="Arial"/>
+          <w:b/>
+          <w:bCs/>
+          <w:color w:val="000000"/>
+        </w:rPr>
+        <w:t>08</w:t>
+      </w:r>
+      <w:r>
+        <w:rPr>
+          <w:rFonts w:cs="Arial"/>
+          <w:b/>
+          <w:bCs/>
+          <w:color w:val="000000"/>
+        </w:rPr>
+        <w:t xml:space="preserve"> - Suporte a Diferentes Formas de Pagamento:</w:t>
+      </w:r>
+      <w:r>
+        <w:rPr>
+          <w:rFonts w:cs="Arial"/>
+          <w:color w:val="000000"/>
+        </w:rPr>
+        <w:t xml:space="preserve"> O sistema deve permitir integração com cartões, PIX e dinheiro.</w:t>
+      </w:r>
+      <w:r>
+        <w:rPr>
+          <w:rFonts w:cs="Arial"/>
+          <w:b/>
+          <w:bCs/>
+          <w:color w:val="000000"/>
+        </w:rPr>
+        <w:br/>
+      </w:r>
     </w:p>
     <w:p>
       <w:pPr>
@@ -12044,19 +11838,17 @@
           <w:b/>
           <w:bCs/>
           <w:color w:val="000000"/>
-          <w:sz w:val="28"/>
-          <w:szCs w:val="28"/>
-        </w:rPr>
-        <w:t xml:space="preserve">R.N.F. 9- Integração com ERP: </w:t>
-      </w:r>
-      <w:r>
-        <w:rPr>
-          <w:rFonts w:cs="Arial"/>
+        </w:rPr>
+        <w:t xml:space="preserve">R.N.F. </w:t>
+      </w:r>
+      <w:r>
+        <w:rPr>
+          <w:rFonts w:cs="Arial"/>
+          <w:b/>
+          <w:bCs/>
           <w:color w:val="000000"/>
-          <w:sz w:val="28"/>
-          <w:szCs w:val="28"/>
-        </w:rPr>
-        <w:t>O sistema deve ser compatível com softwares de gestão empresarial para sincronização de estoque e vendas.</w:t>
+        </w:rPr>
+        <w:t>09</w:t>
       </w:r>
       <w:r>
         <w:rPr>
@@ -12064,21 +11856,15 @@
           <w:b/>
           <w:bCs/>
           <w:color w:val="000000"/>
-          <w:sz w:val="28"/>
-          <w:szCs w:val="28"/>
-        </w:rPr>
-        <w:br/>
-      </w:r>
-      <w:r>
-        <w:rPr>
-          <w:rFonts w:cs="Arial"/>
-          <w:b/>
-          <w:bCs/>
+        </w:rPr>
+        <w:t xml:space="preserve"> - Conformidade: </w:t>
+      </w:r>
+      <w:r>
+        <w:rPr>
+          <w:rFonts w:cs="Arial"/>
           <w:color w:val="000000"/>
-          <w:sz w:val="28"/>
-          <w:szCs w:val="28"/>
-        </w:rPr>
-        <w:br/>
+        </w:rPr>
+        <w:t>O sistema deve cumprir todas as leis e regulamentos aplicáveis.</w:t>
       </w:r>
     </w:p>
     <w:p>
@@ -12091,48 +11877,6 @@
           <w:rFonts w:ascii="Times New Roman" w:hAnsi="Times New Roman"/>
         </w:rPr>
       </w:pPr>
-      <w:r>
-        <w:rPr>
-          <w:rFonts w:cs="Arial"/>
-          <w:b/>
-          <w:bCs/>
-          <w:color w:val="000000"/>
-          <w:sz w:val="28"/>
-          <w:szCs w:val="28"/>
-        </w:rPr>
-        <w:t>R.N.F. 10 - Suporte a Diferentes Formas de Pagamento:</w:t>
-      </w:r>
-      <w:r>
-        <w:rPr>
-          <w:rFonts w:cs="Arial"/>
-          <w:color w:val="000000"/>
-          <w:sz w:val="28"/>
-          <w:szCs w:val="28"/>
-        </w:rPr>
-        <w:t xml:space="preserve"> O sistema deve permitir integração com cartões, PIX e dinheiro.</w:t>
-      </w:r>
-      <w:r>
-        <w:rPr>
-          <w:rFonts w:cs="Arial"/>
-          <w:b/>
-          <w:bCs/>
-          <w:color w:val="000000"/>
-          <w:sz w:val="28"/>
-          <w:szCs w:val="28"/>
-        </w:rPr>
-        <w:br/>
-      </w:r>
-      <w:r>
-        <w:rPr>
-          <w:rFonts w:cs="Arial"/>
-          <w:b/>
-          <w:bCs/>
-          <w:color w:val="000000"/>
-          <w:sz w:val="28"/>
-          <w:szCs w:val="28"/>
-        </w:rPr>
-        <w:br/>
-      </w:r>
     </w:p>
     <w:p>
       <w:pPr>
@@ -12150,59 +11894,31 @@
           <w:b/>
           <w:bCs/>
           <w:color w:val="000000"/>
-          <w:sz w:val="28"/>
-          <w:szCs w:val="28"/>
-        </w:rPr>
-        <w:t xml:space="preserve">R.N.F. 11 - Conformidade: </w:t>
-      </w:r>
-      <w:r>
-        <w:rPr>
-          <w:rFonts w:cs="Arial"/>
+        </w:rPr>
+        <w:t>R.N.F 1</w:t>
+      </w:r>
+      <w:r>
+        <w:rPr>
+          <w:rFonts w:cs="Arial"/>
+          <w:b/>
+          <w:bCs/>
           <w:color w:val="000000"/>
-          <w:sz w:val="28"/>
-          <w:szCs w:val="28"/>
-        </w:rPr>
-        <w:t>O sistema deve cumprir todas as leis e regulamentos aplicáveis.</w:t>
-      </w:r>
-    </w:p>
-    <w:p>
-      <w:pPr>
-        <w:pStyle w:val="PargrafodaLista"/>
-        <w:spacing w:line="240" w:lineRule="auto"/>
-        <w:ind w:left="360" w:firstLine="0"/>
-        <w:jc w:val="left"/>
-        <w:rPr>
-          <w:rFonts w:ascii="Times New Roman" w:hAnsi="Times New Roman"/>
-        </w:rPr>
-      </w:pPr>
-    </w:p>
-    <w:p>
-      <w:pPr>
-        <w:pStyle w:val="PargrafodaLista"/>
-        <w:spacing w:line="240" w:lineRule="auto"/>
-        <w:ind w:left="360" w:firstLine="0"/>
-        <w:jc w:val="left"/>
-        <w:rPr>
-          <w:rFonts w:ascii="Times New Roman" w:hAnsi="Times New Roman"/>
-        </w:rPr>
-      </w:pPr>
+        </w:rPr>
+        <w:t>0</w:t>
+      </w:r>
       <w:r>
         <w:rPr>
           <w:rFonts w:cs="Arial"/>
           <w:b/>
           <w:bCs/>
           <w:color w:val="000000"/>
-          <w:sz w:val="28"/>
-          <w:szCs w:val="28"/>
-        </w:rPr>
-        <w:t>R.N.F 12 -</w:t>
+        </w:rPr>
+        <w:t xml:space="preserve"> -</w:t>
       </w:r>
       <w:r>
         <w:rPr>
           <w:rFonts w:cs="Arial"/>
           <w:color w:val="000000"/>
-          <w:sz w:val="28"/>
-          <w:szCs w:val="28"/>
         </w:rPr>
         <w:t xml:space="preserve"> </w:t>
       </w:r>
@@ -12212,8 +11928,6 @@
           <w:b/>
           <w:bCs/>
           <w:color w:val="000000"/>
-          <w:sz w:val="28"/>
-          <w:szCs w:val="28"/>
         </w:rPr>
         <w:t>Atuação</w:t>
       </w:r>
@@ -12221,8 +11935,6 @@
         <w:rPr>
           <w:rFonts w:cs="Arial"/>
           <w:color w:val="000000"/>
-          <w:sz w:val="28"/>
-          <w:szCs w:val="28"/>
         </w:rPr>
         <w:t>: O sistema deve ser capaz de lidar com o número necessário de usuários sem qualquer degradação no desempenho.</w:t>
       </w:r>
@@ -12260,17 +11972,31 @@
           <w:b/>
           <w:bCs/>
           <w:color w:val="000000"/>
-          <w:sz w:val="28"/>
-          <w:szCs w:val="28"/>
-        </w:rPr>
-        <w:t>R.N.F 13 - Manutenção:</w:t>
-      </w:r>
-      <w:r>
-        <w:rPr>
-          <w:rFonts w:cs="Arial"/>
+        </w:rPr>
+        <w:t>R.N.F 1</w:t>
+      </w:r>
+      <w:r>
+        <w:rPr>
+          <w:rFonts w:cs="Arial"/>
+          <w:b/>
+          <w:bCs/>
           <w:color w:val="000000"/>
-          <w:sz w:val="28"/>
-          <w:szCs w:val="28"/>
+        </w:rPr>
+        <w:t>1</w:t>
+      </w:r>
+      <w:r>
+        <w:rPr>
+          <w:rFonts w:cs="Arial"/>
+          <w:b/>
+          <w:bCs/>
+          <w:color w:val="000000"/>
+        </w:rPr>
+        <w:t xml:space="preserve"> - Manutenção:</w:t>
+      </w:r>
+      <w:r>
+        <w:rPr>
+          <w:rFonts w:cs="Arial"/>
+          <w:color w:val="000000"/>
         </w:rPr>
         <w:t xml:space="preserve"> O sistema deve ser fácil de manter e atualizar.</w:t>
       </w:r>
@@ -13277,15 +13003,7 @@
         <w:ind w:left="720" w:firstLine="0"/>
       </w:pPr>
       <w:r>
-        <w:t xml:space="preserve">Uma das nossas regras para a criação do B.D, tabelas e campos, é que sempre depois de 3 ou 4 algarismos em </w:t>
-      </w:r>
-      <w:proofErr w:type="gramStart"/>
-      <w:r>
-        <w:t>uma palavras</w:t>
-      </w:r>
-      <w:proofErr w:type="gramEnd"/>
-      <w:r>
-        <w:t>, teremos ‘_’ e chave primária sempre possuirá ‘ID_’.</w:t>
+        <w:t>Uma das nossas regras para a criação do B.D, tabelas e campos, é que sempre depois de 3 ou 4 algarismos em uma palavras, teremos ‘_’ e chave primária sempre possuirá ‘ID_’.</w:t>
       </w:r>
     </w:p>
     <w:p>
@@ -13450,24 +13168,13 @@
         </w:numPr>
       </w:pPr>
       <w:r>
-        <w:t xml:space="preserve">Interface do Sistema </w:t>
-      </w:r>
-      <w:proofErr w:type="gramStart"/>
-      <w:r>
-        <w:t>(</w:t>
+        <w:t>Interface do Sistema (</w:t>
       </w:r>
       <w:r>
         <w:rPr>
           <w:color w:val="FF0000"/>
         </w:rPr>
-        <w:t xml:space="preserve"> Telas</w:t>
-      </w:r>
-      <w:proofErr w:type="gramEnd"/>
-      <w:r>
-        <w:rPr>
-          <w:color w:val="FF0000"/>
-        </w:rPr>
-        <w:t xml:space="preserve"> do sistema, seja </w:t>
+        <w:t xml:space="preserve"> Telas do sistema, seja </w:t>
       </w:r>
       <w:r>
         <w:rPr>
@@ -14166,27 +13873,7 @@
           <w:bCs/>
           <w:color w:val="FF0000"/>
         </w:rPr>
-        <w:t xml:space="preserve">: Entrevista, Códigos Programação </w:t>
-      </w:r>
-      <w:proofErr w:type="gramStart"/>
-      <w:r>
-        <w:rPr>
-          <w:rFonts w:cs="Arial"/>
-          <w:b/>
-          <w:bCs/>
-          <w:color w:val="FF0000"/>
-        </w:rPr>
-        <w:t>WEB ,</w:t>
-      </w:r>
-      <w:proofErr w:type="gramEnd"/>
-      <w:r>
-        <w:rPr>
-          <w:rFonts w:cs="Arial"/>
-          <w:b/>
-          <w:bCs/>
-          <w:color w:val="FF0000"/>
-        </w:rPr>
-        <w:t xml:space="preserve"> Códigos SQL</w:t>
+        <w:t>: Entrevista, Códigos Programação WEB , Códigos SQL</w:t>
       </w:r>
       <w:r>
         <w:rPr>
@@ -15327,21 +15014,7 @@
           <w:rFonts w:cs="Arial"/>
         </w:rPr>
         <w:lastRenderedPageBreak/>
-        <w:t xml:space="preserve">O movimento social, com o intuito de realizar uma transformação social, é uma das tarefas mais importantes </w:t>
-      </w:r>
-      <w:proofErr w:type="gramStart"/>
-      <w:r>
-        <w:rPr>
-          <w:rFonts w:cs="Arial"/>
-        </w:rPr>
-        <w:t>da atualidades</w:t>
-      </w:r>
-      <w:proofErr w:type="gramEnd"/>
-      <w:r>
-        <w:rPr>
-          <w:rFonts w:cs="Arial"/>
-        </w:rPr>
-        <w:t xml:space="preserve"> (O COOPERATIVISMO..., 2002).</w:t>
+        <w:t>O movimento social, com o intuito de realizar uma transformação social, é uma das tarefas mais importantes da atualidades (O COOPERATIVISMO..., 2002).</w:t>
       </w:r>
     </w:p>
     <w:p>
@@ -19710,7 +19383,6 @@
   <w:style w:type="character" w:default="1" w:styleId="Fontepargpadro">
     <w:name w:val="Default Paragraph Font"/>
     <w:uiPriority w:val="1"/>
-    <w:semiHidden/>
     <w:unhideWhenUsed/>
   </w:style>
   <w:style w:type="table" w:default="1" w:styleId="Tabelanormal">

--- a/arquivos de documentação/PADARIA_DO_ALEMAO.docx
+++ b/arquivos de documentação/PADARIA_DO_ALEMAO.docx
@@ -5751,21 +5751,6 @@
     <w:p>
       <w:pPr>
         <w:ind w:firstLine="0"/>
-        <w:jc w:val="left"/>
-        <w:rPr>
-          <w:bCs/>
-        </w:rPr>
-      </w:pPr>
-      <w:r>
-        <w:rPr>
-          <w:bCs/>
-        </w:rPr>
-        <w:t xml:space="preserve">  PDV            Ponto de venda </w:t>
-      </w:r>
-    </w:p>
-    <w:p>
-      <w:pPr>
-        <w:ind w:firstLine="0"/>
         <w:jc w:val="center"/>
         <w:rPr>
           <w:b/>
@@ -5812,13 +5797,13 @@
         <w:tblLook w:val="04A0" w:firstRow="1" w:lastRow="0" w:firstColumn="1" w:lastColumn="0" w:noHBand="0" w:noVBand="1"/>
       </w:tblPr>
       <w:tblGrid>
-        <w:gridCol w:w="673"/>
-        <w:gridCol w:w="8398"/>
+        <w:gridCol w:w="697"/>
+        <w:gridCol w:w="8374"/>
       </w:tblGrid>
       <w:tr>
         <w:tc>
           <w:tcPr>
-            <w:tcW w:w="675" w:type="dxa"/>
+            <w:tcW w:w="673" w:type="dxa"/>
             <w:shd w:val="clear" w:color="auto" w:fill="auto"/>
           </w:tcPr>
           <w:p>
@@ -5833,7 +5818,7 @@
         </w:tc>
         <w:tc>
           <w:tcPr>
-            <w:tcW w:w="8536" w:type="dxa"/>
+            <w:tcW w:w="8398" w:type="dxa"/>
             <w:shd w:val="clear" w:color="auto" w:fill="auto"/>
           </w:tcPr>
           <w:p>
@@ -5850,7 +5835,7 @@
       <w:tr>
         <w:tc>
           <w:tcPr>
-            <w:tcW w:w="675" w:type="dxa"/>
+            <w:tcW w:w="673" w:type="dxa"/>
             <w:shd w:val="clear" w:color="auto" w:fill="auto"/>
           </w:tcPr>
           <w:p>
@@ -5865,7 +5850,7 @@
         </w:tc>
         <w:tc>
           <w:tcPr>
-            <w:tcW w:w="8536" w:type="dxa"/>
+            <w:tcW w:w="8398" w:type="dxa"/>
             <w:shd w:val="clear" w:color="auto" w:fill="auto"/>
           </w:tcPr>
           <w:p>
@@ -5888,7 +5873,7 @@
       <w:tr>
         <w:tc>
           <w:tcPr>
-            <w:tcW w:w="675" w:type="dxa"/>
+            <w:tcW w:w="673" w:type="dxa"/>
             <w:shd w:val="clear" w:color="auto" w:fill="auto"/>
           </w:tcPr>
           <w:p>
@@ -5903,7 +5888,7 @@
         </w:tc>
         <w:tc>
           <w:tcPr>
-            <w:tcW w:w="8536" w:type="dxa"/>
+            <w:tcW w:w="8398" w:type="dxa"/>
             <w:shd w:val="clear" w:color="auto" w:fill="auto"/>
           </w:tcPr>
           <w:p>
@@ -5920,7 +5905,7 @@
       <w:tr>
         <w:tc>
           <w:tcPr>
-            <w:tcW w:w="675" w:type="dxa"/>
+            <w:tcW w:w="673" w:type="dxa"/>
             <w:shd w:val="clear" w:color="auto" w:fill="auto"/>
           </w:tcPr>
           <w:p>
@@ -5935,7 +5920,7 @@
         </w:tc>
         <w:tc>
           <w:tcPr>
-            <w:tcW w:w="8536" w:type="dxa"/>
+            <w:tcW w:w="8398" w:type="dxa"/>
             <w:shd w:val="clear" w:color="auto" w:fill="auto"/>
           </w:tcPr>
           <w:p>
@@ -5958,7 +5943,7 @@
       <w:tr>
         <w:tc>
           <w:tcPr>
-            <w:tcW w:w="675" w:type="dxa"/>
+            <w:tcW w:w="673" w:type="dxa"/>
             <w:shd w:val="clear" w:color="auto" w:fill="auto"/>
           </w:tcPr>
           <w:p>
@@ -5968,6 +5953,20 @@
             </w:pPr>
             <w:proofErr w:type="spellStart"/>
             <w:r>
+              <w:t>Pdv</w:t>
+            </w:r>
+            <w:proofErr w:type="spellEnd"/>
+            <w:r>
+              <w:t>.</w:t>
+            </w:r>
+          </w:p>
+          <w:p>
+            <w:pPr>
+              <w:ind w:firstLine="0"/>
+              <w:jc w:val="left"/>
+            </w:pPr>
+            <w:proofErr w:type="spellStart"/>
+            <w:r>
               <w:t>div</w:t>
             </w:r>
             <w:proofErr w:type="spellEnd"/>
@@ -5978,7 +5977,7 @@
         </w:tc>
         <w:tc>
           <w:tcPr>
-            <w:tcW w:w="8536" w:type="dxa"/>
+            <w:tcW w:w="8398" w:type="dxa"/>
             <w:shd w:val="clear" w:color="auto" w:fill="auto"/>
           </w:tcPr>
           <w:p>
@@ -5986,7 +5985,34 @@
               <w:ind w:firstLine="0"/>
               <w:jc w:val="left"/>
               <w:rPr>
-                <w:i/>
+                <w:rStyle w:val="nfase"/>
+                <w:i w:val="0"/>
+                <w:szCs w:val="23"/>
+              </w:rPr>
+            </w:pPr>
+            <w:r>
+              <w:rPr>
+                <w:rStyle w:val="nfase"/>
+                <w:i w:val="0"/>
+                <w:szCs w:val="23"/>
+              </w:rPr>
+              <w:t>P</w:t>
+            </w:r>
+            <w:r>
+              <w:rPr>
+                <w:rStyle w:val="nfase"/>
+                <w:szCs w:val="23"/>
+              </w:rPr>
+              <w:t>onto de venda</w:t>
+            </w:r>
+          </w:p>
+          <w:p>
+            <w:pPr>
+              <w:ind w:firstLine="0"/>
+              <w:jc w:val="left"/>
+              <w:rPr>
+                <w:iCs/>
+                <w:szCs w:val="23"/>
               </w:rPr>
             </w:pPr>
             <w:r>
@@ -11062,6 +11088,7 @@
         </w:rPr>
         <w:t xml:space="preserve">Para realizar o cadastro de um cliente é necessário o nome, data de nascimento, endereço, telefone, </w:t>
       </w:r>
+      <w:proofErr w:type="gramStart"/>
       <w:r>
         <w:rPr>
           <w:rFonts w:cs="Arial"/>
@@ -11069,6 +11096,7 @@
         </w:rPr>
         <w:t>CPF ,</w:t>
       </w:r>
+      <w:proofErr w:type="gramEnd"/>
       <w:r>
         <w:rPr>
           <w:rFonts w:cs="Arial"/>
@@ -11447,8 +11475,19 @@
           <w:bCs/>
           <w:color w:val="001D35"/>
         </w:rPr>
-        <w:t>R.F. 06- Relatório de vendas :</w:t>
-      </w:r>
+        <w:t xml:space="preserve">R.F. 06- Relatório de </w:t>
+      </w:r>
+      <w:proofErr w:type="gramStart"/>
+      <w:r>
+        <w:rPr>
+          <w:rFonts w:cs="Arial"/>
+          <w:b/>
+          <w:bCs/>
+          <w:color w:val="001D35"/>
+        </w:rPr>
+        <w:t>vendas :</w:t>
+      </w:r>
+      <w:proofErr w:type="gramEnd"/>
       <w:r>
         <w:rPr>
           <w:rFonts w:cs="Arial"/>
@@ -12072,41 +12111,31 @@
       <w:pPr>
         <w:ind w:left="1440" w:firstLine="0"/>
       </w:pPr>
-    </w:p>
-    <w:p>
-      <w:pPr>
-        <w:ind w:left="1440" w:firstLine="0"/>
-      </w:pPr>
-    </w:p>
-    <w:p>
-      <w:pPr>
-        <w:ind w:left="1440" w:firstLine="0"/>
-      </w:pPr>
       <w:r>
         <w:rPr>
           <w:noProof/>
         </w:rPr>
         <w:drawing>
-          <wp:anchor distT="0" distB="0" distL="114300" distR="114300" simplePos="0" relativeHeight="251660800" behindDoc="1" locked="0" layoutInCell="1" allowOverlap="1" wp14:anchorId="38A9BC66" wp14:editId="79ABA107">
+          <wp:anchor distT="0" distB="0" distL="114300" distR="114300" simplePos="0" relativeHeight="251670016" behindDoc="1" locked="0" layoutInCell="1" allowOverlap="1" wp14:anchorId="6C30A5F2" wp14:editId="44E578D3">
             <wp:simplePos x="0" y="0"/>
             <wp:positionH relativeFrom="column">
-              <wp:posOffset>558320</wp:posOffset>
+              <wp:posOffset>-336180</wp:posOffset>
             </wp:positionH>
-            <wp:positionV relativeFrom="page">
-              <wp:posOffset>4209055</wp:posOffset>
+            <wp:positionV relativeFrom="paragraph">
+              <wp:posOffset>207438</wp:posOffset>
             </wp:positionV>
-            <wp:extent cx="4733290" cy="4579620"/>
-            <wp:effectExtent l="0" t="0" r="0" b="0"/>
+            <wp:extent cx="5752465" cy="3263900"/>
+            <wp:effectExtent l="0" t="0" r="635" b="0"/>
             <wp:wrapTight wrapText="bothSides">
               <wp:wrapPolygon edited="0">
                 <wp:start x="0" y="0"/>
-                <wp:lineTo x="0" y="21474"/>
-                <wp:lineTo x="21472" y="21474"/>
-                <wp:lineTo x="21472" y="0"/>
+                <wp:lineTo x="0" y="21432"/>
+                <wp:lineTo x="21531" y="21432"/>
+                <wp:lineTo x="21531" y="0"/>
                 <wp:lineTo x="0" y="0"/>
               </wp:wrapPolygon>
             </wp:wrapTight>
-            <wp:docPr id="3" name="Imagem 3"/>
+            <wp:docPr id="14" name="Imagem 14"/>
             <wp:cNvGraphicFramePr>
               <a:graphicFrameLocks xmlns:a="http://schemas.openxmlformats.org/drawingml/2006/main" noChangeAspect="1"/>
             </wp:cNvGraphicFramePr>
@@ -12114,8 +12143,10 @@
               <a:graphicData uri="http://schemas.openxmlformats.org/drawingml/2006/picture">
                 <pic:pic xmlns:pic="http://schemas.openxmlformats.org/drawingml/2006/picture">
                   <pic:nvPicPr>
-                    <pic:cNvPr id="1" name=""/>
-                    <pic:cNvPicPr/>
+                    <pic:cNvPr id="0" name="Picture 2"/>
+                    <pic:cNvPicPr>
+                      <a:picLocks noChangeAspect="1" noChangeArrowheads="1"/>
+                    </pic:cNvPicPr>
                   </pic:nvPicPr>
                   <pic:blipFill>
                     <a:blip r:embed="rId14">
@@ -12125,31 +12156,40 @@
                         </a:ext>
                       </a:extLst>
                     </a:blip>
+                    <a:srcRect/>
                     <a:stretch>
                       <a:fillRect/>
                     </a:stretch>
                   </pic:blipFill>
-                  <pic:spPr>
+                  <pic:spPr bwMode="auto">
                     <a:xfrm>
                       <a:off x="0" y="0"/>
-                      <a:ext cx="4733290" cy="4579620"/>
+                      <a:ext cx="5752465" cy="3263900"/>
                     </a:xfrm>
                     <a:prstGeom prst="rect">
                       <a:avLst/>
                     </a:prstGeom>
+                    <a:noFill/>
+                    <a:ln>
+                      <a:noFill/>
+                    </a:ln>
                   </pic:spPr>
                 </pic:pic>
               </a:graphicData>
             </a:graphic>
-            <wp14:sizeRelH relativeFrom="margin">
-              <wp14:pctWidth>0</wp14:pctWidth>
-            </wp14:sizeRelH>
-            <wp14:sizeRelV relativeFrom="margin">
-              <wp14:pctHeight>0</wp14:pctHeight>
-            </wp14:sizeRelV>
           </wp:anchor>
         </w:drawing>
       </w:r>
+    </w:p>
+    <w:p>
+      <w:pPr>
+        <w:ind w:left="1440" w:firstLine="0"/>
+      </w:pPr>
+    </w:p>
+    <w:p>
+      <w:pPr>
+        <w:ind w:left="1440" w:firstLine="0"/>
+      </w:pPr>
     </w:p>
     <w:p>
       <w:pPr>
@@ -12270,26 +12310,26 @@
         </w:rPr>
         <w:lastRenderedPageBreak/>
         <w:drawing>
-          <wp:anchor distT="0" distB="0" distL="114300" distR="114300" simplePos="0" relativeHeight="251661824" behindDoc="1" locked="0" layoutInCell="1" allowOverlap="1" wp14:anchorId="5FA5471C" wp14:editId="79C09CC1">
+          <wp:anchor distT="0" distB="0" distL="114300" distR="114300" simplePos="0" relativeHeight="251671040" behindDoc="1" locked="0" layoutInCell="1" allowOverlap="1" wp14:anchorId="4957A3B6" wp14:editId="1967C839">
             <wp:simplePos x="0" y="0"/>
-            <wp:positionH relativeFrom="margin">
-              <wp:align>center</wp:align>
+            <wp:positionH relativeFrom="column">
+              <wp:posOffset>-240503</wp:posOffset>
             </wp:positionH>
-            <wp:positionV relativeFrom="page">
-              <wp:posOffset>1872939</wp:posOffset>
+            <wp:positionV relativeFrom="paragraph">
+              <wp:posOffset>588601</wp:posOffset>
             </wp:positionV>
-            <wp:extent cx="6546850" cy="3728085"/>
-            <wp:effectExtent l="0" t="0" r="6350" b="5715"/>
+            <wp:extent cx="5752465" cy="3189605"/>
+            <wp:effectExtent l="0" t="0" r="635" b="0"/>
             <wp:wrapTight wrapText="bothSides">
               <wp:wrapPolygon edited="0">
                 <wp:start x="0" y="0"/>
-                <wp:lineTo x="0" y="21523"/>
-                <wp:lineTo x="21558" y="21523"/>
-                <wp:lineTo x="21558" y="0"/>
+                <wp:lineTo x="0" y="21415"/>
+                <wp:lineTo x="21531" y="21415"/>
+                <wp:lineTo x="21531" y="0"/>
                 <wp:lineTo x="0" y="0"/>
               </wp:wrapPolygon>
             </wp:wrapTight>
-            <wp:docPr id="4" name="Imagem 4"/>
+            <wp:docPr id="15" name="Imagem 15"/>
             <wp:cNvGraphicFramePr>
               <a:graphicFrameLocks xmlns:a="http://schemas.openxmlformats.org/drawingml/2006/main" noChangeAspect="1"/>
             </wp:cNvGraphicFramePr>
@@ -12297,8 +12337,10 @@
               <a:graphicData uri="http://schemas.openxmlformats.org/drawingml/2006/picture">
                 <pic:pic xmlns:pic="http://schemas.openxmlformats.org/drawingml/2006/picture">
                   <pic:nvPicPr>
-                    <pic:cNvPr id="1" name=""/>
-                    <pic:cNvPicPr/>
+                    <pic:cNvPr id="0" name="Picture 3"/>
+                    <pic:cNvPicPr>
+                      <a:picLocks noChangeAspect="1" noChangeArrowheads="1"/>
+                    </pic:cNvPicPr>
                   </pic:nvPicPr>
                   <pic:blipFill>
                     <a:blip r:embed="rId15">
@@ -12308,28 +12350,27 @@
                         </a:ext>
                       </a:extLst>
                     </a:blip>
+                    <a:srcRect/>
                     <a:stretch>
                       <a:fillRect/>
                     </a:stretch>
                   </pic:blipFill>
-                  <pic:spPr>
+                  <pic:spPr bwMode="auto">
                     <a:xfrm>
                       <a:off x="0" y="0"/>
-                      <a:ext cx="6546850" cy="3728085"/>
+                      <a:ext cx="5752465" cy="3189605"/>
                     </a:xfrm>
                     <a:prstGeom prst="rect">
                       <a:avLst/>
                     </a:prstGeom>
+                    <a:noFill/>
+                    <a:ln>
+                      <a:noFill/>
+                    </a:ln>
                   </pic:spPr>
                 </pic:pic>
               </a:graphicData>
             </a:graphic>
-            <wp14:sizeRelH relativeFrom="margin">
-              <wp14:pctWidth>0</wp14:pctWidth>
-            </wp14:sizeRelH>
-            <wp14:sizeRelV relativeFrom="margin">
-              <wp14:pctHeight>0</wp14:pctHeight>
-            </wp14:sizeRelV>
           </wp:anchor>
         </w:drawing>
       </w:r>
@@ -13003,7 +13044,15 @@
         <w:ind w:left="720" w:firstLine="0"/>
       </w:pPr>
       <w:r>
-        <w:t>Uma das nossas regras para a criação do B.D, tabelas e campos, é que sempre depois de 3 ou 4 algarismos em uma palavras, teremos ‘_’ e chave primária sempre possuirá ‘ID_’.</w:t>
+        <w:t xml:space="preserve">Uma das nossas regras para a criação do B.D, tabelas e campos, é que sempre depois de 3 ou 4 algarismos em </w:t>
+      </w:r>
+      <w:proofErr w:type="gramStart"/>
+      <w:r>
+        <w:t>uma palavras</w:t>
+      </w:r>
+      <w:proofErr w:type="gramEnd"/>
+      <w:r>
+        <w:t>, teremos ‘_’ e chave primária sempre possuirá ‘ID_’.</w:t>
       </w:r>
     </w:p>
     <w:p>
@@ -13168,13 +13217,24 @@
         </w:numPr>
       </w:pPr>
       <w:r>
-        <w:t>Interface do Sistema (</w:t>
+        <w:t xml:space="preserve">Interface do Sistema </w:t>
+      </w:r>
+      <w:proofErr w:type="gramStart"/>
+      <w:r>
+        <w:t>(</w:t>
       </w:r>
       <w:r>
         <w:rPr>
           <w:color w:val="FF0000"/>
         </w:rPr>
-        <w:t xml:space="preserve"> Telas do sistema, seja </w:t>
+        <w:t xml:space="preserve"> Telas</w:t>
+      </w:r>
+      <w:proofErr w:type="gramEnd"/>
+      <w:r>
+        <w:rPr>
+          <w:color w:val="FF0000"/>
+        </w:rPr>
+        <w:t xml:space="preserve"> do sistema, seja </w:t>
       </w:r>
       <w:r>
         <w:rPr>
@@ -13873,7 +13933,27 @@
           <w:bCs/>
           <w:color w:val="FF0000"/>
         </w:rPr>
-        <w:t>: Entrevista, Códigos Programação WEB , Códigos SQL</w:t>
+        <w:t xml:space="preserve">: Entrevista, Códigos Programação </w:t>
+      </w:r>
+      <w:proofErr w:type="gramStart"/>
+      <w:r>
+        <w:rPr>
+          <w:rFonts w:cs="Arial"/>
+          <w:b/>
+          <w:bCs/>
+          <w:color w:val="FF0000"/>
+        </w:rPr>
+        <w:t>WEB ,</w:t>
+      </w:r>
+      <w:proofErr w:type="gramEnd"/>
+      <w:r>
+        <w:rPr>
+          <w:rFonts w:cs="Arial"/>
+          <w:b/>
+          <w:bCs/>
+          <w:color w:val="FF0000"/>
+        </w:rPr>
+        <w:t xml:space="preserve"> Códigos SQL</w:t>
       </w:r>
       <w:r>
         <w:rPr>
@@ -15014,7 +15094,21 @@
           <w:rFonts w:cs="Arial"/>
         </w:rPr>
         <w:lastRenderedPageBreak/>
-        <w:t>O movimento social, com o intuito de realizar uma transformação social, é uma das tarefas mais importantes da atualidades (O COOPERATIVISMO..., 2002).</w:t>
+        <w:t xml:space="preserve">O movimento social, com o intuito de realizar uma transformação social, é uma das tarefas mais importantes </w:t>
+      </w:r>
+      <w:proofErr w:type="gramStart"/>
+      <w:r>
+        <w:rPr>
+          <w:rFonts w:cs="Arial"/>
+        </w:rPr>
+        <w:t>da atualidades</w:t>
+      </w:r>
+      <w:proofErr w:type="gramEnd"/>
+      <w:r>
+        <w:rPr>
+          <w:rFonts w:cs="Arial"/>
+        </w:rPr>
+        <w:t xml:space="preserve"> (O COOPERATIVISMO..., 2002).</w:t>
       </w:r>
     </w:p>
     <w:p>

--- a/arquivos de documentação/PADARIA_DO_ALEMAO.docx
+++ b/arquivos de documentação/PADARIA_DO_ALEMAO.docx
@@ -987,21 +987,7 @@
         <w:rPr>
           <w:rFonts w:cs="Arial"/>
         </w:rPr>
-        <w:t xml:space="preserve">Márcio José </w:t>
-      </w:r>
-      <w:proofErr w:type="spellStart"/>
-      <w:r>
-        <w:rPr>
-          <w:rFonts w:cs="Arial"/>
-        </w:rPr>
-        <w:t>Kams</w:t>
-      </w:r>
-      <w:proofErr w:type="spellEnd"/>
-      <w:r>
-        <w:rPr>
-          <w:rFonts w:cs="Arial"/>
-        </w:rPr>
-        <w:t xml:space="preserve"> Senhorinha</w:t>
+        <w:t>Márcio José Kams Senhorinha</w:t>
       </w:r>
     </w:p>
     <w:p>
@@ -1613,21 +1599,7 @@
         <w:rPr>
           <w:color w:val="000000" w:themeColor="text1"/>
         </w:rPr>
-        <w:t xml:space="preserve">Na S.A realizada, a equipe constrói um sistema de automatização que visa reduzir possíveis erros decorrentes do trabalho manual, facilitando a gestão de diversos tipos de negócios, especialmente comércios, como padarias e pequenas lojas. O objetivo principal do desafio proposto é, além de apresentar uma solução eficiente para o problema identificado, promover o aprendizado sobre o trabalho em equipe e o desenvolvimento de habilidades colaborativas entre os membros. Durante o processo de desenvolvimento, são exploradas diversas linguagens de programação, como PHP e </w:t>
-      </w:r>
-      <w:proofErr w:type="spellStart"/>
-      <w:r>
-        <w:rPr>
-          <w:color w:val="000000" w:themeColor="text1"/>
-        </w:rPr>
-        <w:t>JavaScript</w:t>
-      </w:r>
-      <w:proofErr w:type="spellEnd"/>
-      <w:r>
-        <w:rPr>
-          <w:color w:val="000000" w:themeColor="text1"/>
-        </w:rPr>
-        <w:t>, além de ferramentas de estilização, incluindo HTML e CSS, que são fundamentais para a criação do software destinado ao controle e organização da padaria. A implementação do sistema traz resultados positivos, proporcionando maior organização e clareza nas tarefas dos funcionários, bem como agilidade e eficiência nos atendimentos aos clientes. Além dos benefícios operacionais, o projeto amplia significativamente o conhecimento técnico da equipe sobre programação e reforça a importância das práticas colaborativas no ambiente de trabalho. Dessa forma, a experiência contribui de maneira relevante tanto para a melhoria da eficiência do negócio quanto para o crescimento profissional e pessoal dos envolvidos no desenvolvimento do software.</w:t>
+        <w:t>Na S.A realizada, a equipe constrói um sistema de automatização que visa reduzir possíveis erros decorrentes do trabalho manual, facilitando a gestão de diversos tipos de negócios, especialmente comércios, como padarias e pequenas lojas. O objetivo principal do desafio proposto é, além de apresentar uma solução eficiente para o problema identificado, promover o aprendizado sobre o trabalho em equipe e o desenvolvimento de habilidades colaborativas entre os membros. Durante o processo de desenvolvimento, são exploradas diversas linguagens de programação, como PHP e JavaScript, além de ferramentas de estilização, incluindo HTML e CSS, que são fundamentais para a criação do software destinado ao controle e organização da padaria. A implementação do sistema traz resultados positivos, proporcionando maior organização e clareza nas tarefas dos funcionários, bem como agilidade e eficiência nos atendimentos aos clientes. Além dos benefícios operacionais, o projeto amplia significativamente o conhecimento técnico da equipe sobre programação e reforça a importância das práticas colaborativas no ambiente de trabalho. Dessa forma, a experiência contribui de maneira relevante tanto para a melhoria da eficiência do negócio quanto para o crescimento profissional e pessoal dos envolvidos no desenvolvimento do software.</w:t>
       </w:r>
     </w:p>
     <w:p>
@@ -1871,1995 +1843,7 @@
         <w:rPr>
           <w:color w:val="000000" w:themeColor="text1"/>
         </w:rPr>
-        <w:t xml:space="preserve">In </w:t>
-      </w:r>
-      <w:proofErr w:type="spellStart"/>
-      <w:r>
-        <w:rPr>
-          <w:color w:val="000000" w:themeColor="text1"/>
-        </w:rPr>
-        <w:t>the</w:t>
-      </w:r>
-      <w:proofErr w:type="spellEnd"/>
-      <w:r>
-        <w:rPr>
-          <w:color w:val="000000" w:themeColor="text1"/>
-        </w:rPr>
-        <w:t xml:space="preserve"> </w:t>
-      </w:r>
-      <w:proofErr w:type="spellStart"/>
-      <w:r>
-        <w:rPr>
-          <w:color w:val="000000" w:themeColor="text1"/>
-        </w:rPr>
-        <w:t>conducted</w:t>
-      </w:r>
-      <w:proofErr w:type="spellEnd"/>
-      <w:r>
-        <w:rPr>
-          <w:color w:val="000000" w:themeColor="text1"/>
-        </w:rPr>
-        <w:t xml:space="preserve"> S.A., </w:t>
-      </w:r>
-      <w:proofErr w:type="spellStart"/>
-      <w:r>
-        <w:rPr>
-          <w:color w:val="000000" w:themeColor="text1"/>
-        </w:rPr>
-        <w:t>the</w:t>
-      </w:r>
-      <w:proofErr w:type="spellEnd"/>
-      <w:r>
-        <w:rPr>
-          <w:color w:val="000000" w:themeColor="text1"/>
-        </w:rPr>
-        <w:t xml:space="preserve"> </w:t>
-      </w:r>
-      <w:proofErr w:type="spellStart"/>
-      <w:r>
-        <w:rPr>
-          <w:color w:val="000000" w:themeColor="text1"/>
-        </w:rPr>
-        <w:t>team</w:t>
-      </w:r>
-      <w:proofErr w:type="spellEnd"/>
-      <w:r>
-        <w:rPr>
-          <w:color w:val="000000" w:themeColor="text1"/>
-        </w:rPr>
-        <w:t xml:space="preserve"> builds </w:t>
-      </w:r>
-      <w:proofErr w:type="spellStart"/>
-      <w:r>
-        <w:rPr>
-          <w:color w:val="000000" w:themeColor="text1"/>
-        </w:rPr>
-        <w:t>an</w:t>
-      </w:r>
-      <w:proofErr w:type="spellEnd"/>
-      <w:r>
-        <w:rPr>
-          <w:color w:val="000000" w:themeColor="text1"/>
-        </w:rPr>
-        <w:t xml:space="preserve"> </w:t>
-      </w:r>
-      <w:proofErr w:type="spellStart"/>
-      <w:r>
-        <w:rPr>
-          <w:color w:val="000000" w:themeColor="text1"/>
-        </w:rPr>
-        <w:t>automation</w:t>
-      </w:r>
-      <w:proofErr w:type="spellEnd"/>
-      <w:r>
-        <w:rPr>
-          <w:color w:val="000000" w:themeColor="text1"/>
-        </w:rPr>
-        <w:t xml:space="preserve"> system </w:t>
-      </w:r>
-      <w:proofErr w:type="spellStart"/>
-      <w:r>
-        <w:rPr>
-          <w:color w:val="000000" w:themeColor="text1"/>
-        </w:rPr>
-        <w:t>aimed</w:t>
-      </w:r>
-      <w:proofErr w:type="spellEnd"/>
-      <w:r>
-        <w:rPr>
-          <w:color w:val="000000" w:themeColor="text1"/>
-        </w:rPr>
-        <w:t xml:space="preserve"> </w:t>
-      </w:r>
-      <w:proofErr w:type="spellStart"/>
-      <w:r>
-        <w:rPr>
-          <w:color w:val="000000" w:themeColor="text1"/>
-        </w:rPr>
-        <w:t>at</w:t>
-      </w:r>
-      <w:proofErr w:type="spellEnd"/>
-      <w:r>
-        <w:rPr>
-          <w:color w:val="000000" w:themeColor="text1"/>
-        </w:rPr>
-        <w:t xml:space="preserve"> </w:t>
-      </w:r>
-      <w:proofErr w:type="spellStart"/>
-      <w:r>
-        <w:rPr>
-          <w:color w:val="000000" w:themeColor="text1"/>
-        </w:rPr>
-        <w:t>reducing</w:t>
-      </w:r>
-      <w:proofErr w:type="spellEnd"/>
-      <w:r>
-        <w:rPr>
-          <w:color w:val="000000" w:themeColor="text1"/>
-        </w:rPr>
-        <w:t xml:space="preserve"> </w:t>
-      </w:r>
-      <w:proofErr w:type="spellStart"/>
-      <w:r>
-        <w:rPr>
-          <w:color w:val="000000" w:themeColor="text1"/>
-        </w:rPr>
-        <w:t>possible</w:t>
-      </w:r>
-      <w:proofErr w:type="spellEnd"/>
-      <w:r>
-        <w:rPr>
-          <w:color w:val="000000" w:themeColor="text1"/>
-        </w:rPr>
-        <w:t xml:space="preserve"> </w:t>
-      </w:r>
-      <w:proofErr w:type="spellStart"/>
-      <w:r>
-        <w:rPr>
-          <w:color w:val="000000" w:themeColor="text1"/>
-        </w:rPr>
-        <w:t>errors</w:t>
-      </w:r>
-      <w:proofErr w:type="spellEnd"/>
-      <w:r>
-        <w:rPr>
-          <w:color w:val="000000" w:themeColor="text1"/>
-        </w:rPr>
-        <w:t xml:space="preserve"> </w:t>
-      </w:r>
-      <w:proofErr w:type="spellStart"/>
-      <w:r>
-        <w:rPr>
-          <w:color w:val="000000" w:themeColor="text1"/>
-        </w:rPr>
-        <w:t>arising</w:t>
-      </w:r>
-      <w:proofErr w:type="spellEnd"/>
-      <w:r>
-        <w:rPr>
-          <w:color w:val="000000" w:themeColor="text1"/>
-        </w:rPr>
-        <w:t xml:space="preserve"> </w:t>
-      </w:r>
-      <w:proofErr w:type="spellStart"/>
-      <w:r>
-        <w:rPr>
-          <w:color w:val="000000" w:themeColor="text1"/>
-        </w:rPr>
-        <w:t>from</w:t>
-      </w:r>
-      <w:proofErr w:type="spellEnd"/>
-      <w:r>
-        <w:rPr>
-          <w:color w:val="000000" w:themeColor="text1"/>
-        </w:rPr>
-        <w:t xml:space="preserve"> manual </w:t>
-      </w:r>
-      <w:proofErr w:type="spellStart"/>
-      <w:r>
-        <w:rPr>
-          <w:color w:val="000000" w:themeColor="text1"/>
-        </w:rPr>
-        <w:t>work</w:t>
-      </w:r>
-      <w:proofErr w:type="spellEnd"/>
-      <w:r>
-        <w:rPr>
-          <w:color w:val="000000" w:themeColor="text1"/>
-        </w:rPr>
-        <w:t xml:space="preserve">, </w:t>
-      </w:r>
-      <w:proofErr w:type="spellStart"/>
-      <w:r>
-        <w:rPr>
-          <w:color w:val="000000" w:themeColor="text1"/>
-        </w:rPr>
-        <w:t>facilitating</w:t>
-      </w:r>
-      <w:proofErr w:type="spellEnd"/>
-      <w:r>
-        <w:rPr>
-          <w:color w:val="000000" w:themeColor="text1"/>
-        </w:rPr>
-        <w:t xml:space="preserve"> </w:t>
-      </w:r>
-      <w:proofErr w:type="spellStart"/>
-      <w:r>
-        <w:rPr>
-          <w:color w:val="000000" w:themeColor="text1"/>
-        </w:rPr>
-        <w:t>the</w:t>
-      </w:r>
-      <w:proofErr w:type="spellEnd"/>
-      <w:r>
-        <w:rPr>
-          <w:color w:val="000000" w:themeColor="text1"/>
-        </w:rPr>
-        <w:t xml:space="preserve"> management </w:t>
-      </w:r>
-      <w:proofErr w:type="spellStart"/>
-      <w:r>
-        <w:rPr>
-          <w:color w:val="000000" w:themeColor="text1"/>
-        </w:rPr>
-        <w:t>of</w:t>
-      </w:r>
-      <w:proofErr w:type="spellEnd"/>
-      <w:r>
-        <w:rPr>
-          <w:color w:val="000000" w:themeColor="text1"/>
-        </w:rPr>
-        <w:t xml:space="preserve"> </w:t>
-      </w:r>
-      <w:proofErr w:type="spellStart"/>
-      <w:r>
-        <w:rPr>
-          <w:color w:val="000000" w:themeColor="text1"/>
-        </w:rPr>
-        <w:t>various</w:t>
-      </w:r>
-      <w:proofErr w:type="spellEnd"/>
-      <w:r>
-        <w:rPr>
-          <w:color w:val="000000" w:themeColor="text1"/>
-        </w:rPr>
-        <w:t xml:space="preserve"> </w:t>
-      </w:r>
-      <w:proofErr w:type="spellStart"/>
-      <w:r>
-        <w:rPr>
-          <w:color w:val="000000" w:themeColor="text1"/>
-        </w:rPr>
-        <w:t>types</w:t>
-      </w:r>
-      <w:proofErr w:type="spellEnd"/>
-      <w:r>
-        <w:rPr>
-          <w:color w:val="000000" w:themeColor="text1"/>
-        </w:rPr>
-        <w:t xml:space="preserve"> </w:t>
-      </w:r>
-      <w:proofErr w:type="spellStart"/>
-      <w:r>
-        <w:rPr>
-          <w:color w:val="000000" w:themeColor="text1"/>
-        </w:rPr>
-        <w:t>of</w:t>
-      </w:r>
-      <w:proofErr w:type="spellEnd"/>
-      <w:r>
-        <w:rPr>
-          <w:color w:val="000000" w:themeColor="text1"/>
-        </w:rPr>
-        <w:t xml:space="preserve"> businesses, </w:t>
-      </w:r>
-      <w:proofErr w:type="spellStart"/>
-      <w:r>
-        <w:rPr>
-          <w:color w:val="000000" w:themeColor="text1"/>
-        </w:rPr>
-        <w:t>especially</w:t>
-      </w:r>
-      <w:proofErr w:type="spellEnd"/>
-      <w:r>
-        <w:rPr>
-          <w:color w:val="000000" w:themeColor="text1"/>
-        </w:rPr>
-        <w:t xml:space="preserve"> </w:t>
-      </w:r>
-      <w:proofErr w:type="spellStart"/>
-      <w:r>
-        <w:rPr>
-          <w:color w:val="000000" w:themeColor="text1"/>
-        </w:rPr>
-        <w:t>commerce</w:t>
-      </w:r>
-      <w:proofErr w:type="spellEnd"/>
-      <w:r>
-        <w:rPr>
-          <w:color w:val="000000" w:themeColor="text1"/>
-        </w:rPr>
-        <w:t xml:space="preserve"> </w:t>
-      </w:r>
-      <w:proofErr w:type="spellStart"/>
-      <w:r>
-        <w:rPr>
-          <w:color w:val="000000" w:themeColor="text1"/>
-        </w:rPr>
-        <w:t>such</w:t>
-      </w:r>
-      <w:proofErr w:type="spellEnd"/>
-      <w:r>
-        <w:rPr>
-          <w:color w:val="000000" w:themeColor="text1"/>
-        </w:rPr>
-        <w:t xml:space="preserve"> as </w:t>
-      </w:r>
-      <w:proofErr w:type="spellStart"/>
-      <w:r>
-        <w:rPr>
-          <w:color w:val="000000" w:themeColor="text1"/>
-        </w:rPr>
-        <w:t>bakeries</w:t>
-      </w:r>
-      <w:proofErr w:type="spellEnd"/>
-      <w:r>
-        <w:rPr>
-          <w:color w:val="000000" w:themeColor="text1"/>
-        </w:rPr>
-        <w:t xml:space="preserve"> </w:t>
-      </w:r>
-      <w:proofErr w:type="spellStart"/>
-      <w:r>
-        <w:rPr>
-          <w:color w:val="000000" w:themeColor="text1"/>
-        </w:rPr>
-        <w:t>and</w:t>
-      </w:r>
-      <w:proofErr w:type="spellEnd"/>
-      <w:r>
-        <w:rPr>
-          <w:color w:val="000000" w:themeColor="text1"/>
-        </w:rPr>
-        <w:t xml:space="preserve"> </w:t>
-      </w:r>
-      <w:proofErr w:type="spellStart"/>
-      <w:r>
-        <w:rPr>
-          <w:color w:val="000000" w:themeColor="text1"/>
-        </w:rPr>
-        <w:t>small</w:t>
-      </w:r>
-      <w:proofErr w:type="spellEnd"/>
-      <w:r>
-        <w:rPr>
-          <w:color w:val="000000" w:themeColor="text1"/>
-        </w:rPr>
-        <w:t xml:space="preserve"> stores. The </w:t>
-      </w:r>
-      <w:proofErr w:type="spellStart"/>
-      <w:r>
-        <w:rPr>
-          <w:color w:val="000000" w:themeColor="text1"/>
-        </w:rPr>
-        <w:t>main</w:t>
-      </w:r>
-      <w:proofErr w:type="spellEnd"/>
-      <w:r>
-        <w:rPr>
-          <w:color w:val="000000" w:themeColor="text1"/>
-        </w:rPr>
-        <w:t xml:space="preserve"> </w:t>
-      </w:r>
-      <w:proofErr w:type="spellStart"/>
-      <w:r>
-        <w:rPr>
-          <w:color w:val="000000" w:themeColor="text1"/>
-        </w:rPr>
-        <w:t>objective</w:t>
-      </w:r>
-      <w:proofErr w:type="spellEnd"/>
-      <w:r>
-        <w:rPr>
-          <w:color w:val="000000" w:themeColor="text1"/>
-        </w:rPr>
-        <w:t xml:space="preserve"> </w:t>
-      </w:r>
-      <w:proofErr w:type="spellStart"/>
-      <w:r>
-        <w:rPr>
-          <w:color w:val="000000" w:themeColor="text1"/>
-        </w:rPr>
-        <w:t>of</w:t>
-      </w:r>
-      <w:proofErr w:type="spellEnd"/>
-      <w:r>
-        <w:rPr>
-          <w:color w:val="000000" w:themeColor="text1"/>
-        </w:rPr>
-        <w:t xml:space="preserve"> </w:t>
-      </w:r>
-      <w:proofErr w:type="spellStart"/>
-      <w:r>
-        <w:rPr>
-          <w:color w:val="000000" w:themeColor="text1"/>
-        </w:rPr>
-        <w:t>the</w:t>
-      </w:r>
-      <w:proofErr w:type="spellEnd"/>
-      <w:r>
-        <w:rPr>
-          <w:color w:val="000000" w:themeColor="text1"/>
-        </w:rPr>
-        <w:t xml:space="preserve"> </w:t>
-      </w:r>
-      <w:proofErr w:type="spellStart"/>
-      <w:r>
-        <w:rPr>
-          <w:color w:val="000000" w:themeColor="text1"/>
-        </w:rPr>
-        <w:t>proposed</w:t>
-      </w:r>
-      <w:proofErr w:type="spellEnd"/>
-      <w:r>
-        <w:rPr>
-          <w:color w:val="000000" w:themeColor="text1"/>
-        </w:rPr>
-        <w:t xml:space="preserve"> </w:t>
-      </w:r>
-      <w:proofErr w:type="spellStart"/>
-      <w:r>
-        <w:rPr>
-          <w:color w:val="000000" w:themeColor="text1"/>
-        </w:rPr>
-        <w:t>challenge</w:t>
-      </w:r>
-      <w:proofErr w:type="spellEnd"/>
-      <w:r>
-        <w:rPr>
-          <w:color w:val="000000" w:themeColor="text1"/>
-        </w:rPr>
-        <w:t xml:space="preserve"> </w:t>
-      </w:r>
-      <w:proofErr w:type="spellStart"/>
-      <w:r>
-        <w:rPr>
-          <w:color w:val="000000" w:themeColor="text1"/>
-        </w:rPr>
-        <w:t>is</w:t>
-      </w:r>
-      <w:proofErr w:type="spellEnd"/>
-      <w:r>
-        <w:rPr>
-          <w:color w:val="000000" w:themeColor="text1"/>
-        </w:rPr>
-        <w:t xml:space="preserve">, </w:t>
-      </w:r>
-      <w:proofErr w:type="spellStart"/>
-      <w:r>
-        <w:rPr>
-          <w:color w:val="000000" w:themeColor="text1"/>
-        </w:rPr>
-        <w:t>besides</w:t>
-      </w:r>
-      <w:proofErr w:type="spellEnd"/>
-      <w:r>
-        <w:rPr>
-          <w:color w:val="000000" w:themeColor="text1"/>
-        </w:rPr>
-        <w:t xml:space="preserve"> </w:t>
-      </w:r>
-      <w:proofErr w:type="spellStart"/>
-      <w:r>
-        <w:rPr>
-          <w:color w:val="000000" w:themeColor="text1"/>
-        </w:rPr>
-        <w:t>presenting</w:t>
-      </w:r>
-      <w:proofErr w:type="spellEnd"/>
-      <w:r>
-        <w:rPr>
-          <w:color w:val="000000" w:themeColor="text1"/>
-        </w:rPr>
-        <w:t xml:space="preserve"> </w:t>
-      </w:r>
-      <w:proofErr w:type="spellStart"/>
-      <w:r>
-        <w:rPr>
-          <w:color w:val="000000" w:themeColor="text1"/>
-        </w:rPr>
-        <w:t>an</w:t>
-      </w:r>
-      <w:proofErr w:type="spellEnd"/>
-      <w:r>
-        <w:rPr>
-          <w:color w:val="000000" w:themeColor="text1"/>
-        </w:rPr>
-        <w:t xml:space="preserve"> </w:t>
-      </w:r>
-      <w:proofErr w:type="spellStart"/>
-      <w:r>
-        <w:rPr>
-          <w:color w:val="000000" w:themeColor="text1"/>
-        </w:rPr>
-        <w:t>efficient</w:t>
-      </w:r>
-      <w:proofErr w:type="spellEnd"/>
-      <w:r>
-        <w:rPr>
-          <w:color w:val="000000" w:themeColor="text1"/>
-        </w:rPr>
-        <w:t xml:space="preserve"> </w:t>
-      </w:r>
-      <w:proofErr w:type="spellStart"/>
-      <w:r>
-        <w:rPr>
-          <w:color w:val="000000" w:themeColor="text1"/>
-        </w:rPr>
-        <w:t>solution</w:t>
-      </w:r>
-      <w:proofErr w:type="spellEnd"/>
-      <w:r>
-        <w:rPr>
-          <w:color w:val="000000" w:themeColor="text1"/>
-        </w:rPr>
-        <w:t xml:space="preserve"> </w:t>
-      </w:r>
-      <w:proofErr w:type="spellStart"/>
-      <w:r>
-        <w:rPr>
-          <w:color w:val="000000" w:themeColor="text1"/>
-        </w:rPr>
-        <w:t>to</w:t>
-      </w:r>
-      <w:proofErr w:type="spellEnd"/>
-      <w:r>
-        <w:rPr>
-          <w:color w:val="000000" w:themeColor="text1"/>
-        </w:rPr>
-        <w:t xml:space="preserve"> </w:t>
-      </w:r>
-      <w:proofErr w:type="spellStart"/>
-      <w:r>
-        <w:rPr>
-          <w:color w:val="000000" w:themeColor="text1"/>
-        </w:rPr>
-        <w:t>the</w:t>
-      </w:r>
-      <w:proofErr w:type="spellEnd"/>
-      <w:r>
-        <w:rPr>
-          <w:color w:val="000000" w:themeColor="text1"/>
-        </w:rPr>
-        <w:t xml:space="preserve"> </w:t>
-      </w:r>
-      <w:proofErr w:type="spellStart"/>
-      <w:r>
-        <w:rPr>
-          <w:color w:val="000000" w:themeColor="text1"/>
-        </w:rPr>
-        <w:t>identified</w:t>
-      </w:r>
-      <w:proofErr w:type="spellEnd"/>
-      <w:r>
-        <w:rPr>
-          <w:color w:val="000000" w:themeColor="text1"/>
-        </w:rPr>
-        <w:t xml:space="preserve"> </w:t>
-      </w:r>
-      <w:proofErr w:type="spellStart"/>
-      <w:r>
-        <w:rPr>
-          <w:color w:val="000000" w:themeColor="text1"/>
-        </w:rPr>
-        <w:t>problem</w:t>
-      </w:r>
-      <w:proofErr w:type="spellEnd"/>
-      <w:r>
-        <w:rPr>
-          <w:color w:val="000000" w:themeColor="text1"/>
-        </w:rPr>
-        <w:t xml:space="preserve">, </w:t>
-      </w:r>
-      <w:proofErr w:type="spellStart"/>
-      <w:r>
-        <w:rPr>
-          <w:color w:val="000000" w:themeColor="text1"/>
-        </w:rPr>
-        <w:t>to</w:t>
-      </w:r>
-      <w:proofErr w:type="spellEnd"/>
-      <w:r>
-        <w:rPr>
-          <w:color w:val="000000" w:themeColor="text1"/>
-        </w:rPr>
-        <w:t xml:space="preserve"> </w:t>
-      </w:r>
-      <w:proofErr w:type="spellStart"/>
-      <w:r>
-        <w:rPr>
-          <w:color w:val="000000" w:themeColor="text1"/>
-        </w:rPr>
-        <w:t>promote</w:t>
-      </w:r>
-      <w:proofErr w:type="spellEnd"/>
-      <w:r>
-        <w:rPr>
-          <w:color w:val="000000" w:themeColor="text1"/>
-        </w:rPr>
-        <w:t xml:space="preserve"> learning </w:t>
-      </w:r>
-      <w:proofErr w:type="spellStart"/>
-      <w:r>
-        <w:rPr>
-          <w:color w:val="000000" w:themeColor="text1"/>
-        </w:rPr>
-        <w:t>about</w:t>
-      </w:r>
-      <w:proofErr w:type="spellEnd"/>
-      <w:r>
-        <w:rPr>
-          <w:color w:val="000000" w:themeColor="text1"/>
-        </w:rPr>
-        <w:t xml:space="preserve"> </w:t>
-      </w:r>
-      <w:proofErr w:type="spellStart"/>
-      <w:r>
-        <w:rPr>
-          <w:color w:val="000000" w:themeColor="text1"/>
-        </w:rPr>
-        <w:t>teamwork</w:t>
-      </w:r>
-      <w:proofErr w:type="spellEnd"/>
-      <w:r>
-        <w:rPr>
-          <w:color w:val="000000" w:themeColor="text1"/>
-        </w:rPr>
-        <w:t xml:space="preserve"> </w:t>
-      </w:r>
-      <w:proofErr w:type="spellStart"/>
-      <w:r>
-        <w:rPr>
-          <w:color w:val="000000" w:themeColor="text1"/>
-        </w:rPr>
-        <w:t>and</w:t>
-      </w:r>
-      <w:proofErr w:type="spellEnd"/>
-      <w:r>
-        <w:rPr>
-          <w:color w:val="000000" w:themeColor="text1"/>
-        </w:rPr>
-        <w:t xml:space="preserve"> </w:t>
-      </w:r>
-      <w:proofErr w:type="spellStart"/>
-      <w:r>
-        <w:rPr>
-          <w:color w:val="000000" w:themeColor="text1"/>
-        </w:rPr>
-        <w:t>the</w:t>
-      </w:r>
-      <w:proofErr w:type="spellEnd"/>
-      <w:r>
-        <w:rPr>
-          <w:color w:val="000000" w:themeColor="text1"/>
-        </w:rPr>
-        <w:t xml:space="preserve"> </w:t>
-      </w:r>
-      <w:proofErr w:type="spellStart"/>
-      <w:r>
-        <w:rPr>
-          <w:color w:val="000000" w:themeColor="text1"/>
-        </w:rPr>
-        <w:t>development</w:t>
-      </w:r>
-      <w:proofErr w:type="spellEnd"/>
-      <w:r>
-        <w:rPr>
-          <w:color w:val="000000" w:themeColor="text1"/>
-        </w:rPr>
-        <w:t xml:space="preserve"> </w:t>
-      </w:r>
-      <w:proofErr w:type="spellStart"/>
-      <w:r>
-        <w:rPr>
-          <w:color w:val="000000" w:themeColor="text1"/>
-        </w:rPr>
-        <w:t>of</w:t>
-      </w:r>
-      <w:proofErr w:type="spellEnd"/>
-      <w:r>
-        <w:rPr>
-          <w:color w:val="000000" w:themeColor="text1"/>
-        </w:rPr>
-        <w:t xml:space="preserve"> </w:t>
-      </w:r>
-      <w:proofErr w:type="spellStart"/>
-      <w:r>
-        <w:rPr>
-          <w:color w:val="000000" w:themeColor="text1"/>
-        </w:rPr>
-        <w:t>collaborative</w:t>
-      </w:r>
-      <w:proofErr w:type="spellEnd"/>
-      <w:r>
-        <w:rPr>
-          <w:color w:val="000000" w:themeColor="text1"/>
-        </w:rPr>
-        <w:t xml:space="preserve"> skills </w:t>
-      </w:r>
-      <w:proofErr w:type="spellStart"/>
-      <w:r>
-        <w:rPr>
-          <w:color w:val="000000" w:themeColor="text1"/>
-        </w:rPr>
-        <w:t>among</w:t>
-      </w:r>
-      <w:proofErr w:type="spellEnd"/>
-      <w:r>
-        <w:rPr>
-          <w:color w:val="000000" w:themeColor="text1"/>
-        </w:rPr>
-        <w:t xml:space="preserve"> </w:t>
-      </w:r>
-      <w:proofErr w:type="spellStart"/>
-      <w:r>
-        <w:rPr>
-          <w:color w:val="000000" w:themeColor="text1"/>
-        </w:rPr>
-        <w:t>members</w:t>
-      </w:r>
-      <w:proofErr w:type="spellEnd"/>
-      <w:r>
-        <w:rPr>
-          <w:color w:val="000000" w:themeColor="text1"/>
-        </w:rPr>
-        <w:t xml:space="preserve">. </w:t>
-      </w:r>
-      <w:proofErr w:type="spellStart"/>
-      <w:r>
-        <w:rPr>
-          <w:color w:val="000000" w:themeColor="text1"/>
-        </w:rPr>
-        <w:t>During</w:t>
-      </w:r>
-      <w:proofErr w:type="spellEnd"/>
-      <w:r>
-        <w:rPr>
-          <w:color w:val="000000" w:themeColor="text1"/>
-        </w:rPr>
-        <w:t xml:space="preserve"> </w:t>
-      </w:r>
-      <w:proofErr w:type="spellStart"/>
-      <w:r>
-        <w:rPr>
-          <w:color w:val="000000" w:themeColor="text1"/>
-        </w:rPr>
-        <w:t>the</w:t>
-      </w:r>
-      <w:proofErr w:type="spellEnd"/>
-      <w:r>
-        <w:rPr>
-          <w:color w:val="000000" w:themeColor="text1"/>
-        </w:rPr>
-        <w:t xml:space="preserve"> </w:t>
-      </w:r>
-      <w:proofErr w:type="spellStart"/>
-      <w:r>
-        <w:rPr>
-          <w:color w:val="000000" w:themeColor="text1"/>
-        </w:rPr>
-        <w:t>development</w:t>
-      </w:r>
-      <w:proofErr w:type="spellEnd"/>
-      <w:r>
-        <w:rPr>
-          <w:color w:val="000000" w:themeColor="text1"/>
-        </w:rPr>
-        <w:t xml:space="preserve"> </w:t>
-      </w:r>
-      <w:proofErr w:type="spellStart"/>
-      <w:r>
-        <w:rPr>
-          <w:color w:val="000000" w:themeColor="text1"/>
-        </w:rPr>
-        <w:t>process</w:t>
-      </w:r>
-      <w:proofErr w:type="spellEnd"/>
-      <w:r>
-        <w:rPr>
-          <w:color w:val="000000" w:themeColor="text1"/>
-        </w:rPr>
-        <w:t xml:space="preserve">, </w:t>
-      </w:r>
-      <w:proofErr w:type="spellStart"/>
-      <w:r>
-        <w:rPr>
-          <w:color w:val="000000" w:themeColor="text1"/>
-        </w:rPr>
-        <w:t>several</w:t>
-      </w:r>
-      <w:proofErr w:type="spellEnd"/>
-      <w:r>
-        <w:rPr>
-          <w:color w:val="000000" w:themeColor="text1"/>
-        </w:rPr>
-        <w:t xml:space="preserve"> </w:t>
-      </w:r>
-      <w:proofErr w:type="spellStart"/>
-      <w:r>
-        <w:rPr>
-          <w:color w:val="000000" w:themeColor="text1"/>
-        </w:rPr>
-        <w:t>programming</w:t>
-      </w:r>
-      <w:proofErr w:type="spellEnd"/>
-      <w:r>
-        <w:rPr>
-          <w:color w:val="000000" w:themeColor="text1"/>
-        </w:rPr>
-        <w:t xml:space="preserve"> </w:t>
-      </w:r>
-      <w:proofErr w:type="spellStart"/>
-      <w:r>
-        <w:rPr>
-          <w:color w:val="000000" w:themeColor="text1"/>
-        </w:rPr>
-        <w:t>languages</w:t>
-      </w:r>
-      <w:proofErr w:type="spellEnd"/>
-      <w:r>
-        <w:rPr>
-          <w:color w:val="000000" w:themeColor="text1"/>
-        </w:rPr>
-        <w:t xml:space="preserve"> are </w:t>
-      </w:r>
-      <w:proofErr w:type="spellStart"/>
-      <w:r>
-        <w:rPr>
-          <w:color w:val="000000" w:themeColor="text1"/>
-        </w:rPr>
-        <w:t>explored</w:t>
-      </w:r>
-      <w:proofErr w:type="spellEnd"/>
-      <w:r>
-        <w:rPr>
-          <w:color w:val="000000" w:themeColor="text1"/>
-        </w:rPr>
-        <w:t xml:space="preserve">, </w:t>
-      </w:r>
-      <w:proofErr w:type="spellStart"/>
-      <w:r>
-        <w:rPr>
-          <w:color w:val="000000" w:themeColor="text1"/>
-        </w:rPr>
-        <w:t>such</w:t>
-      </w:r>
-      <w:proofErr w:type="spellEnd"/>
-      <w:r>
-        <w:rPr>
-          <w:color w:val="000000" w:themeColor="text1"/>
-        </w:rPr>
-        <w:t xml:space="preserve"> as PHP </w:t>
-      </w:r>
-      <w:proofErr w:type="spellStart"/>
-      <w:r>
-        <w:rPr>
-          <w:color w:val="000000" w:themeColor="text1"/>
-        </w:rPr>
-        <w:t>and</w:t>
-      </w:r>
-      <w:proofErr w:type="spellEnd"/>
-      <w:r>
-        <w:rPr>
-          <w:color w:val="000000" w:themeColor="text1"/>
-        </w:rPr>
-        <w:t xml:space="preserve"> </w:t>
-      </w:r>
-      <w:proofErr w:type="spellStart"/>
-      <w:r>
-        <w:rPr>
-          <w:color w:val="000000" w:themeColor="text1"/>
-        </w:rPr>
-        <w:t>JavaScript</w:t>
-      </w:r>
-      <w:proofErr w:type="spellEnd"/>
-      <w:r>
-        <w:rPr>
-          <w:color w:val="000000" w:themeColor="text1"/>
-        </w:rPr>
-        <w:t xml:space="preserve">, </w:t>
-      </w:r>
-      <w:proofErr w:type="spellStart"/>
-      <w:r>
-        <w:rPr>
-          <w:color w:val="000000" w:themeColor="text1"/>
-        </w:rPr>
-        <w:t>along</w:t>
-      </w:r>
-      <w:proofErr w:type="spellEnd"/>
-      <w:r>
-        <w:rPr>
-          <w:color w:val="000000" w:themeColor="text1"/>
-        </w:rPr>
-        <w:t xml:space="preserve"> </w:t>
-      </w:r>
-      <w:proofErr w:type="spellStart"/>
-      <w:r>
-        <w:rPr>
-          <w:color w:val="000000" w:themeColor="text1"/>
-        </w:rPr>
-        <w:t>with</w:t>
-      </w:r>
-      <w:proofErr w:type="spellEnd"/>
-      <w:r>
-        <w:rPr>
-          <w:color w:val="000000" w:themeColor="text1"/>
-        </w:rPr>
-        <w:t xml:space="preserve"> </w:t>
-      </w:r>
-      <w:proofErr w:type="spellStart"/>
-      <w:r>
-        <w:rPr>
-          <w:color w:val="000000" w:themeColor="text1"/>
-        </w:rPr>
-        <w:t>styling</w:t>
-      </w:r>
-      <w:proofErr w:type="spellEnd"/>
-      <w:r>
-        <w:rPr>
-          <w:color w:val="000000" w:themeColor="text1"/>
-        </w:rPr>
-        <w:t xml:space="preserve"> tools </w:t>
-      </w:r>
-      <w:proofErr w:type="spellStart"/>
-      <w:r>
-        <w:rPr>
-          <w:color w:val="000000" w:themeColor="text1"/>
-        </w:rPr>
-        <w:t>including</w:t>
-      </w:r>
-      <w:proofErr w:type="spellEnd"/>
-      <w:r>
-        <w:rPr>
-          <w:color w:val="000000" w:themeColor="text1"/>
-        </w:rPr>
-        <w:t xml:space="preserve"> HTML </w:t>
-      </w:r>
-      <w:proofErr w:type="spellStart"/>
-      <w:r>
-        <w:rPr>
-          <w:color w:val="000000" w:themeColor="text1"/>
-        </w:rPr>
-        <w:t>and</w:t>
-      </w:r>
-      <w:proofErr w:type="spellEnd"/>
-      <w:r>
-        <w:rPr>
-          <w:color w:val="000000" w:themeColor="text1"/>
-        </w:rPr>
-        <w:t xml:space="preserve"> CSS, </w:t>
-      </w:r>
-      <w:proofErr w:type="spellStart"/>
-      <w:r>
-        <w:rPr>
-          <w:color w:val="000000" w:themeColor="text1"/>
-        </w:rPr>
-        <w:t>which</w:t>
-      </w:r>
-      <w:proofErr w:type="spellEnd"/>
-      <w:r>
-        <w:rPr>
-          <w:color w:val="000000" w:themeColor="text1"/>
-        </w:rPr>
-        <w:t xml:space="preserve"> are </w:t>
-      </w:r>
-      <w:proofErr w:type="spellStart"/>
-      <w:r>
-        <w:rPr>
-          <w:color w:val="000000" w:themeColor="text1"/>
-        </w:rPr>
-        <w:t>essential</w:t>
-      </w:r>
-      <w:proofErr w:type="spellEnd"/>
-      <w:r>
-        <w:rPr>
-          <w:color w:val="000000" w:themeColor="text1"/>
-        </w:rPr>
-        <w:t xml:space="preserve"> for </w:t>
-      </w:r>
-      <w:proofErr w:type="spellStart"/>
-      <w:r>
-        <w:rPr>
-          <w:color w:val="000000" w:themeColor="text1"/>
-        </w:rPr>
-        <w:t>creating</w:t>
-      </w:r>
-      <w:proofErr w:type="spellEnd"/>
-      <w:r>
-        <w:rPr>
-          <w:color w:val="000000" w:themeColor="text1"/>
-        </w:rPr>
-        <w:t xml:space="preserve"> </w:t>
-      </w:r>
-      <w:proofErr w:type="spellStart"/>
-      <w:r>
-        <w:rPr>
-          <w:color w:val="000000" w:themeColor="text1"/>
-        </w:rPr>
-        <w:t>the</w:t>
-      </w:r>
-      <w:proofErr w:type="spellEnd"/>
-      <w:r>
-        <w:rPr>
-          <w:color w:val="000000" w:themeColor="text1"/>
-        </w:rPr>
-        <w:t xml:space="preserve"> software </w:t>
-      </w:r>
-      <w:proofErr w:type="spellStart"/>
-      <w:r>
-        <w:rPr>
-          <w:color w:val="000000" w:themeColor="text1"/>
-        </w:rPr>
-        <w:t>intended</w:t>
-      </w:r>
-      <w:proofErr w:type="spellEnd"/>
-      <w:r>
-        <w:rPr>
-          <w:color w:val="000000" w:themeColor="text1"/>
-        </w:rPr>
-        <w:t xml:space="preserve"> for </w:t>
-      </w:r>
-      <w:proofErr w:type="spellStart"/>
-      <w:r>
-        <w:rPr>
-          <w:color w:val="000000" w:themeColor="text1"/>
-        </w:rPr>
-        <w:t>the</w:t>
-      </w:r>
-      <w:proofErr w:type="spellEnd"/>
-      <w:r>
-        <w:rPr>
-          <w:color w:val="000000" w:themeColor="text1"/>
-        </w:rPr>
-        <w:t xml:space="preserve"> </w:t>
-      </w:r>
-      <w:proofErr w:type="spellStart"/>
-      <w:r>
-        <w:rPr>
-          <w:color w:val="000000" w:themeColor="text1"/>
-        </w:rPr>
-        <w:t>control</w:t>
-      </w:r>
-      <w:proofErr w:type="spellEnd"/>
-      <w:r>
-        <w:rPr>
-          <w:color w:val="000000" w:themeColor="text1"/>
-        </w:rPr>
-        <w:t xml:space="preserve"> </w:t>
-      </w:r>
-      <w:proofErr w:type="spellStart"/>
-      <w:r>
-        <w:rPr>
-          <w:color w:val="000000" w:themeColor="text1"/>
-        </w:rPr>
-        <w:t>and</w:t>
-      </w:r>
-      <w:proofErr w:type="spellEnd"/>
-      <w:r>
-        <w:rPr>
-          <w:color w:val="000000" w:themeColor="text1"/>
-        </w:rPr>
-        <w:t xml:space="preserve"> </w:t>
-      </w:r>
-      <w:proofErr w:type="spellStart"/>
-      <w:r>
-        <w:rPr>
-          <w:color w:val="000000" w:themeColor="text1"/>
-        </w:rPr>
-        <w:t>organization</w:t>
-      </w:r>
-      <w:proofErr w:type="spellEnd"/>
-      <w:r>
-        <w:rPr>
-          <w:color w:val="000000" w:themeColor="text1"/>
-        </w:rPr>
-        <w:t xml:space="preserve"> </w:t>
-      </w:r>
-      <w:proofErr w:type="spellStart"/>
-      <w:r>
-        <w:rPr>
-          <w:color w:val="000000" w:themeColor="text1"/>
-        </w:rPr>
-        <w:t>of</w:t>
-      </w:r>
-      <w:proofErr w:type="spellEnd"/>
-      <w:r>
-        <w:rPr>
-          <w:color w:val="000000" w:themeColor="text1"/>
-        </w:rPr>
-        <w:t xml:space="preserve"> </w:t>
-      </w:r>
-      <w:proofErr w:type="spellStart"/>
-      <w:r>
-        <w:rPr>
-          <w:color w:val="000000" w:themeColor="text1"/>
-        </w:rPr>
-        <w:t>the</w:t>
-      </w:r>
-      <w:proofErr w:type="spellEnd"/>
-      <w:r>
-        <w:rPr>
-          <w:color w:val="000000" w:themeColor="text1"/>
-        </w:rPr>
-        <w:t xml:space="preserve"> </w:t>
-      </w:r>
-      <w:proofErr w:type="spellStart"/>
-      <w:r>
-        <w:rPr>
-          <w:color w:val="000000" w:themeColor="text1"/>
-        </w:rPr>
-        <w:t>bakery</w:t>
-      </w:r>
-      <w:proofErr w:type="spellEnd"/>
-      <w:r>
-        <w:rPr>
-          <w:color w:val="000000" w:themeColor="text1"/>
-        </w:rPr>
-        <w:t xml:space="preserve">. The </w:t>
-      </w:r>
-      <w:proofErr w:type="spellStart"/>
-      <w:r>
-        <w:rPr>
-          <w:color w:val="000000" w:themeColor="text1"/>
-        </w:rPr>
-        <w:t>system's</w:t>
-      </w:r>
-      <w:proofErr w:type="spellEnd"/>
-      <w:r>
-        <w:rPr>
-          <w:color w:val="000000" w:themeColor="text1"/>
-        </w:rPr>
-        <w:t xml:space="preserve"> </w:t>
-      </w:r>
-      <w:proofErr w:type="spellStart"/>
-      <w:r>
-        <w:rPr>
-          <w:color w:val="000000" w:themeColor="text1"/>
-        </w:rPr>
-        <w:t>implementation</w:t>
-      </w:r>
-      <w:proofErr w:type="spellEnd"/>
-      <w:r>
-        <w:rPr>
-          <w:color w:val="000000" w:themeColor="text1"/>
-        </w:rPr>
-        <w:t xml:space="preserve"> </w:t>
-      </w:r>
-      <w:proofErr w:type="spellStart"/>
-      <w:r>
-        <w:rPr>
-          <w:color w:val="000000" w:themeColor="text1"/>
-        </w:rPr>
-        <w:t>brings</w:t>
-      </w:r>
-      <w:proofErr w:type="spellEnd"/>
-      <w:r>
-        <w:rPr>
-          <w:color w:val="000000" w:themeColor="text1"/>
-        </w:rPr>
-        <w:t xml:space="preserve"> positive </w:t>
-      </w:r>
-      <w:proofErr w:type="spellStart"/>
-      <w:r>
-        <w:rPr>
-          <w:color w:val="000000" w:themeColor="text1"/>
-        </w:rPr>
-        <w:t>results</w:t>
-      </w:r>
-      <w:proofErr w:type="spellEnd"/>
-      <w:r>
-        <w:rPr>
-          <w:color w:val="000000" w:themeColor="text1"/>
-        </w:rPr>
-        <w:t xml:space="preserve">, </w:t>
-      </w:r>
-      <w:proofErr w:type="spellStart"/>
-      <w:r>
-        <w:rPr>
-          <w:color w:val="000000" w:themeColor="text1"/>
-        </w:rPr>
-        <w:t>providing</w:t>
-      </w:r>
-      <w:proofErr w:type="spellEnd"/>
-      <w:r>
-        <w:rPr>
-          <w:color w:val="000000" w:themeColor="text1"/>
-        </w:rPr>
-        <w:t xml:space="preserve"> </w:t>
-      </w:r>
-      <w:proofErr w:type="spellStart"/>
-      <w:r>
-        <w:rPr>
-          <w:color w:val="000000" w:themeColor="text1"/>
-        </w:rPr>
-        <w:t>greater</w:t>
-      </w:r>
-      <w:proofErr w:type="spellEnd"/>
-      <w:r>
-        <w:rPr>
-          <w:color w:val="000000" w:themeColor="text1"/>
-        </w:rPr>
-        <w:t xml:space="preserve"> </w:t>
-      </w:r>
-      <w:proofErr w:type="spellStart"/>
-      <w:r>
-        <w:rPr>
-          <w:color w:val="000000" w:themeColor="text1"/>
-        </w:rPr>
-        <w:t>organization</w:t>
-      </w:r>
-      <w:proofErr w:type="spellEnd"/>
-      <w:r>
-        <w:rPr>
-          <w:color w:val="000000" w:themeColor="text1"/>
-        </w:rPr>
-        <w:t xml:space="preserve"> </w:t>
-      </w:r>
-      <w:proofErr w:type="spellStart"/>
-      <w:r>
-        <w:rPr>
-          <w:color w:val="000000" w:themeColor="text1"/>
-        </w:rPr>
-        <w:t>and</w:t>
-      </w:r>
-      <w:proofErr w:type="spellEnd"/>
-      <w:r>
-        <w:rPr>
-          <w:color w:val="000000" w:themeColor="text1"/>
-        </w:rPr>
-        <w:t xml:space="preserve"> </w:t>
-      </w:r>
-      <w:proofErr w:type="spellStart"/>
-      <w:r>
-        <w:rPr>
-          <w:color w:val="000000" w:themeColor="text1"/>
-        </w:rPr>
-        <w:t>clarity</w:t>
-      </w:r>
-      <w:proofErr w:type="spellEnd"/>
-      <w:r>
-        <w:rPr>
-          <w:color w:val="000000" w:themeColor="text1"/>
-        </w:rPr>
-        <w:t xml:space="preserve"> in </w:t>
-      </w:r>
-      <w:proofErr w:type="spellStart"/>
-      <w:r>
-        <w:rPr>
-          <w:color w:val="000000" w:themeColor="text1"/>
-        </w:rPr>
-        <w:t>employees</w:t>
-      </w:r>
-      <w:proofErr w:type="spellEnd"/>
-      <w:r>
-        <w:rPr>
-          <w:color w:val="000000" w:themeColor="text1"/>
-        </w:rPr>
-        <w:t xml:space="preserve">’ </w:t>
-      </w:r>
-      <w:proofErr w:type="spellStart"/>
-      <w:r>
-        <w:rPr>
-          <w:color w:val="000000" w:themeColor="text1"/>
-        </w:rPr>
-        <w:t>tasks</w:t>
-      </w:r>
-      <w:proofErr w:type="spellEnd"/>
-      <w:r>
-        <w:rPr>
-          <w:color w:val="000000" w:themeColor="text1"/>
-        </w:rPr>
-        <w:t xml:space="preserve">, as </w:t>
-      </w:r>
-      <w:proofErr w:type="spellStart"/>
-      <w:r>
-        <w:rPr>
-          <w:color w:val="000000" w:themeColor="text1"/>
-        </w:rPr>
-        <w:t>well</w:t>
-      </w:r>
-      <w:proofErr w:type="spellEnd"/>
-      <w:r>
-        <w:rPr>
-          <w:color w:val="000000" w:themeColor="text1"/>
-        </w:rPr>
-        <w:t xml:space="preserve"> as </w:t>
-      </w:r>
-      <w:proofErr w:type="spellStart"/>
-      <w:r>
-        <w:rPr>
-          <w:color w:val="000000" w:themeColor="text1"/>
-        </w:rPr>
-        <w:t>agility</w:t>
-      </w:r>
-      <w:proofErr w:type="spellEnd"/>
-      <w:r>
-        <w:rPr>
-          <w:color w:val="000000" w:themeColor="text1"/>
-        </w:rPr>
-        <w:t xml:space="preserve"> </w:t>
-      </w:r>
-      <w:proofErr w:type="spellStart"/>
-      <w:r>
-        <w:rPr>
-          <w:color w:val="000000" w:themeColor="text1"/>
-        </w:rPr>
-        <w:t>and</w:t>
-      </w:r>
-      <w:proofErr w:type="spellEnd"/>
-      <w:r>
-        <w:rPr>
-          <w:color w:val="000000" w:themeColor="text1"/>
-        </w:rPr>
-        <w:t xml:space="preserve"> </w:t>
-      </w:r>
-      <w:proofErr w:type="spellStart"/>
-      <w:r>
-        <w:rPr>
-          <w:color w:val="000000" w:themeColor="text1"/>
-        </w:rPr>
-        <w:t>efficiency</w:t>
-      </w:r>
-      <w:proofErr w:type="spellEnd"/>
-      <w:r>
-        <w:rPr>
-          <w:color w:val="000000" w:themeColor="text1"/>
-        </w:rPr>
-        <w:t xml:space="preserve"> in </w:t>
-      </w:r>
-      <w:proofErr w:type="spellStart"/>
-      <w:r>
-        <w:rPr>
-          <w:color w:val="000000" w:themeColor="text1"/>
-        </w:rPr>
-        <w:t>customer</w:t>
-      </w:r>
-      <w:proofErr w:type="spellEnd"/>
-      <w:r>
-        <w:rPr>
-          <w:color w:val="000000" w:themeColor="text1"/>
-        </w:rPr>
-        <w:t xml:space="preserve"> </w:t>
-      </w:r>
-      <w:proofErr w:type="spellStart"/>
-      <w:r>
-        <w:rPr>
-          <w:color w:val="000000" w:themeColor="text1"/>
-        </w:rPr>
-        <w:t>service</w:t>
-      </w:r>
-      <w:proofErr w:type="spellEnd"/>
-      <w:r>
-        <w:rPr>
-          <w:color w:val="000000" w:themeColor="text1"/>
-        </w:rPr>
-        <w:t xml:space="preserve">. </w:t>
-      </w:r>
-      <w:proofErr w:type="spellStart"/>
-      <w:r>
-        <w:rPr>
-          <w:color w:val="000000" w:themeColor="text1"/>
-        </w:rPr>
-        <w:t>Besides</w:t>
-      </w:r>
-      <w:proofErr w:type="spellEnd"/>
-      <w:r>
-        <w:rPr>
-          <w:color w:val="000000" w:themeColor="text1"/>
-        </w:rPr>
-        <w:t xml:space="preserve"> </w:t>
-      </w:r>
-      <w:proofErr w:type="spellStart"/>
-      <w:r>
-        <w:rPr>
-          <w:color w:val="000000" w:themeColor="text1"/>
-        </w:rPr>
-        <w:t>operational</w:t>
-      </w:r>
-      <w:proofErr w:type="spellEnd"/>
-      <w:r>
-        <w:rPr>
-          <w:color w:val="000000" w:themeColor="text1"/>
-        </w:rPr>
-        <w:t xml:space="preserve"> </w:t>
-      </w:r>
-      <w:proofErr w:type="spellStart"/>
-      <w:r>
-        <w:rPr>
-          <w:color w:val="000000" w:themeColor="text1"/>
-        </w:rPr>
-        <w:t>benefits</w:t>
-      </w:r>
-      <w:proofErr w:type="spellEnd"/>
-      <w:r>
-        <w:rPr>
-          <w:color w:val="000000" w:themeColor="text1"/>
-        </w:rPr>
-        <w:t xml:space="preserve">, </w:t>
-      </w:r>
-      <w:proofErr w:type="spellStart"/>
-      <w:r>
-        <w:rPr>
-          <w:color w:val="000000" w:themeColor="text1"/>
-        </w:rPr>
-        <w:t>the</w:t>
-      </w:r>
-      <w:proofErr w:type="spellEnd"/>
-      <w:r>
-        <w:rPr>
-          <w:color w:val="000000" w:themeColor="text1"/>
-        </w:rPr>
-        <w:t xml:space="preserve"> </w:t>
-      </w:r>
-      <w:proofErr w:type="spellStart"/>
-      <w:r>
-        <w:rPr>
-          <w:color w:val="000000" w:themeColor="text1"/>
-        </w:rPr>
-        <w:t>project</w:t>
-      </w:r>
-      <w:proofErr w:type="spellEnd"/>
-      <w:r>
-        <w:rPr>
-          <w:color w:val="000000" w:themeColor="text1"/>
-        </w:rPr>
-        <w:t xml:space="preserve"> </w:t>
-      </w:r>
-      <w:proofErr w:type="spellStart"/>
-      <w:r>
-        <w:rPr>
-          <w:color w:val="000000" w:themeColor="text1"/>
-        </w:rPr>
-        <w:t>significantly</w:t>
-      </w:r>
-      <w:proofErr w:type="spellEnd"/>
-      <w:r>
-        <w:rPr>
-          <w:color w:val="000000" w:themeColor="text1"/>
-        </w:rPr>
-        <w:t xml:space="preserve"> </w:t>
-      </w:r>
-      <w:proofErr w:type="spellStart"/>
-      <w:r>
-        <w:rPr>
-          <w:color w:val="000000" w:themeColor="text1"/>
-        </w:rPr>
-        <w:t>expands</w:t>
-      </w:r>
-      <w:proofErr w:type="spellEnd"/>
-      <w:r>
-        <w:rPr>
-          <w:color w:val="000000" w:themeColor="text1"/>
-        </w:rPr>
-        <w:t xml:space="preserve"> </w:t>
-      </w:r>
-      <w:proofErr w:type="spellStart"/>
-      <w:r>
-        <w:rPr>
-          <w:color w:val="000000" w:themeColor="text1"/>
-        </w:rPr>
-        <w:t>the</w:t>
-      </w:r>
-      <w:proofErr w:type="spellEnd"/>
-      <w:r>
-        <w:rPr>
-          <w:color w:val="000000" w:themeColor="text1"/>
-        </w:rPr>
-        <w:t xml:space="preserve"> </w:t>
-      </w:r>
-      <w:proofErr w:type="spellStart"/>
-      <w:r>
-        <w:rPr>
-          <w:color w:val="000000" w:themeColor="text1"/>
-        </w:rPr>
-        <w:t>team’s</w:t>
-      </w:r>
-      <w:proofErr w:type="spellEnd"/>
-      <w:r>
-        <w:rPr>
-          <w:color w:val="000000" w:themeColor="text1"/>
-        </w:rPr>
-        <w:t xml:space="preserve"> </w:t>
-      </w:r>
-      <w:proofErr w:type="spellStart"/>
-      <w:r>
-        <w:rPr>
-          <w:color w:val="000000" w:themeColor="text1"/>
-        </w:rPr>
-        <w:t>technical</w:t>
-      </w:r>
-      <w:proofErr w:type="spellEnd"/>
-      <w:r>
-        <w:rPr>
-          <w:color w:val="000000" w:themeColor="text1"/>
-        </w:rPr>
-        <w:t xml:space="preserve"> </w:t>
-      </w:r>
-      <w:proofErr w:type="spellStart"/>
-      <w:r>
-        <w:rPr>
-          <w:color w:val="000000" w:themeColor="text1"/>
-        </w:rPr>
-        <w:t>knowledge</w:t>
-      </w:r>
-      <w:proofErr w:type="spellEnd"/>
-      <w:r>
-        <w:rPr>
-          <w:color w:val="000000" w:themeColor="text1"/>
-        </w:rPr>
-        <w:t xml:space="preserve"> </w:t>
-      </w:r>
-      <w:proofErr w:type="spellStart"/>
-      <w:r>
-        <w:rPr>
-          <w:color w:val="000000" w:themeColor="text1"/>
-        </w:rPr>
-        <w:t>about</w:t>
-      </w:r>
-      <w:proofErr w:type="spellEnd"/>
-      <w:r>
-        <w:rPr>
-          <w:color w:val="000000" w:themeColor="text1"/>
-        </w:rPr>
-        <w:t xml:space="preserve"> </w:t>
-      </w:r>
-      <w:proofErr w:type="spellStart"/>
-      <w:r>
-        <w:rPr>
-          <w:color w:val="000000" w:themeColor="text1"/>
-        </w:rPr>
-        <w:t>programming</w:t>
-      </w:r>
-      <w:proofErr w:type="spellEnd"/>
-      <w:r>
-        <w:rPr>
-          <w:color w:val="000000" w:themeColor="text1"/>
-        </w:rPr>
-        <w:t xml:space="preserve"> </w:t>
-      </w:r>
-      <w:proofErr w:type="spellStart"/>
-      <w:r>
-        <w:rPr>
-          <w:color w:val="000000" w:themeColor="text1"/>
-        </w:rPr>
-        <w:t>and</w:t>
-      </w:r>
-      <w:proofErr w:type="spellEnd"/>
-      <w:r>
-        <w:rPr>
-          <w:color w:val="000000" w:themeColor="text1"/>
-        </w:rPr>
-        <w:t xml:space="preserve"> </w:t>
-      </w:r>
-      <w:proofErr w:type="spellStart"/>
-      <w:r>
-        <w:rPr>
-          <w:color w:val="000000" w:themeColor="text1"/>
-        </w:rPr>
-        <w:t>reinforces</w:t>
-      </w:r>
-      <w:proofErr w:type="spellEnd"/>
-      <w:r>
-        <w:rPr>
-          <w:color w:val="000000" w:themeColor="text1"/>
-        </w:rPr>
-        <w:t xml:space="preserve"> </w:t>
-      </w:r>
-      <w:proofErr w:type="spellStart"/>
-      <w:r>
-        <w:rPr>
-          <w:color w:val="000000" w:themeColor="text1"/>
-        </w:rPr>
-        <w:t>the</w:t>
-      </w:r>
-      <w:proofErr w:type="spellEnd"/>
-      <w:r>
-        <w:rPr>
-          <w:color w:val="000000" w:themeColor="text1"/>
-        </w:rPr>
-        <w:t xml:space="preserve"> </w:t>
-      </w:r>
-      <w:proofErr w:type="spellStart"/>
-      <w:r>
-        <w:rPr>
-          <w:color w:val="000000" w:themeColor="text1"/>
-        </w:rPr>
-        <w:t>importance</w:t>
-      </w:r>
-      <w:proofErr w:type="spellEnd"/>
-      <w:r>
-        <w:rPr>
-          <w:color w:val="000000" w:themeColor="text1"/>
-        </w:rPr>
-        <w:t xml:space="preserve"> </w:t>
-      </w:r>
-      <w:proofErr w:type="spellStart"/>
-      <w:r>
-        <w:rPr>
-          <w:color w:val="000000" w:themeColor="text1"/>
-        </w:rPr>
-        <w:t>of</w:t>
-      </w:r>
-      <w:proofErr w:type="spellEnd"/>
-      <w:r>
-        <w:rPr>
-          <w:color w:val="000000" w:themeColor="text1"/>
-        </w:rPr>
-        <w:t xml:space="preserve"> </w:t>
-      </w:r>
-      <w:proofErr w:type="spellStart"/>
-      <w:r>
-        <w:rPr>
-          <w:color w:val="000000" w:themeColor="text1"/>
-        </w:rPr>
-        <w:t>collaborative</w:t>
-      </w:r>
-      <w:proofErr w:type="spellEnd"/>
-      <w:r>
-        <w:rPr>
-          <w:color w:val="000000" w:themeColor="text1"/>
-        </w:rPr>
-        <w:t xml:space="preserve"> </w:t>
-      </w:r>
-      <w:proofErr w:type="spellStart"/>
-      <w:r>
-        <w:rPr>
-          <w:color w:val="000000" w:themeColor="text1"/>
-        </w:rPr>
-        <w:t>practices</w:t>
-      </w:r>
-      <w:proofErr w:type="spellEnd"/>
-      <w:r>
-        <w:rPr>
-          <w:color w:val="000000" w:themeColor="text1"/>
-        </w:rPr>
-        <w:t xml:space="preserve"> in </w:t>
-      </w:r>
-      <w:proofErr w:type="spellStart"/>
-      <w:r>
-        <w:rPr>
-          <w:color w:val="000000" w:themeColor="text1"/>
-        </w:rPr>
-        <w:t>the</w:t>
-      </w:r>
-      <w:proofErr w:type="spellEnd"/>
-      <w:r>
-        <w:rPr>
-          <w:color w:val="000000" w:themeColor="text1"/>
-        </w:rPr>
-        <w:t xml:space="preserve"> </w:t>
-      </w:r>
-      <w:proofErr w:type="spellStart"/>
-      <w:r>
-        <w:rPr>
-          <w:color w:val="000000" w:themeColor="text1"/>
-        </w:rPr>
-        <w:t>work</w:t>
-      </w:r>
-      <w:proofErr w:type="spellEnd"/>
-      <w:r>
-        <w:rPr>
-          <w:color w:val="000000" w:themeColor="text1"/>
-        </w:rPr>
-        <w:t xml:space="preserve"> </w:t>
-      </w:r>
-      <w:proofErr w:type="spellStart"/>
-      <w:r>
-        <w:rPr>
-          <w:color w:val="000000" w:themeColor="text1"/>
-        </w:rPr>
-        <w:t>environment</w:t>
-      </w:r>
-      <w:proofErr w:type="spellEnd"/>
-      <w:r>
-        <w:rPr>
-          <w:color w:val="000000" w:themeColor="text1"/>
-        </w:rPr>
-        <w:t xml:space="preserve">. </w:t>
-      </w:r>
-      <w:proofErr w:type="spellStart"/>
-      <w:r>
-        <w:rPr>
-          <w:color w:val="000000" w:themeColor="text1"/>
-        </w:rPr>
-        <w:t>Thus</w:t>
-      </w:r>
-      <w:proofErr w:type="spellEnd"/>
-      <w:r>
-        <w:rPr>
-          <w:color w:val="000000" w:themeColor="text1"/>
-        </w:rPr>
-        <w:t xml:space="preserve">, </w:t>
-      </w:r>
-      <w:proofErr w:type="spellStart"/>
-      <w:r>
-        <w:rPr>
-          <w:color w:val="000000" w:themeColor="text1"/>
-        </w:rPr>
-        <w:t>the</w:t>
-      </w:r>
-      <w:proofErr w:type="spellEnd"/>
-      <w:r>
-        <w:rPr>
-          <w:color w:val="000000" w:themeColor="text1"/>
-        </w:rPr>
-        <w:t xml:space="preserve"> </w:t>
-      </w:r>
-      <w:proofErr w:type="spellStart"/>
-      <w:r>
-        <w:rPr>
-          <w:color w:val="000000" w:themeColor="text1"/>
-        </w:rPr>
-        <w:t>experience</w:t>
-      </w:r>
-      <w:proofErr w:type="spellEnd"/>
-      <w:r>
-        <w:rPr>
-          <w:color w:val="000000" w:themeColor="text1"/>
-        </w:rPr>
-        <w:t xml:space="preserve"> </w:t>
-      </w:r>
-      <w:proofErr w:type="spellStart"/>
-      <w:r>
-        <w:rPr>
-          <w:color w:val="000000" w:themeColor="text1"/>
-        </w:rPr>
-        <w:t>contributes</w:t>
-      </w:r>
-      <w:proofErr w:type="spellEnd"/>
-      <w:r>
-        <w:rPr>
-          <w:color w:val="000000" w:themeColor="text1"/>
-        </w:rPr>
-        <w:t xml:space="preserve"> </w:t>
-      </w:r>
-      <w:proofErr w:type="spellStart"/>
-      <w:r>
-        <w:rPr>
-          <w:color w:val="000000" w:themeColor="text1"/>
-        </w:rPr>
-        <w:t>significantly</w:t>
-      </w:r>
-      <w:proofErr w:type="spellEnd"/>
-      <w:r>
-        <w:rPr>
-          <w:color w:val="000000" w:themeColor="text1"/>
-        </w:rPr>
-        <w:t xml:space="preserve"> </w:t>
-      </w:r>
-      <w:proofErr w:type="spellStart"/>
-      <w:r>
-        <w:rPr>
-          <w:color w:val="000000" w:themeColor="text1"/>
-        </w:rPr>
-        <w:t>both</w:t>
-      </w:r>
-      <w:proofErr w:type="spellEnd"/>
-      <w:r>
-        <w:rPr>
-          <w:color w:val="000000" w:themeColor="text1"/>
-        </w:rPr>
-        <w:t xml:space="preserve"> </w:t>
-      </w:r>
-      <w:proofErr w:type="spellStart"/>
-      <w:r>
-        <w:rPr>
-          <w:color w:val="000000" w:themeColor="text1"/>
-        </w:rPr>
-        <w:t>to</w:t>
-      </w:r>
-      <w:proofErr w:type="spellEnd"/>
-      <w:r>
-        <w:rPr>
-          <w:color w:val="000000" w:themeColor="text1"/>
-        </w:rPr>
-        <w:t xml:space="preserve"> </w:t>
-      </w:r>
-      <w:proofErr w:type="spellStart"/>
-      <w:r>
-        <w:rPr>
-          <w:color w:val="000000" w:themeColor="text1"/>
-        </w:rPr>
-        <w:t>improving</w:t>
-      </w:r>
-      <w:proofErr w:type="spellEnd"/>
-      <w:r>
-        <w:rPr>
-          <w:color w:val="000000" w:themeColor="text1"/>
-        </w:rPr>
-        <w:t xml:space="preserve"> </w:t>
-      </w:r>
-      <w:proofErr w:type="spellStart"/>
-      <w:r>
-        <w:rPr>
-          <w:color w:val="000000" w:themeColor="text1"/>
-        </w:rPr>
-        <w:t>the</w:t>
-      </w:r>
-      <w:proofErr w:type="spellEnd"/>
-      <w:r>
-        <w:rPr>
-          <w:color w:val="000000" w:themeColor="text1"/>
-        </w:rPr>
-        <w:t xml:space="preserve"> </w:t>
-      </w:r>
-      <w:proofErr w:type="spellStart"/>
-      <w:r>
-        <w:rPr>
-          <w:color w:val="000000" w:themeColor="text1"/>
-        </w:rPr>
-        <w:t>business's</w:t>
-      </w:r>
-      <w:proofErr w:type="spellEnd"/>
-      <w:r>
-        <w:rPr>
-          <w:color w:val="000000" w:themeColor="text1"/>
-        </w:rPr>
-        <w:t xml:space="preserve"> </w:t>
-      </w:r>
-      <w:proofErr w:type="spellStart"/>
-      <w:r>
-        <w:rPr>
-          <w:color w:val="000000" w:themeColor="text1"/>
-        </w:rPr>
-        <w:t>efficiency</w:t>
-      </w:r>
-      <w:proofErr w:type="spellEnd"/>
-      <w:r>
-        <w:rPr>
-          <w:color w:val="000000" w:themeColor="text1"/>
-        </w:rPr>
-        <w:t xml:space="preserve"> </w:t>
-      </w:r>
-      <w:proofErr w:type="spellStart"/>
-      <w:r>
-        <w:rPr>
-          <w:color w:val="000000" w:themeColor="text1"/>
-        </w:rPr>
-        <w:t>and</w:t>
-      </w:r>
-      <w:proofErr w:type="spellEnd"/>
-      <w:r>
-        <w:rPr>
-          <w:color w:val="000000" w:themeColor="text1"/>
-        </w:rPr>
-        <w:t xml:space="preserve"> </w:t>
-      </w:r>
-      <w:proofErr w:type="spellStart"/>
-      <w:r>
-        <w:rPr>
-          <w:color w:val="000000" w:themeColor="text1"/>
-        </w:rPr>
-        <w:t>to</w:t>
-      </w:r>
-      <w:proofErr w:type="spellEnd"/>
-      <w:r>
-        <w:rPr>
-          <w:color w:val="000000" w:themeColor="text1"/>
-        </w:rPr>
-        <w:t xml:space="preserve"> </w:t>
-      </w:r>
-      <w:proofErr w:type="spellStart"/>
-      <w:r>
-        <w:rPr>
-          <w:color w:val="000000" w:themeColor="text1"/>
-        </w:rPr>
-        <w:t>the</w:t>
-      </w:r>
-      <w:proofErr w:type="spellEnd"/>
-      <w:r>
-        <w:rPr>
-          <w:color w:val="000000" w:themeColor="text1"/>
-        </w:rPr>
-        <w:t xml:space="preserve"> professional </w:t>
-      </w:r>
-      <w:proofErr w:type="spellStart"/>
-      <w:r>
-        <w:rPr>
-          <w:color w:val="000000" w:themeColor="text1"/>
-        </w:rPr>
-        <w:t>and</w:t>
-      </w:r>
-      <w:proofErr w:type="spellEnd"/>
-      <w:r>
-        <w:rPr>
-          <w:color w:val="000000" w:themeColor="text1"/>
-        </w:rPr>
-        <w:t xml:space="preserve"> personal </w:t>
-      </w:r>
-      <w:proofErr w:type="spellStart"/>
-      <w:r>
-        <w:rPr>
-          <w:color w:val="000000" w:themeColor="text1"/>
-        </w:rPr>
-        <w:t>growth</w:t>
-      </w:r>
-      <w:proofErr w:type="spellEnd"/>
-      <w:r>
-        <w:rPr>
-          <w:color w:val="000000" w:themeColor="text1"/>
-        </w:rPr>
-        <w:t xml:space="preserve"> </w:t>
-      </w:r>
-      <w:proofErr w:type="spellStart"/>
-      <w:r>
-        <w:rPr>
-          <w:color w:val="000000" w:themeColor="text1"/>
-        </w:rPr>
-        <w:t>of</w:t>
-      </w:r>
-      <w:proofErr w:type="spellEnd"/>
-      <w:r>
-        <w:rPr>
-          <w:color w:val="000000" w:themeColor="text1"/>
-        </w:rPr>
-        <w:t xml:space="preserve"> </w:t>
-      </w:r>
-      <w:proofErr w:type="spellStart"/>
-      <w:r>
-        <w:rPr>
-          <w:color w:val="000000" w:themeColor="text1"/>
-        </w:rPr>
-        <w:t>those</w:t>
-      </w:r>
-      <w:proofErr w:type="spellEnd"/>
-      <w:r>
-        <w:rPr>
-          <w:color w:val="000000" w:themeColor="text1"/>
-        </w:rPr>
-        <w:t xml:space="preserve"> </w:t>
-      </w:r>
-      <w:proofErr w:type="spellStart"/>
-      <w:r>
-        <w:rPr>
-          <w:color w:val="000000" w:themeColor="text1"/>
-        </w:rPr>
-        <w:t>involved</w:t>
-      </w:r>
-      <w:proofErr w:type="spellEnd"/>
-      <w:r>
-        <w:rPr>
-          <w:color w:val="000000" w:themeColor="text1"/>
-        </w:rPr>
-        <w:t xml:space="preserve"> in </w:t>
-      </w:r>
-      <w:proofErr w:type="spellStart"/>
-      <w:r>
-        <w:rPr>
-          <w:color w:val="000000" w:themeColor="text1"/>
-        </w:rPr>
-        <w:t>the</w:t>
-      </w:r>
-      <w:proofErr w:type="spellEnd"/>
-      <w:r>
-        <w:rPr>
-          <w:color w:val="000000" w:themeColor="text1"/>
-        </w:rPr>
-        <w:t xml:space="preserve"> software </w:t>
-      </w:r>
-      <w:proofErr w:type="spellStart"/>
-      <w:r>
-        <w:rPr>
-          <w:color w:val="000000" w:themeColor="text1"/>
-        </w:rPr>
-        <w:t>development</w:t>
-      </w:r>
-      <w:proofErr w:type="spellEnd"/>
-      <w:r>
-        <w:rPr>
-          <w:color w:val="000000" w:themeColor="text1"/>
-        </w:rPr>
-        <w:t>.</w:t>
+        <w:t>In the conducted S.A., the team builds an automation system aimed at reducing possible errors arising from manual work, facilitating the management of various types of businesses, especially commerce such as bakeries and small stores. The main objective of the proposed challenge is, besides presenting an efficient solution to the identified problem, to promote learning about teamwork and the development of collaborative skills among members. During the development process, several programming languages are explored, such as PHP and JavaScript, along with styling tools including HTML and CSS, which are essential for creating the software intended for the control and organization of the bakery. The system's implementation brings positive results, providing greater organization and clarity in employees’ tasks, as well as agility and efficiency in customer service. Besides operational benefits, the project significantly expands the team’s technical knowledge about programming and reinforces the importance of collaborative practices in the work environment. Thus, the experience contributes significantly both to improving the business's efficiency and to the professional and personal growth of those involved in the software development.</w:t>
       </w:r>
     </w:p>
     <w:p>
@@ -4489,25 +2473,7 @@
                 <w:bCs/>
                 <w:szCs w:val="23"/>
               </w:rPr>
-              <w:t xml:space="preserve">Elementos </w:t>
-            </w:r>
-            <w:proofErr w:type="spellStart"/>
-            <w:r>
-              <w:rPr>
-                <w:rFonts w:ascii="Arial" w:hAnsi="Arial" w:cs="Arial"/>
-                <w:bCs/>
-                <w:szCs w:val="23"/>
-              </w:rPr>
-              <w:t>pré</w:t>
-            </w:r>
-            <w:proofErr w:type="spellEnd"/>
-            <w:r>
-              <w:rPr>
-                <w:rFonts w:ascii="Arial" w:hAnsi="Arial" w:cs="Arial"/>
-                <w:bCs/>
-                <w:szCs w:val="23"/>
-              </w:rPr>
-              <w:t>-textuais</w:t>
+              <w:t>Elementos pré-textuais</w:t>
             </w:r>
           </w:p>
         </w:tc>
@@ -5411,7 +3377,6 @@
               <w:ind w:firstLine="0"/>
               <w:jc w:val="left"/>
             </w:pPr>
-            <w:proofErr w:type="spellStart"/>
             <w:r>
               <w:rPr>
                 <w:rStyle w:val="nfase"/>
@@ -5419,29 +3384,8 @@
                 <w:sz w:val="23"/>
                 <w:szCs w:val="23"/>
               </w:rPr>
-              <w:t>Read</w:t>
+              <w:t>Read-Only Memory</w:t>
             </w:r>
-            <w:proofErr w:type="spellEnd"/>
-            <w:r>
-              <w:rPr>
-                <w:rStyle w:val="nfase"/>
-                <w:i w:val="0"/>
-                <w:sz w:val="23"/>
-                <w:szCs w:val="23"/>
-              </w:rPr>
-              <w:t xml:space="preserve">-Only </w:t>
-            </w:r>
-            <w:proofErr w:type="spellStart"/>
-            <w:r>
-              <w:rPr>
-                <w:rStyle w:val="nfase"/>
-                <w:i w:val="0"/>
-                <w:sz w:val="23"/>
-                <w:szCs w:val="23"/>
-              </w:rPr>
-              <w:t>Memory</w:t>
-            </w:r>
-            <w:proofErr w:type="spellEnd"/>
           </w:p>
         </w:tc>
       </w:tr>
@@ -5480,18 +3424,8 @@
                 <w:i w:val="0"/>
                 <w:szCs w:val="23"/>
               </w:rPr>
-              <w:t xml:space="preserve">Random-Access </w:t>
+              <w:t>Random-Access Memory</w:t>
             </w:r>
-            <w:proofErr w:type="spellStart"/>
-            <w:r>
-              <w:rPr>
-                <w:rStyle w:val="nfase"/>
-                <w:i w:val="0"/>
-                <w:szCs w:val="23"/>
-              </w:rPr>
-              <w:t>Memory</w:t>
-            </w:r>
-            <w:proofErr w:type="spellEnd"/>
           </w:p>
         </w:tc>
       </w:tr>
@@ -5521,27 +3455,9 @@
               <w:ind w:firstLine="0"/>
               <w:jc w:val="left"/>
             </w:pPr>
-            <w:proofErr w:type="spellStart"/>
             <w:r>
-              <w:t>Cascading</w:t>
+              <w:t>Cascading Style Sheets</w:t>
             </w:r>
-            <w:proofErr w:type="spellEnd"/>
-            <w:r>
-              <w:t xml:space="preserve"> </w:t>
-            </w:r>
-            <w:proofErr w:type="spellStart"/>
-            <w:r>
-              <w:t>Style</w:t>
-            </w:r>
-            <w:proofErr w:type="spellEnd"/>
-            <w:r>
-              <w:t xml:space="preserve"> </w:t>
-            </w:r>
-            <w:proofErr w:type="spellStart"/>
-            <w:r>
-              <w:t>Sheets</w:t>
-            </w:r>
-            <w:proofErr w:type="spellEnd"/>
           </w:p>
         </w:tc>
       </w:tr>
@@ -5571,19 +3487,9 @@
               <w:ind w:firstLine="0"/>
               <w:jc w:val="left"/>
             </w:pPr>
-            <w:proofErr w:type="spellStart"/>
             <w:r>
-              <w:t>HyperText</w:t>
+              <w:t>HyperText Markup Language</w:t>
             </w:r>
-            <w:proofErr w:type="spellEnd"/>
-            <w:r>
-              <w:t xml:space="preserve"> Markup </w:t>
-            </w:r>
-            <w:proofErr w:type="spellStart"/>
-            <w:r>
-              <w:t>Language</w:t>
-            </w:r>
-            <w:proofErr w:type="spellEnd"/>
           </w:p>
         </w:tc>
       </w:tr>
@@ -5612,16 +3518,8 @@
         <w:rPr>
           <w:bCs/>
         </w:rPr>
-        <w:t xml:space="preserve">Hypertext </w:t>
-      </w:r>
-      <w:proofErr w:type="spellStart"/>
-      <w:r>
-        <w:rPr>
-          <w:bCs/>
-        </w:rPr>
-        <w:t>Preprocessor</w:t>
-      </w:r>
-      <w:proofErr w:type="spellEnd"/>
+        <w:t>Hypertext Preprocessor</w:t>
+      </w:r>
     </w:p>
     <w:p>
       <w:pPr>
@@ -5635,16 +3533,8 @@
         <w:rPr>
           <w:bCs/>
         </w:rPr>
-        <w:t xml:space="preserve">  JS              </w:t>
-      </w:r>
-      <w:proofErr w:type="spellStart"/>
-      <w:r>
-        <w:rPr>
-          <w:bCs/>
-        </w:rPr>
-        <w:t>JavaScript</w:t>
-      </w:r>
-      <w:proofErr w:type="spellEnd"/>
+        <w:t xml:space="preserve">  JS              JavaScript</w:t>
+      </w:r>
     </w:p>
     <w:p>
       <w:pPr>
@@ -5658,30 +3548,8 @@
         <w:rPr>
           <w:bCs/>
         </w:rPr>
-        <w:t xml:space="preserve">  </w:t>
-      </w:r>
-      <w:proofErr w:type="spellStart"/>
-      <w:r>
-        <w:rPr>
-          <w:bCs/>
-        </w:rPr>
-        <w:t>VScode</w:t>
-      </w:r>
-      <w:proofErr w:type="spellEnd"/>
-      <w:r>
-        <w:rPr>
-          <w:bCs/>
-        </w:rPr>
-        <w:t xml:space="preserve">      Visual Studio </w:t>
-      </w:r>
-      <w:proofErr w:type="spellStart"/>
-      <w:r>
-        <w:rPr>
-          <w:bCs/>
-        </w:rPr>
-        <w:t>Code</w:t>
-      </w:r>
-      <w:proofErr w:type="spellEnd"/>
+        <w:t xml:space="preserve">  VScode      Visual Studio Code</w:t>
+      </w:r>
       <w:r>
         <w:rPr>
           <w:bCs/>
@@ -5737,16 +3605,44 @@
         <w:rPr>
           <w:bCs/>
         </w:rPr>
-        <w:t xml:space="preserve">  MER           Modelo de entidade-</w:t>
-      </w:r>
-      <w:proofErr w:type="spellStart"/>
-      <w:r>
-        <w:rPr>
-          <w:bCs/>
-        </w:rPr>
-        <w:t>ralacionamento</w:t>
-      </w:r>
-      <w:proofErr w:type="spellEnd"/>
+        <w:t xml:space="preserve">  MER           Modelo de entidade-ralacionamento</w:t>
+      </w:r>
+    </w:p>
+    <w:p>
+      <w:pPr>
+        <w:ind w:firstLine="0"/>
+        <w:jc w:val="left"/>
+        <w:rPr>
+          <w:bCs/>
+        </w:rPr>
+      </w:pPr>
+      <w:r>
+        <w:rPr>
+          <w:bCs/>
+        </w:rPr>
+        <w:t xml:space="preserve">  RAM           </w:t>
+      </w:r>
+      <w:r>
+        <w:rPr>
+          <w:bCs/>
+        </w:rPr>
+        <w:t>Random Access Memory</w:t>
+      </w:r>
+    </w:p>
+    <w:p>
+      <w:pPr>
+        <w:ind w:firstLine="0"/>
+        <w:jc w:val="left"/>
+        <w:rPr>
+          <w:bCs/>
+        </w:rPr>
+      </w:pPr>
+      <w:r>
+        <w:rPr>
+          <w:bCs/>
+        </w:rPr>
+        <w:t xml:space="preserve">  GB              Gigabyte</w:t>
+      </w:r>
     </w:p>
     <w:p>
       <w:pPr>
@@ -5951,13 +3847,8 @@
               <w:ind w:firstLine="0"/>
               <w:jc w:val="left"/>
             </w:pPr>
-            <w:proofErr w:type="spellStart"/>
             <w:r>
-              <w:t>Pdv</w:t>
-            </w:r>
-            <w:proofErr w:type="spellEnd"/>
-            <w:r>
-              <w:t>.</w:t>
+              <w:t>Pdv.</w:t>
             </w:r>
           </w:p>
           <w:p>
@@ -5965,13 +3856,8 @@
               <w:ind w:firstLine="0"/>
               <w:jc w:val="left"/>
             </w:pPr>
-            <w:proofErr w:type="spellStart"/>
             <w:r>
-              <w:t>div</w:t>
-            </w:r>
-            <w:proofErr w:type="spellEnd"/>
-            <w:r>
-              <w:t>.</w:t>
+              <w:t>div.</w:t>
             </w:r>
           </w:p>
         </w:tc>
@@ -8043,23 +5929,39 @@
           <w:rFonts w:ascii="Arial" w:hAnsi="Arial" w:cs="Arial"/>
           <w:color w:val="000000"/>
         </w:rPr>
-        <w:t>, para fazer todo o front-</w:t>
-      </w:r>
-      <w:proofErr w:type="spellStart"/>
+        <w:t>, para fazer todo o front-end do sistema, </w:t>
+      </w:r>
+      <w:r>
+        <w:rPr>
+          <w:rFonts w:ascii="Arial" w:hAnsi="Arial" w:cs="Arial"/>
+          <w:b/>
+          <w:bCs/>
+          <w:color w:val="000000"/>
+        </w:rPr>
+        <w:t>JS</w:t>
+      </w:r>
       <w:r>
         <w:rPr>
           <w:rFonts w:ascii="Arial" w:hAnsi="Arial" w:cs="Arial"/>
           <w:color w:val="000000"/>
         </w:rPr>
-        <w:t>end</w:t>
-      </w:r>
-      <w:proofErr w:type="spellEnd"/>
+        <w:t xml:space="preserve"> e </w:t>
+      </w:r>
+      <w:r>
+        <w:rPr>
+          <w:rFonts w:ascii="Arial" w:hAnsi="Arial" w:cs="Arial"/>
+          <w:b/>
+          <w:bCs/>
+          <w:color w:val="000000"/>
+        </w:rPr>
+        <w:t>PHP</w:t>
+      </w:r>
       <w:r>
         <w:rPr>
           <w:rFonts w:ascii="Arial" w:hAnsi="Arial" w:cs="Arial"/>
           <w:color w:val="000000"/>
         </w:rPr>
-        <w:t xml:space="preserve"> do sistema, </w:t>
+        <w:t>, para o back-end, com o banco de dados </w:t>
       </w:r>
       <w:r>
         <w:rPr>
@@ -8068,14 +5970,14 @@
           <w:bCs/>
           <w:color w:val="000000"/>
         </w:rPr>
-        <w:t>JS</w:t>
+        <w:t>MySQL</w:t>
       </w:r>
       <w:r>
         <w:rPr>
           <w:rFonts w:ascii="Arial" w:hAnsi="Arial" w:cs="Arial"/>
           <w:color w:val="000000"/>
         </w:rPr>
-        <w:t xml:space="preserve"> e </w:t>
+        <w:t> para armazenamento das informações, e o ambiente de desenvolvimento </w:t>
       </w:r>
       <w:r>
         <w:rPr>
@@ -8084,66 +5986,7 @@
           <w:bCs/>
           <w:color w:val="000000"/>
         </w:rPr>
-        <w:t>PHP</w:t>
-      </w:r>
-      <w:r>
-        <w:rPr>
-          <w:rFonts w:ascii="Arial" w:hAnsi="Arial" w:cs="Arial"/>
-          <w:color w:val="000000"/>
-        </w:rPr>
-        <w:t xml:space="preserve">, para o </w:t>
-      </w:r>
-      <w:proofErr w:type="spellStart"/>
-      <w:r>
-        <w:rPr>
-          <w:rFonts w:ascii="Arial" w:hAnsi="Arial" w:cs="Arial"/>
-          <w:color w:val="000000"/>
-        </w:rPr>
-        <w:t>back-end</w:t>
-      </w:r>
-      <w:proofErr w:type="spellEnd"/>
-      <w:r>
-        <w:rPr>
-          <w:rFonts w:ascii="Arial" w:hAnsi="Arial" w:cs="Arial"/>
-          <w:color w:val="000000"/>
-        </w:rPr>
-        <w:t>, com o banco de dados </w:t>
-      </w:r>
-      <w:r>
-        <w:rPr>
-          <w:rFonts w:ascii="Arial" w:hAnsi="Arial" w:cs="Arial"/>
-          <w:b/>
-          <w:bCs/>
-          <w:color w:val="000000"/>
-        </w:rPr>
-        <w:t>MySQL</w:t>
-      </w:r>
-      <w:r>
-        <w:rPr>
-          <w:rFonts w:ascii="Arial" w:hAnsi="Arial" w:cs="Arial"/>
-          <w:color w:val="000000"/>
-        </w:rPr>
-        <w:t> para armazenamento das informações, e o ambiente de desenvolvimento </w:t>
-      </w:r>
-      <w:proofErr w:type="spellStart"/>
-      <w:r>
-        <w:rPr>
-          <w:rFonts w:ascii="Arial" w:hAnsi="Arial" w:cs="Arial"/>
-          <w:b/>
-          <w:bCs/>
-          <w:color w:val="000000"/>
-        </w:rPr>
-        <w:t>VSCode</w:t>
-      </w:r>
-      <w:proofErr w:type="spellEnd"/>
-      <w:r>
-        <w:rPr>
-          <w:rFonts w:ascii="Arial" w:hAnsi="Arial" w:cs="Arial"/>
-          <w:b/>
-          <w:bCs/>
-          <w:color w:val="000000"/>
-        </w:rPr>
-        <w:t>.</w:t>
+        <w:t>VSCode.</w:t>
       </w:r>
       <w:r>
         <w:rPr>
@@ -8280,7 +6123,6 @@
         </w:rPr>
         <w:t> será utilizado para garantir o armazenamento seguro e estruturado das informações, enquanto o </w:t>
       </w:r>
-      <w:proofErr w:type="spellStart"/>
       <w:r>
         <w:rPr>
           <w:rFonts w:ascii="Arial" w:hAnsi="Arial" w:cs="Arial"/>
@@ -8290,7 +6132,6 @@
         </w:rPr>
         <w:t>VSCode</w:t>
       </w:r>
-      <w:proofErr w:type="spellEnd"/>
       <w:r>
         <w:rPr>
           <w:rFonts w:ascii="Arial" w:hAnsi="Arial" w:cs="Arial"/>
@@ -8930,39 +6771,7 @@
           <w:rStyle w:val="Forte"/>
           <w:caps w:val="0"/>
         </w:rPr>
-        <w:t>(</w:t>
-      </w:r>
-      <w:proofErr w:type="spellStart"/>
-      <w:r>
-        <w:rPr>
-          <w:rStyle w:val="Forte"/>
-          <w:caps w:val="0"/>
-        </w:rPr>
-        <w:t>fashion</w:t>
-      </w:r>
-      <w:proofErr w:type="spellEnd"/>
-      <w:r>
-        <w:rPr>
-          <w:rStyle w:val="Forte"/>
-          <w:caps w:val="0"/>
-        </w:rPr>
-        <w:t xml:space="preserve"> tech </w:t>
-      </w:r>
-      <w:proofErr w:type="spellStart"/>
-      <w:r>
-        <w:rPr>
-          <w:rStyle w:val="Forte"/>
-          <w:caps w:val="0"/>
-        </w:rPr>
-        <w:t>solutions</w:t>
-      </w:r>
-      <w:proofErr w:type="spellEnd"/>
-      <w:r>
-        <w:rPr>
-          <w:rStyle w:val="Forte"/>
-          <w:caps w:val="0"/>
-        </w:rPr>
-        <w:t>)</w:t>
+        <w:t>(fashion tech solutions)</w:t>
       </w:r>
       <w:r>
         <w:rPr>
@@ -9003,23 +6812,7 @@
           <w:rStyle w:val="Forte"/>
           <w:caps w:val="0"/>
         </w:rPr>
-        <w:t xml:space="preserve"> </w:t>
-      </w:r>
-      <w:proofErr w:type="spellStart"/>
-      <w:r>
-        <w:rPr>
-          <w:rStyle w:val="Forte"/>
-          <w:caps w:val="0"/>
-        </w:rPr>
-        <w:t>pdv</w:t>
-      </w:r>
-      <w:proofErr w:type="spellEnd"/>
-      <w:r>
-        <w:rPr>
-          <w:rStyle w:val="Forte"/>
-          <w:caps w:val="0"/>
-        </w:rPr>
-        <w:t xml:space="preserve"> integrado a impressoras fiscais, leitores de código de barras e terminais de pagamento; tela de vendas intuitiva com descontos; gerenciamento de estoque com alertas e reposição automática; cadastro completo de clientes com histórico de compras; programa de fidelidade com pontos e cupons.</w:t>
+        <w:t xml:space="preserve"> pdv integrado a impressoras fiscais, leitores de código de barras e terminais de pagamento; tela de vendas intuitiva com descontos; gerenciamento de estoque com alertas e reposição automática; cadastro completo de clientes com histórico de compras; programa de fidelidade com pontos e cupons.</w:t>
       </w:r>
     </w:p>
     <w:p>
@@ -9269,39 +7062,67 @@
           <w:b w:val="0"/>
           <w:caps w:val="0"/>
         </w:rPr>
-        <w:t xml:space="preserve"> pão &amp; gestão (</w:t>
-      </w:r>
-      <w:proofErr w:type="spellStart"/>
-      <w:r>
+        <w:t xml:space="preserve"> pão &amp; gestão (foodtech solutions)</w:t>
+      </w:r>
+    </w:p>
+    <w:p>
+      <w:pPr>
+        <w:pStyle w:val="TtuloSeoPrimria"/>
+        <w:spacing w:after="0"/>
         <w:rPr>
           <w:b w:val="0"/>
           <w:caps w:val="0"/>
         </w:rPr>
-        <w:t>foodtech</w:t>
-      </w:r>
-      <w:proofErr w:type="spellEnd"/>
+      </w:pPr>
       <w:r>
         <w:rPr>
           <w:b w:val="0"/>
           <w:caps w:val="0"/>
         </w:rPr>
+        <w:br/>
+      </w:r>
+      <w:r>
+        <w:rPr>
+          <w:bCs/>
+          <w:caps w:val="0"/>
+        </w:rPr>
+        <w:t>R</w:t>
+      </w:r>
+      <w:r>
+        <w:rPr>
+          <w:bCs/>
+          <w:caps w:val="0"/>
+        </w:rPr>
+        <w:t>esumo:</w:t>
+      </w:r>
+      <w:r>
+        <w:rPr>
+          <w:b w:val="0"/>
+        </w:rPr>
         <w:t xml:space="preserve"> </w:t>
       </w:r>
-      <w:proofErr w:type="spellStart"/>
       <w:r>
         <w:rPr>
           <w:b w:val="0"/>
           <w:caps w:val="0"/>
         </w:rPr>
-        <w:t>solutions</w:t>
-      </w:r>
-      <w:proofErr w:type="spellEnd"/>
+        <w:t>plataforma de gestão completa para padarias, com funcionalidades para controle de vendas, produção, estoque e relacionamento com clientes</w:t>
+      </w:r>
+    </w:p>
+    <w:p>
+      <w:pPr>
+        <w:pStyle w:val="TtuloSeoPrimria"/>
+        <w:spacing w:after="0"/>
+        <w:rPr>
+          <w:b w:val="0"/>
+        </w:rPr>
+      </w:pPr>
       <w:r>
         <w:rPr>
           <w:b w:val="0"/>
           <w:caps w:val="0"/>
         </w:rPr>
-        <w:t>)</w:t>
+        <w:t>.</w:t>
       </w:r>
     </w:p>
     <w:p>
@@ -9310,97 +7131,21 @@
         <w:spacing w:after="0"/>
         <w:rPr>
           <w:b w:val="0"/>
+        </w:rPr>
+      </w:pPr>
+      <w:r>
+        <w:rPr>
+          <w:bCs/>
           <w:caps w:val="0"/>
         </w:rPr>
-      </w:pPr>
+        <w:t>Funcionalidades:</w:t>
+      </w:r>
       <w:r>
         <w:rPr>
           <w:b w:val="0"/>
           <w:caps w:val="0"/>
         </w:rPr>
-        <w:br/>
-      </w:r>
-      <w:r>
-        <w:rPr>
-          <w:bCs/>
-          <w:caps w:val="0"/>
-        </w:rPr>
-        <w:t>R</w:t>
-      </w:r>
-      <w:r>
-        <w:rPr>
-          <w:bCs/>
-          <w:caps w:val="0"/>
-        </w:rPr>
-        <w:t>esumo:</w:t>
-      </w:r>
-      <w:r>
-        <w:rPr>
-          <w:b w:val="0"/>
-        </w:rPr>
-        <w:t xml:space="preserve"> </w:t>
-      </w:r>
-      <w:r>
-        <w:rPr>
-          <w:b w:val="0"/>
-          <w:caps w:val="0"/>
-        </w:rPr>
-        <w:t>plataforma de gestão completa para padarias, com funcionalidades para controle de vendas, produção, estoque e relacionamento com clientes</w:t>
-      </w:r>
-    </w:p>
-    <w:p>
-      <w:pPr>
-        <w:pStyle w:val="TtuloSeoPrimria"/>
-        <w:spacing w:after="0"/>
-        <w:rPr>
-          <w:b w:val="0"/>
-        </w:rPr>
-      </w:pPr>
-      <w:r>
-        <w:rPr>
-          <w:b w:val="0"/>
-          <w:caps w:val="0"/>
-        </w:rPr>
-        <w:t>.</w:t>
-      </w:r>
-    </w:p>
-    <w:p>
-      <w:pPr>
-        <w:pStyle w:val="TtuloSeoPrimria"/>
-        <w:spacing w:after="0"/>
-        <w:rPr>
-          <w:b w:val="0"/>
-        </w:rPr>
-      </w:pPr>
-      <w:r>
-        <w:rPr>
-          <w:bCs/>
-          <w:caps w:val="0"/>
-        </w:rPr>
-        <w:t>Funcionalidades:</w:t>
-      </w:r>
-      <w:r>
-        <w:rPr>
-          <w:b w:val="0"/>
-          <w:caps w:val="0"/>
-        </w:rPr>
-        <w:t xml:space="preserve"> ponto de venda (</w:t>
-      </w:r>
-      <w:proofErr w:type="spellStart"/>
-      <w:r>
-        <w:rPr>
-          <w:b w:val="0"/>
-          <w:caps w:val="0"/>
-        </w:rPr>
-        <w:t>pdv</w:t>
-      </w:r>
-      <w:proofErr w:type="spellEnd"/>
-      <w:r>
-        <w:rPr>
-          <w:b w:val="0"/>
-          <w:caps w:val="0"/>
-        </w:rPr>
-        <w:t xml:space="preserve">) integrado com impressoras fiscais e leitores de código de barras; controle de produção com planejamento diário e acompanhamento de receitas; gerenciamento de estoque com alertas de insumos e </w:t>
+        <w:t xml:space="preserve"> ponto de venda (pdv) integrado com impressoras fiscais e leitores de código de barras; controle de produção com planejamento diário e acompanhamento de receitas; gerenciamento de estoque com alertas de insumos e </w:t>
       </w:r>
       <w:r>
         <w:rPr>
@@ -9664,29 +7409,13 @@
         <w:t>apenas, pois</w:t>
       </w:r>
       <w:r>
-        <w:t xml:space="preserve"> não tínhamos tido uma base boa de </w:t>
-      </w:r>
-      <w:proofErr w:type="spellStart"/>
-      <w:r>
-        <w:t>python</w:t>
-      </w:r>
-      <w:proofErr w:type="spellEnd"/>
-      <w:r>
-        <w:t xml:space="preserve"> para iniciar o projeto no </w:t>
-      </w:r>
-      <w:proofErr w:type="spellStart"/>
-      <w:r>
-        <w:t>t</w:t>
+        <w:t xml:space="preserve"> não tínhamos tido uma base boa de python para iniciar o projeto no t</w:t>
       </w:r>
       <w:r>
         <w:t>k</w:t>
       </w:r>
       <w:r>
-        <w:t>inter</w:t>
-      </w:r>
-      <w:proofErr w:type="spellEnd"/>
-      <w:r>
-        <w:t xml:space="preserve">. O começo foi uma etapa desafiadora, tivemos que criar além das páginas e posteriormente estilizações e validações, </w:t>
+        <w:t xml:space="preserve">inter. O começo foi uma etapa desafiadora, tivemos que criar além das páginas e posteriormente estilizações e validações, </w:t>
       </w:r>
       <w:r>
         <w:t xml:space="preserve">mas </w:t>
@@ -9775,15 +7504,7 @@
         <w:t>traz</w:t>
       </w:r>
       <w:r>
-        <w:t xml:space="preserve"> menos frustação ao tentar </w:t>
-      </w:r>
-      <w:proofErr w:type="spellStart"/>
-      <w:r>
-        <w:t>codar</w:t>
-      </w:r>
-      <w:proofErr w:type="spellEnd"/>
-      <w:r>
-        <w:t xml:space="preserve">. Outra matéria junto a essa também foi </w:t>
+        <w:t xml:space="preserve"> menos frustação ao tentar codar. Outra matéria junto a essa também foi </w:t>
       </w:r>
       <w:r>
         <w:t>nos apresentados</w:t>
@@ -9955,15 +7676,7 @@
             </w:r>
             <w:r>
               <w:br/>
-              <w:t xml:space="preserve">- Ajustes no layout para deixar as páginas mais organizadas e preparadas para receber a lógica do </w:t>
-            </w:r>
-            <w:proofErr w:type="spellStart"/>
-            <w:r>
-              <w:t>back</w:t>
-            </w:r>
-            <w:proofErr w:type="spellEnd"/>
-            <w:r>
-              <w:t>-end.</w:t>
+              <w:t>- Ajustes no layout para deixar as páginas mais organizadas e preparadas para receber a lógica do back-end.</w:t>
             </w:r>
             <w:r>
               <w:br/>
@@ -10010,21 +7723,11 @@
                 <w:b/>
                 <w:bCs/>
               </w:rPr>
-              <w:t>front-</w:t>
+              <w:t>front-end</w:t>
             </w:r>
-            <w:proofErr w:type="spellStart"/>
-            <w:r>
-              <w:rPr>
-                <w:b/>
-                <w:bCs/>
-              </w:rPr>
-              <w:t>end</w:t>
-            </w:r>
-            <w:proofErr w:type="spellEnd"/>
             <w:r>
               <w:t xml:space="preserve">: estilização com CSS e validações iniciais em </w:t>
             </w:r>
-            <w:proofErr w:type="spellStart"/>
             <w:r>
               <w:rPr>
                 <w:b/>
@@ -10032,7 +7735,6 @@
               </w:rPr>
               <w:t>JavaScript</w:t>
             </w:r>
-            <w:proofErr w:type="spellEnd"/>
             <w:r>
               <w:t xml:space="preserve"> (ex.: campos obrigatórios no formulário).</w:t>
             </w:r>
@@ -10059,27 +7761,10 @@
                 <w:b/>
                 <w:bCs/>
               </w:rPr>
-              <w:t xml:space="preserve">banco de dados no </w:t>
+              <w:t>banco de dados no phpMyAdmin</w:t>
             </w:r>
-            <w:proofErr w:type="spellStart"/>
             <w:r>
-              <w:rPr>
-                <w:b/>
-                <w:bCs/>
-              </w:rPr>
-              <w:t>phpMyAdmin</w:t>
-            </w:r>
-            <w:proofErr w:type="spellEnd"/>
-            <w:r>
-              <w:t xml:space="preserve"> (tabela </w:t>
-            </w:r>
-            <w:proofErr w:type="spellStart"/>
-            <w:r>
-              <w:t>usuarios</w:t>
-            </w:r>
-            <w:proofErr w:type="spellEnd"/>
-            <w:r>
-              <w:t>) e primeiro teste de inserção manual pelo painel gráfico.</w:t>
+              <w:t xml:space="preserve"> (tabela usuarios) e primeiro teste de inserção manual pelo painel gráfico.</w:t>
             </w:r>
           </w:p>
         </w:tc>
@@ -10135,15 +7820,7 @@
             </w:r>
             <w:r>
               <w:br/>
-              <w:t xml:space="preserve">- Integração com o banco MySQL via </w:t>
-            </w:r>
-            <w:proofErr w:type="spellStart"/>
-            <w:r>
-              <w:t>phpMyAdmin</w:t>
-            </w:r>
-            <w:proofErr w:type="spellEnd"/>
-            <w:r>
-              <w:t>.</w:t>
+              <w:t>- Integração com o banco MySQL via phpMyAdmin.</w:t>
             </w:r>
             <w:r>
               <w:br/>
@@ -10266,15 +7943,7 @@
             </w:r>
             <w:r>
               <w:br/>
-              <w:t xml:space="preserve">- Testes no </w:t>
-            </w:r>
-            <w:proofErr w:type="spellStart"/>
-            <w:r>
-              <w:t>phpMyAdmin</w:t>
-            </w:r>
-            <w:proofErr w:type="spellEnd"/>
-            <w:r>
-              <w:t xml:space="preserve"> para validar se as quantidades dos produtos eram atualizadas corretamente.</w:t>
+              <w:t>- Testes no phpMyAdmin para validar se as quantidades dos produtos eram atualizadas corretamente.</w:t>
             </w:r>
             <w:r>
               <w:br/>
@@ -10385,15 +8054,7 @@
               <w:ind w:firstLine="0"/>
             </w:pPr>
             <w:r>
-              <w:t xml:space="preserve">Linguagem usada no </w:t>
-            </w:r>
-            <w:proofErr w:type="spellStart"/>
-            <w:r>
-              <w:t>back-end</w:t>
-            </w:r>
-            <w:proofErr w:type="spellEnd"/>
-            <w:r>
-              <w:t xml:space="preserve"> para processar requisições, executar lógica de negócio e integrar com o banco de dados.</w:t>
+              <w:t>Linguagem usada no back-end para processar requisições, executar lógica de negócio e integrar com o banco de dados.</w:t>
             </w:r>
           </w:p>
         </w:tc>
@@ -10440,11 +8101,9 @@
               <w:ind w:firstLine="0"/>
               <w:jc w:val="center"/>
             </w:pPr>
-            <w:proofErr w:type="spellStart"/>
             <w:r>
               <w:t>phpMyAdmin</w:t>
             </w:r>
-            <w:proofErr w:type="spellEnd"/>
           </w:p>
         </w:tc>
         <w:tc>
@@ -10519,15 +8178,7 @@
               <w:ind w:firstLine="0"/>
             </w:pPr>
             <w:r>
-              <w:t>Estruturação e estilização das páginas (front-</w:t>
-            </w:r>
-            <w:proofErr w:type="spellStart"/>
-            <w:r>
-              <w:t>end</w:t>
-            </w:r>
-            <w:proofErr w:type="spellEnd"/>
-            <w:r>
-              <w:t>).</w:t>
+              <w:t>Estruturação e estilização das páginas (front-end).</w:t>
             </w:r>
           </w:p>
         </w:tc>
@@ -10543,13 +8194,8 @@
               <w:ind w:firstLine="0"/>
               <w:jc w:val="center"/>
             </w:pPr>
-            <w:proofErr w:type="spellStart"/>
             <w:r>
-              <w:t>JavaScript</w:t>
-            </w:r>
-            <w:proofErr w:type="spellEnd"/>
-            <w:r>
-              <w:t xml:space="preserve"> (JS)</w:t>
+              <w:t>JavaScript (JS)</w:t>
             </w:r>
           </w:p>
         </w:tc>
@@ -10579,11 +8225,9 @@
               <w:ind w:firstLine="0"/>
               <w:jc w:val="center"/>
             </w:pPr>
-            <w:proofErr w:type="spellStart"/>
             <w:r>
               <w:t>VSCode</w:t>
             </w:r>
-            <w:proofErr w:type="spellEnd"/>
           </w:p>
         </w:tc>
         <w:tc>
@@ -10612,13 +8256,8 @@
               <w:ind w:firstLine="0"/>
               <w:jc w:val="center"/>
             </w:pPr>
-            <w:proofErr w:type="spellStart"/>
             <w:r>
-              <w:t>Git</w:t>
-            </w:r>
-            <w:proofErr w:type="spellEnd"/>
-            <w:r>
-              <w:t>/GitHub</w:t>
+              <w:t>Git/GitHub</w:t>
             </w:r>
           </w:p>
         </w:tc>
@@ -10818,7 +8457,6 @@
           <w:numId w:val="4"/>
         </w:numPr>
       </w:pPr>
-      <w:proofErr w:type="spellStart"/>
       <w:r>
         <w:rPr>
           <w:b/>
@@ -10826,7 +8464,6 @@
         </w:rPr>
         <w:t>phpMyAdmin</w:t>
       </w:r>
-      <w:proofErr w:type="spellEnd"/>
       <w:r>
         <w:t xml:space="preserve"> para gerenciamento do banco de dados</w:t>
       </w:r>
@@ -10856,13 +8493,8 @@
         </w:numPr>
       </w:pPr>
       <w:r>
-        <w:t xml:space="preserve">Editor de código: Visual Studio </w:t>
-      </w:r>
-      <w:proofErr w:type="spellStart"/>
-      <w:r>
-        <w:t>Code</w:t>
-      </w:r>
-      <w:proofErr w:type="spellEnd"/>
+        <w:t>Editor de código: Visual Studio Code</w:t>
+      </w:r>
       <w:r>
         <w:t>;</w:t>
       </w:r>
@@ -10874,13 +8506,8 @@
           <w:numId w:val="4"/>
         </w:numPr>
       </w:pPr>
-      <w:proofErr w:type="spellStart"/>
-      <w:r>
-        <w:t>Git</w:t>
-      </w:r>
-      <w:proofErr w:type="spellEnd"/>
-      <w:r>
-        <w:t xml:space="preserve"> (para versionamento do código).</w:t>
+      <w:r>
+        <w:t>Git (para versionamento do código).</w:t>
       </w:r>
     </w:p>
     <w:p/>
@@ -10921,7 +8548,7 @@
     </w:p>
     <w:p>
       <w:pPr>
-        <w:ind w:left="360" w:firstLine="45"/>
+        <w:ind w:left="360" w:firstLine="349"/>
       </w:pPr>
       <w:r>
         <w:t xml:space="preserve">Os </w:t>
@@ -10939,7 +8566,7 @@
     </w:p>
     <w:p>
       <w:pPr>
-        <w:ind w:left="360" w:firstLine="45"/>
+        <w:ind w:left="360" w:firstLine="349"/>
       </w:pPr>
       <w:r>
         <w:t xml:space="preserve">Já os </w:t>
@@ -11088,7 +8715,6 @@
         </w:rPr>
         <w:t xml:space="preserve">Para realizar o cadastro de um cliente é necessário o nome, data de nascimento, endereço, telefone, </w:t>
       </w:r>
-      <w:proofErr w:type="gramStart"/>
       <w:r>
         <w:rPr>
           <w:rFonts w:cs="Arial"/>
@@ -11096,29 +8722,12 @@
         </w:rPr>
         <w:t>CPF ,</w:t>
       </w:r>
-      <w:proofErr w:type="gramEnd"/>
       <w:r>
         <w:rPr>
           <w:rFonts w:cs="Arial"/>
           <w:color w:val="001D35"/>
         </w:rPr>
-        <w:t xml:space="preserve"> </w:t>
-      </w:r>
-      <w:proofErr w:type="spellStart"/>
-      <w:r>
-        <w:rPr>
-          <w:rFonts w:cs="Arial"/>
-          <w:color w:val="001D35"/>
-        </w:rPr>
-        <w:t>email</w:t>
-      </w:r>
-      <w:proofErr w:type="spellEnd"/>
-      <w:r>
-        <w:rPr>
-          <w:rFonts w:cs="Arial"/>
-          <w:color w:val="001D35"/>
-        </w:rPr>
-        <w:t>(opcional)</w:t>
+        <w:t xml:space="preserve"> email(opcional)</w:t>
       </w:r>
       <w:r>
         <w:rPr>
@@ -11475,19 +9084,8 @@
           <w:bCs/>
           <w:color w:val="001D35"/>
         </w:rPr>
-        <w:t xml:space="preserve">R.F. 06- Relatório de </w:t>
-      </w:r>
-      <w:proofErr w:type="gramStart"/>
-      <w:r>
-        <w:rPr>
-          <w:rFonts w:cs="Arial"/>
-          <w:b/>
-          <w:bCs/>
-          <w:color w:val="001D35"/>
-        </w:rPr>
-        <w:t>vendas :</w:t>
-      </w:r>
-      <w:proofErr w:type="gramEnd"/>
+        <w:t>R.F. 06- Relatório de vendas :</w:t>
+      </w:r>
       <w:r>
         <w:rPr>
           <w:rFonts w:cs="Arial"/>
@@ -13044,15 +10642,7 @@
         <w:ind w:left="720" w:firstLine="0"/>
       </w:pPr>
       <w:r>
-        <w:t xml:space="preserve">Uma das nossas regras para a criação do B.D, tabelas e campos, é que sempre depois de 3 ou 4 algarismos em </w:t>
-      </w:r>
-      <w:proofErr w:type="gramStart"/>
-      <w:r>
-        <w:t>uma palavras</w:t>
-      </w:r>
-      <w:proofErr w:type="gramEnd"/>
-      <w:r>
-        <w:t>, teremos ‘_’ e chave primária sempre possuirá ‘ID_’.</w:t>
+        <w:t>Uma das nossas regras para a criação do B.D, tabelas e campos, é que sempre depois de 3 ou 4 algarismos em uma palavra, teremos ‘_’ e chave primária sempre possuirá ‘ID_’.</w:t>
       </w:r>
     </w:p>
     <w:p>
@@ -13217,24 +10807,13 @@
         </w:numPr>
       </w:pPr>
       <w:r>
-        <w:t xml:space="preserve">Interface do Sistema </w:t>
-      </w:r>
-      <w:proofErr w:type="gramStart"/>
-      <w:r>
-        <w:t>(</w:t>
+        <w:t>Interface do Sistema (</w:t>
       </w:r>
       <w:r>
         <w:rPr>
           <w:color w:val="FF0000"/>
         </w:rPr>
-        <w:t xml:space="preserve"> Telas</w:t>
-      </w:r>
-      <w:proofErr w:type="gramEnd"/>
-      <w:r>
-        <w:rPr>
-          <w:color w:val="FF0000"/>
-        </w:rPr>
-        <w:t xml:space="preserve"> do sistema, seja </w:t>
+        <w:t xml:space="preserve"> Telas do sistema, seja </w:t>
       </w:r>
       <w:r>
         <w:rPr>
@@ -13256,13 +10835,8 @@
           <w:numId w:val="3"/>
         </w:numPr>
       </w:pPr>
-      <w:proofErr w:type="spellStart"/>
-      <w:r>
-        <w:t>Screenshots</w:t>
-      </w:r>
-      <w:proofErr w:type="spellEnd"/>
-      <w:r>
-        <w:t xml:space="preserve"> das páginas</w:t>
+      <w:r>
+        <w:t>Screenshots das páginas</w:t>
       </w:r>
     </w:p>
     <w:p>
@@ -13520,31 +11094,7 @@
         <w:t>A arena científica. Ciência da Informação</w:t>
       </w:r>
       <w:r>
-        <w:t>, Brasília, v. 24, n. 2, 1995. Recensões. Disponível em:&lt;http://www.ibict.br/</w:t>
-      </w:r>
-      <w:proofErr w:type="spellStart"/>
-      <w:r>
-        <w:t>cionline</w:t>
-      </w:r>
-      <w:proofErr w:type="spellEnd"/>
-      <w:r>
-        <w:t>/</w:t>
-      </w:r>
-      <w:proofErr w:type="spellStart"/>
-      <w:r>
-        <w:t>inicio</w:t>
-      </w:r>
-      <w:proofErr w:type="spellEnd"/>
-      <w:r>
-        <w:t>.</w:t>
-      </w:r>
-      <w:proofErr w:type="spellStart"/>
-      <w:r>
-        <w:t>htm</w:t>
-      </w:r>
-      <w:proofErr w:type="spellEnd"/>
-      <w:r>
-        <w:t>&gt;. Acesso em: 16 dez. 2003.</w:t>
+        <w:t>, Brasília, v. 24, n. 2, 1995. Recensões. Disponível em:&lt;http://www.ibict.br/cionline/inicio.htm&gt;. Acesso em: 16 dez. 2003.</w:t>
       </w:r>
     </w:p>
     <w:p>
@@ -13572,19 +11122,15 @@
       <w:r>
         <w:t xml:space="preserve">ção e Negócios). Tradução de: Business </w:t>
       </w:r>
-      <w:proofErr w:type="spellStart"/>
       <w:r>
         <w:t>process</w:t>
       </w:r>
-      <w:proofErr w:type="spellEnd"/>
       <w:r>
         <w:t xml:space="preserve"> </w:t>
       </w:r>
-      <w:proofErr w:type="spellStart"/>
       <w:r>
         <w:t>reengineering</w:t>
       </w:r>
-      <w:proofErr w:type="spellEnd"/>
       <w:r>
         <w:t>.</w:t>
       </w:r>
@@ -13913,47 +11459,7 @@
           <w:bCs/>
           <w:color w:val="FF0000"/>
         </w:rPr>
-        <w:t xml:space="preserve"> aqui </w:t>
-      </w:r>
-      <w:proofErr w:type="spellStart"/>
-      <w:r>
-        <w:rPr>
-          <w:rFonts w:cs="Arial"/>
-          <w:b/>
-          <w:bCs/>
-          <w:color w:val="FF0000"/>
-        </w:rPr>
-        <w:t>deveficar</w:t>
-      </w:r>
-      <w:proofErr w:type="spellEnd"/>
-      <w:r>
-        <w:rPr>
-          <w:rFonts w:cs="Arial"/>
-          <w:b/>
-          <w:bCs/>
-          <w:color w:val="FF0000"/>
-        </w:rPr>
-        <w:t xml:space="preserve">: Entrevista, Códigos Programação </w:t>
-      </w:r>
-      <w:proofErr w:type="gramStart"/>
-      <w:r>
-        <w:rPr>
-          <w:rFonts w:cs="Arial"/>
-          <w:b/>
-          <w:bCs/>
-          <w:color w:val="FF0000"/>
-        </w:rPr>
-        <w:t>WEB ,</w:t>
-      </w:r>
-      <w:proofErr w:type="gramEnd"/>
-      <w:r>
-        <w:rPr>
-          <w:rFonts w:cs="Arial"/>
-          <w:b/>
-          <w:bCs/>
-          <w:color w:val="FF0000"/>
-        </w:rPr>
-        <w:t xml:space="preserve"> Códigos SQL</w:t>
+        <w:t xml:space="preserve"> aqui deveficar: Entrevista, Códigos Programação WEB , Códigos SQL</w:t>
       </w:r>
       <w:r>
         <w:rPr>
@@ -14950,21 +12456,7 @@
         <w:rPr>
           <w:rFonts w:cs="Arial"/>
         </w:rPr>
-        <w:t xml:space="preserve">Tonetto e </w:t>
-      </w:r>
-      <w:proofErr w:type="spellStart"/>
-      <w:r>
-        <w:rPr>
-          <w:rFonts w:cs="Arial"/>
-        </w:rPr>
-        <w:t>Reck</w:t>
-      </w:r>
-      <w:proofErr w:type="spellEnd"/>
-      <w:r>
-        <w:rPr>
-          <w:rFonts w:cs="Arial"/>
-        </w:rPr>
-        <w:t xml:space="preserve"> (2001, p. 134) destacam: "Este autoconhecimento pressupõe conhecer seus limites [...]" </w:t>
+        <w:t xml:space="preserve">Tonetto e Reck (2001, p. 134) destacam: "Este autoconhecimento pressupõe conhecer seus limites [...]" </w:t>
       </w:r>
     </w:p>
     <w:p>
@@ -15094,21 +12586,7 @@
           <w:rFonts w:cs="Arial"/>
         </w:rPr>
         <w:lastRenderedPageBreak/>
-        <w:t xml:space="preserve">O movimento social, com o intuito de realizar uma transformação social, é uma das tarefas mais importantes </w:t>
-      </w:r>
-      <w:proofErr w:type="gramStart"/>
-      <w:r>
-        <w:rPr>
-          <w:rFonts w:cs="Arial"/>
-        </w:rPr>
-        <w:t>da atualidades</w:t>
-      </w:r>
-      <w:proofErr w:type="gramEnd"/>
-      <w:r>
-        <w:rPr>
-          <w:rFonts w:cs="Arial"/>
-        </w:rPr>
-        <w:t xml:space="preserve"> (O COOPERATIVISMO..., 2002).</w:t>
+        <w:t>O movimento social, com o intuito de realizar uma transformação social, é uma das tarefas mais importantes da atualidades (O COOPERATIVISMO..., 2002).</w:t>
       </w:r>
     </w:p>
     <w:p>
@@ -15592,15 +13070,7 @@
               <w:pStyle w:val="Contedotabelaequadro"/>
             </w:pPr>
             <w:r>
-              <w:t xml:space="preserve">Fonte: </w:t>
-            </w:r>
-            <w:proofErr w:type="spellStart"/>
-            <w:r>
-              <w:t>Sen</w:t>
-            </w:r>
-            <w:proofErr w:type="spellEnd"/>
-            <w:r>
-              <w:t xml:space="preserve"> (2000, p. 240). </w:t>
+              <w:t xml:space="preserve">Fonte: Sen (2000, p. 240). </w:t>
             </w:r>
           </w:p>
         </w:tc>

--- a/arquivos de documentação/PADARIA_DO_ALEMAO.docx
+++ b/arquivos de documentação/PADARIA_DO_ALEMAO.docx
@@ -12426,29 +12426,36 @@
         <w:rPr>
           <w:b/>
           <w:bCs/>
-          <w:noProof/>
+        </w:rPr>
+        <w:t>PRODUTOS</w:t>
+      </w:r>
+    </w:p>
+    <w:p>
+      <w:pPr>
+        <w:ind w:left="1440" w:firstLine="0"/>
+        <w:rPr>
+          <w:b/>
+          <w:bCs/>
+        </w:rPr>
+      </w:pPr>
+      <w:r>
+        <w:rPr>
+          <w:b/>
+          <w:bCs/>
         </w:rPr>
         <w:drawing>
-          <wp:anchor distT="0" distB="0" distL="114300" distR="114300" simplePos="0" relativeHeight="251662848" behindDoc="1" locked="0" layoutInCell="1" allowOverlap="1" wp14:anchorId="10D55474" wp14:editId="00BF976E">
+          <wp:anchor distT="0" distB="0" distL="114300" distR="114300" simplePos="0" relativeHeight="251672064" behindDoc="0" locked="0" layoutInCell="1" allowOverlap="1" wp14:anchorId="7B56D956" wp14:editId="132E3A8F">
             <wp:simplePos x="0" y="0"/>
             <wp:positionH relativeFrom="margin">
               <wp:align>right</wp:align>
             </wp:positionH>
             <wp:positionV relativeFrom="paragraph">
-              <wp:posOffset>259080</wp:posOffset>
+              <wp:posOffset>289728</wp:posOffset>
             </wp:positionV>
-            <wp:extent cx="5760085" cy="1194435"/>
-            <wp:effectExtent l="0" t="0" r="0" b="5715"/>
-            <wp:wrapTight wrapText="bothSides">
-              <wp:wrapPolygon edited="0">
-                <wp:start x="0" y="0"/>
-                <wp:lineTo x="0" y="21359"/>
-                <wp:lineTo x="21502" y="21359"/>
-                <wp:lineTo x="21502" y="0"/>
-                <wp:lineTo x="0" y="0"/>
-              </wp:wrapPolygon>
-            </wp:wrapTight>
-            <wp:docPr id="6" name="Imagem 6"/>
+            <wp:extent cx="5760085" cy="1197610"/>
+            <wp:effectExtent l="0" t="0" r="0" b="2540"/>
+            <wp:wrapSquare wrapText="bothSides"/>
+            <wp:docPr id="13" name="Imagem 13"/>
             <wp:cNvGraphicFramePr>
               <a:graphicFrameLocks xmlns:a="http://schemas.openxmlformats.org/drawingml/2006/main" noChangeAspect="1"/>
             </wp:cNvGraphicFramePr>
@@ -12474,7 +12481,7 @@
                   <pic:spPr>
                     <a:xfrm>
                       <a:off x="0" y="0"/>
-                      <a:ext cx="5760085" cy="1194435"/>
+                      <a:ext cx="5760085" cy="1197610"/>
                     </a:xfrm>
                     <a:prstGeom prst="rect">
                       <a:avLst/>
@@ -12486,13 +12493,6 @@
           </wp:anchor>
         </w:drawing>
       </w:r>
-      <w:r>
-        <w:rPr>
-          <w:b/>
-          <w:bCs/>
-        </w:rPr>
-        <w:t>PRODUTOS</w:t>
-      </w:r>
     </w:p>
     <w:p>
       <w:pPr>
@@ -12548,26 +12548,52 @@
           <w:bCs/>
         </w:rPr>
       </w:pPr>
-      <w:r>
-        <w:rPr>
-          <w:b/>
-          <w:bCs/>
-          <w:noProof/>
+    </w:p>
+    <w:p>
+      <w:pPr>
+        <w:ind w:left="1440" w:firstLine="0"/>
+        <w:jc w:val="left"/>
+        <w:rPr>
+          <w:b/>
+          <w:bCs/>
+        </w:rPr>
+      </w:pPr>
+      <w:r>
+        <w:rPr>
+          <w:b/>
+          <w:bCs/>
         </w:rPr>
         <w:lastRenderedPageBreak/>
+        <w:t>FUNCIONARIOS</w:t>
+      </w:r>
+    </w:p>
+    <w:p>
+      <w:pPr>
+        <w:ind w:left="1440" w:firstLine="0"/>
+        <w:jc w:val="left"/>
+        <w:rPr>
+          <w:b/>
+          <w:bCs/>
+        </w:rPr>
+      </w:pPr>
+      <w:r>
+        <w:rPr>
+          <w:b/>
+          <w:bCs/>
+        </w:rPr>
         <w:drawing>
-          <wp:anchor distT="0" distB="0" distL="114300" distR="114300" simplePos="0" relativeHeight="251663872" behindDoc="0" locked="0" layoutInCell="1" allowOverlap="1" wp14:anchorId="115D5A1A" wp14:editId="5B64A5FF">
+          <wp:anchor distT="0" distB="0" distL="114300" distR="114300" simplePos="0" relativeHeight="251673088" behindDoc="0" locked="0" layoutInCell="1" allowOverlap="1" wp14:anchorId="0C274A44" wp14:editId="00105516">
             <wp:simplePos x="0" y="0"/>
             <wp:positionH relativeFrom="page">
               <wp:align>center</wp:align>
             </wp:positionH>
             <wp:positionV relativeFrom="paragraph">
-              <wp:posOffset>271409</wp:posOffset>
+              <wp:posOffset>17253</wp:posOffset>
             </wp:positionV>
-            <wp:extent cx="5760085" cy="2658745"/>
-            <wp:effectExtent l="0" t="0" r="0" b="8255"/>
+            <wp:extent cx="5760085" cy="2635885"/>
+            <wp:effectExtent l="0" t="0" r="0" b="0"/>
             <wp:wrapSquare wrapText="bothSides"/>
-            <wp:docPr id="7" name="Imagem 7"/>
+            <wp:docPr id="16" name="Imagem 16"/>
             <wp:cNvGraphicFramePr>
               <a:graphicFrameLocks xmlns:a="http://schemas.openxmlformats.org/drawingml/2006/main" noChangeAspect="1"/>
             </wp:cNvGraphicFramePr>
@@ -12593,7 +12619,7 @@
                   <pic:spPr>
                     <a:xfrm>
                       <a:off x="0" y="0"/>
-                      <a:ext cx="5760085" cy="2658745"/>
+                      <a:ext cx="5760085" cy="2635885"/>
                     </a:xfrm>
                     <a:prstGeom prst="rect">
                       <a:avLst/>
@@ -12605,13 +12631,6 @@
           </wp:anchor>
         </w:drawing>
       </w:r>
-      <w:r>
-        <w:rPr>
-          <w:b/>
-          <w:bCs/>
-        </w:rPr>
-        <w:t>FUNCIONARIOS</w:t>
-      </w:r>
     </w:p>
     <w:p>
       <w:pPr>
@@ -12634,21 +12653,20 @@
         <w:rPr>
           <w:b/>
           <w:bCs/>
-          <w:noProof/>
         </w:rPr>
         <w:drawing>
-          <wp:anchor distT="0" distB="0" distL="114300" distR="114300" simplePos="0" relativeHeight="251664896" behindDoc="0" locked="0" layoutInCell="1" allowOverlap="1" wp14:anchorId="1C82E35F" wp14:editId="6C972B62">
+          <wp:anchor distT="0" distB="0" distL="114300" distR="114300" simplePos="0" relativeHeight="251674112" behindDoc="0" locked="0" layoutInCell="1" allowOverlap="1" wp14:anchorId="0F7E8D14" wp14:editId="357F618D">
             <wp:simplePos x="0" y="0"/>
             <wp:positionH relativeFrom="page">
               <wp:align>center</wp:align>
             </wp:positionH>
             <wp:positionV relativeFrom="paragraph">
-              <wp:posOffset>273421</wp:posOffset>
+              <wp:posOffset>265430</wp:posOffset>
             </wp:positionV>
-            <wp:extent cx="5760085" cy="1680210"/>
-            <wp:effectExtent l="0" t="0" r="0" b="0"/>
+            <wp:extent cx="5760085" cy="1691640"/>
+            <wp:effectExtent l="0" t="0" r="0" b="3810"/>
             <wp:wrapSquare wrapText="bothSides"/>
-            <wp:docPr id="8" name="Imagem 8"/>
+            <wp:docPr id="17" name="Imagem 17"/>
             <wp:cNvGraphicFramePr>
               <a:graphicFrameLocks xmlns:a="http://schemas.openxmlformats.org/drawingml/2006/main" noChangeAspect="1"/>
             </wp:cNvGraphicFramePr>
@@ -12674,7 +12692,7 @@
                   <pic:spPr>
                     <a:xfrm>
                       <a:off x="0" y="0"/>
-                      <a:ext cx="5760085" cy="1680210"/>
+                      <a:ext cx="5760085" cy="1691640"/>
                     </a:xfrm>
                     <a:prstGeom prst="rect">
                       <a:avLst/>
@@ -12711,25 +12729,33 @@
           <w:bCs/>
         </w:rPr>
       </w:pPr>
-      <w:r>
-        <w:rPr>
-          <w:b/>
-          <w:bCs/>
-          <w:noProof/>
+    </w:p>
+    <w:p>
+      <w:pPr>
+        <w:ind w:left="1440" w:firstLine="0"/>
+        <w:rPr>
+          <w:b/>
+          <w:bCs/>
+        </w:rPr>
+      </w:pPr>
+      <w:r>
+        <w:rPr>
+          <w:b/>
+          <w:bCs/>
         </w:rPr>
         <w:drawing>
-          <wp:anchor distT="0" distB="0" distL="114300" distR="114300" simplePos="0" relativeHeight="251665920" behindDoc="0" locked="0" layoutInCell="1" allowOverlap="1" wp14:anchorId="31435E6D" wp14:editId="0C85311E">
+          <wp:anchor distT="0" distB="0" distL="114300" distR="114300" simplePos="0" relativeHeight="251675136" behindDoc="0" locked="0" layoutInCell="1" allowOverlap="1" wp14:anchorId="06082256" wp14:editId="41F977AD">
             <wp:simplePos x="0" y="0"/>
             <wp:positionH relativeFrom="page">
               <wp:align>center</wp:align>
             </wp:positionH>
             <wp:positionV relativeFrom="paragraph">
-              <wp:posOffset>239551</wp:posOffset>
+              <wp:posOffset>177260</wp:posOffset>
             </wp:positionV>
-            <wp:extent cx="5760085" cy="477520"/>
-            <wp:effectExtent l="0" t="0" r="0" b="0"/>
+            <wp:extent cx="5760085" cy="494030"/>
+            <wp:effectExtent l="0" t="0" r="0" b="1270"/>
             <wp:wrapSquare wrapText="bothSides"/>
-            <wp:docPr id="9" name="Imagem 9"/>
+            <wp:docPr id="18" name="Imagem 18"/>
             <wp:cNvGraphicFramePr>
               <a:graphicFrameLocks xmlns:a="http://schemas.openxmlformats.org/drawingml/2006/main" noChangeAspect="1"/>
             </wp:cNvGraphicFramePr>
@@ -12755,7 +12781,7 @@
                   <pic:spPr>
                     <a:xfrm>
                       <a:off x="0" y="0"/>
-                      <a:ext cx="5760085" cy="477520"/>
+                      <a:ext cx="5760085" cy="494030"/>
                     </a:xfrm>
                     <a:prstGeom prst="rect">
                       <a:avLst/>
@@ -12792,25 +12818,33 @@
           <w:bCs/>
         </w:rPr>
       </w:pPr>
-      <w:r>
-        <w:rPr>
-          <w:b/>
-          <w:bCs/>
-          <w:noProof/>
+    </w:p>
+    <w:p>
+      <w:pPr>
+        <w:ind w:left="1440" w:firstLine="0"/>
+        <w:rPr>
+          <w:b/>
+          <w:bCs/>
+        </w:rPr>
+      </w:pPr>
+      <w:r>
+        <w:rPr>
+          <w:b/>
+          <w:bCs/>
         </w:rPr>
         <w:drawing>
-          <wp:anchor distT="0" distB="0" distL="114300" distR="114300" simplePos="0" relativeHeight="251666944" behindDoc="0" locked="0" layoutInCell="1" allowOverlap="1" wp14:anchorId="55E8CF36" wp14:editId="16EE404B">
+          <wp:anchor distT="0" distB="0" distL="114300" distR="114300" simplePos="0" relativeHeight="251676160" behindDoc="0" locked="0" layoutInCell="1" allowOverlap="1" wp14:anchorId="5FFDCD66" wp14:editId="57C6F47B">
             <wp:simplePos x="0" y="0"/>
             <wp:positionH relativeFrom="page">
               <wp:align>center</wp:align>
             </wp:positionH>
             <wp:positionV relativeFrom="paragraph">
-              <wp:posOffset>243733</wp:posOffset>
+              <wp:posOffset>272739</wp:posOffset>
             </wp:positionV>
-            <wp:extent cx="5760085" cy="854075"/>
-            <wp:effectExtent l="0" t="0" r="0" b="3175"/>
+            <wp:extent cx="5760085" cy="960755"/>
+            <wp:effectExtent l="0" t="0" r="0" b="0"/>
             <wp:wrapSquare wrapText="bothSides"/>
-            <wp:docPr id="10" name="Imagem 10"/>
+            <wp:docPr id="19" name="Imagem 19"/>
             <wp:cNvGraphicFramePr>
               <a:graphicFrameLocks xmlns:a="http://schemas.openxmlformats.org/drawingml/2006/main" noChangeAspect="1"/>
             </wp:cNvGraphicFramePr>
@@ -12836,7 +12870,7 @@
                   <pic:spPr>
                     <a:xfrm>
                       <a:off x="0" y="0"/>
-                      <a:ext cx="5760085" cy="854075"/>
+                      <a:ext cx="5760085" cy="960755"/>
                     </a:xfrm>
                     <a:prstGeom prst="rect">
                       <a:avLst/>
@@ -12873,12 +12907,22 @@
           <w:bCs/>
         </w:rPr>
       </w:pPr>
+    </w:p>
+    <w:p>
+      <w:pPr>
+        <w:ind w:left="1440" w:firstLine="0"/>
+        <w:rPr>
+          <w:b/>
+          <w:bCs/>
+        </w:rPr>
+      </w:pPr>
       <w:r>
         <w:rPr>
           <w:b/>
           <w:bCs/>
           <w:noProof/>
         </w:rPr>
+        <w:lastRenderedPageBreak/>
         <w:drawing>
           <wp:anchor distT="0" distB="0" distL="114300" distR="114300" simplePos="0" relativeHeight="251667968" behindDoc="0" locked="0" layoutInCell="1" allowOverlap="1" wp14:anchorId="449CC5D8" wp14:editId="31370C09">
             <wp:simplePos x="0" y="0"/>
@@ -12958,22 +13002,20 @@
         <w:rPr>
           <w:b/>
           <w:bCs/>
-          <w:noProof/>
-        </w:rPr>
-        <w:lastRenderedPageBreak/>
+        </w:rPr>
         <w:drawing>
-          <wp:anchor distT="0" distB="0" distL="114300" distR="114300" simplePos="0" relativeHeight="251668992" behindDoc="0" locked="0" layoutInCell="1" allowOverlap="1" wp14:anchorId="44ECDBBD" wp14:editId="231061BD">
+          <wp:anchor distT="0" distB="0" distL="114300" distR="114300" simplePos="0" relativeHeight="251677184" behindDoc="0" locked="0" layoutInCell="1" allowOverlap="1" wp14:anchorId="428D80AD" wp14:editId="4F6EDF20">
             <wp:simplePos x="0" y="0"/>
             <wp:positionH relativeFrom="page">
               <wp:align>center</wp:align>
             </wp:positionH>
             <wp:positionV relativeFrom="paragraph">
-              <wp:posOffset>317189</wp:posOffset>
+              <wp:posOffset>291945</wp:posOffset>
             </wp:positionV>
-            <wp:extent cx="5760085" cy="742315"/>
-            <wp:effectExtent l="0" t="0" r="0" b="635"/>
+            <wp:extent cx="5760085" cy="843280"/>
+            <wp:effectExtent l="0" t="0" r="0" b="0"/>
             <wp:wrapSquare wrapText="bothSides"/>
-            <wp:docPr id="12" name="Imagem 12"/>
+            <wp:docPr id="20" name="Imagem 20"/>
             <wp:cNvGraphicFramePr>
               <a:graphicFrameLocks xmlns:a="http://schemas.openxmlformats.org/drawingml/2006/main" noChangeAspect="1"/>
             </wp:cNvGraphicFramePr>
@@ -12999,7 +13041,7 @@
                   <pic:spPr>
                     <a:xfrm>
                       <a:off x="0" y="0"/>
-                      <a:ext cx="5760085" cy="742315"/>
+                      <a:ext cx="5760085" cy="843280"/>
                     </a:xfrm>
                     <a:prstGeom prst="rect">
                       <a:avLst/>
@@ -13030,6 +13072,175 @@
     </w:p>
     <w:p>
       <w:pPr>
+        <w:ind w:left="1440" w:firstLine="0"/>
+        <w:rPr>
+          <w:b/>
+          <w:bCs/>
+        </w:rPr>
+      </w:pPr>
+      <w:r>
+        <w:rPr>
+          <w:b/>
+          <w:bCs/>
+        </w:rPr>
+        <w:drawing>
+          <wp:anchor distT="0" distB="0" distL="114300" distR="114300" simplePos="0" relativeHeight="251678208" behindDoc="0" locked="0" layoutInCell="1" allowOverlap="1" wp14:anchorId="174AF0D1" wp14:editId="02B38B1F">
+            <wp:simplePos x="0" y="0"/>
+            <wp:positionH relativeFrom="page">
+              <wp:align>center</wp:align>
+            </wp:positionH>
+            <wp:positionV relativeFrom="paragraph">
+              <wp:posOffset>248812</wp:posOffset>
+            </wp:positionV>
+            <wp:extent cx="5760085" cy="1083945"/>
+            <wp:effectExtent l="0" t="0" r="0" b="1905"/>
+            <wp:wrapSquare wrapText="bothSides"/>
+            <wp:docPr id="21" name="Imagem 21"/>
+            <wp:cNvGraphicFramePr>
+              <a:graphicFrameLocks xmlns:a="http://schemas.openxmlformats.org/drawingml/2006/main" noChangeAspect="1"/>
+            </wp:cNvGraphicFramePr>
+            <a:graphic xmlns:a="http://schemas.openxmlformats.org/drawingml/2006/main">
+              <a:graphicData uri="http://schemas.openxmlformats.org/drawingml/2006/picture">
+                <pic:pic xmlns:pic="http://schemas.openxmlformats.org/drawingml/2006/picture">
+                  <pic:nvPicPr>
+                    <pic:cNvPr id="1" name=""/>
+                    <pic:cNvPicPr/>
+                  </pic:nvPicPr>
+                  <pic:blipFill>
+                    <a:blip r:embed="rId23">
+                      <a:extLst>
+                        <a:ext uri="{28A0092B-C50C-407E-A947-70E740481C1C}">
+                          <a14:useLocalDpi xmlns:a14="http://schemas.microsoft.com/office/drawing/2010/main" val="0"/>
+                        </a:ext>
+                      </a:extLst>
+                    </a:blip>
+                    <a:stretch>
+                      <a:fillRect/>
+                    </a:stretch>
+                  </pic:blipFill>
+                  <pic:spPr>
+                    <a:xfrm>
+                      <a:off x="0" y="0"/>
+                      <a:ext cx="5760085" cy="1083945"/>
+                    </a:xfrm>
+                    <a:prstGeom prst="rect">
+                      <a:avLst/>
+                    </a:prstGeom>
+                  </pic:spPr>
+                </pic:pic>
+              </a:graphicData>
+            </a:graphic>
+          </wp:anchor>
+        </w:drawing>
+      </w:r>
+      <w:r>
+        <w:rPr>
+          <w:b/>
+          <w:bCs/>
+        </w:rPr>
+        <w:t>PAGAMENTOS</w:t>
+      </w:r>
+    </w:p>
+    <w:p>
+      <w:pPr>
+        <w:ind w:left="1440" w:firstLine="0"/>
+        <w:rPr>
+          <w:b/>
+          <w:bCs/>
+        </w:rPr>
+      </w:pPr>
+    </w:p>
+    <w:p>
+      <w:pPr>
+        <w:ind w:left="1440" w:firstLine="0"/>
+        <w:rPr>
+          <w:b/>
+          <w:bCs/>
+        </w:rPr>
+      </w:pPr>
+      <w:r>
+        <w:rPr>
+          <w:b/>
+          <w:bCs/>
+        </w:rPr>
+        <w:drawing>
+          <wp:anchor distT="0" distB="0" distL="114300" distR="114300" simplePos="0" relativeHeight="251679232" behindDoc="0" locked="0" layoutInCell="1" allowOverlap="1" wp14:anchorId="0E5AF5CC" wp14:editId="2160D5AB">
+            <wp:simplePos x="0" y="0"/>
+            <wp:positionH relativeFrom="column">
+              <wp:posOffset>-220189</wp:posOffset>
+            </wp:positionH>
+            <wp:positionV relativeFrom="paragraph">
+              <wp:posOffset>290674</wp:posOffset>
+            </wp:positionV>
+            <wp:extent cx="5760085" cy="857250"/>
+            <wp:effectExtent l="0" t="0" r="0" b="0"/>
+            <wp:wrapSquare wrapText="bothSides"/>
+            <wp:docPr id="22" name="Imagem 22"/>
+            <wp:cNvGraphicFramePr>
+              <a:graphicFrameLocks xmlns:a="http://schemas.openxmlformats.org/drawingml/2006/main" noChangeAspect="1"/>
+            </wp:cNvGraphicFramePr>
+            <a:graphic xmlns:a="http://schemas.openxmlformats.org/drawingml/2006/main">
+              <a:graphicData uri="http://schemas.openxmlformats.org/drawingml/2006/picture">
+                <pic:pic xmlns:pic="http://schemas.openxmlformats.org/drawingml/2006/picture">
+                  <pic:nvPicPr>
+                    <pic:cNvPr id="1" name=""/>
+                    <pic:cNvPicPr/>
+                  </pic:nvPicPr>
+                  <pic:blipFill>
+                    <a:blip r:embed="rId24">
+                      <a:extLst>
+                        <a:ext uri="{28A0092B-C50C-407E-A947-70E740481C1C}">
+                          <a14:useLocalDpi xmlns:a14="http://schemas.microsoft.com/office/drawing/2010/main" val="0"/>
+                        </a:ext>
+                      </a:extLst>
+                    </a:blip>
+                    <a:stretch>
+                      <a:fillRect/>
+                    </a:stretch>
+                  </pic:blipFill>
+                  <pic:spPr>
+                    <a:xfrm>
+                      <a:off x="0" y="0"/>
+                      <a:ext cx="5760085" cy="857250"/>
+                    </a:xfrm>
+                    <a:prstGeom prst="rect">
+                      <a:avLst/>
+                    </a:prstGeom>
+                  </pic:spPr>
+                </pic:pic>
+              </a:graphicData>
+            </a:graphic>
+          </wp:anchor>
+        </w:drawing>
+      </w:r>
+      <w:r>
+        <w:rPr>
+          <w:b/>
+          <w:bCs/>
+        </w:rPr>
+        <w:t>PAGAMENTOS_ITENS</w:t>
+      </w:r>
+    </w:p>
+    <w:p>
+      <w:pPr>
+        <w:ind w:left="1440" w:firstLine="0"/>
+        <w:rPr>
+          <w:b/>
+          <w:bCs/>
+        </w:rPr>
+      </w:pPr>
+    </w:p>
+    <w:p>
+      <w:pPr>
+        <w:ind w:left="1440" w:firstLine="0"/>
+        <w:rPr>
+          <w:b/>
+          <w:bCs/>
+        </w:rPr>
+      </w:pPr>
+    </w:p>
+    <w:p>
+      <w:pPr>
         <w:numPr>
           <w:ilvl w:val="1"/>
           <w:numId w:val="3"/>
@@ -13109,13 +13320,45 @@
     </w:p>
     <w:p>
       <w:pPr>
-        <w:numPr>
-          <w:ilvl w:val="1"/>
-          <w:numId w:val="3"/>
-        </w:numPr>
-      </w:pPr>
-      <w:r>
-        <w:t>Caso de uso</w:t>
+        <w:ind w:left="720" w:firstLine="0"/>
+      </w:pPr>
+      <w:r>
+        <w:lastRenderedPageBreak/>
+        <w:drawing>
+          <wp:inline distT="0" distB="0" distL="0" distR="0" wp14:anchorId="576DEA01" wp14:editId="65EACD7D">
+            <wp:extent cx="5760085" cy="4808220"/>
+            <wp:effectExtent l="0" t="0" r="0" b="0"/>
+            <wp:docPr id="3" name="Imagem 3"/>
+            <wp:cNvGraphicFramePr>
+              <a:graphicFrameLocks xmlns:a="http://schemas.openxmlformats.org/drawingml/2006/main" noChangeAspect="1"/>
+            </wp:cNvGraphicFramePr>
+            <a:graphic xmlns:a="http://schemas.openxmlformats.org/drawingml/2006/main">
+              <a:graphicData uri="http://schemas.openxmlformats.org/drawingml/2006/picture">
+                <pic:pic xmlns:pic="http://schemas.openxmlformats.org/drawingml/2006/picture">
+                  <pic:nvPicPr>
+                    <pic:cNvPr id="1" name=""/>
+                    <pic:cNvPicPr/>
+                  </pic:nvPicPr>
+                  <pic:blipFill>
+                    <a:blip r:embed="rId25"/>
+                    <a:stretch>
+                      <a:fillRect/>
+                    </a:stretch>
+                  </pic:blipFill>
+                  <pic:spPr>
+                    <a:xfrm>
+                      <a:off x="0" y="0"/>
+                      <a:ext cx="5760085" cy="4808220"/>
+                    </a:xfrm>
+                    <a:prstGeom prst="rect">
+                      <a:avLst/>
+                    </a:prstGeom>
+                  </pic:spPr>
+                </pic:pic>
+              </a:graphicData>
+            </a:graphic>
+          </wp:inline>
+        </w:drawing>
       </w:r>
     </w:p>
     <w:p>
@@ -13636,7 +13879,7 @@
         </w:rPr>
         <w:t xml:space="preserve">s no site da Biblioteca Central da PUCRS </w:t>
       </w:r>
-      <w:hyperlink r:id="rId23" w:history="1">
+      <w:hyperlink r:id="rId26" w:history="1">
         <w:r>
           <w:rPr>
             <w:color w:val="FF0000"/>
@@ -15126,7 +15369,7 @@
       <w:r>
         <w:t xml:space="preserve">(Outros exemplos consultar o site da Biblioteca Central da PUCRS </w:t>
       </w:r>
-      <w:hyperlink r:id="rId24" w:history="1">
+      <w:hyperlink r:id="rId27" w:history="1">
         <w:r>
           <w:t>http://www.pucrs.br/biblioteca/modelo.htm</w:t>
         </w:r>
@@ -16310,7 +16553,7 @@
                     </pic:cNvPicPr>
                   </pic:nvPicPr>
                   <pic:blipFill>
-                    <a:blip r:embed="rId25">
+                    <a:blip r:embed="rId28">
                       <a:extLst>
                         <a:ext uri="{28A0092B-C50C-407E-A947-70E740481C1C}">
                           <a14:useLocalDpi xmlns:a14="http://schemas.microsoft.com/office/drawing/2010/main" val="0"/>
@@ -19477,6 +19720,7 @@
   <w:style w:type="character" w:default="1" w:styleId="Fontepargpadro">
     <w:name w:val="Default Paragraph Font"/>
     <w:uiPriority w:val="1"/>
+    <w:semiHidden/>
     <w:unhideWhenUsed/>
   </w:style>
   <w:style w:type="table" w:default="1" w:styleId="Tabelanormal">

--- a/arquivos de documentação/PADARIA_DO_ALEMAO.docx
+++ b/arquivos de documentação/PADARIA_DO_ALEMAO.docx
@@ -987,7 +987,21 @@
         <w:rPr>
           <w:rFonts w:cs="Arial"/>
         </w:rPr>
-        <w:t>Márcio José Kams Senhorinha</w:t>
+        <w:t xml:space="preserve">Márcio José </w:t>
+      </w:r>
+      <w:proofErr w:type="spellStart"/>
+      <w:r>
+        <w:rPr>
+          <w:rFonts w:cs="Arial"/>
+        </w:rPr>
+        <w:t>Kams</w:t>
+      </w:r>
+      <w:proofErr w:type="spellEnd"/>
+      <w:r>
+        <w:rPr>
+          <w:rFonts w:cs="Arial"/>
+        </w:rPr>
+        <w:t xml:space="preserve"> Senhorinha</w:t>
       </w:r>
     </w:p>
     <w:p>
@@ -1599,7 +1613,21 @@
         <w:rPr>
           <w:color w:val="000000" w:themeColor="text1"/>
         </w:rPr>
-        <w:t>Na S.A realizada, a equipe constrói um sistema de automatização que visa reduzir possíveis erros decorrentes do trabalho manual, facilitando a gestão de diversos tipos de negócios, especialmente comércios, como padarias e pequenas lojas. O objetivo principal do desafio proposto é, além de apresentar uma solução eficiente para o problema identificado, promover o aprendizado sobre o trabalho em equipe e o desenvolvimento de habilidades colaborativas entre os membros. Durante o processo de desenvolvimento, são exploradas diversas linguagens de programação, como PHP e JavaScript, além de ferramentas de estilização, incluindo HTML e CSS, que são fundamentais para a criação do software destinado ao controle e organização da padaria. A implementação do sistema traz resultados positivos, proporcionando maior organização e clareza nas tarefas dos funcionários, bem como agilidade e eficiência nos atendimentos aos clientes. Além dos benefícios operacionais, o projeto amplia significativamente o conhecimento técnico da equipe sobre programação e reforça a importância das práticas colaborativas no ambiente de trabalho. Dessa forma, a experiência contribui de maneira relevante tanto para a melhoria da eficiência do negócio quanto para o crescimento profissional e pessoal dos envolvidos no desenvolvimento do software.</w:t>
+        <w:t xml:space="preserve">Na S.A realizada, a equipe constrói um sistema de automatização que visa reduzir possíveis erros decorrentes do trabalho manual, facilitando a gestão de diversos tipos de negócios, especialmente comércios, como padarias e pequenas lojas. O objetivo principal do desafio proposto é, além de apresentar uma solução eficiente para o problema identificado, promover o aprendizado sobre o trabalho em equipe e o desenvolvimento de habilidades colaborativas entre os membros. Durante o processo de desenvolvimento, são exploradas diversas linguagens de programação, como PHP e </w:t>
+      </w:r>
+      <w:proofErr w:type="spellStart"/>
+      <w:r>
+        <w:rPr>
+          <w:color w:val="000000" w:themeColor="text1"/>
+        </w:rPr>
+        <w:t>JavaScript</w:t>
+      </w:r>
+      <w:proofErr w:type="spellEnd"/>
+      <w:r>
+        <w:rPr>
+          <w:color w:val="000000" w:themeColor="text1"/>
+        </w:rPr>
+        <w:t>, além de ferramentas de estilização, incluindo HTML e CSS, que são fundamentais para a criação do software destinado ao controle e organização da padaria. A implementação do sistema traz resultados positivos, proporcionando maior organização e clareza nas tarefas dos funcionários, bem como agilidade e eficiência nos atendimentos aos clientes. Além dos benefícios operacionais, o projeto amplia significativamente o conhecimento técnico da equipe sobre programação e reforça a importância das práticas colaborativas no ambiente de trabalho. Dessa forma, a experiência contribui de maneira relevante tanto para a melhoria da eficiência do negócio quanto para o crescimento profissional e pessoal dos envolvidos no desenvolvimento do software.</w:t>
       </w:r>
     </w:p>
     <w:p>
@@ -1843,7 +1871,1995 @@
         <w:rPr>
           <w:color w:val="000000" w:themeColor="text1"/>
         </w:rPr>
-        <w:t>In the conducted S.A., the team builds an automation system aimed at reducing possible errors arising from manual work, facilitating the management of various types of businesses, especially commerce such as bakeries and small stores. The main objective of the proposed challenge is, besides presenting an efficient solution to the identified problem, to promote learning about teamwork and the development of collaborative skills among members. During the development process, several programming languages are explored, such as PHP and JavaScript, along with styling tools including HTML and CSS, which are essential for creating the software intended for the control and organization of the bakery. The system's implementation brings positive results, providing greater organization and clarity in employees’ tasks, as well as agility and efficiency in customer service. Besides operational benefits, the project significantly expands the team’s technical knowledge about programming and reinforces the importance of collaborative practices in the work environment. Thus, the experience contributes significantly both to improving the business's efficiency and to the professional and personal growth of those involved in the software development.</w:t>
+        <w:t xml:space="preserve">In </w:t>
+      </w:r>
+      <w:proofErr w:type="spellStart"/>
+      <w:r>
+        <w:rPr>
+          <w:color w:val="000000" w:themeColor="text1"/>
+        </w:rPr>
+        <w:t>the</w:t>
+      </w:r>
+      <w:proofErr w:type="spellEnd"/>
+      <w:r>
+        <w:rPr>
+          <w:color w:val="000000" w:themeColor="text1"/>
+        </w:rPr>
+        <w:t xml:space="preserve"> </w:t>
+      </w:r>
+      <w:proofErr w:type="spellStart"/>
+      <w:r>
+        <w:rPr>
+          <w:color w:val="000000" w:themeColor="text1"/>
+        </w:rPr>
+        <w:t>conducted</w:t>
+      </w:r>
+      <w:proofErr w:type="spellEnd"/>
+      <w:r>
+        <w:rPr>
+          <w:color w:val="000000" w:themeColor="text1"/>
+        </w:rPr>
+        <w:t xml:space="preserve"> S.A., </w:t>
+      </w:r>
+      <w:proofErr w:type="spellStart"/>
+      <w:r>
+        <w:rPr>
+          <w:color w:val="000000" w:themeColor="text1"/>
+        </w:rPr>
+        <w:t>the</w:t>
+      </w:r>
+      <w:proofErr w:type="spellEnd"/>
+      <w:r>
+        <w:rPr>
+          <w:color w:val="000000" w:themeColor="text1"/>
+        </w:rPr>
+        <w:t xml:space="preserve"> </w:t>
+      </w:r>
+      <w:proofErr w:type="spellStart"/>
+      <w:r>
+        <w:rPr>
+          <w:color w:val="000000" w:themeColor="text1"/>
+        </w:rPr>
+        <w:t>team</w:t>
+      </w:r>
+      <w:proofErr w:type="spellEnd"/>
+      <w:r>
+        <w:rPr>
+          <w:color w:val="000000" w:themeColor="text1"/>
+        </w:rPr>
+        <w:t xml:space="preserve"> builds </w:t>
+      </w:r>
+      <w:proofErr w:type="spellStart"/>
+      <w:r>
+        <w:rPr>
+          <w:color w:val="000000" w:themeColor="text1"/>
+        </w:rPr>
+        <w:t>an</w:t>
+      </w:r>
+      <w:proofErr w:type="spellEnd"/>
+      <w:r>
+        <w:rPr>
+          <w:color w:val="000000" w:themeColor="text1"/>
+        </w:rPr>
+        <w:t xml:space="preserve"> </w:t>
+      </w:r>
+      <w:proofErr w:type="spellStart"/>
+      <w:r>
+        <w:rPr>
+          <w:color w:val="000000" w:themeColor="text1"/>
+        </w:rPr>
+        <w:t>automation</w:t>
+      </w:r>
+      <w:proofErr w:type="spellEnd"/>
+      <w:r>
+        <w:rPr>
+          <w:color w:val="000000" w:themeColor="text1"/>
+        </w:rPr>
+        <w:t xml:space="preserve"> system </w:t>
+      </w:r>
+      <w:proofErr w:type="spellStart"/>
+      <w:r>
+        <w:rPr>
+          <w:color w:val="000000" w:themeColor="text1"/>
+        </w:rPr>
+        <w:t>aimed</w:t>
+      </w:r>
+      <w:proofErr w:type="spellEnd"/>
+      <w:r>
+        <w:rPr>
+          <w:color w:val="000000" w:themeColor="text1"/>
+        </w:rPr>
+        <w:t xml:space="preserve"> </w:t>
+      </w:r>
+      <w:proofErr w:type="spellStart"/>
+      <w:r>
+        <w:rPr>
+          <w:color w:val="000000" w:themeColor="text1"/>
+        </w:rPr>
+        <w:t>at</w:t>
+      </w:r>
+      <w:proofErr w:type="spellEnd"/>
+      <w:r>
+        <w:rPr>
+          <w:color w:val="000000" w:themeColor="text1"/>
+        </w:rPr>
+        <w:t xml:space="preserve"> </w:t>
+      </w:r>
+      <w:proofErr w:type="spellStart"/>
+      <w:r>
+        <w:rPr>
+          <w:color w:val="000000" w:themeColor="text1"/>
+        </w:rPr>
+        <w:t>reducing</w:t>
+      </w:r>
+      <w:proofErr w:type="spellEnd"/>
+      <w:r>
+        <w:rPr>
+          <w:color w:val="000000" w:themeColor="text1"/>
+        </w:rPr>
+        <w:t xml:space="preserve"> </w:t>
+      </w:r>
+      <w:proofErr w:type="spellStart"/>
+      <w:r>
+        <w:rPr>
+          <w:color w:val="000000" w:themeColor="text1"/>
+        </w:rPr>
+        <w:t>possible</w:t>
+      </w:r>
+      <w:proofErr w:type="spellEnd"/>
+      <w:r>
+        <w:rPr>
+          <w:color w:val="000000" w:themeColor="text1"/>
+        </w:rPr>
+        <w:t xml:space="preserve"> </w:t>
+      </w:r>
+      <w:proofErr w:type="spellStart"/>
+      <w:r>
+        <w:rPr>
+          <w:color w:val="000000" w:themeColor="text1"/>
+        </w:rPr>
+        <w:t>errors</w:t>
+      </w:r>
+      <w:proofErr w:type="spellEnd"/>
+      <w:r>
+        <w:rPr>
+          <w:color w:val="000000" w:themeColor="text1"/>
+        </w:rPr>
+        <w:t xml:space="preserve"> </w:t>
+      </w:r>
+      <w:proofErr w:type="spellStart"/>
+      <w:r>
+        <w:rPr>
+          <w:color w:val="000000" w:themeColor="text1"/>
+        </w:rPr>
+        <w:t>arising</w:t>
+      </w:r>
+      <w:proofErr w:type="spellEnd"/>
+      <w:r>
+        <w:rPr>
+          <w:color w:val="000000" w:themeColor="text1"/>
+        </w:rPr>
+        <w:t xml:space="preserve"> </w:t>
+      </w:r>
+      <w:proofErr w:type="spellStart"/>
+      <w:r>
+        <w:rPr>
+          <w:color w:val="000000" w:themeColor="text1"/>
+        </w:rPr>
+        <w:t>from</w:t>
+      </w:r>
+      <w:proofErr w:type="spellEnd"/>
+      <w:r>
+        <w:rPr>
+          <w:color w:val="000000" w:themeColor="text1"/>
+        </w:rPr>
+        <w:t xml:space="preserve"> manual </w:t>
+      </w:r>
+      <w:proofErr w:type="spellStart"/>
+      <w:r>
+        <w:rPr>
+          <w:color w:val="000000" w:themeColor="text1"/>
+        </w:rPr>
+        <w:t>work</w:t>
+      </w:r>
+      <w:proofErr w:type="spellEnd"/>
+      <w:r>
+        <w:rPr>
+          <w:color w:val="000000" w:themeColor="text1"/>
+        </w:rPr>
+        <w:t xml:space="preserve">, </w:t>
+      </w:r>
+      <w:proofErr w:type="spellStart"/>
+      <w:r>
+        <w:rPr>
+          <w:color w:val="000000" w:themeColor="text1"/>
+        </w:rPr>
+        <w:t>facilitating</w:t>
+      </w:r>
+      <w:proofErr w:type="spellEnd"/>
+      <w:r>
+        <w:rPr>
+          <w:color w:val="000000" w:themeColor="text1"/>
+        </w:rPr>
+        <w:t xml:space="preserve"> </w:t>
+      </w:r>
+      <w:proofErr w:type="spellStart"/>
+      <w:r>
+        <w:rPr>
+          <w:color w:val="000000" w:themeColor="text1"/>
+        </w:rPr>
+        <w:t>the</w:t>
+      </w:r>
+      <w:proofErr w:type="spellEnd"/>
+      <w:r>
+        <w:rPr>
+          <w:color w:val="000000" w:themeColor="text1"/>
+        </w:rPr>
+        <w:t xml:space="preserve"> management </w:t>
+      </w:r>
+      <w:proofErr w:type="spellStart"/>
+      <w:r>
+        <w:rPr>
+          <w:color w:val="000000" w:themeColor="text1"/>
+        </w:rPr>
+        <w:t>of</w:t>
+      </w:r>
+      <w:proofErr w:type="spellEnd"/>
+      <w:r>
+        <w:rPr>
+          <w:color w:val="000000" w:themeColor="text1"/>
+        </w:rPr>
+        <w:t xml:space="preserve"> </w:t>
+      </w:r>
+      <w:proofErr w:type="spellStart"/>
+      <w:r>
+        <w:rPr>
+          <w:color w:val="000000" w:themeColor="text1"/>
+        </w:rPr>
+        <w:t>various</w:t>
+      </w:r>
+      <w:proofErr w:type="spellEnd"/>
+      <w:r>
+        <w:rPr>
+          <w:color w:val="000000" w:themeColor="text1"/>
+        </w:rPr>
+        <w:t xml:space="preserve"> </w:t>
+      </w:r>
+      <w:proofErr w:type="spellStart"/>
+      <w:r>
+        <w:rPr>
+          <w:color w:val="000000" w:themeColor="text1"/>
+        </w:rPr>
+        <w:t>types</w:t>
+      </w:r>
+      <w:proofErr w:type="spellEnd"/>
+      <w:r>
+        <w:rPr>
+          <w:color w:val="000000" w:themeColor="text1"/>
+        </w:rPr>
+        <w:t xml:space="preserve"> </w:t>
+      </w:r>
+      <w:proofErr w:type="spellStart"/>
+      <w:r>
+        <w:rPr>
+          <w:color w:val="000000" w:themeColor="text1"/>
+        </w:rPr>
+        <w:t>of</w:t>
+      </w:r>
+      <w:proofErr w:type="spellEnd"/>
+      <w:r>
+        <w:rPr>
+          <w:color w:val="000000" w:themeColor="text1"/>
+        </w:rPr>
+        <w:t xml:space="preserve"> businesses, </w:t>
+      </w:r>
+      <w:proofErr w:type="spellStart"/>
+      <w:r>
+        <w:rPr>
+          <w:color w:val="000000" w:themeColor="text1"/>
+        </w:rPr>
+        <w:t>especially</w:t>
+      </w:r>
+      <w:proofErr w:type="spellEnd"/>
+      <w:r>
+        <w:rPr>
+          <w:color w:val="000000" w:themeColor="text1"/>
+        </w:rPr>
+        <w:t xml:space="preserve"> </w:t>
+      </w:r>
+      <w:proofErr w:type="spellStart"/>
+      <w:r>
+        <w:rPr>
+          <w:color w:val="000000" w:themeColor="text1"/>
+        </w:rPr>
+        <w:t>commerce</w:t>
+      </w:r>
+      <w:proofErr w:type="spellEnd"/>
+      <w:r>
+        <w:rPr>
+          <w:color w:val="000000" w:themeColor="text1"/>
+        </w:rPr>
+        <w:t xml:space="preserve"> </w:t>
+      </w:r>
+      <w:proofErr w:type="spellStart"/>
+      <w:r>
+        <w:rPr>
+          <w:color w:val="000000" w:themeColor="text1"/>
+        </w:rPr>
+        <w:t>such</w:t>
+      </w:r>
+      <w:proofErr w:type="spellEnd"/>
+      <w:r>
+        <w:rPr>
+          <w:color w:val="000000" w:themeColor="text1"/>
+        </w:rPr>
+        <w:t xml:space="preserve"> as </w:t>
+      </w:r>
+      <w:proofErr w:type="spellStart"/>
+      <w:r>
+        <w:rPr>
+          <w:color w:val="000000" w:themeColor="text1"/>
+        </w:rPr>
+        <w:t>bakeries</w:t>
+      </w:r>
+      <w:proofErr w:type="spellEnd"/>
+      <w:r>
+        <w:rPr>
+          <w:color w:val="000000" w:themeColor="text1"/>
+        </w:rPr>
+        <w:t xml:space="preserve"> </w:t>
+      </w:r>
+      <w:proofErr w:type="spellStart"/>
+      <w:r>
+        <w:rPr>
+          <w:color w:val="000000" w:themeColor="text1"/>
+        </w:rPr>
+        <w:t>and</w:t>
+      </w:r>
+      <w:proofErr w:type="spellEnd"/>
+      <w:r>
+        <w:rPr>
+          <w:color w:val="000000" w:themeColor="text1"/>
+        </w:rPr>
+        <w:t xml:space="preserve"> </w:t>
+      </w:r>
+      <w:proofErr w:type="spellStart"/>
+      <w:r>
+        <w:rPr>
+          <w:color w:val="000000" w:themeColor="text1"/>
+        </w:rPr>
+        <w:t>small</w:t>
+      </w:r>
+      <w:proofErr w:type="spellEnd"/>
+      <w:r>
+        <w:rPr>
+          <w:color w:val="000000" w:themeColor="text1"/>
+        </w:rPr>
+        <w:t xml:space="preserve"> stores. The </w:t>
+      </w:r>
+      <w:proofErr w:type="spellStart"/>
+      <w:r>
+        <w:rPr>
+          <w:color w:val="000000" w:themeColor="text1"/>
+        </w:rPr>
+        <w:t>main</w:t>
+      </w:r>
+      <w:proofErr w:type="spellEnd"/>
+      <w:r>
+        <w:rPr>
+          <w:color w:val="000000" w:themeColor="text1"/>
+        </w:rPr>
+        <w:t xml:space="preserve"> </w:t>
+      </w:r>
+      <w:proofErr w:type="spellStart"/>
+      <w:r>
+        <w:rPr>
+          <w:color w:val="000000" w:themeColor="text1"/>
+        </w:rPr>
+        <w:t>objective</w:t>
+      </w:r>
+      <w:proofErr w:type="spellEnd"/>
+      <w:r>
+        <w:rPr>
+          <w:color w:val="000000" w:themeColor="text1"/>
+        </w:rPr>
+        <w:t xml:space="preserve"> </w:t>
+      </w:r>
+      <w:proofErr w:type="spellStart"/>
+      <w:r>
+        <w:rPr>
+          <w:color w:val="000000" w:themeColor="text1"/>
+        </w:rPr>
+        <w:t>of</w:t>
+      </w:r>
+      <w:proofErr w:type="spellEnd"/>
+      <w:r>
+        <w:rPr>
+          <w:color w:val="000000" w:themeColor="text1"/>
+        </w:rPr>
+        <w:t xml:space="preserve"> </w:t>
+      </w:r>
+      <w:proofErr w:type="spellStart"/>
+      <w:r>
+        <w:rPr>
+          <w:color w:val="000000" w:themeColor="text1"/>
+        </w:rPr>
+        <w:t>the</w:t>
+      </w:r>
+      <w:proofErr w:type="spellEnd"/>
+      <w:r>
+        <w:rPr>
+          <w:color w:val="000000" w:themeColor="text1"/>
+        </w:rPr>
+        <w:t xml:space="preserve"> </w:t>
+      </w:r>
+      <w:proofErr w:type="spellStart"/>
+      <w:r>
+        <w:rPr>
+          <w:color w:val="000000" w:themeColor="text1"/>
+        </w:rPr>
+        <w:t>proposed</w:t>
+      </w:r>
+      <w:proofErr w:type="spellEnd"/>
+      <w:r>
+        <w:rPr>
+          <w:color w:val="000000" w:themeColor="text1"/>
+        </w:rPr>
+        <w:t xml:space="preserve"> </w:t>
+      </w:r>
+      <w:proofErr w:type="spellStart"/>
+      <w:r>
+        <w:rPr>
+          <w:color w:val="000000" w:themeColor="text1"/>
+        </w:rPr>
+        <w:t>challenge</w:t>
+      </w:r>
+      <w:proofErr w:type="spellEnd"/>
+      <w:r>
+        <w:rPr>
+          <w:color w:val="000000" w:themeColor="text1"/>
+        </w:rPr>
+        <w:t xml:space="preserve"> </w:t>
+      </w:r>
+      <w:proofErr w:type="spellStart"/>
+      <w:r>
+        <w:rPr>
+          <w:color w:val="000000" w:themeColor="text1"/>
+        </w:rPr>
+        <w:t>is</w:t>
+      </w:r>
+      <w:proofErr w:type="spellEnd"/>
+      <w:r>
+        <w:rPr>
+          <w:color w:val="000000" w:themeColor="text1"/>
+        </w:rPr>
+        <w:t xml:space="preserve">, </w:t>
+      </w:r>
+      <w:proofErr w:type="spellStart"/>
+      <w:r>
+        <w:rPr>
+          <w:color w:val="000000" w:themeColor="text1"/>
+        </w:rPr>
+        <w:t>besides</w:t>
+      </w:r>
+      <w:proofErr w:type="spellEnd"/>
+      <w:r>
+        <w:rPr>
+          <w:color w:val="000000" w:themeColor="text1"/>
+        </w:rPr>
+        <w:t xml:space="preserve"> </w:t>
+      </w:r>
+      <w:proofErr w:type="spellStart"/>
+      <w:r>
+        <w:rPr>
+          <w:color w:val="000000" w:themeColor="text1"/>
+        </w:rPr>
+        <w:t>presenting</w:t>
+      </w:r>
+      <w:proofErr w:type="spellEnd"/>
+      <w:r>
+        <w:rPr>
+          <w:color w:val="000000" w:themeColor="text1"/>
+        </w:rPr>
+        <w:t xml:space="preserve"> </w:t>
+      </w:r>
+      <w:proofErr w:type="spellStart"/>
+      <w:r>
+        <w:rPr>
+          <w:color w:val="000000" w:themeColor="text1"/>
+        </w:rPr>
+        <w:t>an</w:t>
+      </w:r>
+      <w:proofErr w:type="spellEnd"/>
+      <w:r>
+        <w:rPr>
+          <w:color w:val="000000" w:themeColor="text1"/>
+        </w:rPr>
+        <w:t xml:space="preserve"> </w:t>
+      </w:r>
+      <w:proofErr w:type="spellStart"/>
+      <w:r>
+        <w:rPr>
+          <w:color w:val="000000" w:themeColor="text1"/>
+        </w:rPr>
+        <w:t>efficient</w:t>
+      </w:r>
+      <w:proofErr w:type="spellEnd"/>
+      <w:r>
+        <w:rPr>
+          <w:color w:val="000000" w:themeColor="text1"/>
+        </w:rPr>
+        <w:t xml:space="preserve"> </w:t>
+      </w:r>
+      <w:proofErr w:type="spellStart"/>
+      <w:r>
+        <w:rPr>
+          <w:color w:val="000000" w:themeColor="text1"/>
+        </w:rPr>
+        <w:t>solution</w:t>
+      </w:r>
+      <w:proofErr w:type="spellEnd"/>
+      <w:r>
+        <w:rPr>
+          <w:color w:val="000000" w:themeColor="text1"/>
+        </w:rPr>
+        <w:t xml:space="preserve"> </w:t>
+      </w:r>
+      <w:proofErr w:type="spellStart"/>
+      <w:r>
+        <w:rPr>
+          <w:color w:val="000000" w:themeColor="text1"/>
+        </w:rPr>
+        <w:t>to</w:t>
+      </w:r>
+      <w:proofErr w:type="spellEnd"/>
+      <w:r>
+        <w:rPr>
+          <w:color w:val="000000" w:themeColor="text1"/>
+        </w:rPr>
+        <w:t xml:space="preserve"> </w:t>
+      </w:r>
+      <w:proofErr w:type="spellStart"/>
+      <w:r>
+        <w:rPr>
+          <w:color w:val="000000" w:themeColor="text1"/>
+        </w:rPr>
+        <w:t>the</w:t>
+      </w:r>
+      <w:proofErr w:type="spellEnd"/>
+      <w:r>
+        <w:rPr>
+          <w:color w:val="000000" w:themeColor="text1"/>
+        </w:rPr>
+        <w:t xml:space="preserve"> </w:t>
+      </w:r>
+      <w:proofErr w:type="spellStart"/>
+      <w:r>
+        <w:rPr>
+          <w:color w:val="000000" w:themeColor="text1"/>
+        </w:rPr>
+        <w:t>identified</w:t>
+      </w:r>
+      <w:proofErr w:type="spellEnd"/>
+      <w:r>
+        <w:rPr>
+          <w:color w:val="000000" w:themeColor="text1"/>
+        </w:rPr>
+        <w:t xml:space="preserve"> </w:t>
+      </w:r>
+      <w:proofErr w:type="spellStart"/>
+      <w:r>
+        <w:rPr>
+          <w:color w:val="000000" w:themeColor="text1"/>
+        </w:rPr>
+        <w:t>problem</w:t>
+      </w:r>
+      <w:proofErr w:type="spellEnd"/>
+      <w:r>
+        <w:rPr>
+          <w:color w:val="000000" w:themeColor="text1"/>
+        </w:rPr>
+        <w:t xml:space="preserve">, </w:t>
+      </w:r>
+      <w:proofErr w:type="spellStart"/>
+      <w:r>
+        <w:rPr>
+          <w:color w:val="000000" w:themeColor="text1"/>
+        </w:rPr>
+        <w:t>to</w:t>
+      </w:r>
+      <w:proofErr w:type="spellEnd"/>
+      <w:r>
+        <w:rPr>
+          <w:color w:val="000000" w:themeColor="text1"/>
+        </w:rPr>
+        <w:t xml:space="preserve"> </w:t>
+      </w:r>
+      <w:proofErr w:type="spellStart"/>
+      <w:r>
+        <w:rPr>
+          <w:color w:val="000000" w:themeColor="text1"/>
+        </w:rPr>
+        <w:t>promote</w:t>
+      </w:r>
+      <w:proofErr w:type="spellEnd"/>
+      <w:r>
+        <w:rPr>
+          <w:color w:val="000000" w:themeColor="text1"/>
+        </w:rPr>
+        <w:t xml:space="preserve"> learning </w:t>
+      </w:r>
+      <w:proofErr w:type="spellStart"/>
+      <w:r>
+        <w:rPr>
+          <w:color w:val="000000" w:themeColor="text1"/>
+        </w:rPr>
+        <w:t>about</w:t>
+      </w:r>
+      <w:proofErr w:type="spellEnd"/>
+      <w:r>
+        <w:rPr>
+          <w:color w:val="000000" w:themeColor="text1"/>
+        </w:rPr>
+        <w:t xml:space="preserve"> </w:t>
+      </w:r>
+      <w:proofErr w:type="spellStart"/>
+      <w:r>
+        <w:rPr>
+          <w:color w:val="000000" w:themeColor="text1"/>
+        </w:rPr>
+        <w:t>teamwork</w:t>
+      </w:r>
+      <w:proofErr w:type="spellEnd"/>
+      <w:r>
+        <w:rPr>
+          <w:color w:val="000000" w:themeColor="text1"/>
+        </w:rPr>
+        <w:t xml:space="preserve"> </w:t>
+      </w:r>
+      <w:proofErr w:type="spellStart"/>
+      <w:r>
+        <w:rPr>
+          <w:color w:val="000000" w:themeColor="text1"/>
+        </w:rPr>
+        <w:t>and</w:t>
+      </w:r>
+      <w:proofErr w:type="spellEnd"/>
+      <w:r>
+        <w:rPr>
+          <w:color w:val="000000" w:themeColor="text1"/>
+        </w:rPr>
+        <w:t xml:space="preserve"> </w:t>
+      </w:r>
+      <w:proofErr w:type="spellStart"/>
+      <w:r>
+        <w:rPr>
+          <w:color w:val="000000" w:themeColor="text1"/>
+        </w:rPr>
+        <w:t>the</w:t>
+      </w:r>
+      <w:proofErr w:type="spellEnd"/>
+      <w:r>
+        <w:rPr>
+          <w:color w:val="000000" w:themeColor="text1"/>
+        </w:rPr>
+        <w:t xml:space="preserve"> </w:t>
+      </w:r>
+      <w:proofErr w:type="spellStart"/>
+      <w:r>
+        <w:rPr>
+          <w:color w:val="000000" w:themeColor="text1"/>
+        </w:rPr>
+        <w:t>development</w:t>
+      </w:r>
+      <w:proofErr w:type="spellEnd"/>
+      <w:r>
+        <w:rPr>
+          <w:color w:val="000000" w:themeColor="text1"/>
+        </w:rPr>
+        <w:t xml:space="preserve"> </w:t>
+      </w:r>
+      <w:proofErr w:type="spellStart"/>
+      <w:r>
+        <w:rPr>
+          <w:color w:val="000000" w:themeColor="text1"/>
+        </w:rPr>
+        <w:t>of</w:t>
+      </w:r>
+      <w:proofErr w:type="spellEnd"/>
+      <w:r>
+        <w:rPr>
+          <w:color w:val="000000" w:themeColor="text1"/>
+        </w:rPr>
+        <w:t xml:space="preserve"> </w:t>
+      </w:r>
+      <w:proofErr w:type="spellStart"/>
+      <w:r>
+        <w:rPr>
+          <w:color w:val="000000" w:themeColor="text1"/>
+        </w:rPr>
+        <w:t>collaborative</w:t>
+      </w:r>
+      <w:proofErr w:type="spellEnd"/>
+      <w:r>
+        <w:rPr>
+          <w:color w:val="000000" w:themeColor="text1"/>
+        </w:rPr>
+        <w:t xml:space="preserve"> skills </w:t>
+      </w:r>
+      <w:proofErr w:type="spellStart"/>
+      <w:r>
+        <w:rPr>
+          <w:color w:val="000000" w:themeColor="text1"/>
+        </w:rPr>
+        <w:t>among</w:t>
+      </w:r>
+      <w:proofErr w:type="spellEnd"/>
+      <w:r>
+        <w:rPr>
+          <w:color w:val="000000" w:themeColor="text1"/>
+        </w:rPr>
+        <w:t xml:space="preserve"> </w:t>
+      </w:r>
+      <w:proofErr w:type="spellStart"/>
+      <w:r>
+        <w:rPr>
+          <w:color w:val="000000" w:themeColor="text1"/>
+        </w:rPr>
+        <w:t>members</w:t>
+      </w:r>
+      <w:proofErr w:type="spellEnd"/>
+      <w:r>
+        <w:rPr>
+          <w:color w:val="000000" w:themeColor="text1"/>
+        </w:rPr>
+        <w:t xml:space="preserve">. </w:t>
+      </w:r>
+      <w:proofErr w:type="spellStart"/>
+      <w:r>
+        <w:rPr>
+          <w:color w:val="000000" w:themeColor="text1"/>
+        </w:rPr>
+        <w:t>During</w:t>
+      </w:r>
+      <w:proofErr w:type="spellEnd"/>
+      <w:r>
+        <w:rPr>
+          <w:color w:val="000000" w:themeColor="text1"/>
+        </w:rPr>
+        <w:t xml:space="preserve"> </w:t>
+      </w:r>
+      <w:proofErr w:type="spellStart"/>
+      <w:r>
+        <w:rPr>
+          <w:color w:val="000000" w:themeColor="text1"/>
+        </w:rPr>
+        <w:t>the</w:t>
+      </w:r>
+      <w:proofErr w:type="spellEnd"/>
+      <w:r>
+        <w:rPr>
+          <w:color w:val="000000" w:themeColor="text1"/>
+        </w:rPr>
+        <w:t xml:space="preserve"> </w:t>
+      </w:r>
+      <w:proofErr w:type="spellStart"/>
+      <w:r>
+        <w:rPr>
+          <w:color w:val="000000" w:themeColor="text1"/>
+        </w:rPr>
+        <w:t>development</w:t>
+      </w:r>
+      <w:proofErr w:type="spellEnd"/>
+      <w:r>
+        <w:rPr>
+          <w:color w:val="000000" w:themeColor="text1"/>
+        </w:rPr>
+        <w:t xml:space="preserve"> </w:t>
+      </w:r>
+      <w:proofErr w:type="spellStart"/>
+      <w:r>
+        <w:rPr>
+          <w:color w:val="000000" w:themeColor="text1"/>
+        </w:rPr>
+        <w:t>process</w:t>
+      </w:r>
+      <w:proofErr w:type="spellEnd"/>
+      <w:r>
+        <w:rPr>
+          <w:color w:val="000000" w:themeColor="text1"/>
+        </w:rPr>
+        <w:t xml:space="preserve">, </w:t>
+      </w:r>
+      <w:proofErr w:type="spellStart"/>
+      <w:r>
+        <w:rPr>
+          <w:color w:val="000000" w:themeColor="text1"/>
+        </w:rPr>
+        <w:t>several</w:t>
+      </w:r>
+      <w:proofErr w:type="spellEnd"/>
+      <w:r>
+        <w:rPr>
+          <w:color w:val="000000" w:themeColor="text1"/>
+        </w:rPr>
+        <w:t xml:space="preserve"> </w:t>
+      </w:r>
+      <w:proofErr w:type="spellStart"/>
+      <w:r>
+        <w:rPr>
+          <w:color w:val="000000" w:themeColor="text1"/>
+        </w:rPr>
+        <w:t>programming</w:t>
+      </w:r>
+      <w:proofErr w:type="spellEnd"/>
+      <w:r>
+        <w:rPr>
+          <w:color w:val="000000" w:themeColor="text1"/>
+        </w:rPr>
+        <w:t xml:space="preserve"> </w:t>
+      </w:r>
+      <w:proofErr w:type="spellStart"/>
+      <w:r>
+        <w:rPr>
+          <w:color w:val="000000" w:themeColor="text1"/>
+        </w:rPr>
+        <w:t>languages</w:t>
+      </w:r>
+      <w:proofErr w:type="spellEnd"/>
+      <w:r>
+        <w:rPr>
+          <w:color w:val="000000" w:themeColor="text1"/>
+        </w:rPr>
+        <w:t xml:space="preserve"> are </w:t>
+      </w:r>
+      <w:proofErr w:type="spellStart"/>
+      <w:r>
+        <w:rPr>
+          <w:color w:val="000000" w:themeColor="text1"/>
+        </w:rPr>
+        <w:t>explored</w:t>
+      </w:r>
+      <w:proofErr w:type="spellEnd"/>
+      <w:r>
+        <w:rPr>
+          <w:color w:val="000000" w:themeColor="text1"/>
+        </w:rPr>
+        <w:t xml:space="preserve">, </w:t>
+      </w:r>
+      <w:proofErr w:type="spellStart"/>
+      <w:r>
+        <w:rPr>
+          <w:color w:val="000000" w:themeColor="text1"/>
+        </w:rPr>
+        <w:t>such</w:t>
+      </w:r>
+      <w:proofErr w:type="spellEnd"/>
+      <w:r>
+        <w:rPr>
+          <w:color w:val="000000" w:themeColor="text1"/>
+        </w:rPr>
+        <w:t xml:space="preserve"> as PHP </w:t>
+      </w:r>
+      <w:proofErr w:type="spellStart"/>
+      <w:r>
+        <w:rPr>
+          <w:color w:val="000000" w:themeColor="text1"/>
+        </w:rPr>
+        <w:t>and</w:t>
+      </w:r>
+      <w:proofErr w:type="spellEnd"/>
+      <w:r>
+        <w:rPr>
+          <w:color w:val="000000" w:themeColor="text1"/>
+        </w:rPr>
+        <w:t xml:space="preserve"> </w:t>
+      </w:r>
+      <w:proofErr w:type="spellStart"/>
+      <w:r>
+        <w:rPr>
+          <w:color w:val="000000" w:themeColor="text1"/>
+        </w:rPr>
+        <w:t>JavaScript</w:t>
+      </w:r>
+      <w:proofErr w:type="spellEnd"/>
+      <w:r>
+        <w:rPr>
+          <w:color w:val="000000" w:themeColor="text1"/>
+        </w:rPr>
+        <w:t xml:space="preserve">, </w:t>
+      </w:r>
+      <w:proofErr w:type="spellStart"/>
+      <w:r>
+        <w:rPr>
+          <w:color w:val="000000" w:themeColor="text1"/>
+        </w:rPr>
+        <w:t>along</w:t>
+      </w:r>
+      <w:proofErr w:type="spellEnd"/>
+      <w:r>
+        <w:rPr>
+          <w:color w:val="000000" w:themeColor="text1"/>
+        </w:rPr>
+        <w:t xml:space="preserve"> </w:t>
+      </w:r>
+      <w:proofErr w:type="spellStart"/>
+      <w:r>
+        <w:rPr>
+          <w:color w:val="000000" w:themeColor="text1"/>
+        </w:rPr>
+        <w:t>with</w:t>
+      </w:r>
+      <w:proofErr w:type="spellEnd"/>
+      <w:r>
+        <w:rPr>
+          <w:color w:val="000000" w:themeColor="text1"/>
+        </w:rPr>
+        <w:t xml:space="preserve"> </w:t>
+      </w:r>
+      <w:proofErr w:type="spellStart"/>
+      <w:r>
+        <w:rPr>
+          <w:color w:val="000000" w:themeColor="text1"/>
+        </w:rPr>
+        <w:t>styling</w:t>
+      </w:r>
+      <w:proofErr w:type="spellEnd"/>
+      <w:r>
+        <w:rPr>
+          <w:color w:val="000000" w:themeColor="text1"/>
+        </w:rPr>
+        <w:t xml:space="preserve"> tools </w:t>
+      </w:r>
+      <w:proofErr w:type="spellStart"/>
+      <w:r>
+        <w:rPr>
+          <w:color w:val="000000" w:themeColor="text1"/>
+        </w:rPr>
+        <w:t>including</w:t>
+      </w:r>
+      <w:proofErr w:type="spellEnd"/>
+      <w:r>
+        <w:rPr>
+          <w:color w:val="000000" w:themeColor="text1"/>
+        </w:rPr>
+        <w:t xml:space="preserve"> HTML </w:t>
+      </w:r>
+      <w:proofErr w:type="spellStart"/>
+      <w:r>
+        <w:rPr>
+          <w:color w:val="000000" w:themeColor="text1"/>
+        </w:rPr>
+        <w:t>and</w:t>
+      </w:r>
+      <w:proofErr w:type="spellEnd"/>
+      <w:r>
+        <w:rPr>
+          <w:color w:val="000000" w:themeColor="text1"/>
+        </w:rPr>
+        <w:t xml:space="preserve"> CSS, </w:t>
+      </w:r>
+      <w:proofErr w:type="spellStart"/>
+      <w:r>
+        <w:rPr>
+          <w:color w:val="000000" w:themeColor="text1"/>
+        </w:rPr>
+        <w:t>which</w:t>
+      </w:r>
+      <w:proofErr w:type="spellEnd"/>
+      <w:r>
+        <w:rPr>
+          <w:color w:val="000000" w:themeColor="text1"/>
+        </w:rPr>
+        <w:t xml:space="preserve"> are </w:t>
+      </w:r>
+      <w:proofErr w:type="spellStart"/>
+      <w:r>
+        <w:rPr>
+          <w:color w:val="000000" w:themeColor="text1"/>
+        </w:rPr>
+        <w:t>essential</w:t>
+      </w:r>
+      <w:proofErr w:type="spellEnd"/>
+      <w:r>
+        <w:rPr>
+          <w:color w:val="000000" w:themeColor="text1"/>
+        </w:rPr>
+        <w:t xml:space="preserve"> for </w:t>
+      </w:r>
+      <w:proofErr w:type="spellStart"/>
+      <w:r>
+        <w:rPr>
+          <w:color w:val="000000" w:themeColor="text1"/>
+        </w:rPr>
+        <w:t>creating</w:t>
+      </w:r>
+      <w:proofErr w:type="spellEnd"/>
+      <w:r>
+        <w:rPr>
+          <w:color w:val="000000" w:themeColor="text1"/>
+        </w:rPr>
+        <w:t xml:space="preserve"> </w:t>
+      </w:r>
+      <w:proofErr w:type="spellStart"/>
+      <w:r>
+        <w:rPr>
+          <w:color w:val="000000" w:themeColor="text1"/>
+        </w:rPr>
+        <w:t>the</w:t>
+      </w:r>
+      <w:proofErr w:type="spellEnd"/>
+      <w:r>
+        <w:rPr>
+          <w:color w:val="000000" w:themeColor="text1"/>
+        </w:rPr>
+        <w:t xml:space="preserve"> software </w:t>
+      </w:r>
+      <w:proofErr w:type="spellStart"/>
+      <w:r>
+        <w:rPr>
+          <w:color w:val="000000" w:themeColor="text1"/>
+        </w:rPr>
+        <w:t>intended</w:t>
+      </w:r>
+      <w:proofErr w:type="spellEnd"/>
+      <w:r>
+        <w:rPr>
+          <w:color w:val="000000" w:themeColor="text1"/>
+        </w:rPr>
+        <w:t xml:space="preserve"> for </w:t>
+      </w:r>
+      <w:proofErr w:type="spellStart"/>
+      <w:r>
+        <w:rPr>
+          <w:color w:val="000000" w:themeColor="text1"/>
+        </w:rPr>
+        <w:t>the</w:t>
+      </w:r>
+      <w:proofErr w:type="spellEnd"/>
+      <w:r>
+        <w:rPr>
+          <w:color w:val="000000" w:themeColor="text1"/>
+        </w:rPr>
+        <w:t xml:space="preserve"> </w:t>
+      </w:r>
+      <w:proofErr w:type="spellStart"/>
+      <w:r>
+        <w:rPr>
+          <w:color w:val="000000" w:themeColor="text1"/>
+        </w:rPr>
+        <w:t>control</w:t>
+      </w:r>
+      <w:proofErr w:type="spellEnd"/>
+      <w:r>
+        <w:rPr>
+          <w:color w:val="000000" w:themeColor="text1"/>
+        </w:rPr>
+        <w:t xml:space="preserve"> </w:t>
+      </w:r>
+      <w:proofErr w:type="spellStart"/>
+      <w:r>
+        <w:rPr>
+          <w:color w:val="000000" w:themeColor="text1"/>
+        </w:rPr>
+        <w:t>and</w:t>
+      </w:r>
+      <w:proofErr w:type="spellEnd"/>
+      <w:r>
+        <w:rPr>
+          <w:color w:val="000000" w:themeColor="text1"/>
+        </w:rPr>
+        <w:t xml:space="preserve"> </w:t>
+      </w:r>
+      <w:proofErr w:type="spellStart"/>
+      <w:r>
+        <w:rPr>
+          <w:color w:val="000000" w:themeColor="text1"/>
+        </w:rPr>
+        <w:t>organization</w:t>
+      </w:r>
+      <w:proofErr w:type="spellEnd"/>
+      <w:r>
+        <w:rPr>
+          <w:color w:val="000000" w:themeColor="text1"/>
+        </w:rPr>
+        <w:t xml:space="preserve"> </w:t>
+      </w:r>
+      <w:proofErr w:type="spellStart"/>
+      <w:r>
+        <w:rPr>
+          <w:color w:val="000000" w:themeColor="text1"/>
+        </w:rPr>
+        <w:t>of</w:t>
+      </w:r>
+      <w:proofErr w:type="spellEnd"/>
+      <w:r>
+        <w:rPr>
+          <w:color w:val="000000" w:themeColor="text1"/>
+        </w:rPr>
+        <w:t xml:space="preserve"> </w:t>
+      </w:r>
+      <w:proofErr w:type="spellStart"/>
+      <w:r>
+        <w:rPr>
+          <w:color w:val="000000" w:themeColor="text1"/>
+        </w:rPr>
+        <w:t>the</w:t>
+      </w:r>
+      <w:proofErr w:type="spellEnd"/>
+      <w:r>
+        <w:rPr>
+          <w:color w:val="000000" w:themeColor="text1"/>
+        </w:rPr>
+        <w:t xml:space="preserve"> </w:t>
+      </w:r>
+      <w:proofErr w:type="spellStart"/>
+      <w:r>
+        <w:rPr>
+          <w:color w:val="000000" w:themeColor="text1"/>
+        </w:rPr>
+        <w:t>bakery</w:t>
+      </w:r>
+      <w:proofErr w:type="spellEnd"/>
+      <w:r>
+        <w:rPr>
+          <w:color w:val="000000" w:themeColor="text1"/>
+        </w:rPr>
+        <w:t xml:space="preserve">. The </w:t>
+      </w:r>
+      <w:proofErr w:type="spellStart"/>
+      <w:r>
+        <w:rPr>
+          <w:color w:val="000000" w:themeColor="text1"/>
+        </w:rPr>
+        <w:t>system's</w:t>
+      </w:r>
+      <w:proofErr w:type="spellEnd"/>
+      <w:r>
+        <w:rPr>
+          <w:color w:val="000000" w:themeColor="text1"/>
+        </w:rPr>
+        <w:t xml:space="preserve"> </w:t>
+      </w:r>
+      <w:proofErr w:type="spellStart"/>
+      <w:r>
+        <w:rPr>
+          <w:color w:val="000000" w:themeColor="text1"/>
+        </w:rPr>
+        <w:t>implementation</w:t>
+      </w:r>
+      <w:proofErr w:type="spellEnd"/>
+      <w:r>
+        <w:rPr>
+          <w:color w:val="000000" w:themeColor="text1"/>
+        </w:rPr>
+        <w:t xml:space="preserve"> </w:t>
+      </w:r>
+      <w:proofErr w:type="spellStart"/>
+      <w:r>
+        <w:rPr>
+          <w:color w:val="000000" w:themeColor="text1"/>
+        </w:rPr>
+        <w:t>brings</w:t>
+      </w:r>
+      <w:proofErr w:type="spellEnd"/>
+      <w:r>
+        <w:rPr>
+          <w:color w:val="000000" w:themeColor="text1"/>
+        </w:rPr>
+        <w:t xml:space="preserve"> positive </w:t>
+      </w:r>
+      <w:proofErr w:type="spellStart"/>
+      <w:r>
+        <w:rPr>
+          <w:color w:val="000000" w:themeColor="text1"/>
+        </w:rPr>
+        <w:t>results</w:t>
+      </w:r>
+      <w:proofErr w:type="spellEnd"/>
+      <w:r>
+        <w:rPr>
+          <w:color w:val="000000" w:themeColor="text1"/>
+        </w:rPr>
+        <w:t xml:space="preserve">, </w:t>
+      </w:r>
+      <w:proofErr w:type="spellStart"/>
+      <w:r>
+        <w:rPr>
+          <w:color w:val="000000" w:themeColor="text1"/>
+        </w:rPr>
+        <w:t>providing</w:t>
+      </w:r>
+      <w:proofErr w:type="spellEnd"/>
+      <w:r>
+        <w:rPr>
+          <w:color w:val="000000" w:themeColor="text1"/>
+        </w:rPr>
+        <w:t xml:space="preserve"> </w:t>
+      </w:r>
+      <w:proofErr w:type="spellStart"/>
+      <w:r>
+        <w:rPr>
+          <w:color w:val="000000" w:themeColor="text1"/>
+        </w:rPr>
+        <w:t>greater</w:t>
+      </w:r>
+      <w:proofErr w:type="spellEnd"/>
+      <w:r>
+        <w:rPr>
+          <w:color w:val="000000" w:themeColor="text1"/>
+        </w:rPr>
+        <w:t xml:space="preserve"> </w:t>
+      </w:r>
+      <w:proofErr w:type="spellStart"/>
+      <w:r>
+        <w:rPr>
+          <w:color w:val="000000" w:themeColor="text1"/>
+        </w:rPr>
+        <w:t>organization</w:t>
+      </w:r>
+      <w:proofErr w:type="spellEnd"/>
+      <w:r>
+        <w:rPr>
+          <w:color w:val="000000" w:themeColor="text1"/>
+        </w:rPr>
+        <w:t xml:space="preserve"> </w:t>
+      </w:r>
+      <w:proofErr w:type="spellStart"/>
+      <w:r>
+        <w:rPr>
+          <w:color w:val="000000" w:themeColor="text1"/>
+        </w:rPr>
+        <w:t>and</w:t>
+      </w:r>
+      <w:proofErr w:type="spellEnd"/>
+      <w:r>
+        <w:rPr>
+          <w:color w:val="000000" w:themeColor="text1"/>
+        </w:rPr>
+        <w:t xml:space="preserve"> </w:t>
+      </w:r>
+      <w:proofErr w:type="spellStart"/>
+      <w:r>
+        <w:rPr>
+          <w:color w:val="000000" w:themeColor="text1"/>
+        </w:rPr>
+        <w:t>clarity</w:t>
+      </w:r>
+      <w:proofErr w:type="spellEnd"/>
+      <w:r>
+        <w:rPr>
+          <w:color w:val="000000" w:themeColor="text1"/>
+        </w:rPr>
+        <w:t xml:space="preserve"> in </w:t>
+      </w:r>
+      <w:proofErr w:type="spellStart"/>
+      <w:r>
+        <w:rPr>
+          <w:color w:val="000000" w:themeColor="text1"/>
+        </w:rPr>
+        <w:t>employees</w:t>
+      </w:r>
+      <w:proofErr w:type="spellEnd"/>
+      <w:r>
+        <w:rPr>
+          <w:color w:val="000000" w:themeColor="text1"/>
+        </w:rPr>
+        <w:t xml:space="preserve">’ </w:t>
+      </w:r>
+      <w:proofErr w:type="spellStart"/>
+      <w:r>
+        <w:rPr>
+          <w:color w:val="000000" w:themeColor="text1"/>
+        </w:rPr>
+        <w:t>tasks</w:t>
+      </w:r>
+      <w:proofErr w:type="spellEnd"/>
+      <w:r>
+        <w:rPr>
+          <w:color w:val="000000" w:themeColor="text1"/>
+        </w:rPr>
+        <w:t xml:space="preserve">, as </w:t>
+      </w:r>
+      <w:proofErr w:type="spellStart"/>
+      <w:r>
+        <w:rPr>
+          <w:color w:val="000000" w:themeColor="text1"/>
+        </w:rPr>
+        <w:t>well</w:t>
+      </w:r>
+      <w:proofErr w:type="spellEnd"/>
+      <w:r>
+        <w:rPr>
+          <w:color w:val="000000" w:themeColor="text1"/>
+        </w:rPr>
+        <w:t xml:space="preserve"> as </w:t>
+      </w:r>
+      <w:proofErr w:type="spellStart"/>
+      <w:r>
+        <w:rPr>
+          <w:color w:val="000000" w:themeColor="text1"/>
+        </w:rPr>
+        <w:t>agility</w:t>
+      </w:r>
+      <w:proofErr w:type="spellEnd"/>
+      <w:r>
+        <w:rPr>
+          <w:color w:val="000000" w:themeColor="text1"/>
+        </w:rPr>
+        <w:t xml:space="preserve"> </w:t>
+      </w:r>
+      <w:proofErr w:type="spellStart"/>
+      <w:r>
+        <w:rPr>
+          <w:color w:val="000000" w:themeColor="text1"/>
+        </w:rPr>
+        <w:t>and</w:t>
+      </w:r>
+      <w:proofErr w:type="spellEnd"/>
+      <w:r>
+        <w:rPr>
+          <w:color w:val="000000" w:themeColor="text1"/>
+        </w:rPr>
+        <w:t xml:space="preserve"> </w:t>
+      </w:r>
+      <w:proofErr w:type="spellStart"/>
+      <w:r>
+        <w:rPr>
+          <w:color w:val="000000" w:themeColor="text1"/>
+        </w:rPr>
+        <w:t>efficiency</w:t>
+      </w:r>
+      <w:proofErr w:type="spellEnd"/>
+      <w:r>
+        <w:rPr>
+          <w:color w:val="000000" w:themeColor="text1"/>
+        </w:rPr>
+        <w:t xml:space="preserve"> in </w:t>
+      </w:r>
+      <w:proofErr w:type="spellStart"/>
+      <w:r>
+        <w:rPr>
+          <w:color w:val="000000" w:themeColor="text1"/>
+        </w:rPr>
+        <w:t>customer</w:t>
+      </w:r>
+      <w:proofErr w:type="spellEnd"/>
+      <w:r>
+        <w:rPr>
+          <w:color w:val="000000" w:themeColor="text1"/>
+        </w:rPr>
+        <w:t xml:space="preserve"> </w:t>
+      </w:r>
+      <w:proofErr w:type="spellStart"/>
+      <w:r>
+        <w:rPr>
+          <w:color w:val="000000" w:themeColor="text1"/>
+        </w:rPr>
+        <w:t>service</w:t>
+      </w:r>
+      <w:proofErr w:type="spellEnd"/>
+      <w:r>
+        <w:rPr>
+          <w:color w:val="000000" w:themeColor="text1"/>
+        </w:rPr>
+        <w:t xml:space="preserve">. </w:t>
+      </w:r>
+      <w:proofErr w:type="spellStart"/>
+      <w:r>
+        <w:rPr>
+          <w:color w:val="000000" w:themeColor="text1"/>
+        </w:rPr>
+        <w:t>Besides</w:t>
+      </w:r>
+      <w:proofErr w:type="spellEnd"/>
+      <w:r>
+        <w:rPr>
+          <w:color w:val="000000" w:themeColor="text1"/>
+        </w:rPr>
+        <w:t xml:space="preserve"> </w:t>
+      </w:r>
+      <w:proofErr w:type="spellStart"/>
+      <w:r>
+        <w:rPr>
+          <w:color w:val="000000" w:themeColor="text1"/>
+        </w:rPr>
+        <w:t>operational</w:t>
+      </w:r>
+      <w:proofErr w:type="spellEnd"/>
+      <w:r>
+        <w:rPr>
+          <w:color w:val="000000" w:themeColor="text1"/>
+        </w:rPr>
+        <w:t xml:space="preserve"> </w:t>
+      </w:r>
+      <w:proofErr w:type="spellStart"/>
+      <w:r>
+        <w:rPr>
+          <w:color w:val="000000" w:themeColor="text1"/>
+        </w:rPr>
+        <w:t>benefits</w:t>
+      </w:r>
+      <w:proofErr w:type="spellEnd"/>
+      <w:r>
+        <w:rPr>
+          <w:color w:val="000000" w:themeColor="text1"/>
+        </w:rPr>
+        <w:t xml:space="preserve">, </w:t>
+      </w:r>
+      <w:proofErr w:type="spellStart"/>
+      <w:r>
+        <w:rPr>
+          <w:color w:val="000000" w:themeColor="text1"/>
+        </w:rPr>
+        <w:t>the</w:t>
+      </w:r>
+      <w:proofErr w:type="spellEnd"/>
+      <w:r>
+        <w:rPr>
+          <w:color w:val="000000" w:themeColor="text1"/>
+        </w:rPr>
+        <w:t xml:space="preserve"> </w:t>
+      </w:r>
+      <w:proofErr w:type="spellStart"/>
+      <w:r>
+        <w:rPr>
+          <w:color w:val="000000" w:themeColor="text1"/>
+        </w:rPr>
+        <w:t>project</w:t>
+      </w:r>
+      <w:proofErr w:type="spellEnd"/>
+      <w:r>
+        <w:rPr>
+          <w:color w:val="000000" w:themeColor="text1"/>
+        </w:rPr>
+        <w:t xml:space="preserve"> </w:t>
+      </w:r>
+      <w:proofErr w:type="spellStart"/>
+      <w:r>
+        <w:rPr>
+          <w:color w:val="000000" w:themeColor="text1"/>
+        </w:rPr>
+        <w:t>significantly</w:t>
+      </w:r>
+      <w:proofErr w:type="spellEnd"/>
+      <w:r>
+        <w:rPr>
+          <w:color w:val="000000" w:themeColor="text1"/>
+        </w:rPr>
+        <w:t xml:space="preserve"> </w:t>
+      </w:r>
+      <w:proofErr w:type="spellStart"/>
+      <w:r>
+        <w:rPr>
+          <w:color w:val="000000" w:themeColor="text1"/>
+        </w:rPr>
+        <w:t>expands</w:t>
+      </w:r>
+      <w:proofErr w:type="spellEnd"/>
+      <w:r>
+        <w:rPr>
+          <w:color w:val="000000" w:themeColor="text1"/>
+        </w:rPr>
+        <w:t xml:space="preserve"> </w:t>
+      </w:r>
+      <w:proofErr w:type="spellStart"/>
+      <w:r>
+        <w:rPr>
+          <w:color w:val="000000" w:themeColor="text1"/>
+        </w:rPr>
+        <w:t>the</w:t>
+      </w:r>
+      <w:proofErr w:type="spellEnd"/>
+      <w:r>
+        <w:rPr>
+          <w:color w:val="000000" w:themeColor="text1"/>
+        </w:rPr>
+        <w:t xml:space="preserve"> </w:t>
+      </w:r>
+      <w:proofErr w:type="spellStart"/>
+      <w:r>
+        <w:rPr>
+          <w:color w:val="000000" w:themeColor="text1"/>
+        </w:rPr>
+        <w:t>team’s</w:t>
+      </w:r>
+      <w:proofErr w:type="spellEnd"/>
+      <w:r>
+        <w:rPr>
+          <w:color w:val="000000" w:themeColor="text1"/>
+        </w:rPr>
+        <w:t xml:space="preserve"> </w:t>
+      </w:r>
+      <w:proofErr w:type="spellStart"/>
+      <w:r>
+        <w:rPr>
+          <w:color w:val="000000" w:themeColor="text1"/>
+        </w:rPr>
+        <w:t>technical</w:t>
+      </w:r>
+      <w:proofErr w:type="spellEnd"/>
+      <w:r>
+        <w:rPr>
+          <w:color w:val="000000" w:themeColor="text1"/>
+        </w:rPr>
+        <w:t xml:space="preserve"> </w:t>
+      </w:r>
+      <w:proofErr w:type="spellStart"/>
+      <w:r>
+        <w:rPr>
+          <w:color w:val="000000" w:themeColor="text1"/>
+        </w:rPr>
+        <w:t>knowledge</w:t>
+      </w:r>
+      <w:proofErr w:type="spellEnd"/>
+      <w:r>
+        <w:rPr>
+          <w:color w:val="000000" w:themeColor="text1"/>
+        </w:rPr>
+        <w:t xml:space="preserve"> </w:t>
+      </w:r>
+      <w:proofErr w:type="spellStart"/>
+      <w:r>
+        <w:rPr>
+          <w:color w:val="000000" w:themeColor="text1"/>
+        </w:rPr>
+        <w:t>about</w:t>
+      </w:r>
+      <w:proofErr w:type="spellEnd"/>
+      <w:r>
+        <w:rPr>
+          <w:color w:val="000000" w:themeColor="text1"/>
+        </w:rPr>
+        <w:t xml:space="preserve"> </w:t>
+      </w:r>
+      <w:proofErr w:type="spellStart"/>
+      <w:r>
+        <w:rPr>
+          <w:color w:val="000000" w:themeColor="text1"/>
+        </w:rPr>
+        <w:t>programming</w:t>
+      </w:r>
+      <w:proofErr w:type="spellEnd"/>
+      <w:r>
+        <w:rPr>
+          <w:color w:val="000000" w:themeColor="text1"/>
+        </w:rPr>
+        <w:t xml:space="preserve"> </w:t>
+      </w:r>
+      <w:proofErr w:type="spellStart"/>
+      <w:r>
+        <w:rPr>
+          <w:color w:val="000000" w:themeColor="text1"/>
+        </w:rPr>
+        <w:t>and</w:t>
+      </w:r>
+      <w:proofErr w:type="spellEnd"/>
+      <w:r>
+        <w:rPr>
+          <w:color w:val="000000" w:themeColor="text1"/>
+        </w:rPr>
+        <w:t xml:space="preserve"> </w:t>
+      </w:r>
+      <w:proofErr w:type="spellStart"/>
+      <w:r>
+        <w:rPr>
+          <w:color w:val="000000" w:themeColor="text1"/>
+        </w:rPr>
+        <w:t>reinforces</w:t>
+      </w:r>
+      <w:proofErr w:type="spellEnd"/>
+      <w:r>
+        <w:rPr>
+          <w:color w:val="000000" w:themeColor="text1"/>
+        </w:rPr>
+        <w:t xml:space="preserve"> </w:t>
+      </w:r>
+      <w:proofErr w:type="spellStart"/>
+      <w:r>
+        <w:rPr>
+          <w:color w:val="000000" w:themeColor="text1"/>
+        </w:rPr>
+        <w:t>the</w:t>
+      </w:r>
+      <w:proofErr w:type="spellEnd"/>
+      <w:r>
+        <w:rPr>
+          <w:color w:val="000000" w:themeColor="text1"/>
+        </w:rPr>
+        <w:t xml:space="preserve"> </w:t>
+      </w:r>
+      <w:proofErr w:type="spellStart"/>
+      <w:r>
+        <w:rPr>
+          <w:color w:val="000000" w:themeColor="text1"/>
+        </w:rPr>
+        <w:t>importance</w:t>
+      </w:r>
+      <w:proofErr w:type="spellEnd"/>
+      <w:r>
+        <w:rPr>
+          <w:color w:val="000000" w:themeColor="text1"/>
+        </w:rPr>
+        <w:t xml:space="preserve"> </w:t>
+      </w:r>
+      <w:proofErr w:type="spellStart"/>
+      <w:r>
+        <w:rPr>
+          <w:color w:val="000000" w:themeColor="text1"/>
+        </w:rPr>
+        <w:t>of</w:t>
+      </w:r>
+      <w:proofErr w:type="spellEnd"/>
+      <w:r>
+        <w:rPr>
+          <w:color w:val="000000" w:themeColor="text1"/>
+        </w:rPr>
+        <w:t xml:space="preserve"> </w:t>
+      </w:r>
+      <w:proofErr w:type="spellStart"/>
+      <w:r>
+        <w:rPr>
+          <w:color w:val="000000" w:themeColor="text1"/>
+        </w:rPr>
+        <w:t>collaborative</w:t>
+      </w:r>
+      <w:proofErr w:type="spellEnd"/>
+      <w:r>
+        <w:rPr>
+          <w:color w:val="000000" w:themeColor="text1"/>
+        </w:rPr>
+        <w:t xml:space="preserve"> </w:t>
+      </w:r>
+      <w:proofErr w:type="spellStart"/>
+      <w:r>
+        <w:rPr>
+          <w:color w:val="000000" w:themeColor="text1"/>
+        </w:rPr>
+        <w:t>practices</w:t>
+      </w:r>
+      <w:proofErr w:type="spellEnd"/>
+      <w:r>
+        <w:rPr>
+          <w:color w:val="000000" w:themeColor="text1"/>
+        </w:rPr>
+        <w:t xml:space="preserve"> in </w:t>
+      </w:r>
+      <w:proofErr w:type="spellStart"/>
+      <w:r>
+        <w:rPr>
+          <w:color w:val="000000" w:themeColor="text1"/>
+        </w:rPr>
+        <w:t>the</w:t>
+      </w:r>
+      <w:proofErr w:type="spellEnd"/>
+      <w:r>
+        <w:rPr>
+          <w:color w:val="000000" w:themeColor="text1"/>
+        </w:rPr>
+        <w:t xml:space="preserve"> </w:t>
+      </w:r>
+      <w:proofErr w:type="spellStart"/>
+      <w:r>
+        <w:rPr>
+          <w:color w:val="000000" w:themeColor="text1"/>
+        </w:rPr>
+        <w:t>work</w:t>
+      </w:r>
+      <w:proofErr w:type="spellEnd"/>
+      <w:r>
+        <w:rPr>
+          <w:color w:val="000000" w:themeColor="text1"/>
+        </w:rPr>
+        <w:t xml:space="preserve"> </w:t>
+      </w:r>
+      <w:proofErr w:type="spellStart"/>
+      <w:r>
+        <w:rPr>
+          <w:color w:val="000000" w:themeColor="text1"/>
+        </w:rPr>
+        <w:t>environment</w:t>
+      </w:r>
+      <w:proofErr w:type="spellEnd"/>
+      <w:r>
+        <w:rPr>
+          <w:color w:val="000000" w:themeColor="text1"/>
+        </w:rPr>
+        <w:t xml:space="preserve">. </w:t>
+      </w:r>
+      <w:proofErr w:type="spellStart"/>
+      <w:r>
+        <w:rPr>
+          <w:color w:val="000000" w:themeColor="text1"/>
+        </w:rPr>
+        <w:t>Thus</w:t>
+      </w:r>
+      <w:proofErr w:type="spellEnd"/>
+      <w:r>
+        <w:rPr>
+          <w:color w:val="000000" w:themeColor="text1"/>
+        </w:rPr>
+        <w:t xml:space="preserve">, </w:t>
+      </w:r>
+      <w:proofErr w:type="spellStart"/>
+      <w:r>
+        <w:rPr>
+          <w:color w:val="000000" w:themeColor="text1"/>
+        </w:rPr>
+        <w:t>the</w:t>
+      </w:r>
+      <w:proofErr w:type="spellEnd"/>
+      <w:r>
+        <w:rPr>
+          <w:color w:val="000000" w:themeColor="text1"/>
+        </w:rPr>
+        <w:t xml:space="preserve"> </w:t>
+      </w:r>
+      <w:proofErr w:type="spellStart"/>
+      <w:r>
+        <w:rPr>
+          <w:color w:val="000000" w:themeColor="text1"/>
+        </w:rPr>
+        <w:t>experience</w:t>
+      </w:r>
+      <w:proofErr w:type="spellEnd"/>
+      <w:r>
+        <w:rPr>
+          <w:color w:val="000000" w:themeColor="text1"/>
+        </w:rPr>
+        <w:t xml:space="preserve"> </w:t>
+      </w:r>
+      <w:proofErr w:type="spellStart"/>
+      <w:r>
+        <w:rPr>
+          <w:color w:val="000000" w:themeColor="text1"/>
+        </w:rPr>
+        <w:t>contributes</w:t>
+      </w:r>
+      <w:proofErr w:type="spellEnd"/>
+      <w:r>
+        <w:rPr>
+          <w:color w:val="000000" w:themeColor="text1"/>
+        </w:rPr>
+        <w:t xml:space="preserve"> </w:t>
+      </w:r>
+      <w:proofErr w:type="spellStart"/>
+      <w:r>
+        <w:rPr>
+          <w:color w:val="000000" w:themeColor="text1"/>
+        </w:rPr>
+        <w:t>significantly</w:t>
+      </w:r>
+      <w:proofErr w:type="spellEnd"/>
+      <w:r>
+        <w:rPr>
+          <w:color w:val="000000" w:themeColor="text1"/>
+        </w:rPr>
+        <w:t xml:space="preserve"> </w:t>
+      </w:r>
+      <w:proofErr w:type="spellStart"/>
+      <w:r>
+        <w:rPr>
+          <w:color w:val="000000" w:themeColor="text1"/>
+        </w:rPr>
+        <w:t>both</w:t>
+      </w:r>
+      <w:proofErr w:type="spellEnd"/>
+      <w:r>
+        <w:rPr>
+          <w:color w:val="000000" w:themeColor="text1"/>
+        </w:rPr>
+        <w:t xml:space="preserve"> </w:t>
+      </w:r>
+      <w:proofErr w:type="spellStart"/>
+      <w:r>
+        <w:rPr>
+          <w:color w:val="000000" w:themeColor="text1"/>
+        </w:rPr>
+        <w:t>to</w:t>
+      </w:r>
+      <w:proofErr w:type="spellEnd"/>
+      <w:r>
+        <w:rPr>
+          <w:color w:val="000000" w:themeColor="text1"/>
+        </w:rPr>
+        <w:t xml:space="preserve"> </w:t>
+      </w:r>
+      <w:proofErr w:type="spellStart"/>
+      <w:r>
+        <w:rPr>
+          <w:color w:val="000000" w:themeColor="text1"/>
+        </w:rPr>
+        <w:t>improving</w:t>
+      </w:r>
+      <w:proofErr w:type="spellEnd"/>
+      <w:r>
+        <w:rPr>
+          <w:color w:val="000000" w:themeColor="text1"/>
+        </w:rPr>
+        <w:t xml:space="preserve"> </w:t>
+      </w:r>
+      <w:proofErr w:type="spellStart"/>
+      <w:r>
+        <w:rPr>
+          <w:color w:val="000000" w:themeColor="text1"/>
+        </w:rPr>
+        <w:t>the</w:t>
+      </w:r>
+      <w:proofErr w:type="spellEnd"/>
+      <w:r>
+        <w:rPr>
+          <w:color w:val="000000" w:themeColor="text1"/>
+        </w:rPr>
+        <w:t xml:space="preserve"> </w:t>
+      </w:r>
+      <w:proofErr w:type="spellStart"/>
+      <w:r>
+        <w:rPr>
+          <w:color w:val="000000" w:themeColor="text1"/>
+        </w:rPr>
+        <w:t>business's</w:t>
+      </w:r>
+      <w:proofErr w:type="spellEnd"/>
+      <w:r>
+        <w:rPr>
+          <w:color w:val="000000" w:themeColor="text1"/>
+        </w:rPr>
+        <w:t xml:space="preserve"> </w:t>
+      </w:r>
+      <w:proofErr w:type="spellStart"/>
+      <w:r>
+        <w:rPr>
+          <w:color w:val="000000" w:themeColor="text1"/>
+        </w:rPr>
+        <w:t>efficiency</w:t>
+      </w:r>
+      <w:proofErr w:type="spellEnd"/>
+      <w:r>
+        <w:rPr>
+          <w:color w:val="000000" w:themeColor="text1"/>
+        </w:rPr>
+        <w:t xml:space="preserve"> </w:t>
+      </w:r>
+      <w:proofErr w:type="spellStart"/>
+      <w:r>
+        <w:rPr>
+          <w:color w:val="000000" w:themeColor="text1"/>
+        </w:rPr>
+        <w:t>and</w:t>
+      </w:r>
+      <w:proofErr w:type="spellEnd"/>
+      <w:r>
+        <w:rPr>
+          <w:color w:val="000000" w:themeColor="text1"/>
+        </w:rPr>
+        <w:t xml:space="preserve"> </w:t>
+      </w:r>
+      <w:proofErr w:type="spellStart"/>
+      <w:r>
+        <w:rPr>
+          <w:color w:val="000000" w:themeColor="text1"/>
+        </w:rPr>
+        <w:t>to</w:t>
+      </w:r>
+      <w:proofErr w:type="spellEnd"/>
+      <w:r>
+        <w:rPr>
+          <w:color w:val="000000" w:themeColor="text1"/>
+        </w:rPr>
+        <w:t xml:space="preserve"> </w:t>
+      </w:r>
+      <w:proofErr w:type="spellStart"/>
+      <w:r>
+        <w:rPr>
+          <w:color w:val="000000" w:themeColor="text1"/>
+        </w:rPr>
+        <w:t>the</w:t>
+      </w:r>
+      <w:proofErr w:type="spellEnd"/>
+      <w:r>
+        <w:rPr>
+          <w:color w:val="000000" w:themeColor="text1"/>
+        </w:rPr>
+        <w:t xml:space="preserve"> professional </w:t>
+      </w:r>
+      <w:proofErr w:type="spellStart"/>
+      <w:r>
+        <w:rPr>
+          <w:color w:val="000000" w:themeColor="text1"/>
+        </w:rPr>
+        <w:t>and</w:t>
+      </w:r>
+      <w:proofErr w:type="spellEnd"/>
+      <w:r>
+        <w:rPr>
+          <w:color w:val="000000" w:themeColor="text1"/>
+        </w:rPr>
+        <w:t xml:space="preserve"> personal </w:t>
+      </w:r>
+      <w:proofErr w:type="spellStart"/>
+      <w:r>
+        <w:rPr>
+          <w:color w:val="000000" w:themeColor="text1"/>
+        </w:rPr>
+        <w:t>growth</w:t>
+      </w:r>
+      <w:proofErr w:type="spellEnd"/>
+      <w:r>
+        <w:rPr>
+          <w:color w:val="000000" w:themeColor="text1"/>
+        </w:rPr>
+        <w:t xml:space="preserve"> </w:t>
+      </w:r>
+      <w:proofErr w:type="spellStart"/>
+      <w:r>
+        <w:rPr>
+          <w:color w:val="000000" w:themeColor="text1"/>
+        </w:rPr>
+        <w:t>of</w:t>
+      </w:r>
+      <w:proofErr w:type="spellEnd"/>
+      <w:r>
+        <w:rPr>
+          <w:color w:val="000000" w:themeColor="text1"/>
+        </w:rPr>
+        <w:t xml:space="preserve"> </w:t>
+      </w:r>
+      <w:proofErr w:type="spellStart"/>
+      <w:r>
+        <w:rPr>
+          <w:color w:val="000000" w:themeColor="text1"/>
+        </w:rPr>
+        <w:t>those</w:t>
+      </w:r>
+      <w:proofErr w:type="spellEnd"/>
+      <w:r>
+        <w:rPr>
+          <w:color w:val="000000" w:themeColor="text1"/>
+        </w:rPr>
+        <w:t xml:space="preserve"> </w:t>
+      </w:r>
+      <w:proofErr w:type="spellStart"/>
+      <w:r>
+        <w:rPr>
+          <w:color w:val="000000" w:themeColor="text1"/>
+        </w:rPr>
+        <w:t>involved</w:t>
+      </w:r>
+      <w:proofErr w:type="spellEnd"/>
+      <w:r>
+        <w:rPr>
+          <w:color w:val="000000" w:themeColor="text1"/>
+        </w:rPr>
+        <w:t xml:space="preserve"> in </w:t>
+      </w:r>
+      <w:proofErr w:type="spellStart"/>
+      <w:r>
+        <w:rPr>
+          <w:color w:val="000000" w:themeColor="text1"/>
+        </w:rPr>
+        <w:t>the</w:t>
+      </w:r>
+      <w:proofErr w:type="spellEnd"/>
+      <w:r>
+        <w:rPr>
+          <w:color w:val="000000" w:themeColor="text1"/>
+        </w:rPr>
+        <w:t xml:space="preserve"> software </w:t>
+      </w:r>
+      <w:proofErr w:type="spellStart"/>
+      <w:r>
+        <w:rPr>
+          <w:color w:val="000000" w:themeColor="text1"/>
+        </w:rPr>
+        <w:t>development</w:t>
+      </w:r>
+      <w:proofErr w:type="spellEnd"/>
+      <w:r>
+        <w:rPr>
+          <w:color w:val="000000" w:themeColor="text1"/>
+        </w:rPr>
+        <w:t>.</w:t>
       </w:r>
     </w:p>
     <w:p>
@@ -2473,7 +4489,25 @@
                 <w:bCs/>
                 <w:szCs w:val="23"/>
               </w:rPr>
-              <w:t>Elementos pré-textuais</w:t>
+              <w:t xml:space="preserve">Elementos </w:t>
+            </w:r>
+            <w:proofErr w:type="spellStart"/>
+            <w:r>
+              <w:rPr>
+                <w:rFonts w:ascii="Arial" w:hAnsi="Arial" w:cs="Arial"/>
+                <w:bCs/>
+                <w:szCs w:val="23"/>
+              </w:rPr>
+              <w:t>pré</w:t>
+            </w:r>
+            <w:proofErr w:type="spellEnd"/>
+            <w:r>
+              <w:rPr>
+                <w:rFonts w:ascii="Arial" w:hAnsi="Arial" w:cs="Arial"/>
+                <w:bCs/>
+                <w:szCs w:val="23"/>
+              </w:rPr>
+              <w:t>-textuais</w:t>
             </w:r>
           </w:p>
         </w:tc>
@@ -3377,6 +5411,7 @@
               <w:ind w:firstLine="0"/>
               <w:jc w:val="left"/>
             </w:pPr>
+            <w:proofErr w:type="spellStart"/>
             <w:r>
               <w:rPr>
                 <w:rStyle w:val="nfase"/>
@@ -3384,8 +5419,29 @@
                 <w:sz w:val="23"/>
                 <w:szCs w:val="23"/>
               </w:rPr>
-              <w:t>Read-Only Memory</w:t>
-            </w:r>
+              <w:t>Read</w:t>
+            </w:r>
+            <w:proofErr w:type="spellEnd"/>
+            <w:r>
+              <w:rPr>
+                <w:rStyle w:val="nfase"/>
+                <w:i w:val="0"/>
+                <w:sz w:val="23"/>
+                <w:szCs w:val="23"/>
+              </w:rPr>
+              <w:t xml:space="preserve">-Only </w:t>
+            </w:r>
+            <w:proofErr w:type="spellStart"/>
+            <w:r>
+              <w:rPr>
+                <w:rStyle w:val="nfase"/>
+                <w:i w:val="0"/>
+                <w:sz w:val="23"/>
+                <w:szCs w:val="23"/>
+              </w:rPr>
+              <w:t>Memory</w:t>
+            </w:r>
+            <w:proofErr w:type="spellEnd"/>
           </w:p>
         </w:tc>
       </w:tr>
@@ -3424,8 +5480,18 @@
                 <w:i w:val="0"/>
                 <w:szCs w:val="23"/>
               </w:rPr>
-              <w:t>Random-Access Memory</w:t>
-            </w:r>
+              <w:t xml:space="preserve">Random-Access </w:t>
+            </w:r>
+            <w:proofErr w:type="spellStart"/>
+            <w:r>
+              <w:rPr>
+                <w:rStyle w:val="nfase"/>
+                <w:i w:val="0"/>
+                <w:szCs w:val="23"/>
+              </w:rPr>
+              <w:t>Memory</w:t>
+            </w:r>
+            <w:proofErr w:type="spellEnd"/>
           </w:p>
         </w:tc>
       </w:tr>
@@ -3455,9 +5521,27 @@
               <w:ind w:firstLine="0"/>
               <w:jc w:val="left"/>
             </w:pPr>
-            <w:r>
-              <w:t>Cascading Style Sheets</w:t>
-            </w:r>
+            <w:proofErr w:type="spellStart"/>
+            <w:r>
+              <w:t>Cascading</w:t>
+            </w:r>
+            <w:proofErr w:type="spellEnd"/>
+            <w:r>
+              <w:t xml:space="preserve"> </w:t>
+            </w:r>
+            <w:proofErr w:type="spellStart"/>
+            <w:r>
+              <w:t>Style</w:t>
+            </w:r>
+            <w:proofErr w:type="spellEnd"/>
+            <w:r>
+              <w:t xml:space="preserve"> </w:t>
+            </w:r>
+            <w:proofErr w:type="spellStart"/>
+            <w:r>
+              <w:t>Sheets</w:t>
+            </w:r>
+            <w:proofErr w:type="spellEnd"/>
           </w:p>
         </w:tc>
       </w:tr>
@@ -3487,9 +5571,19 @@
               <w:ind w:firstLine="0"/>
               <w:jc w:val="left"/>
             </w:pPr>
-            <w:r>
-              <w:t>HyperText Markup Language</w:t>
-            </w:r>
+            <w:proofErr w:type="spellStart"/>
+            <w:r>
+              <w:t>HyperText</w:t>
+            </w:r>
+            <w:proofErr w:type="spellEnd"/>
+            <w:r>
+              <w:t xml:space="preserve"> Markup </w:t>
+            </w:r>
+            <w:proofErr w:type="spellStart"/>
+            <w:r>
+              <w:t>Language</w:t>
+            </w:r>
+            <w:proofErr w:type="spellEnd"/>
           </w:p>
         </w:tc>
       </w:tr>
@@ -3518,8 +5612,16 @@
         <w:rPr>
           <w:bCs/>
         </w:rPr>
-        <w:t>Hypertext Preprocessor</w:t>
-      </w:r>
+        <w:t xml:space="preserve">Hypertext </w:t>
+      </w:r>
+      <w:proofErr w:type="spellStart"/>
+      <w:r>
+        <w:rPr>
+          <w:bCs/>
+        </w:rPr>
+        <w:t>Preprocessor</w:t>
+      </w:r>
+      <w:proofErr w:type="spellEnd"/>
     </w:p>
     <w:p>
       <w:pPr>
@@ -3533,8 +5635,16 @@
         <w:rPr>
           <w:bCs/>
         </w:rPr>
-        <w:t xml:space="preserve">  JS              JavaScript</w:t>
-      </w:r>
+        <w:t xml:space="preserve">  JS              </w:t>
+      </w:r>
+      <w:proofErr w:type="spellStart"/>
+      <w:r>
+        <w:rPr>
+          <w:bCs/>
+        </w:rPr>
+        <w:t>JavaScript</w:t>
+      </w:r>
+      <w:proofErr w:type="spellEnd"/>
     </w:p>
     <w:p>
       <w:pPr>
@@ -3548,8 +5658,30 @@
         <w:rPr>
           <w:bCs/>
         </w:rPr>
-        <w:t xml:space="preserve">  VScode      Visual Studio Code</w:t>
-      </w:r>
+        <w:t xml:space="preserve">  </w:t>
+      </w:r>
+      <w:proofErr w:type="spellStart"/>
+      <w:r>
+        <w:rPr>
+          <w:bCs/>
+        </w:rPr>
+        <w:t>VScode</w:t>
+      </w:r>
+      <w:proofErr w:type="spellEnd"/>
+      <w:r>
+        <w:rPr>
+          <w:bCs/>
+        </w:rPr>
+        <w:t xml:space="preserve">      Visual Studio </w:t>
+      </w:r>
+      <w:proofErr w:type="spellStart"/>
+      <w:r>
+        <w:rPr>
+          <w:bCs/>
+        </w:rPr>
+        <w:t>Code</w:t>
+      </w:r>
+      <w:proofErr w:type="spellEnd"/>
       <w:r>
         <w:rPr>
           <w:bCs/>
@@ -3605,8 +5737,16 @@
         <w:rPr>
           <w:bCs/>
         </w:rPr>
-        <w:t xml:space="preserve">  MER           Modelo de entidade-ralacionamento</w:t>
-      </w:r>
+        <w:t xml:space="preserve">  MER           Modelo de entidade-</w:t>
+      </w:r>
+      <w:proofErr w:type="spellStart"/>
+      <w:r>
+        <w:rPr>
+          <w:bCs/>
+        </w:rPr>
+        <w:t>ralacionamento</w:t>
+      </w:r>
+      <w:proofErr w:type="spellEnd"/>
     </w:p>
     <w:p>
       <w:pPr>
@@ -3626,8 +5766,16 @@
         <w:rPr>
           <w:bCs/>
         </w:rPr>
-        <w:t>Random Access Memory</w:t>
-      </w:r>
+        <w:t xml:space="preserve">Random Access </w:t>
+      </w:r>
+      <w:proofErr w:type="spellStart"/>
+      <w:r>
+        <w:rPr>
+          <w:bCs/>
+        </w:rPr>
+        <w:t>Memory</w:t>
+      </w:r>
+      <w:proofErr w:type="spellEnd"/>
     </w:p>
     <w:p>
       <w:pPr>
@@ -3847,8 +5995,13 @@
               <w:ind w:firstLine="0"/>
               <w:jc w:val="left"/>
             </w:pPr>
-            <w:r>
-              <w:t>Pdv.</w:t>
+            <w:proofErr w:type="spellStart"/>
+            <w:r>
+              <w:t>Pdv</w:t>
+            </w:r>
+            <w:proofErr w:type="spellEnd"/>
+            <w:r>
+              <w:t>.</w:t>
             </w:r>
           </w:p>
           <w:p>
@@ -3856,8 +6009,13 @@
               <w:ind w:firstLine="0"/>
               <w:jc w:val="left"/>
             </w:pPr>
-            <w:r>
-              <w:t>div.</w:t>
+            <w:proofErr w:type="spellStart"/>
+            <w:r>
+              <w:t>div</w:t>
+            </w:r>
+            <w:proofErr w:type="spellEnd"/>
+            <w:r>
+              <w:t>.</w:t>
             </w:r>
           </w:p>
         </w:tc>
@@ -5929,39 +8087,23 @@
           <w:rFonts w:ascii="Arial" w:hAnsi="Arial" w:cs="Arial"/>
           <w:color w:val="000000"/>
         </w:rPr>
-        <w:t>, para fazer todo o front-end do sistema, </w:t>
-      </w:r>
-      <w:r>
-        <w:rPr>
-          <w:rFonts w:ascii="Arial" w:hAnsi="Arial" w:cs="Arial"/>
-          <w:b/>
-          <w:bCs/>
-          <w:color w:val="000000"/>
-        </w:rPr>
-        <w:t>JS</w:t>
-      </w:r>
+        <w:t>, para fazer todo o front-</w:t>
+      </w:r>
+      <w:proofErr w:type="spellStart"/>
       <w:r>
         <w:rPr>
           <w:rFonts w:ascii="Arial" w:hAnsi="Arial" w:cs="Arial"/>
           <w:color w:val="000000"/>
         </w:rPr>
-        <w:t xml:space="preserve"> e </w:t>
-      </w:r>
-      <w:r>
-        <w:rPr>
-          <w:rFonts w:ascii="Arial" w:hAnsi="Arial" w:cs="Arial"/>
-          <w:b/>
-          <w:bCs/>
-          <w:color w:val="000000"/>
-        </w:rPr>
-        <w:t>PHP</w:t>
-      </w:r>
+        <w:t>end</w:t>
+      </w:r>
+      <w:proofErr w:type="spellEnd"/>
       <w:r>
         <w:rPr>
           <w:rFonts w:ascii="Arial" w:hAnsi="Arial" w:cs="Arial"/>
           <w:color w:val="000000"/>
         </w:rPr>
-        <w:t>, para o back-end, com o banco de dados </w:t>
+        <w:t xml:space="preserve"> do sistema, </w:t>
       </w:r>
       <w:r>
         <w:rPr>
@@ -5970,15 +8112,64 @@
           <w:bCs/>
           <w:color w:val="000000"/>
         </w:rPr>
-        <w:t>MySQL</w:t>
+        <w:t>JS</w:t>
       </w:r>
       <w:r>
         <w:rPr>
           <w:rFonts w:ascii="Arial" w:hAnsi="Arial" w:cs="Arial"/>
           <w:color w:val="000000"/>
         </w:rPr>
+        <w:t xml:space="preserve"> e </w:t>
+      </w:r>
+      <w:r>
+        <w:rPr>
+          <w:rFonts w:ascii="Arial" w:hAnsi="Arial" w:cs="Arial"/>
+          <w:b/>
+          <w:bCs/>
+          <w:color w:val="000000"/>
+        </w:rPr>
+        <w:t>PHP</w:t>
+      </w:r>
+      <w:r>
+        <w:rPr>
+          <w:rFonts w:ascii="Arial" w:hAnsi="Arial" w:cs="Arial"/>
+          <w:color w:val="000000"/>
+        </w:rPr>
+        <w:t xml:space="preserve">, para o </w:t>
+      </w:r>
+      <w:proofErr w:type="spellStart"/>
+      <w:r>
+        <w:rPr>
+          <w:rFonts w:ascii="Arial" w:hAnsi="Arial" w:cs="Arial"/>
+          <w:color w:val="000000"/>
+        </w:rPr>
+        <w:t>back-end</w:t>
+      </w:r>
+      <w:proofErr w:type="spellEnd"/>
+      <w:r>
+        <w:rPr>
+          <w:rFonts w:ascii="Arial" w:hAnsi="Arial" w:cs="Arial"/>
+          <w:color w:val="000000"/>
+        </w:rPr>
+        <w:t>, com o banco de dados </w:t>
+      </w:r>
+      <w:r>
+        <w:rPr>
+          <w:rFonts w:ascii="Arial" w:hAnsi="Arial" w:cs="Arial"/>
+          <w:b/>
+          <w:bCs/>
+          <w:color w:val="000000"/>
+        </w:rPr>
+        <w:t>MySQL</w:t>
+      </w:r>
+      <w:r>
+        <w:rPr>
+          <w:rFonts w:ascii="Arial" w:hAnsi="Arial" w:cs="Arial"/>
+          <w:color w:val="000000"/>
+        </w:rPr>
         <w:t> para armazenamento das informações, e o ambiente de desenvolvimento </w:t>
       </w:r>
+      <w:proofErr w:type="spellStart"/>
       <w:r>
         <w:rPr>
           <w:rFonts w:ascii="Arial" w:hAnsi="Arial" w:cs="Arial"/>
@@ -5986,7 +8177,17 @@
           <w:bCs/>
           <w:color w:val="000000"/>
         </w:rPr>
-        <w:t>VSCode.</w:t>
+        <w:t>VSCode</w:t>
+      </w:r>
+      <w:proofErr w:type="spellEnd"/>
+      <w:r>
+        <w:rPr>
+          <w:rFonts w:ascii="Arial" w:hAnsi="Arial" w:cs="Arial"/>
+          <w:b/>
+          <w:bCs/>
+          <w:color w:val="000000"/>
+        </w:rPr>
+        <w:t>.</w:t>
       </w:r>
       <w:r>
         <w:rPr>
@@ -6123,6 +8324,7 @@
         </w:rPr>
         <w:t> será utilizado para garantir o armazenamento seguro e estruturado das informações, enquanto o </w:t>
       </w:r>
+      <w:proofErr w:type="spellStart"/>
       <w:r>
         <w:rPr>
           <w:rFonts w:ascii="Arial" w:hAnsi="Arial" w:cs="Arial"/>
@@ -6132,6 +8334,7 @@
         </w:rPr>
         <w:t>VSCode</w:t>
       </w:r>
+      <w:proofErr w:type="spellEnd"/>
       <w:r>
         <w:rPr>
           <w:rFonts w:ascii="Arial" w:hAnsi="Arial" w:cs="Arial"/>
@@ -6771,7 +8974,39 @@
           <w:rStyle w:val="Forte"/>
           <w:caps w:val="0"/>
         </w:rPr>
-        <w:t>(fashion tech solutions)</w:t>
+        <w:t>(</w:t>
+      </w:r>
+      <w:proofErr w:type="spellStart"/>
+      <w:r>
+        <w:rPr>
+          <w:rStyle w:val="Forte"/>
+          <w:caps w:val="0"/>
+        </w:rPr>
+        <w:t>fashion</w:t>
+      </w:r>
+      <w:proofErr w:type="spellEnd"/>
+      <w:r>
+        <w:rPr>
+          <w:rStyle w:val="Forte"/>
+          <w:caps w:val="0"/>
+        </w:rPr>
+        <w:t xml:space="preserve"> tech </w:t>
+      </w:r>
+      <w:proofErr w:type="spellStart"/>
+      <w:r>
+        <w:rPr>
+          <w:rStyle w:val="Forte"/>
+          <w:caps w:val="0"/>
+        </w:rPr>
+        <w:t>solutions</w:t>
+      </w:r>
+      <w:proofErr w:type="spellEnd"/>
+      <w:r>
+        <w:rPr>
+          <w:rStyle w:val="Forte"/>
+          <w:caps w:val="0"/>
+        </w:rPr>
+        <w:t>)</w:t>
       </w:r>
       <w:r>
         <w:rPr>
@@ -6812,7 +9047,23 @@
           <w:rStyle w:val="Forte"/>
           <w:caps w:val="0"/>
         </w:rPr>
-        <w:t xml:space="preserve"> pdv integrado a impressoras fiscais, leitores de código de barras e terminais de pagamento; tela de vendas intuitiva com descontos; gerenciamento de estoque com alertas e reposição automática; cadastro completo de clientes com histórico de compras; programa de fidelidade com pontos e cupons.</w:t>
+        <w:t xml:space="preserve"> </w:t>
+      </w:r>
+      <w:proofErr w:type="spellStart"/>
+      <w:r>
+        <w:rPr>
+          <w:rStyle w:val="Forte"/>
+          <w:caps w:val="0"/>
+        </w:rPr>
+        <w:t>pdv</w:t>
+      </w:r>
+      <w:proofErr w:type="spellEnd"/>
+      <w:r>
+        <w:rPr>
+          <w:rStyle w:val="Forte"/>
+          <w:caps w:val="0"/>
+        </w:rPr>
+        <w:t xml:space="preserve"> integrado a impressoras fiscais, leitores de código de barras e terminais de pagamento; tela de vendas intuitiva com descontos; gerenciamento de estoque com alertas e reposição automática; cadastro completo de clientes com histórico de compras; programa de fidelidade com pontos e cupons.</w:t>
       </w:r>
     </w:p>
     <w:p>
@@ -7062,7 +9313,39 @@
           <w:b w:val="0"/>
           <w:caps w:val="0"/>
         </w:rPr>
-        <w:t xml:space="preserve"> pão &amp; gestão (foodtech solutions)</w:t>
+        <w:t xml:space="preserve"> pão &amp; gestão (</w:t>
+      </w:r>
+      <w:proofErr w:type="spellStart"/>
+      <w:r>
+        <w:rPr>
+          <w:b w:val="0"/>
+          <w:caps w:val="0"/>
+        </w:rPr>
+        <w:t>foodtech</w:t>
+      </w:r>
+      <w:proofErr w:type="spellEnd"/>
+      <w:r>
+        <w:rPr>
+          <w:b w:val="0"/>
+          <w:caps w:val="0"/>
+        </w:rPr>
+        <w:t xml:space="preserve"> </w:t>
+      </w:r>
+      <w:proofErr w:type="spellStart"/>
+      <w:r>
+        <w:rPr>
+          <w:b w:val="0"/>
+          <w:caps w:val="0"/>
+        </w:rPr>
+        <w:t>solutions</w:t>
+      </w:r>
+      <w:proofErr w:type="spellEnd"/>
+      <w:r>
+        <w:rPr>
+          <w:b w:val="0"/>
+          <w:caps w:val="0"/>
+        </w:rPr>
+        <w:t>)</w:t>
       </w:r>
     </w:p>
     <w:p>
@@ -7145,7 +9428,23 @@
           <w:b w:val="0"/>
           <w:caps w:val="0"/>
         </w:rPr>
-        <w:t xml:space="preserve"> ponto de venda (pdv) integrado com impressoras fiscais e leitores de código de barras; controle de produção com planejamento diário e acompanhamento de receitas; gerenciamento de estoque com alertas de insumos e </w:t>
+        <w:t xml:space="preserve"> ponto de venda (</w:t>
+      </w:r>
+      <w:proofErr w:type="spellStart"/>
+      <w:r>
+        <w:rPr>
+          <w:b w:val="0"/>
+          <w:caps w:val="0"/>
+        </w:rPr>
+        <w:t>pdv</w:t>
+      </w:r>
+      <w:proofErr w:type="spellEnd"/>
+      <w:r>
+        <w:rPr>
+          <w:b w:val="0"/>
+          <w:caps w:val="0"/>
+        </w:rPr>
+        <w:t xml:space="preserve">) integrado com impressoras fiscais e leitores de código de barras; controle de produção com planejamento diário e acompanhamento de receitas; gerenciamento de estoque com alertas de insumos e </w:t>
       </w:r>
       <w:r>
         <w:rPr>
@@ -7409,13 +9708,29 @@
         <w:t>apenas, pois</w:t>
       </w:r>
       <w:r>
-        <w:t xml:space="preserve"> não tínhamos tido uma base boa de python para iniciar o projeto no t</w:t>
+        <w:t xml:space="preserve"> não tínhamos tido uma base boa de </w:t>
+      </w:r>
+      <w:proofErr w:type="spellStart"/>
+      <w:r>
+        <w:t>python</w:t>
+      </w:r>
+      <w:proofErr w:type="spellEnd"/>
+      <w:r>
+        <w:t xml:space="preserve"> para iniciar o projeto no </w:t>
+      </w:r>
+      <w:proofErr w:type="spellStart"/>
+      <w:r>
+        <w:t>t</w:t>
       </w:r>
       <w:r>
         <w:t>k</w:t>
       </w:r>
       <w:r>
-        <w:t xml:space="preserve">inter. O começo foi uma etapa desafiadora, tivemos que criar além das páginas e posteriormente estilizações e validações, </w:t>
+        <w:t>inter</w:t>
+      </w:r>
+      <w:proofErr w:type="spellEnd"/>
+      <w:r>
+        <w:t xml:space="preserve">. O começo foi uma etapa desafiadora, tivemos que criar além das páginas e posteriormente estilizações e validações, </w:t>
       </w:r>
       <w:r>
         <w:t xml:space="preserve">mas </w:t>
@@ -7504,7 +9819,15 @@
         <w:t>traz</w:t>
       </w:r>
       <w:r>
-        <w:t xml:space="preserve"> menos frustação ao tentar codar. Outra matéria junto a essa também foi </w:t>
+        <w:t xml:space="preserve"> menos frustação ao tentar </w:t>
+      </w:r>
+      <w:proofErr w:type="spellStart"/>
+      <w:r>
+        <w:t>codar</w:t>
+      </w:r>
+      <w:proofErr w:type="spellEnd"/>
+      <w:r>
+        <w:t xml:space="preserve">. Outra matéria junto a essa também foi </w:t>
       </w:r>
       <w:r>
         <w:t>nos apresentados</w:t>
@@ -7676,7 +9999,15 @@
             </w:r>
             <w:r>
               <w:br/>
-              <w:t>- Ajustes no layout para deixar as páginas mais organizadas e preparadas para receber a lógica do back-end.</w:t>
+              <w:t xml:space="preserve">- Ajustes no layout para deixar as páginas mais organizadas e preparadas para receber a lógica do </w:t>
+            </w:r>
+            <w:proofErr w:type="spellStart"/>
+            <w:r>
+              <w:t>back</w:t>
+            </w:r>
+            <w:proofErr w:type="spellEnd"/>
+            <w:r>
+              <w:t>-end.</w:t>
             </w:r>
             <w:r>
               <w:br/>
@@ -7723,11 +10054,21 @@
                 <w:b/>
                 <w:bCs/>
               </w:rPr>
-              <w:t>front-end</w:t>
-            </w:r>
+              <w:t>front-</w:t>
+            </w:r>
+            <w:proofErr w:type="spellStart"/>
+            <w:r>
+              <w:rPr>
+                <w:b/>
+                <w:bCs/>
+              </w:rPr>
+              <w:t>end</w:t>
+            </w:r>
+            <w:proofErr w:type="spellEnd"/>
             <w:r>
               <w:t xml:space="preserve">: estilização com CSS e validações iniciais em </w:t>
             </w:r>
+            <w:proofErr w:type="spellStart"/>
             <w:r>
               <w:rPr>
                 <w:b/>
@@ -7735,6 +10076,7 @@
               </w:rPr>
               <w:t>JavaScript</w:t>
             </w:r>
+            <w:proofErr w:type="spellEnd"/>
             <w:r>
               <w:t xml:space="preserve"> (ex.: campos obrigatórios no formulário).</w:t>
             </w:r>
@@ -7761,10 +10103,27 @@
                 <w:b/>
                 <w:bCs/>
               </w:rPr>
-              <w:t>banco de dados no phpMyAdmin</w:t>
-            </w:r>
-            <w:r>
-              <w:t xml:space="preserve"> (tabela usuarios) e primeiro teste de inserção manual pelo painel gráfico.</w:t>
+              <w:t xml:space="preserve">banco de dados no </w:t>
+            </w:r>
+            <w:proofErr w:type="spellStart"/>
+            <w:r>
+              <w:rPr>
+                <w:b/>
+                <w:bCs/>
+              </w:rPr>
+              <w:t>phpMyAdmin</w:t>
+            </w:r>
+            <w:proofErr w:type="spellEnd"/>
+            <w:r>
+              <w:t xml:space="preserve"> (tabela </w:t>
+            </w:r>
+            <w:proofErr w:type="spellStart"/>
+            <w:r>
+              <w:t>usuarios</w:t>
+            </w:r>
+            <w:proofErr w:type="spellEnd"/>
+            <w:r>
+              <w:t>) e primeiro teste de inserção manual pelo painel gráfico.</w:t>
             </w:r>
           </w:p>
         </w:tc>
@@ -7820,7 +10179,15 @@
             </w:r>
             <w:r>
               <w:br/>
-              <w:t>- Integração com o banco MySQL via phpMyAdmin.</w:t>
+              <w:t xml:space="preserve">- Integração com o banco MySQL via </w:t>
+            </w:r>
+            <w:proofErr w:type="spellStart"/>
+            <w:r>
+              <w:t>phpMyAdmin</w:t>
+            </w:r>
+            <w:proofErr w:type="spellEnd"/>
+            <w:r>
+              <w:t>.</w:t>
             </w:r>
             <w:r>
               <w:br/>
@@ -7943,7 +10310,15 @@
             </w:r>
             <w:r>
               <w:br/>
-              <w:t>- Testes no phpMyAdmin para validar se as quantidades dos produtos eram atualizadas corretamente.</w:t>
+              <w:t xml:space="preserve">- Testes no </w:t>
+            </w:r>
+            <w:proofErr w:type="spellStart"/>
+            <w:r>
+              <w:t>phpMyAdmin</w:t>
+            </w:r>
+            <w:proofErr w:type="spellEnd"/>
+            <w:r>
+              <w:t xml:space="preserve"> para validar se as quantidades dos produtos eram atualizadas corretamente.</w:t>
             </w:r>
             <w:r>
               <w:br/>
@@ -8054,7 +10429,15 @@
               <w:ind w:firstLine="0"/>
             </w:pPr>
             <w:r>
-              <w:t>Linguagem usada no back-end para processar requisições, executar lógica de negócio e integrar com o banco de dados.</w:t>
+              <w:t xml:space="preserve">Linguagem usada no </w:t>
+            </w:r>
+            <w:proofErr w:type="spellStart"/>
+            <w:r>
+              <w:t>back-end</w:t>
+            </w:r>
+            <w:proofErr w:type="spellEnd"/>
+            <w:r>
+              <w:t xml:space="preserve"> para processar requisições, executar lógica de negócio e integrar com o banco de dados.</w:t>
             </w:r>
           </w:p>
         </w:tc>
@@ -8101,9 +10484,11 @@
               <w:ind w:firstLine="0"/>
               <w:jc w:val="center"/>
             </w:pPr>
+            <w:proofErr w:type="spellStart"/>
             <w:r>
               <w:t>phpMyAdmin</w:t>
             </w:r>
+            <w:proofErr w:type="spellEnd"/>
           </w:p>
         </w:tc>
         <w:tc>
@@ -8178,7 +10563,15 @@
               <w:ind w:firstLine="0"/>
             </w:pPr>
             <w:r>
-              <w:t>Estruturação e estilização das páginas (front-end).</w:t>
+              <w:t>Estruturação e estilização das páginas (front-</w:t>
+            </w:r>
+            <w:proofErr w:type="spellStart"/>
+            <w:r>
+              <w:t>end</w:t>
+            </w:r>
+            <w:proofErr w:type="spellEnd"/>
+            <w:r>
+              <w:t>).</w:t>
             </w:r>
           </w:p>
         </w:tc>
@@ -8194,8 +10587,13 @@
               <w:ind w:firstLine="0"/>
               <w:jc w:val="center"/>
             </w:pPr>
-            <w:r>
-              <w:t>JavaScript (JS)</w:t>
+            <w:proofErr w:type="spellStart"/>
+            <w:r>
+              <w:t>JavaScript</w:t>
+            </w:r>
+            <w:proofErr w:type="spellEnd"/>
+            <w:r>
+              <w:t xml:space="preserve"> (JS)</w:t>
             </w:r>
           </w:p>
         </w:tc>
@@ -8225,9 +10623,11 @@
               <w:ind w:firstLine="0"/>
               <w:jc w:val="center"/>
             </w:pPr>
+            <w:proofErr w:type="spellStart"/>
             <w:r>
               <w:t>VSCode</w:t>
             </w:r>
+            <w:proofErr w:type="spellEnd"/>
           </w:p>
         </w:tc>
         <w:tc>
@@ -8256,8 +10656,13 @@
               <w:ind w:firstLine="0"/>
               <w:jc w:val="center"/>
             </w:pPr>
-            <w:r>
-              <w:t>Git/GitHub</w:t>
+            <w:proofErr w:type="spellStart"/>
+            <w:r>
+              <w:t>Git</w:t>
+            </w:r>
+            <w:proofErr w:type="spellEnd"/>
+            <w:r>
+              <w:t>/GitHub</w:t>
             </w:r>
           </w:p>
         </w:tc>
@@ -8457,6 +10862,7 @@
           <w:numId w:val="4"/>
         </w:numPr>
       </w:pPr>
+      <w:proofErr w:type="spellStart"/>
       <w:r>
         <w:rPr>
           <w:b/>
@@ -8464,6 +10870,7 @@
         </w:rPr>
         <w:t>phpMyAdmin</w:t>
       </w:r>
+      <w:proofErr w:type="spellEnd"/>
       <w:r>
         <w:t xml:space="preserve"> para gerenciamento do banco de dados</w:t>
       </w:r>
@@ -8493,8 +10900,13 @@
         </w:numPr>
       </w:pPr>
       <w:r>
-        <w:t>Editor de código: Visual Studio Code</w:t>
-      </w:r>
+        <w:t xml:space="preserve">Editor de código: Visual Studio </w:t>
+      </w:r>
+      <w:proofErr w:type="spellStart"/>
+      <w:r>
+        <w:t>Code</w:t>
+      </w:r>
+      <w:proofErr w:type="spellEnd"/>
       <w:r>
         <w:t>;</w:t>
       </w:r>
@@ -8506,8 +10918,13 @@
           <w:numId w:val="4"/>
         </w:numPr>
       </w:pPr>
-      <w:r>
-        <w:t>Git (para versionamento do código).</w:t>
+      <w:proofErr w:type="spellStart"/>
+      <w:r>
+        <w:t>Git</w:t>
+      </w:r>
+      <w:proofErr w:type="spellEnd"/>
+      <w:r>
+        <w:t xml:space="preserve"> (para versionamento do código).</w:t>
       </w:r>
     </w:p>
     <w:p/>
@@ -8715,6 +11132,7 @@
         </w:rPr>
         <w:t xml:space="preserve">Para realizar o cadastro de um cliente é necessário o nome, data de nascimento, endereço, telefone, </w:t>
       </w:r>
+      <w:proofErr w:type="gramStart"/>
       <w:r>
         <w:rPr>
           <w:rFonts w:cs="Arial"/>
@@ -8722,12 +11140,29 @@
         </w:rPr>
         <w:t>CPF ,</w:t>
       </w:r>
+      <w:proofErr w:type="gramEnd"/>
       <w:r>
         <w:rPr>
           <w:rFonts w:cs="Arial"/>
           <w:color w:val="001D35"/>
         </w:rPr>
-        <w:t xml:space="preserve"> email(opcional)</w:t>
+        <w:t xml:space="preserve"> </w:t>
+      </w:r>
+      <w:proofErr w:type="spellStart"/>
+      <w:r>
+        <w:rPr>
+          <w:rFonts w:cs="Arial"/>
+          <w:color w:val="001D35"/>
+        </w:rPr>
+        <w:t>email</w:t>
+      </w:r>
+      <w:proofErr w:type="spellEnd"/>
+      <w:r>
+        <w:rPr>
+          <w:rFonts w:cs="Arial"/>
+          <w:color w:val="001D35"/>
+        </w:rPr>
+        <w:t>(opcional)</w:t>
       </w:r>
       <w:r>
         <w:rPr>
@@ -9084,8 +11519,19 @@
           <w:bCs/>
           <w:color w:val="001D35"/>
         </w:rPr>
-        <w:t>R.F. 06- Relatório de vendas :</w:t>
-      </w:r>
+        <w:t xml:space="preserve">R.F. 06- Relatório de </w:t>
+      </w:r>
+      <w:proofErr w:type="gramStart"/>
+      <w:r>
+        <w:rPr>
+          <w:rFonts w:cs="Arial"/>
+          <w:b/>
+          <w:bCs/>
+          <w:color w:val="001D35"/>
+        </w:rPr>
+        <w:t>vendas :</w:t>
+      </w:r>
+      <w:proofErr w:type="gramEnd"/>
       <w:r>
         <w:rPr>
           <w:rFonts w:cs="Arial"/>
@@ -9710,30 +12156,19 @@
         <w:ind w:left="1440" w:firstLine="0"/>
       </w:pPr>
       <w:r>
-        <w:rPr>
-          <w:noProof/>
-        </w:rPr>
         <w:drawing>
-          <wp:anchor distT="0" distB="0" distL="114300" distR="114300" simplePos="0" relativeHeight="251670016" behindDoc="1" locked="0" layoutInCell="1" allowOverlap="1" wp14:anchorId="6C30A5F2" wp14:editId="44E578D3">
+          <wp:anchor distT="0" distB="0" distL="114300" distR="114300" simplePos="0" relativeHeight="251672064" behindDoc="0" locked="0" layoutInCell="1" allowOverlap="1" wp14:anchorId="60C2FB13" wp14:editId="3EE19096">
             <wp:simplePos x="0" y="0"/>
-            <wp:positionH relativeFrom="column">
-              <wp:posOffset>-336180</wp:posOffset>
+            <wp:positionH relativeFrom="page">
+              <wp:align>center</wp:align>
             </wp:positionH>
             <wp:positionV relativeFrom="paragraph">
-              <wp:posOffset>207438</wp:posOffset>
+              <wp:posOffset>269959</wp:posOffset>
             </wp:positionV>
-            <wp:extent cx="5752465" cy="3263900"/>
-            <wp:effectExtent l="0" t="0" r="635" b="0"/>
-            <wp:wrapTight wrapText="bothSides">
-              <wp:wrapPolygon edited="0">
-                <wp:start x="0" y="0"/>
-                <wp:lineTo x="0" y="21432"/>
-                <wp:lineTo x="21531" y="21432"/>
-                <wp:lineTo x="21531" y="0"/>
-                <wp:lineTo x="0" y="0"/>
-              </wp:wrapPolygon>
-            </wp:wrapTight>
-            <wp:docPr id="14" name="Imagem 14"/>
+            <wp:extent cx="5760085" cy="3102610"/>
+            <wp:effectExtent l="0" t="0" r="0" b="2540"/>
+            <wp:wrapSquare wrapText="bothSides"/>
+            <wp:docPr id="3" name="Imagem 3"/>
             <wp:cNvGraphicFramePr>
               <a:graphicFrameLocks xmlns:a="http://schemas.openxmlformats.org/drawingml/2006/main" noChangeAspect="1"/>
             </wp:cNvGraphicFramePr>
@@ -9741,10 +12176,8 @@
               <a:graphicData uri="http://schemas.openxmlformats.org/drawingml/2006/picture">
                 <pic:pic xmlns:pic="http://schemas.openxmlformats.org/drawingml/2006/picture">
                   <pic:nvPicPr>
-                    <pic:cNvPr id="0" name="Picture 2"/>
-                    <pic:cNvPicPr>
-                      <a:picLocks noChangeAspect="1" noChangeArrowheads="1"/>
-                    </pic:cNvPicPr>
+                    <pic:cNvPr id="1" name=""/>
+                    <pic:cNvPicPr/>
                   </pic:nvPicPr>
                   <pic:blipFill>
                     <a:blip r:embed="rId14">
@@ -9754,23 +12187,18 @@
                         </a:ext>
                       </a:extLst>
                     </a:blip>
-                    <a:srcRect/>
                     <a:stretch>
                       <a:fillRect/>
                     </a:stretch>
                   </pic:blipFill>
-                  <pic:spPr bwMode="auto">
+                  <pic:spPr>
                     <a:xfrm>
                       <a:off x="0" y="0"/>
-                      <a:ext cx="5752465" cy="3263900"/>
+                      <a:ext cx="5760085" cy="3102610"/>
                     </a:xfrm>
                     <a:prstGeom prst="rect">
                       <a:avLst/>
                     </a:prstGeom>
-                    <a:noFill/>
-                    <a:ln>
-                      <a:noFill/>
-                    </a:ln>
                   </pic:spPr>
                 </pic:pic>
               </a:graphicData>
@@ -9903,31 +12331,27 @@
         <w:ind w:left="1080" w:firstLine="0"/>
       </w:pPr>
       <w:r>
-        <w:rPr>
-          <w:noProof/>
-        </w:rPr>
-        <w:lastRenderedPageBreak/>
+        <w:t>Abaixo teremos o MER, modelo de entidade relacionamento, com todas as entidades, relacionamentos e suas interações entre si.</w:t>
+      </w:r>
+    </w:p>
+    <w:p>
+      <w:pPr>
+        <w:ind w:left="1080" w:firstLine="0"/>
+      </w:pPr>
+      <w:r>
         <w:drawing>
-          <wp:anchor distT="0" distB="0" distL="114300" distR="114300" simplePos="0" relativeHeight="251671040" behindDoc="1" locked="0" layoutInCell="1" allowOverlap="1" wp14:anchorId="4957A3B6" wp14:editId="1967C839">
+          <wp:anchor distT="0" distB="0" distL="114300" distR="114300" simplePos="0" relativeHeight="251673088" behindDoc="0" locked="0" layoutInCell="1" allowOverlap="1" wp14:anchorId="50E466D1" wp14:editId="23C7F3A6">
             <wp:simplePos x="0" y="0"/>
-            <wp:positionH relativeFrom="column">
-              <wp:posOffset>-240503</wp:posOffset>
+            <wp:positionH relativeFrom="margin">
+              <wp:align>center</wp:align>
             </wp:positionH>
             <wp:positionV relativeFrom="paragraph">
-              <wp:posOffset>588601</wp:posOffset>
+              <wp:posOffset>204218</wp:posOffset>
             </wp:positionV>
-            <wp:extent cx="5752465" cy="3189605"/>
-            <wp:effectExtent l="0" t="0" r="635" b="0"/>
-            <wp:wrapTight wrapText="bothSides">
-              <wp:wrapPolygon edited="0">
-                <wp:start x="0" y="0"/>
-                <wp:lineTo x="0" y="21415"/>
-                <wp:lineTo x="21531" y="21415"/>
-                <wp:lineTo x="21531" y="0"/>
-                <wp:lineTo x="0" y="0"/>
-              </wp:wrapPolygon>
-            </wp:wrapTight>
-            <wp:docPr id="15" name="Imagem 15"/>
+            <wp:extent cx="6219190" cy="3260090"/>
+            <wp:effectExtent l="0" t="0" r="0" b="0"/>
+            <wp:wrapSquare wrapText="bothSides"/>
+            <wp:docPr id="4" name="Imagem 4"/>
             <wp:cNvGraphicFramePr>
               <a:graphicFrameLocks xmlns:a="http://schemas.openxmlformats.org/drawingml/2006/main" noChangeAspect="1"/>
             </wp:cNvGraphicFramePr>
@@ -9935,10 +12359,8 @@
               <a:graphicData uri="http://schemas.openxmlformats.org/drawingml/2006/picture">
                 <pic:pic xmlns:pic="http://schemas.openxmlformats.org/drawingml/2006/picture">
                   <pic:nvPicPr>
-                    <pic:cNvPr id="0" name="Picture 3"/>
-                    <pic:cNvPicPr>
-                      <a:picLocks noChangeAspect="1" noChangeArrowheads="1"/>
-                    </pic:cNvPicPr>
+                    <pic:cNvPr id="1" name=""/>
+                    <pic:cNvPicPr/>
                   </pic:nvPicPr>
                   <pic:blipFill>
                     <a:blip r:embed="rId15">
@@ -9948,33 +12370,36 @@
                         </a:ext>
                       </a:extLst>
                     </a:blip>
-                    <a:srcRect/>
                     <a:stretch>
                       <a:fillRect/>
                     </a:stretch>
                   </pic:blipFill>
-                  <pic:spPr bwMode="auto">
+                  <pic:spPr>
                     <a:xfrm>
                       <a:off x="0" y="0"/>
-                      <a:ext cx="5752465" cy="3189605"/>
+                      <a:ext cx="6219190" cy="3260090"/>
                     </a:xfrm>
                     <a:prstGeom prst="rect">
                       <a:avLst/>
                     </a:prstGeom>
-                    <a:noFill/>
-                    <a:ln>
-                      <a:noFill/>
-                    </a:ln>
                   </pic:spPr>
                 </pic:pic>
               </a:graphicData>
             </a:graphic>
+            <wp14:sizeRelH relativeFrom="margin">
+              <wp14:pctWidth>0</wp14:pctWidth>
+            </wp14:sizeRelH>
+            <wp14:sizeRelV relativeFrom="margin">
+              <wp14:pctHeight>0</wp14:pctHeight>
+            </wp14:sizeRelV>
           </wp:anchor>
         </w:drawing>
       </w:r>
-      <w:r>
-        <w:t>Abaixo teremos o MER, modelo de entidade relacionamento, com todas as entidades, relacionamentos e suas interações entre si.</w:t>
-      </w:r>
+    </w:p>
+    <w:p>
+      <w:pPr>
+        <w:ind w:left="1080" w:firstLine="0"/>
+      </w:pPr>
     </w:p>
     <w:p>
       <w:pPr>
@@ -10026,6 +12451,7 @@
           <w:bCs/>
           <w:noProof/>
         </w:rPr>
+        <w:lastRenderedPageBreak/>
         <w:drawing>
           <wp:anchor distT="0" distB="0" distL="114300" distR="114300" simplePos="0" relativeHeight="251662848" behindDoc="1" locked="0" layoutInCell="1" allowOverlap="1" wp14:anchorId="10D55474" wp14:editId="00BF976E">
             <wp:simplePos x="0" y="0"/>
@@ -10152,7 +12578,6 @@
           <w:bCs/>
           <w:noProof/>
         </w:rPr>
-        <w:lastRenderedPageBreak/>
         <w:drawing>
           <wp:anchor distT="0" distB="0" distL="114300" distR="114300" simplePos="0" relativeHeight="251663872" behindDoc="0" locked="0" layoutInCell="1" allowOverlap="1" wp14:anchorId="115D5A1A" wp14:editId="5B64A5FF">
             <wp:simplePos x="0" y="0"/>
@@ -10315,6 +12740,7 @@
           <w:bCs/>
           <w:noProof/>
         </w:rPr>
+        <w:lastRenderedPageBreak/>
         <w:drawing>
           <wp:anchor distT="0" distB="0" distL="114300" distR="114300" simplePos="0" relativeHeight="251665920" behindDoc="0" locked="0" layoutInCell="1" allowOverlap="1" wp14:anchorId="31435E6D" wp14:editId="0C85311E">
             <wp:simplePos x="0" y="0"/>
@@ -10558,7 +12984,6 @@
           <w:bCs/>
           <w:noProof/>
         </w:rPr>
-        <w:lastRenderedPageBreak/>
         <w:drawing>
           <wp:anchor distT="0" distB="0" distL="114300" distR="114300" simplePos="0" relativeHeight="251668992" behindDoc="0" locked="0" layoutInCell="1" allowOverlap="1" wp14:anchorId="44ECDBBD" wp14:editId="231061BD">
             <wp:simplePos x="0" y="0"/>
@@ -10628,12 +13053,212 @@
     </w:p>
     <w:p>
       <w:pPr>
+        <w:ind w:left="1440" w:firstLine="0"/>
+        <w:rPr>
+          <w:b/>
+          <w:bCs/>
+        </w:rPr>
+      </w:pPr>
+      <w:r>
+        <w:rPr>
+          <w:b/>
+          <w:bCs/>
+        </w:rPr>
+        <w:t>PAGAMENTOS</w:t>
+      </w:r>
+    </w:p>
+    <w:p>
+      <w:pPr>
+        <w:rPr>
+          <w:b/>
+          <w:bCs/>
+        </w:rPr>
+      </w:pPr>
+      <w:r>
+        <w:rPr>
+          <w:b/>
+          <w:bCs/>
+        </w:rPr>
+        <w:drawing>
+          <wp:anchor distT="0" distB="0" distL="114300" distR="114300" simplePos="0" relativeHeight="251675136" behindDoc="0" locked="0" layoutInCell="1" allowOverlap="1" wp14:anchorId="3C768251" wp14:editId="2382D488">
+            <wp:simplePos x="0" y="0"/>
+            <wp:positionH relativeFrom="page">
+              <wp:align>center</wp:align>
+            </wp:positionH>
+            <wp:positionV relativeFrom="paragraph">
+              <wp:posOffset>258445</wp:posOffset>
+            </wp:positionV>
+            <wp:extent cx="5760085" cy="1081405"/>
+            <wp:effectExtent l="0" t="0" r="0" b="4445"/>
+            <wp:wrapSquare wrapText="bothSides"/>
+            <wp:docPr id="13" name="Imagem 13"/>
+            <wp:cNvGraphicFramePr>
+              <a:graphicFrameLocks xmlns:a="http://schemas.openxmlformats.org/drawingml/2006/main" noChangeAspect="1"/>
+            </wp:cNvGraphicFramePr>
+            <a:graphic xmlns:a="http://schemas.openxmlformats.org/drawingml/2006/main">
+              <a:graphicData uri="http://schemas.openxmlformats.org/drawingml/2006/picture">
+                <pic:pic xmlns:pic="http://schemas.openxmlformats.org/drawingml/2006/picture">
+                  <pic:nvPicPr>
+                    <pic:cNvPr id="1" name=""/>
+                    <pic:cNvPicPr/>
+                  </pic:nvPicPr>
+                  <pic:blipFill>
+                    <a:blip r:embed="rId23">
+                      <a:extLst>
+                        <a:ext uri="{28A0092B-C50C-407E-A947-70E740481C1C}">
+                          <a14:useLocalDpi xmlns:a14="http://schemas.microsoft.com/office/drawing/2010/main" val="0"/>
+                        </a:ext>
+                      </a:extLst>
+                    </a:blip>
+                    <a:stretch>
+                      <a:fillRect/>
+                    </a:stretch>
+                  </pic:blipFill>
+                  <pic:spPr>
+                    <a:xfrm>
+                      <a:off x="0" y="0"/>
+                      <a:ext cx="5760085" cy="1081405"/>
+                    </a:xfrm>
+                    <a:prstGeom prst="rect">
+                      <a:avLst/>
+                    </a:prstGeom>
+                  </pic:spPr>
+                </pic:pic>
+              </a:graphicData>
+            </a:graphic>
+          </wp:anchor>
+        </w:drawing>
+      </w:r>
+    </w:p>
+    <w:p>
+      <w:pPr>
+        <w:ind w:firstLine="0"/>
+        <w:rPr>
+          <w:b/>
+          <w:bCs/>
+        </w:rPr>
+      </w:pPr>
+    </w:p>
+    <w:p>
+      <w:pPr>
+        <w:rPr>
+          <w:b/>
+          <w:bCs/>
+        </w:rPr>
+      </w:pPr>
+      <w:r>
+        <w:rPr>
+          <w:b/>
+          <w:bCs/>
+        </w:rPr>
+        <w:drawing>
+          <wp:anchor distT="0" distB="0" distL="114300" distR="114300" simplePos="0" relativeHeight="251676160" behindDoc="0" locked="0" layoutInCell="1" allowOverlap="1" wp14:anchorId="69E4F41F" wp14:editId="1BC02EEE">
+            <wp:simplePos x="0" y="0"/>
+            <wp:positionH relativeFrom="page">
+              <wp:align>center</wp:align>
+            </wp:positionH>
+            <wp:positionV relativeFrom="paragraph">
+              <wp:posOffset>243097</wp:posOffset>
+            </wp:positionV>
+            <wp:extent cx="5760085" cy="844550"/>
+            <wp:effectExtent l="0" t="0" r="0" b="0"/>
+            <wp:wrapSquare wrapText="bothSides"/>
+            <wp:docPr id="14" name="Imagem 14"/>
+            <wp:cNvGraphicFramePr>
+              <a:graphicFrameLocks xmlns:a="http://schemas.openxmlformats.org/drawingml/2006/main" noChangeAspect="1"/>
+            </wp:cNvGraphicFramePr>
+            <a:graphic xmlns:a="http://schemas.openxmlformats.org/drawingml/2006/main">
+              <a:graphicData uri="http://schemas.openxmlformats.org/drawingml/2006/picture">
+                <pic:pic xmlns:pic="http://schemas.openxmlformats.org/drawingml/2006/picture">
+                  <pic:nvPicPr>
+                    <pic:cNvPr id="1" name=""/>
+                    <pic:cNvPicPr/>
+                  </pic:nvPicPr>
+                  <pic:blipFill>
+                    <a:blip r:embed="rId24">
+                      <a:extLst>
+                        <a:ext uri="{28A0092B-C50C-407E-A947-70E740481C1C}">
+                          <a14:useLocalDpi xmlns:a14="http://schemas.microsoft.com/office/drawing/2010/main" val="0"/>
+                        </a:ext>
+                      </a:extLst>
+                    </a:blip>
+                    <a:stretch>
+                      <a:fillRect/>
+                    </a:stretch>
+                  </pic:blipFill>
+                  <pic:spPr>
+                    <a:xfrm>
+                      <a:off x="0" y="0"/>
+                      <a:ext cx="5760085" cy="844550"/>
+                    </a:xfrm>
+                    <a:prstGeom prst="rect">
+                      <a:avLst/>
+                    </a:prstGeom>
+                  </pic:spPr>
+                </pic:pic>
+              </a:graphicData>
+            </a:graphic>
+          </wp:anchor>
+        </w:drawing>
+      </w:r>
+      <w:r>
+        <w:rPr>
+          <w:b/>
+          <w:bCs/>
+        </w:rPr>
+        <w:t>PAGAMENTOS_ITENS</w:t>
+      </w:r>
+    </w:p>
+    <w:p>
+      <w:pPr>
+        <w:ind w:firstLine="0"/>
+        <w:rPr>
+          <w:b/>
+          <w:bCs/>
+        </w:rPr>
+      </w:pPr>
+    </w:p>
+    <w:p>
+      <w:pPr>
+        <w:ind w:firstLine="0"/>
+        <w:rPr>
+          <w:b/>
+          <w:bCs/>
+        </w:rPr>
+      </w:pPr>
+    </w:p>
+    <w:p>
+      <w:pPr>
+        <w:ind w:firstLine="0"/>
+        <w:rPr>
+          <w:b/>
+          <w:bCs/>
+        </w:rPr>
+      </w:pPr>
+    </w:p>
+    <w:p>
+      <w:pPr>
+        <w:ind w:firstLine="0"/>
+        <w:rPr>
+          <w:b/>
+          <w:bCs/>
+        </w:rPr>
+      </w:pPr>
+    </w:p>
+    <w:p>
+      <w:pPr>
+        <w:ind w:left="1440" w:firstLine="0"/>
+      </w:pPr>
+    </w:p>
+    <w:p>
+      <w:pPr>
         <w:numPr>
           <w:ilvl w:val="1"/>
           <w:numId w:val="3"/>
         </w:numPr>
       </w:pPr>
       <w:r>
+        <w:lastRenderedPageBreak/>
         <w:t>REGRAS PARA CRIAÇÃO B.D, TABELA e CAMPOS</w:t>
       </w:r>
     </w:p>
@@ -10807,13 +13432,24 @@
         </w:numPr>
       </w:pPr>
       <w:r>
-        <w:t>Interface do Sistema (</w:t>
+        <w:t xml:space="preserve">Interface do Sistema </w:t>
+      </w:r>
+      <w:proofErr w:type="gramStart"/>
+      <w:r>
+        <w:t>(</w:t>
       </w:r>
       <w:r>
         <w:rPr>
           <w:color w:val="FF0000"/>
         </w:rPr>
-        <w:t xml:space="preserve"> Telas do sistema, seja </w:t>
+        <w:t xml:space="preserve"> Telas</w:t>
+      </w:r>
+      <w:proofErr w:type="gramEnd"/>
+      <w:r>
+        <w:rPr>
+          <w:color w:val="FF0000"/>
+        </w:rPr>
+        <w:t xml:space="preserve"> do sistema, seja </w:t>
       </w:r>
       <w:r>
         <w:rPr>
@@ -10835,8 +13471,13 @@
           <w:numId w:val="3"/>
         </w:numPr>
       </w:pPr>
-      <w:r>
-        <w:t>Screenshots das páginas</w:t>
+      <w:proofErr w:type="spellStart"/>
+      <w:r>
+        <w:t>Screenshots</w:t>
+      </w:r>
+      <w:proofErr w:type="spellEnd"/>
+      <w:r>
+        <w:t xml:space="preserve"> das páginas</w:t>
       </w:r>
     </w:p>
     <w:p>
@@ -11094,7 +13735,31 @@
         <w:t>A arena científica. Ciência da Informação</w:t>
       </w:r>
       <w:r>
-        <w:t>, Brasília, v. 24, n. 2, 1995. Recensões. Disponível em:&lt;http://www.ibict.br/cionline/inicio.htm&gt;. Acesso em: 16 dez. 2003.</w:t>
+        <w:t>, Brasília, v. 24, n. 2, 1995. Recensões. Disponível em:&lt;http://www.ibict.br/</w:t>
+      </w:r>
+      <w:proofErr w:type="spellStart"/>
+      <w:r>
+        <w:t>cionline</w:t>
+      </w:r>
+      <w:proofErr w:type="spellEnd"/>
+      <w:r>
+        <w:t>/</w:t>
+      </w:r>
+      <w:proofErr w:type="spellStart"/>
+      <w:r>
+        <w:t>inicio</w:t>
+      </w:r>
+      <w:proofErr w:type="spellEnd"/>
+      <w:r>
+        <w:t>.</w:t>
+      </w:r>
+      <w:proofErr w:type="spellStart"/>
+      <w:r>
+        <w:t>htm</w:t>
+      </w:r>
+      <w:proofErr w:type="spellEnd"/>
+      <w:r>
+        <w:t>&gt;. Acesso em: 16 dez. 2003.</w:t>
       </w:r>
     </w:p>
     <w:p>
@@ -11122,15 +13787,19 @@
       <w:r>
         <w:t xml:space="preserve">ção e Negócios). Tradução de: Business </w:t>
       </w:r>
+      <w:proofErr w:type="spellStart"/>
       <w:r>
         <w:t>process</w:t>
       </w:r>
+      <w:proofErr w:type="spellEnd"/>
       <w:r>
         <w:t xml:space="preserve"> </w:t>
       </w:r>
+      <w:proofErr w:type="spellStart"/>
       <w:r>
         <w:t>reengineering</w:t>
       </w:r>
+      <w:proofErr w:type="spellEnd"/>
       <w:r>
         <w:t>.</w:t>
       </w:r>
@@ -11182,7 +13851,7 @@
         </w:rPr>
         <w:t xml:space="preserve">s no site da Biblioteca Central da PUCRS </w:t>
       </w:r>
-      <w:hyperlink r:id="rId23" w:history="1">
+      <w:hyperlink r:id="rId25" w:history="1">
         <w:r>
           <w:rPr>
             <w:color w:val="FF0000"/>
@@ -11459,7 +14128,47 @@
           <w:bCs/>
           <w:color w:val="FF0000"/>
         </w:rPr>
-        <w:t xml:space="preserve"> aqui deveficar: Entrevista, Códigos Programação WEB , Códigos SQL</w:t>
+        <w:t xml:space="preserve"> aqui </w:t>
+      </w:r>
+      <w:proofErr w:type="spellStart"/>
+      <w:r>
+        <w:rPr>
+          <w:rFonts w:cs="Arial"/>
+          <w:b/>
+          <w:bCs/>
+          <w:color w:val="FF0000"/>
+        </w:rPr>
+        <w:t>deveficar</w:t>
+      </w:r>
+      <w:proofErr w:type="spellEnd"/>
+      <w:r>
+        <w:rPr>
+          <w:rFonts w:cs="Arial"/>
+          <w:b/>
+          <w:bCs/>
+          <w:color w:val="FF0000"/>
+        </w:rPr>
+        <w:t xml:space="preserve">: Entrevista, Códigos Programação </w:t>
+      </w:r>
+      <w:proofErr w:type="gramStart"/>
+      <w:r>
+        <w:rPr>
+          <w:rFonts w:cs="Arial"/>
+          <w:b/>
+          <w:bCs/>
+          <w:color w:val="FF0000"/>
+        </w:rPr>
+        <w:t>WEB ,</w:t>
+      </w:r>
+      <w:proofErr w:type="gramEnd"/>
+      <w:r>
+        <w:rPr>
+          <w:rFonts w:cs="Arial"/>
+          <w:b/>
+          <w:bCs/>
+          <w:color w:val="FF0000"/>
+        </w:rPr>
+        <w:t xml:space="preserve"> Códigos SQL</w:t>
       </w:r>
       <w:r>
         <w:rPr>
@@ -12456,7 +15165,21 @@
         <w:rPr>
           <w:rFonts w:cs="Arial"/>
         </w:rPr>
-        <w:t xml:space="preserve">Tonetto e Reck (2001, p. 134) destacam: "Este autoconhecimento pressupõe conhecer seus limites [...]" </w:t>
+        <w:t xml:space="preserve">Tonetto e </w:t>
+      </w:r>
+      <w:proofErr w:type="spellStart"/>
+      <w:r>
+        <w:rPr>
+          <w:rFonts w:cs="Arial"/>
+        </w:rPr>
+        <w:t>Reck</w:t>
+      </w:r>
+      <w:proofErr w:type="spellEnd"/>
+      <w:r>
+        <w:rPr>
+          <w:rFonts w:cs="Arial"/>
+        </w:rPr>
+        <w:t xml:space="preserve"> (2001, p. 134) destacam: "Este autoconhecimento pressupõe conhecer seus limites [...]" </w:t>
       </w:r>
     </w:p>
     <w:p>
@@ -12586,7 +15309,21 @@
           <w:rFonts w:cs="Arial"/>
         </w:rPr>
         <w:lastRenderedPageBreak/>
-        <w:t>O movimento social, com o intuito de realizar uma transformação social, é uma das tarefas mais importantes da atualidades (O COOPERATIVISMO..., 2002).</w:t>
+        <w:t xml:space="preserve">O movimento social, com o intuito de realizar uma transformação social, é uma das tarefas mais importantes </w:t>
+      </w:r>
+      <w:proofErr w:type="gramStart"/>
+      <w:r>
+        <w:rPr>
+          <w:rFonts w:cs="Arial"/>
+        </w:rPr>
+        <w:t>da atualidades</w:t>
+      </w:r>
+      <w:proofErr w:type="gramEnd"/>
+      <w:r>
+        <w:rPr>
+          <w:rFonts w:cs="Arial"/>
+        </w:rPr>
+        <w:t xml:space="preserve"> (O COOPERATIVISMO..., 2002).</w:t>
       </w:r>
     </w:p>
     <w:p>
@@ -12604,7 +15341,7 @@
       <w:r>
         <w:t xml:space="preserve">(Outros exemplos consultar o site da Biblioteca Central da PUCRS </w:t>
       </w:r>
-      <w:hyperlink r:id="rId24" w:history="1">
+      <w:hyperlink r:id="rId26" w:history="1">
         <w:r>
           <w:t>http://www.pucrs.br/biblioteca/modelo.htm</w:t>
         </w:r>
@@ -13070,7 +15807,15 @@
               <w:pStyle w:val="Contedotabelaequadro"/>
             </w:pPr>
             <w:r>
-              <w:t xml:space="preserve">Fonte: Sen (2000, p. 240). </w:t>
+              <w:t xml:space="preserve">Fonte: </w:t>
+            </w:r>
+            <w:proofErr w:type="spellStart"/>
+            <w:r>
+              <w:t>Sen</w:t>
+            </w:r>
+            <w:proofErr w:type="spellEnd"/>
+            <w:r>
+              <w:t xml:space="preserve"> (2000, p. 240). </w:t>
             </w:r>
           </w:p>
         </w:tc>
@@ -13780,7 +16525,7 @@
                     </pic:cNvPicPr>
                   </pic:nvPicPr>
                   <pic:blipFill>
-                    <a:blip r:embed="rId25">
+                    <a:blip r:embed="rId27">
                       <a:extLst>
                         <a:ext uri="{28A0092B-C50C-407E-A947-70E740481C1C}">
                           <a14:useLocalDpi xmlns:a14="http://schemas.microsoft.com/office/drawing/2010/main" val="0"/>
@@ -16947,6 +19692,7 @@
   <w:style w:type="character" w:default="1" w:styleId="Fontepargpadro">
     <w:name w:val="Default Paragraph Font"/>
     <w:uiPriority w:val="1"/>
+    <w:semiHidden/>
     <w:unhideWhenUsed/>
   </w:style>
   <w:style w:type="table" w:default="1" w:styleId="Tabelanormal">

--- a/arquivos de documentação/PADARIA_DO_ALEMAO.docx
+++ b/arquivos de documentação/PADARIA_DO_ALEMAO.docx
@@ -12156,6 +12156,9 @@
         <w:ind w:left="1440" w:firstLine="0"/>
       </w:pPr>
       <w:r>
+        <w:rPr>
+          <w:noProof/>
+        </w:rPr>
         <w:drawing>
           <wp:anchor distT="0" distB="0" distL="114300" distR="114300" simplePos="0" relativeHeight="251672064" behindDoc="0" locked="0" layoutInCell="1" allowOverlap="1" wp14:anchorId="60C2FB13" wp14:editId="3EE19096">
             <wp:simplePos x="0" y="0"/>
@@ -12339,6 +12342,9 @@
         <w:ind w:left="1080" w:firstLine="0"/>
       </w:pPr>
       <w:r>
+        <w:rPr>
+          <w:noProof/>
+        </w:rPr>
         <w:drawing>
           <wp:anchor distT="0" distB="0" distL="114300" distR="114300" simplePos="0" relativeHeight="251673088" behindDoc="0" locked="0" layoutInCell="1" allowOverlap="1" wp14:anchorId="50E466D1" wp14:editId="23C7F3A6">
             <wp:simplePos x="0" y="0"/>
@@ -13078,6 +13084,7 @@
         <w:rPr>
           <w:b/>
           <w:bCs/>
+          <w:noProof/>
         </w:rPr>
         <w:drawing>
           <wp:anchor distT="0" distB="0" distL="114300" distR="114300" simplePos="0" relativeHeight="251675136" behindDoc="0" locked="0" layoutInCell="1" allowOverlap="1" wp14:anchorId="3C768251" wp14:editId="2382D488">
@@ -13150,6 +13157,7 @@
         <w:rPr>
           <w:b/>
           <w:bCs/>
+          <w:noProof/>
         </w:rPr>
         <w:drawing>
           <wp:anchor distT="0" distB="0" distL="114300" distR="114300" simplePos="0" relativeHeight="251676160" behindDoc="0" locked="0" layoutInCell="1" allowOverlap="1" wp14:anchorId="69E4F41F" wp14:editId="1BC02EEE">
@@ -13330,9 +13338,72 @@
         </w:numPr>
       </w:pPr>
       <w:r>
+        <w:rPr>
+          <w:noProof/>
+        </w:rPr>
+        <w:drawing>
+          <wp:anchor distT="0" distB="0" distL="114300" distR="114300" simplePos="0" relativeHeight="251677184" behindDoc="1" locked="0" layoutInCell="1" allowOverlap="1" wp14:anchorId="17C1AC96" wp14:editId="14966284">
+            <wp:simplePos x="0" y="0"/>
+            <wp:positionH relativeFrom="column">
+              <wp:posOffset>577215</wp:posOffset>
+            </wp:positionH>
+            <wp:positionV relativeFrom="paragraph">
+              <wp:posOffset>263525</wp:posOffset>
+            </wp:positionV>
+            <wp:extent cx="5487035" cy="4238625"/>
+            <wp:effectExtent l="0" t="0" r="0" b="9525"/>
+            <wp:wrapTight wrapText="bothSides">
+              <wp:wrapPolygon edited="0">
+                <wp:start x="0" y="0"/>
+                <wp:lineTo x="0" y="21551"/>
+                <wp:lineTo x="21523" y="21551"/>
+                <wp:lineTo x="21523" y="0"/>
+                <wp:lineTo x="0" y="0"/>
+              </wp:wrapPolygon>
+            </wp:wrapTight>
+            <wp:docPr id="15" name="Imagem 15" descr="Diagrama&#10;&#10;O conteúdo gerado por IA pode estar incorreto."/>
+            <wp:cNvGraphicFramePr>
+              <a:graphicFrameLocks xmlns:a="http://schemas.openxmlformats.org/drawingml/2006/main" noChangeAspect="1"/>
+            </wp:cNvGraphicFramePr>
+            <a:graphic xmlns:a="http://schemas.openxmlformats.org/drawingml/2006/main">
+              <a:graphicData uri="http://schemas.openxmlformats.org/drawingml/2006/picture">
+                <pic:pic xmlns:pic="http://schemas.openxmlformats.org/drawingml/2006/picture">
+                  <pic:nvPicPr>
+                    <pic:cNvPr id="15" name="Imagem 15" descr="Diagrama&#10;&#10;O conteúdo gerado por IA pode estar incorreto."/>
+                    <pic:cNvPicPr/>
+                  </pic:nvPicPr>
+                  <pic:blipFill>
+                    <a:blip r:embed="rId25">
+                      <a:extLst>
+                        <a:ext uri="{28A0092B-C50C-407E-A947-70E740481C1C}">
+                          <a14:useLocalDpi xmlns:a14="http://schemas.microsoft.com/office/drawing/2010/main" val="0"/>
+                        </a:ext>
+                      </a:extLst>
+                    </a:blip>
+                    <a:stretch>
+                      <a:fillRect/>
+                    </a:stretch>
+                  </pic:blipFill>
+                  <pic:spPr>
+                    <a:xfrm>
+                      <a:off x="0" y="0"/>
+                      <a:ext cx="5487035" cy="4238625"/>
+                    </a:xfrm>
+                    <a:prstGeom prst="rect">
+                      <a:avLst/>
+                    </a:prstGeom>
+                  </pic:spPr>
+                </pic:pic>
+              </a:graphicData>
+            </a:graphic>
+          </wp:anchor>
+        </w:drawing>
+      </w:r>
+      <w:r>
         <w:t>Caso de uso</w:t>
       </w:r>
     </w:p>
+    <w:p/>
     <w:p>
       <w:pPr>
         <w:numPr>
@@ -13421,6 +13492,7 @@
         </w:numPr>
       </w:pPr>
       <w:r>
+        <w:lastRenderedPageBreak/>
         <w:t>Mapa do site</w:t>
       </w:r>
     </w:p>
@@ -13851,7 +13923,7 @@
         </w:rPr>
         <w:t xml:space="preserve">s no site da Biblioteca Central da PUCRS </w:t>
       </w:r>
-      <w:hyperlink r:id="rId25" w:history="1">
+      <w:hyperlink r:id="rId26" w:history="1">
         <w:r>
           <w:rPr>
             <w:color w:val="FF0000"/>
@@ -15341,7 +15413,7 @@
       <w:r>
         <w:t xml:space="preserve">(Outros exemplos consultar o site da Biblioteca Central da PUCRS </w:t>
       </w:r>
-      <w:hyperlink r:id="rId26" w:history="1">
+      <w:hyperlink r:id="rId27" w:history="1">
         <w:r>
           <w:t>http://www.pucrs.br/biblioteca/modelo.htm</w:t>
         </w:r>
@@ -16525,7 +16597,7 @@
                     </pic:cNvPicPr>
                   </pic:nvPicPr>
                   <pic:blipFill>
-                    <a:blip r:embed="rId27">
+                    <a:blip r:embed="rId28">
                       <a:extLst>
                         <a:ext uri="{28A0092B-C50C-407E-A947-70E740481C1C}">
                           <a14:useLocalDpi xmlns:a14="http://schemas.microsoft.com/office/drawing/2010/main" val="0"/>

--- a/arquivos de documentação/PADARIA_DO_ALEMAO.docx
+++ b/arquivos de documentação/PADARIA_DO_ALEMAO.docx
@@ -13338,26 +13338,31 @@
         </w:numPr>
       </w:pPr>
       <w:r>
+        <w:t>Caso de uso</w:t>
+      </w:r>
+    </w:p>
+    <w:p>
+      <w:r>
         <w:rPr>
           <w:noProof/>
         </w:rPr>
         <w:drawing>
-          <wp:anchor distT="0" distB="0" distL="114300" distR="114300" simplePos="0" relativeHeight="251677184" behindDoc="1" locked="0" layoutInCell="1" allowOverlap="1" wp14:anchorId="17C1AC96" wp14:editId="14966284">
+          <wp:anchor distT="0" distB="0" distL="114300" distR="114300" simplePos="0" relativeHeight="251677184" behindDoc="1" locked="0" layoutInCell="1" allowOverlap="1" wp14:anchorId="17C1AC96" wp14:editId="5A44DD4D">
             <wp:simplePos x="0" y="0"/>
             <wp:positionH relativeFrom="column">
-              <wp:posOffset>577215</wp:posOffset>
+              <wp:posOffset>564515</wp:posOffset>
             </wp:positionH>
             <wp:positionV relativeFrom="paragraph">
-              <wp:posOffset>263525</wp:posOffset>
+              <wp:posOffset>23495</wp:posOffset>
             </wp:positionV>
-            <wp:extent cx="5487035" cy="4238625"/>
-            <wp:effectExtent l="0" t="0" r="0" b="9525"/>
+            <wp:extent cx="5499100" cy="4219575"/>
+            <wp:effectExtent l="0" t="0" r="6350" b="9525"/>
             <wp:wrapTight wrapText="bothSides">
               <wp:wrapPolygon edited="0">
                 <wp:start x="0" y="0"/>
                 <wp:lineTo x="0" y="21551"/>
-                <wp:lineTo x="21523" y="21551"/>
-                <wp:lineTo x="21523" y="0"/>
+                <wp:lineTo x="21550" y="21551"/>
+                <wp:lineTo x="21550" y="0"/>
                 <wp:lineTo x="0" y="0"/>
               </wp:wrapPolygon>
             </wp:wrapTight>
@@ -13387,7 +13392,7 @@
                   <pic:spPr>
                     <a:xfrm>
                       <a:off x="0" y="0"/>
-                      <a:ext cx="5487035" cy="4238625"/>
+                      <a:ext cx="5499100" cy="4219575"/>
                     </a:xfrm>
                     <a:prstGeom prst="rect">
                       <a:avLst/>
@@ -13396,14 +13401,16 @@
                 </pic:pic>
               </a:graphicData>
             </a:graphic>
+            <wp14:sizeRelH relativeFrom="margin">
+              <wp14:pctWidth>0</wp14:pctWidth>
+            </wp14:sizeRelH>
+            <wp14:sizeRelV relativeFrom="margin">
+              <wp14:pctHeight>0</wp14:pctHeight>
+            </wp14:sizeRelV>
           </wp:anchor>
         </w:drawing>
       </w:r>
-      <w:r>
-        <w:t>Caso de uso</w:t>
-      </w:r>
-    </w:p>
-    <w:p/>
+    </w:p>
     <w:p>
       <w:pPr>
         <w:numPr>

--- a/arquivos de documentação/PADARIA_DO_ALEMAO.docx
+++ b/arquivos de documentação/PADARIA_DO_ALEMAO.docx
@@ -5,6 +5,7 @@
     <w:p>
       <w:pPr>
         <w:pStyle w:val="Instituio"/>
+        <w:ind w:firstLine="709"/>
         <w:rPr>
           <w:b/>
           <w:color w:val="000000" w:themeColor="text1"/>
@@ -13495,6 +13496,11 @@
         <w:lastRenderedPageBreak/>
         <w:t>Mapa do site</w:t>
       </w:r>
+    </w:p>
+    <w:p>
+      <w:pPr>
+        <w:ind w:left="1440" w:firstLine="0"/>
+      </w:pPr>
     </w:p>
     <w:p>
       <w:pPr>

--- a/arquivos de documentação/PADARIA_DO_ALEMAO.docx
+++ b/arquivos de documentação/PADARIA_DO_ALEMAO.docx
@@ -5790,6 +5790,49 @@
           <w:bCs/>
         </w:rPr>
         <w:t xml:space="preserve">  GB              Gigabyte</w:t>
+      </w:r>
+    </w:p>
+    <w:p>
+      <w:pPr>
+        <w:ind w:firstLine="0"/>
+        <w:jc w:val="left"/>
+        <w:rPr>
+          <w:bCs/>
+        </w:rPr>
+      </w:pPr>
+      <w:r>
+        <w:rPr>
+          <w:bCs/>
+        </w:rPr>
+        <w:t xml:space="preserve">  XAMPP       X-&gt;</w:t>
+      </w:r>
+      <w:r>
+        <w:rPr>
+          <w:bCs/>
+        </w:rPr>
+        <w:t>Cross-</w:t>
+      </w:r>
+      <w:proofErr w:type="spellStart"/>
+      <w:proofErr w:type="gramStart"/>
+      <w:r>
+        <w:rPr>
+          <w:bCs/>
+        </w:rPr>
+        <w:t>platform</w:t>
+      </w:r>
+      <w:proofErr w:type="spellEnd"/>
+      <w:r>
+        <w:rPr>
+          <w:bCs/>
+        </w:rPr>
+        <w:t>;  A</w:t>
+      </w:r>
+      <w:proofErr w:type="gramEnd"/>
+      <w:r>
+        <w:rPr>
+          <w:bCs/>
+        </w:rPr>
+        <w:t>-&gt;Apache; M-&gt;MySQL; P-&gt;PHP; P-&gt;Perl</w:t>
       </w:r>
     </w:p>
     <w:p>
@@ -13593,28 +13636,79 @@
     </w:p>
     <w:p>
       <w:pPr>
-        <w:pStyle w:val="TtuloSeoSecundria"/>
-        <w:spacing w:before="0" w:after="0"/>
-        <w:ind w:firstLine="709"/>
-        <w:rPr>
-          <w:caps w:val="0"/>
-          <w:color w:val="FF0000"/>
-        </w:rPr>
-      </w:pPr>
-      <w:r>
-        <w:rPr>
-          <w:caps w:val="0"/>
-          <w:color w:val="FF0000"/>
-        </w:rPr>
-        <w:t>Aqui a equipe deve descrever como irá implementar e dar suporte ao sistema.</w:t>
-      </w:r>
-    </w:p>
-    <w:p>
-      <w:pPr>
-        <w:pStyle w:val="TtuloSeoSecundria"/>
-        <w:spacing w:before="0" w:after="0"/>
-        <w:ind w:firstLine="709"/>
-      </w:pPr>
+        <w:ind w:firstLine="851"/>
+        <w:jc w:val="left"/>
+        <w:rPr>
+          <w:rFonts w:cs="Arial"/>
+          <w:color w:val="000000" w:themeColor="text1"/>
+        </w:rPr>
+      </w:pPr>
+      <w:r>
+        <w:rPr>
+          <w:rFonts w:cs="Arial"/>
+          <w:color w:val="000000" w:themeColor="text1"/>
+        </w:rPr>
+        <w:t xml:space="preserve">A implantação do sistema será feita pela nossa equipe em etapas simples. Primeiro, vamos preparar o </w:t>
+      </w:r>
+      <w:r>
+        <w:rPr>
+          <w:rFonts w:cs="Arial"/>
+          <w:color w:val="000000" w:themeColor="text1"/>
+        </w:rPr>
+        <w:t>ambiente</w:t>
+      </w:r>
+      <w:r>
+        <w:rPr>
+          <w:rFonts w:cs="Arial"/>
+          <w:color w:val="000000" w:themeColor="text1"/>
+        </w:rPr>
+        <w:t>, cuidando da instalação</w:t>
+      </w:r>
+      <w:r>
+        <w:rPr>
+          <w:rFonts w:cs="Arial"/>
+          <w:color w:val="000000" w:themeColor="text1"/>
+        </w:rPr>
+        <w:t xml:space="preserve"> do XAMPP, e depois a migração dos dados para o local</w:t>
+      </w:r>
+      <w:r>
+        <w:rPr>
+          <w:rFonts w:cs="Arial"/>
+          <w:color w:val="000000" w:themeColor="text1"/>
+        </w:rPr>
+        <w:t>, garantindo que o sistema esteja pronto para uso sem prejudicar a rotina da empresa.</w:t>
+      </w:r>
+    </w:p>
+    <w:p>
+      <w:pPr>
+        <w:ind w:firstLine="851"/>
+        <w:jc w:val="left"/>
+        <w:rPr>
+          <w:rFonts w:cs="Arial"/>
+          <w:color w:val="000000" w:themeColor="text1"/>
+        </w:rPr>
+      </w:pPr>
+      <w:r>
+        <w:rPr>
+          <w:rFonts w:cs="Arial"/>
+          <w:color w:val="000000" w:themeColor="text1"/>
+        </w:rPr>
+        <w:t xml:space="preserve">Além disso, daremos todo o suporte aos </w:t>
+      </w:r>
+      <w:r>
+        <w:rPr>
+          <w:rFonts w:cs="Arial"/>
+          <w:color w:val="000000" w:themeColor="text1"/>
+        </w:rPr>
+        <w:t>funcionários</w:t>
+      </w:r>
+      <w:r>
+        <w:rPr>
+          <w:rFonts w:cs="Arial"/>
+          <w:color w:val="000000" w:themeColor="text1"/>
+        </w:rPr>
+        <w:t>, oferecendo treinamento prático para que todos se sintam à vontade ao utilizar o sistema no dia a dia. Após a implantação, continuaremos disponíveis para resolver dúvidas, corrigir possíveis falhas e realizar melhorias sempre que surgirem novas necessidades. Nosso objetivo é que o sistema seja uma ferramenta confiável e que realmente facilite o trabalho da equipe.</w:t>
+      </w:r>
     </w:p>
     <w:p>
       <w:pPr>
@@ -13650,13 +13744,20 @@
         <w:ind w:firstLine="851"/>
       </w:pPr>
       <w:r>
-        <w:t xml:space="preserve">Onde se expõe o fechamento das </w:t>
-      </w:r>
-      <w:r>
-        <w:t>ideias</w:t>
-      </w:r>
-      <w:r>
-        <w:t xml:space="preserve"> do estudo, são apresentados os resultados da pesquisa, e partindo da análise destes resultados, tiram-se as conclusões e se for necessário, as sugestões relativas ao estudo. </w:t>
+        <w:t>Com este sistema, conseguimos provar nossa reponsabilidade com nossos serviços, entregando um sistema que é de fácil utilização, ou seja, prático e útil</w:t>
+      </w:r>
+      <w:r>
+        <w:t xml:space="preserve">. O problema inicial que o </w:t>
+      </w:r>
+      <w:proofErr w:type="spellStart"/>
+      <w:proofErr w:type="gramStart"/>
+      <w:r>
+        <w:t>Sr.Genival</w:t>
+      </w:r>
+      <w:proofErr w:type="spellEnd"/>
+      <w:proofErr w:type="gramEnd"/>
+      <w:r>
+        <w:t xml:space="preserve"> nos propôs foi resolvido, e agora sua equipe de padaria está trabalhando e garantindo suas vendas.</w:t>
       </w:r>
     </w:p>
     <w:p>
@@ -13664,13 +13765,7 @@
         <w:ind w:firstLine="851"/>
       </w:pPr>
       <w:r>
-        <w:rPr>
-          <w:bCs/>
-        </w:rPr>
-        <w:t>Observação:</w:t>
-      </w:r>
-      <w:r>
-        <w:t xml:space="preserve"> É opcional a apresentação dos desdobramentos relativos à importância, síntese, projeção, repercussão, encaminhamento e outros.</w:t>
+        <w:t xml:space="preserve">Sempre que pudemos, fazemos manutenções no código para corrigir erros decorrentes e garantir a integridade dos serviços. </w:t>
       </w:r>
     </w:p>
     <w:p>
@@ -13892,57 +13987,71 @@
       <w:pPr>
         <w:pStyle w:val="ContedoReferncias"/>
       </w:pPr>
-    </w:p>
-    <w:p>
-      <w:pPr>
-        <w:ind w:firstLine="0"/>
-        <w:rPr>
-          <w:color w:val="FF0000"/>
-        </w:rPr>
-      </w:pPr>
-      <w:r>
-        <w:rPr>
-          <w:color w:val="FF0000"/>
-        </w:rPr>
-        <w:t>(</w:t>
-      </w:r>
-      <w:r>
-        <w:rPr>
-          <w:color w:val="FF0000"/>
-        </w:rPr>
-        <w:t>Mais</w:t>
-      </w:r>
-      <w:r>
-        <w:rPr>
-          <w:color w:val="FF0000"/>
-        </w:rPr>
-        <w:t xml:space="preserve"> </w:t>
-      </w:r>
-      <w:r>
-        <w:rPr>
-          <w:color w:val="FF0000"/>
-        </w:rPr>
-        <w:t>exemplo</w:t>
-      </w:r>
-      <w:r>
-        <w:rPr>
-          <w:color w:val="FF0000"/>
-        </w:rPr>
-        <w:t xml:space="preserve">s no site da Biblioteca Central da PUCRS </w:t>
-      </w:r>
       <w:hyperlink r:id="rId26" w:history="1">
         <w:r>
           <w:rPr>
-            <w:color w:val="FF0000"/>
+            <w:rStyle w:val="Hyperlink"/>
           </w:rPr>
-          <w:t>http://www.pucrs.br/biblioteca/modelo.htm</w:t>
+          <w:t>https://fateclog.com.br/anais/2022/585-1016-1-RV.pdf</w:t>
         </w:r>
       </w:hyperlink>
-      <w:r>
-        <w:rPr>
-          <w:color w:val="FF0000"/>
-        </w:rPr>
-        <w:t>).</w:t>
+    </w:p>
+    <w:p>
+      <w:pPr>
+        <w:pStyle w:val="ContedoReferncias"/>
+      </w:pPr>
+    </w:p>
+    <w:p>
+      <w:pPr>
+        <w:pStyle w:val="ContedoReferncias"/>
+      </w:pPr>
+      <w:hyperlink r:id="rId27" w:history="1">
+        <w:r>
+          <w:rPr>
+            <w:rStyle w:val="Hyperlink"/>
+          </w:rPr>
+          <w:t>https://sebrae.com.br/Sebrae/Portal%20Sebrae/Arquivos/ebook-sebrae_automacao-comercial-panificacao-confeitaria.pdf</w:t>
+        </w:r>
+      </w:hyperlink>
+    </w:p>
+    <w:p>
+      <w:pPr>
+        <w:pStyle w:val="ContedoReferncias"/>
+      </w:pPr>
+    </w:p>
+    <w:p>
+      <w:pPr>
+        <w:pStyle w:val="ContedoReferncias"/>
+      </w:pPr>
+      <w:r>
+        <w:t>https://www.researchgate.net/publication/379434022_Gestao_de_custos_em_uma_padaria_brasileira_na_cidade_de_criciuma</w:t>
+      </w:r>
+    </w:p>
+    <w:p>
+      <w:pPr>
+        <w:pStyle w:val="ContedoReferncias"/>
+      </w:pPr>
+    </w:p>
+    <w:p>
+      <w:pPr>
+        <w:pStyle w:val="ContedoReferncias"/>
+      </w:pPr>
+      <w:hyperlink r:id="rId28" w:history="1">
+        <w:r>
+          <w:rPr>
+            <w:rStyle w:val="Hyperlink"/>
+          </w:rPr>
+          <w:t>https://www.softclass.com.br/sistema-para-padaria</w:t>
+        </w:r>
+      </w:hyperlink>
+      <w:r>
+        <w:br/>
+      </w:r>
+      <w:r>
+        <w:br/>
+      </w:r>
+      <w:r>
+        <w:t>https://periodicos.ufpe.br/revistas/gestaoorg/article/view/22187</w:t>
       </w:r>
     </w:p>
     <w:p>
@@ -15420,7 +15529,7 @@
       <w:r>
         <w:t xml:space="preserve">(Outros exemplos consultar o site da Biblioteca Central da PUCRS </w:t>
       </w:r>
-      <w:hyperlink r:id="rId27" w:history="1">
+      <w:hyperlink r:id="rId29" w:history="1">
         <w:r>
           <w:t>http://www.pucrs.br/biblioteca/modelo.htm</w:t>
         </w:r>
@@ -16571,7 +16680,7 @@
           <w:noProof/>
         </w:rPr>
         <w:drawing>
-          <wp:anchor distT="0" distB="0" distL="114300" distR="114300" simplePos="0" relativeHeight="251657728" behindDoc="1" locked="0" layoutInCell="1" allowOverlap="0" wp14:anchorId="2DF37DA1" wp14:editId="44729994">
+          <wp:anchor distT="0" distB="0" distL="114300" distR="114300" simplePos="0" relativeHeight="251657728" behindDoc="1" locked="0" layoutInCell="1" allowOverlap="0" wp14:anchorId="2DF37DA1" wp14:editId="10A26BD8">
             <wp:simplePos x="0" y="0"/>
             <wp:positionH relativeFrom="column">
               <wp:posOffset>-170180</wp:posOffset>
@@ -16604,7 +16713,7 @@
                     </pic:cNvPicPr>
                   </pic:nvPicPr>
                   <pic:blipFill>
-                    <a:blip r:embed="rId28">
+                    <a:blip r:embed="rId30">
                       <a:extLst>
                         <a:ext uri="{28A0092B-C50C-407E-A947-70E740481C1C}">
                           <a14:useLocalDpi xmlns:a14="http://schemas.microsoft.com/office/drawing/2010/main" val="0"/>
@@ -19771,7 +19880,6 @@
   <w:style w:type="character" w:default="1" w:styleId="Fontepargpadro">
     <w:name w:val="Default Paragraph Font"/>
     <w:uiPriority w:val="1"/>
-    <w:semiHidden/>
     <w:unhideWhenUsed/>
   </w:style>
   <w:style w:type="table" w:default="1" w:styleId="Tabelanormal">

--- a/arquivos de documentação/PADARIA_DO_ALEMAO.docx
+++ b/arquivos de documentação/PADARIA_DO_ALEMAO.docx
@@ -13543,8 +13543,64 @@
       </w:pPr>
       <w:r>
         <w:lastRenderedPageBreak/>
+        <w:drawing>
+          <wp:anchor distT="0" distB="0" distL="114300" distR="114300" simplePos="0" relativeHeight="251678208" behindDoc="0" locked="0" layoutInCell="1" allowOverlap="1" wp14:anchorId="016F438A" wp14:editId="2ACAF727">
+            <wp:simplePos x="0" y="0"/>
+            <wp:positionH relativeFrom="page">
+              <wp:align>center</wp:align>
+            </wp:positionH>
+            <wp:positionV relativeFrom="paragraph">
+              <wp:posOffset>343068</wp:posOffset>
+            </wp:positionV>
+            <wp:extent cx="5760085" cy="3227070"/>
+            <wp:effectExtent l="0" t="0" r="0" b="0"/>
+            <wp:wrapSquare wrapText="bothSides"/>
+            <wp:docPr id="16" name="Imagem 16"/>
+            <wp:cNvGraphicFramePr>
+              <a:graphicFrameLocks xmlns:a="http://schemas.openxmlformats.org/drawingml/2006/main" noChangeAspect="1"/>
+            </wp:cNvGraphicFramePr>
+            <a:graphic xmlns:a="http://schemas.openxmlformats.org/drawingml/2006/main">
+              <a:graphicData uri="http://schemas.openxmlformats.org/drawingml/2006/picture">
+                <pic:pic xmlns:pic="http://schemas.openxmlformats.org/drawingml/2006/picture">
+                  <pic:nvPicPr>
+                    <pic:cNvPr id="1" name=""/>
+                    <pic:cNvPicPr/>
+                  </pic:nvPicPr>
+                  <pic:blipFill>
+                    <a:blip r:embed="rId26">
+                      <a:extLst>
+                        <a:ext uri="{28A0092B-C50C-407E-A947-70E740481C1C}">
+                          <a14:useLocalDpi xmlns:a14="http://schemas.microsoft.com/office/drawing/2010/main" val="0"/>
+                        </a:ext>
+                      </a:extLst>
+                    </a:blip>
+                    <a:stretch>
+                      <a:fillRect/>
+                    </a:stretch>
+                  </pic:blipFill>
+                  <pic:spPr>
+                    <a:xfrm>
+                      <a:off x="0" y="0"/>
+                      <a:ext cx="5760085" cy="3227070"/>
+                    </a:xfrm>
+                    <a:prstGeom prst="rect">
+                      <a:avLst/>
+                    </a:prstGeom>
+                  </pic:spPr>
+                </pic:pic>
+              </a:graphicData>
+            </a:graphic>
+          </wp:anchor>
+        </w:drawing>
+      </w:r>
+      <w:r>
         <w:t>Mapa do site</w:t>
       </w:r>
+    </w:p>
+    <w:p>
+      <w:pPr>
+        <w:ind w:left="1440" w:firstLine="0"/>
+      </w:pPr>
     </w:p>
     <w:p>
       <w:pPr>
@@ -13554,6 +13610,60 @@
         </w:numPr>
       </w:pPr>
       <w:r>
+        <w:rPr>
+          <w:noProof/>
+        </w:rPr>
+        <w:drawing>
+          <wp:anchor distT="0" distB="0" distL="114300" distR="114300" simplePos="0" relativeHeight="251679232" behindDoc="0" locked="0" layoutInCell="1" allowOverlap="1" wp14:anchorId="1033C271" wp14:editId="49771F2B">
+            <wp:simplePos x="0" y="0"/>
+            <wp:positionH relativeFrom="margin">
+              <wp:align>right</wp:align>
+            </wp:positionH>
+            <wp:positionV relativeFrom="paragraph">
+              <wp:posOffset>270881</wp:posOffset>
+            </wp:positionV>
+            <wp:extent cx="5760085" cy="3236595"/>
+            <wp:effectExtent l="0" t="0" r="0" b="1905"/>
+            <wp:wrapSquare wrapText="bothSides"/>
+            <wp:docPr id="17" name="Imagem 17" descr="Interface gráfica do usuário, Texto&#10;&#10;O conteúdo gerado por IA pode estar incorreto."/>
+            <wp:cNvGraphicFramePr>
+              <a:graphicFrameLocks xmlns:a="http://schemas.openxmlformats.org/drawingml/2006/main" noChangeAspect="1"/>
+            </wp:cNvGraphicFramePr>
+            <a:graphic xmlns:a="http://schemas.openxmlformats.org/drawingml/2006/main">
+              <a:graphicData uri="http://schemas.openxmlformats.org/drawingml/2006/picture">
+                <pic:pic xmlns:pic="http://schemas.openxmlformats.org/drawingml/2006/picture">
+                  <pic:nvPicPr>
+                    <pic:cNvPr id="17" name="Imagem 17" descr="Interface gráfica do usuário, Texto&#10;&#10;O conteúdo gerado por IA pode estar incorreto."/>
+                    <pic:cNvPicPr/>
+                  </pic:nvPicPr>
+                  <pic:blipFill>
+                    <a:blip r:embed="rId27">
+                      <a:extLst>
+                        <a:ext uri="{28A0092B-C50C-407E-A947-70E740481C1C}">
+                          <a14:useLocalDpi xmlns:a14="http://schemas.microsoft.com/office/drawing/2010/main" val="0"/>
+                        </a:ext>
+                      </a:extLst>
+                    </a:blip>
+                    <a:stretch>
+                      <a:fillRect/>
+                    </a:stretch>
+                  </pic:blipFill>
+                  <pic:spPr>
+                    <a:xfrm>
+                      <a:off x="0" y="0"/>
+                      <a:ext cx="5760085" cy="3236595"/>
+                    </a:xfrm>
+                    <a:prstGeom prst="rect">
+                      <a:avLst/>
+                    </a:prstGeom>
+                  </pic:spPr>
+                </pic:pic>
+              </a:graphicData>
+            </a:graphic>
+          </wp:anchor>
+        </w:drawing>
+      </w:r>
+      <w:r>
         <w:t xml:space="preserve">Interface do Sistema </w:t>
       </w:r>
       <w:proofErr w:type="gramStart"/>
@@ -13585,6 +13695,16 @@
         </w:rPr>
         <w:t xml:space="preserve"> DESK)</w:t>
       </w:r>
+    </w:p>
+    <w:p>
+      <w:pPr>
+        <w:pStyle w:val="PargrafodaLista"/>
+      </w:pPr>
+    </w:p>
+    <w:p>
+      <w:pPr>
+        <w:ind w:left="1440" w:firstLine="0"/>
+      </w:pPr>
     </w:p>
     <w:p>
       <w:pPr>
@@ -13609,6 +13729,16 @@
     </w:p>
     <w:p>
       <w:pPr>
+        <w:ind w:left="1440" w:firstLine="0"/>
+      </w:pPr>
+    </w:p>
+    <w:p>
+      <w:pPr>
+        <w:ind w:left="1440" w:firstLine="0"/>
+      </w:pPr>
+    </w:p>
+    <w:p>
+      <w:pPr>
         <w:pStyle w:val="TtuloSeoSecundria"/>
         <w:spacing w:before="0" w:after="0" w:line="480" w:lineRule="auto"/>
         <w:ind w:firstLine="709"/>
@@ -13618,20 +13748,1007 @@
       </w:pPr>
       <w:r>
         <w:rPr>
+          <w:noProof/>
+        </w:rPr>
+        <w:lastRenderedPageBreak/>
+        <w:drawing>
+          <wp:anchor distT="0" distB="0" distL="114300" distR="114300" simplePos="0" relativeHeight="251681280" behindDoc="0" locked="0" layoutInCell="1" allowOverlap="1" wp14:anchorId="05493F72" wp14:editId="5A0A32B6">
+            <wp:simplePos x="0" y="0"/>
+            <wp:positionH relativeFrom="margin">
+              <wp:posOffset>2640330</wp:posOffset>
+            </wp:positionH>
+            <wp:positionV relativeFrom="paragraph">
+              <wp:posOffset>4483</wp:posOffset>
+            </wp:positionV>
+            <wp:extent cx="1842770" cy="1035050"/>
+            <wp:effectExtent l="0" t="0" r="5080" b="0"/>
+            <wp:wrapSquare wrapText="bothSides"/>
+            <wp:docPr id="20" name="Imagem 20" descr="Interface gráfica do usuário, Texto&#10;&#10;O conteúdo gerado por IA pode estar incorreto."/>
+            <wp:cNvGraphicFramePr>
+              <a:graphicFrameLocks xmlns:a="http://schemas.openxmlformats.org/drawingml/2006/main" noChangeAspect="1"/>
+            </wp:cNvGraphicFramePr>
+            <a:graphic xmlns:a="http://schemas.openxmlformats.org/drawingml/2006/main">
+              <a:graphicData uri="http://schemas.openxmlformats.org/drawingml/2006/picture">
+                <pic:pic xmlns:pic="http://schemas.openxmlformats.org/drawingml/2006/picture">
+                  <pic:nvPicPr>
+                    <pic:cNvPr id="20" name="Imagem 20" descr="Interface gráfica do usuário, Texto&#10;&#10;O conteúdo gerado por IA pode estar incorreto."/>
+                    <pic:cNvPicPr/>
+                  </pic:nvPicPr>
+                  <pic:blipFill>
+                    <a:blip r:embed="rId28" cstate="print">
+                      <a:extLst>
+                        <a:ext uri="{28A0092B-C50C-407E-A947-70E740481C1C}">
+                          <a14:useLocalDpi xmlns:a14="http://schemas.microsoft.com/office/drawing/2010/main" val="0"/>
+                        </a:ext>
+                      </a:extLst>
+                    </a:blip>
+                    <a:stretch>
+                      <a:fillRect/>
+                    </a:stretch>
+                  </pic:blipFill>
+                  <pic:spPr>
+                    <a:xfrm>
+                      <a:off x="0" y="0"/>
+                      <a:ext cx="1842770" cy="1035050"/>
+                    </a:xfrm>
+                    <a:prstGeom prst="rect">
+                      <a:avLst/>
+                    </a:prstGeom>
+                  </pic:spPr>
+                </pic:pic>
+              </a:graphicData>
+            </a:graphic>
+            <wp14:sizeRelH relativeFrom="margin">
+              <wp14:pctWidth>0</wp14:pctWidth>
+            </wp14:sizeRelH>
+            <wp14:sizeRelV relativeFrom="margin">
+              <wp14:pctHeight>0</wp14:pctHeight>
+            </wp14:sizeRelV>
+          </wp:anchor>
+        </w:drawing>
+      </w:r>
+      <w:r>
+        <w:rPr>
+          <w:noProof/>
+        </w:rPr>
+        <w:drawing>
+          <wp:anchor distT="0" distB="0" distL="114300" distR="114300" simplePos="0" relativeHeight="251680256" behindDoc="0" locked="0" layoutInCell="1" allowOverlap="1" wp14:anchorId="558ABE98" wp14:editId="0F7D6EA4">
+            <wp:simplePos x="0" y="0"/>
+            <wp:positionH relativeFrom="column">
+              <wp:posOffset>-113267</wp:posOffset>
+            </wp:positionH>
+            <wp:positionV relativeFrom="paragraph">
+              <wp:posOffset>152</wp:posOffset>
+            </wp:positionV>
+            <wp:extent cx="1863090" cy="1046480"/>
+            <wp:effectExtent l="0" t="0" r="3810" b="1270"/>
+            <wp:wrapTopAndBottom/>
+            <wp:docPr id="19" name="Imagem 19" descr="Interface gráfica do usuário, Aplicativo&#10;&#10;O conteúdo gerado por IA pode estar incorreto."/>
+            <wp:cNvGraphicFramePr>
+              <a:graphicFrameLocks xmlns:a="http://schemas.openxmlformats.org/drawingml/2006/main" noChangeAspect="1"/>
+            </wp:cNvGraphicFramePr>
+            <a:graphic xmlns:a="http://schemas.openxmlformats.org/drawingml/2006/main">
+              <a:graphicData uri="http://schemas.openxmlformats.org/drawingml/2006/picture">
+                <pic:pic xmlns:pic="http://schemas.openxmlformats.org/drawingml/2006/picture">
+                  <pic:nvPicPr>
+                    <pic:cNvPr id="19" name="Imagem 19" descr="Interface gráfica do usuário, Aplicativo&#10;&#10;O conteúdo gerado por IA pode estar incorreto."/>
+                    <pic:cNvPicPr/>
+                  </pic:nvPicPr>
+                  <pic:blipFill>
+                    <a:blip r:embed="rId29" cstate="print">
+                      <a:extLst>
+                        <a:ext uri="{28A0092B-C50C-407E-A947-70E740481C1C}">
+                          <a14:useLocalDpi xmlns:a14="http://schemas.microsoft.com/office/drawing/2010/main" val="0"/>
+                        </a:ext>
+                      </a:extLst>
+                    </a:blip>
+                    <a:stretch>
+                      <a:fillRect/>
+                    </a:stretch>
+                  </pic:blipFill>
+                  <pic:spPr>
+                    <a:xfrm>
+                      <a:off x="0" y="0"/>
+                      <a:ext cx="1863090" cy="1046480"/>
+                    </a:xfrm>
+                    <a:prstGeom prst="rect">
+                      <a:avLst/>
+                    </a:prstGeom>
+                  </pic:spPr>
+                </pic:pic>
+              </a:graphicData>
+            </a:graphic>
+            <wp14:sizeRelH relativeFrom="margin">
+              <wp14:pctWidth>0</wp14:pctWidth>
+            </wp14:sizeRelH>
+            <wp14:sizeRelV relativeFrom="margin">
+              <wp14:pctHeight>0</wp14:pctHeight>
+            </wp14:sizeRelV>
+          </wp:anchor>
+        </w:drawing>
+      </w:r>
+    </w:p>
+    <w:p>
+      <w:pPr>
+        <w:pStyle w:val="TtuloSeoSecundria"/>
+        <w:spacing w:before="0" w:after="0" w:line="480" w:lineRule="auto"/>
+        <w:ind w:firstLine="709"/>
+        <w:rPr>
           <w:caps w:val="0"/>
-          <w:color w:val="FF0000"/>
-        </w:rPr>
-        <w:t>cada diagrama deve ser acompanhado da sua descrição de aplicação, no contexto do sistema.</w:t>
-      </w:r>
-      <w:r>
-        <w:br w:type="page"/>
-      </w:r>
+        </w:rPr>
+      </w:pPr>
       <w:r>
         <w:rPr>
           <w:caps w:val="0"/>
+          <w:noProof/>
+        </w:rPr>
+        <w:drawing>
+          <wp:anchor distT="0" distB="0" distL="114300" distR="114300" simplePos="0" relativeHeight="251683328" behindDoc="1" locked="0" layoutInCell="1" allowOverlap="1" wp14:anchorId="71D13BAC" wp14:editId="0FBE382A">
+            <wp:simplePos x="0" y="0"/>
+            <wp:positionH relativeFrom="column">
+              <wp:posOffset>2552037</wp:posOffset>
+            </wp:positionH>
+            <wp:positionV relativeFrom="paragraph">
+              <wp:posOffset>261316</wp:posOffset>
+            </wp:positionV>
+            <wp:extent cx="2009775" cy="1131570"/>
+            <wp:effectExtent l="0" t="0" r="9525" b="0"/>
+            <wp:wrapTopAndBottom/>
+            <wp:docPr id="41" name="Imagem 41" descr="Interface gráfica do usuário, Aplicativo&#10;&#10;O conteúdo gerado por IA pode estar incorreto."/>
+            <wp:cNvGraphicFramePr>
+              <a:graphicFrameLocks xmlns:a="http://schemas.openxmlformats.org/drawingml/2006/main" noChangeAspect="1"/>
+            </wp:cNvGraphicFramePr>
+            <a:graphic xmlns:a="http://schemas.openxmlformats.org/drawingml/2006/main">
+              <a:graphicData uri="http://schemas.openxmlformats.org/drawingml/2006/picture">
+                <pic:pic xmlns:pic="http://schemas.openxmlformats.org/drawingml/2006/picture">
+                  <pic:nvPicPr>
+                    <pic:cNvPr id="41" name="Imagem 41" descr="Interface gráfica do usuário, Aplicativo&#10;&#10;O conteúdo gerado por IA pode estar incorreto."/>
+                    <pic:cNvPicPr/>
+                  </pic:nvPicPr>
+                  <pic:blipFill>
+                    <a:blip r:embed="rId30" cstate="print">
+                      <a:extLst>
+                        <a:ext uri="{28A0092B-C50C-407E-A947-70E740481C1C}">
+                          <a14:useLocalDpi xmlns:a14="http://schemas.microsoft.com/office/drawing/2010/main" val="0"/>
+                        </a:ext>
+                      </a:extLst>
+                    </a:blip>
+                    <a:stretch>
+                      <a:fillRect/>
+                    </a:stretch>
+                  </pic:blipFill>
+                  <pic:spPr>
+                    <a:xfrm>
+                      <a:off x="0" y="0"/>
+                      <a:ext cx="2009775" cy="1131570"/>
+                    </a:xfrm>
+                    <a:prstGeom prst="rect">
+                      <a:avLst/>
+                    </a:prstGeom>
+                  </pic:spPr>
+                </pic:pic>
+              </a:graphicData>
+            </a:graphic>
+            <wp14:sizeRelH relativeFrom="margin">
+              <wp14:pctWidth>0</wp14:pctWidth>
+            </wp14:sizeRelH>
+            <wp14:sizeRelV relativeFrom="margin">
+              <wp14:pctHeight>0</wp14:pctHeight>
+            </wp14:sizeRelV>
+          </wp:anchor>
+        </w:drawing>
+      </w:r>
+      <w:r>
+        <w:rPr>
+          <w:noProof/>
+        </w:rPr>
+        <w:drawing>
+          <wp:anchor distT="0" distB="0" distL="114300" distR="114300" simplePos="0" relativeHeight="251682304" behindDoc="0" locked="0" layoutInCell="1" allowOverlap="1" wp14:anchorId="18FABA52" wp14:editId="125CDE06">
+            <wp:simplePos x="0" y="0"/>
+            <wp:positionH relativeFrom="column">
+              <wp:posOffset>-245972</wp:posOffset>
+            </wp:positionH>
+            <wp:positionV relativeFrom="paragraph">
+              <wp:posOffset>209569</wp:posOffset>
+            </wp:positionV>
+            <wp:extent cx="2058670" cy="1163955"/>
+            <wp:effectExtent l="0" t="0" r="0" b="0"/>
+            <wp:wrapSquare wrapText="bothSides"/>
+            <wp:docPr id="38" name="Imagem 38" descr="Tela de computador com texto preto sobre fundo branco&#10;&#10;O conteúdo gerado por IA pode estar incorreto."/>
+            <wp:cNvGraphicFramePr>
+              <a:graphicFrameLocks xmlns:a="http://schemas.openxmlformats.org/drawingml/2006/main" noChangeAspect="1"/>
+            </wp:cNvGraphicFramePr>
+            <a:graphic xmlns:a="http://schemas.openxmlformats.org/drawingml/2006/main">
+              <a:graphicData uri="http://schemas.openxmlformats.org/drawingml/2006/picture">
+                <pic:pic xmlns:pic="http://schemas.openxmlformats.org/drawingml/2006/picture">
+                  <pic:nvPicPr>
+                    <pic:cNvPr id="38" name="Imagem 38" descr="Tela de computador com texto preto sobre fundo branco&#10;&#10;O conteúdo gerado por IA pode estar incorreto."/>
+                    <pic:cNvPicPr/>
+                  </pic:nvPicPr>
+                  <pic:blipFill>
+                    <a:blip r:embed="rId31" cstate="print">
+                      <a:extLst>
+                        <a:ext uri="{28A0092B-C50C-407E-A947-70E740481C1C}">
+                          <a14:useLocalDpi xmlns:a14="http://schemas.microsoft.com/office/drawing/2010/main" val="0"/>
+                        </a:ext>
+                      </a:extLst>
+                    </a:blip>
+                    <a:stretch>
+                      <a:fillRect/>
+                    </a:stretch>
+                  </pic:blipFill>
+                  <pic:spPr>
+                    <a:xfrm>
+                      <a:off x="0" y="0"/>
+                      <a:ext cx="2058670" cy="1163955"/>
+                    </a:xfrm>
+                    <a:prstGeom prst="rect">
+                      <a:avLst/>
+                    </a:prstGeom>
+                  </pic:spPr>
+                </pic:pic>
+              </a:graphicData>
+            </a:graphic>
+            <wp14:sizeRelH relativeFrom="margin">
+              <wp14:pctWidth>0</wp14:pctWidth>
+            </wp14:sizeRelH>
+            <wp14:sizeRelV relativeFrom="margin">
+              <wp14:pctHeight>0</wp14:pctHeight>
+            </wp14:sizeRelV>
+          </wp:anchor>
+        </w:drawing>
+      </w:r>
+    </w:p>
+    <w:p>
+      <w:pPr>
+        <w:pStyle w:val="TtuloSeoSecundria"/>
+        <w:spacing w:before="0" w:after="0" w:line="480" w:lineRule="auto"/>
+        <w:ind w:firstLine="709"/>
+        <w:rPr>
+          <w:caps w:val="0"/>
+        </w:rPr>
+      </w:pPr>
+      <w:r>
+        <w:rPr>
+          <w:noProof/>
+        </w:rPr>
+        <w:drawing>
+          <wp:anchor distT="0" distB="0" distL="114300" distR="114300" simplePos="0" relativeHeight="251685376" behindDoc="0" locked="0" layoutInCell="1" allowOverlap="1" wp14:anchorId="20A739D2" wp14:editId="16172E6E">
+            <wp:simplePos x="0" y="0"/>
+            <wp:positionH relativeFrom="page">
+              <wp:posOffset>3575354</wp:posOffset>
+            </wp:positionH>
+            <wp:positionV relativeFrom="paragraph">
+              <wp:posOffset>1329690</wp:posOffset>
+            </wp:positionV>
+            <wp:extent cx="2210435" cy="1241425"/>
+            <wp:effectExtent l="0" t="0" r="0" b="0"/>
+            <wp:wrapTopAndBottom/>
+            <wp:docPr id="43" name="Imagem 43" descr="Interface gráfica do usuário, Aplicativo&#10;&#10;O conteúdo gerado por IA pode estar incorreto."/>
+            <wp:cNvGraphicFramePr>
+              <a:graphicFrameLocks xmlns:a="http://schemas.openxmlformats.org/drawingml/2006/main" noChangeAspect="1"/>
+            </wp:cNvGraphicFramePr>
+            <a:graphic xmlns:a="http://schemas.openxmlformats.org/drawingml/2006/main">
+              <a:graphicData uri="http://schemas.openxmlformats.org/drawingml/2006/picture">
+                <pic:pic xmlns:pic="http://schemas.openxmlformats.org/drawingml/2006/picture">
+                  <pic:nvPicPr>
+                    <pic:cNvPr id="43" name="Imagem 43" descr="Interface gráfica do usuário, Aplicativo&#10;&#10;O conteúdo gerado por IA pode estar incorreto."/>
+                    <pic:cNvPicPr/>
+                  </pic:nvPicPr>
+                  <pic:blipFill>
+                    <a:blip r:embed="rId32" cstate="print">
+                      <a:extLst>
+                        <a:ext uri="{28A0092B-C50C-407E-A947-70E740481C1C}">
+                          <a14:useLocalDpi xmlns:a14="http://schemas.microsoft.com/office/drawing/2010/main" val="0"/>
+                        </a:ext>
+                      </a:extLst>
+                    </a:blip>
+                    <a:stretch>
+                      <a:fillRect/>
+                    </a:stretch>
+                  </pic:blipFill>
+                  <pic:spPr>
+                    <a:xfrm>
+                      <a:off x="0" y="0"/>
+                      <a:ext cx="2210435" cy="1241425"/>
+                    </a:xfrm>
+                    <a:prstGeom prst="rect">
+                      <a:avLst/>
+                    </a:prstGeom>
+                  </pic:spPr>
+                </pic:pic>
+              </a:graphicData>
+            </a:graphic>
+            <wp14:sizeRelH relativeFrom="margin">
+              <wp14:pctWidth>0</wp14:pctWidth>
+            </wp14:sizeRelH>
+            <wp14:sizeRelV relativeFrom="margin">
+              <wp14:pctHeight>0</wp14:pctHeight>
+            </wp14:sizeRelV>
+          </wp:anchor>
+        </w:drawing>
+      </w:r>
+      <w:r>
+        <w:rPr>
+          <w:noProof/>
+        </w:rPr>
+        <w:drawing>
+          <wp:anchor distT="0" distB="0" distL="114300" distR="114300" simplePos="0" relativeHeight="251684352" behindDoc="0" locked="0" layoutInCell="1" allowOverlap="1" wp14:anchorId="649FF5C0" wp14:editId="0561DAE5">
+            <wp:simplePos x="0" y="0"/>
+            <wp:positionH relativeFrom="margin">
+              <wp:posOffset>-361277</wp:posOffset>
+            </wp:positionH>
+            <wp:positionV relativeFrom="paragraph">
+              <wp:posOffset>1464727</wp:posOffset>
+            </wp:positionV>
+            <wp:extent cx="2115185" cy="1188085"/>
+            <wp:effectExtent l="0" t="0" r="0" b="0"/>
+            <wp:wrapTopAndBottom/>
+            <wp:docPr id="42" name="Imagem 42" descr="Tela de computador com texto preto sobre fundo branco&#10;&#10;O conteúdo gerado por IA pode estar incorreto."/>
+            <wp:cNvGraphicFramePr>
+              <a:graphicFrameLocks xmlns:a="http://schemas.openxmlformats.org/drawingml/2006/main" noChangeAspect="1"/>
+            </wp:cNvGraphicFramePr>
+            <a:graphic xmlns:a="http://schemas.openxmlformats.org/drawingml/2006/main">
+              <a:graphicData uri="http://schemas.openxmlformats.org/drawingml/2006/picture">
+                <pic:pic xmlns:pic="http://schemas.openxmlformats.org/drawingml/2006/picture">
+                  <pic:nvPicPr>
+                    <pic:cNvPr id="42" name="Imagem 42" descr="Tela de computador com texto preto sobre fundo branco&#10;&#10;O conteúdo gerado por IA pode estar incorreto."/>
+                    <pic:cNvPicPr/>
+                  </pic:nvPicPr>
+                  <pic:blipFill>
+                    <a:blip r:embed="rId33" cstate="print">
+                      <a:extLst>
+                        <a:ext uri="{28A0092B-C50C-407E-A947-70E740481C1C}">
+                          <a14:useLocalDpi xmlns:a14="http://schemas.microsoft.com/office/drawing/2010/main" val="0"/>
+                        </a:ext>
+                      </a:extLst>
+                    </a:blip>
+                    <a:stretch>
+                      <a:fillRect/>
+                    </a:stretch>
+                  </pic:blipFill>
+                  <pic:spPr>
+                    <a:xfrm>
+                      <a:off x="0" y="0"/>
+                      <a:ext cx="2115185" cy="1188085"/>
+                    </a:xfrm>
+                    <a:prstGeom prst="rect">
+                      <a:avLst/>
+                    </a:prstGeom>
+                  </pic:spPr>
+                </pic:pic>
+              </a:graphicData>
+            </a:graphic>
+            <wp14:sizeRelH relativeFrom="margin">
+              <wp14:pctWidth>0</wp14:pctWidth>
+            </wp14:sizeRelH>
+            <wp14:sizeRelV relativeFrom="margin">
+              <wp14:pctHeight>0</wp14:pctHeight>
+            </wp14:sizeRelV>
+          </wp:anchor>
+        </w:drawing>
+      </w:r>
+    </w:p>
+    <w:p>
+      <w:pPr>
+        <w:pStyle w:val="TtuloSeoSecundria"/>
+        <w:spacing w:before="0" w:after="0" w:line="480" w:lineRule="auto"/>
+        <w:ind w:firstLine="709"/>
+        <w:rPr>
+          <w:caps w:val="0"/>
+        </w:rPr>
+      </w:pPr>
+      <w:r>
+        <w:rPr>
+          <w:caps w:val="0"/>
+          <w:noProof/>
+        </w:rPr>
+        <w:drawing>
+          <wp:anchor distT="0" distB="0" distL="114300" distR="114300" simplePos="0" relativeHeight="251686400" behindDoc="0" locked="0" layoutInCell="1" allowOverlap="1" wp14:anchorId="2B524115" wp14:editId="25854983">
+            <wp:simplePos x="0" y="0"/>
+            <wp:positionH relativeFrom="column">
+              <wp:posOffset>-452461</wp:posOffset>
+            </wp:positionH>
+            <wp:positionV relativeFrom="paragraph">
+              <wp:posOffset>1701212</wp:posOffset>
+            </wp:positionV>
+            <wp:extent cx="2334260" cy="1311275"/>
+            <wp:effectExtent l="0" t="0" r="8890" b="3175"/>
+            <wp:wrapSquare wrapText="bothSides"/>
+            <wp:docPr id="44" name="Imagem 44" descr="Tela de computador com texto preto sobre fundo branco&#10;&#10;O conteúdo gerado por IA pode estar incorreto."/>
+            <wp:cNvGraphicFramePr>
+              <a:graphicFrameLocks xmlns:a="http://schemas.openxmlformats.org/drawingml/2006/main" noChangeAspect="1"/>
+            </wp:cNvGraphicFramePr>
+            <a:graphic xmlns:a="http://schemas.openxmlformats.org/drawingml/2006/main">
+              <a:graphicData uri="http://schemas.openxmlformats.org/drawingml/2006/picture">
+                <pic:pic xmlns:pic="http://schemas.openxmlformats.org/drawingml/2006/picture">
+                  <pic:nvPicPr>
+                    <pic:cNvPr id="44" name="Imagem 44" descr="Tela de computador com texto preto sobre fundo branco&#10;&#10;O conteúdo gerado por IA pode estar incorreto."/>
+                    <pic:cNvPicPr/>
+                  </pic:nvPicPr>
+                  <pic:blipFill>
+                    <a:blip r:embed="rId34" cstate="print">
+                      <a:extLst>
+                        <a:ext uri="{28A0092B-C50C-407E-A947-70E740481C1C}">
+                          <a14:useLocalDpi xmlns:a14="http://schemas.microsoft.com/office/drawing/2010/main" val="0"/>
+                        </a:ext>
+                      </a:extLst>
+                    </a:blip>
+                    <a:stretch>
+                      <a:fillRect/>
+                    </a:stretch>
+                  </pic:blipFill>
+                  <pic:spPr>
+                    <a:xfrm>
+                      <a:off x="0" y="0"/>
+                      <a:ext cx="2334260" cy="1311275"/>
+                    </a:xfrm>
+                    <a:prstGeom prst="rect">
+                      <a:avLst/>
+                    </a:prstGeom>
+                  </pic:spPr>
+                </pic:pic>
+              </a:graphicData>
+            </a:graphic>
+            <wp14:sizeRelH relativeFrom="margin">
+              <wp14:pctWidth>0</wp14:pctWidth>
+            </wp14:sizeRelH>
+            <wp14:sizeRelV relativeFrom="margin">
+              <wp14:pctHeight>0</wp14:pctHeight>
+            </wp14:sizeRelV>
+          </wp:anchor>
+        </w:drawing>
+      </w:r>
+    </w:p>
+    <w:p>
+      <w:pPr>
+        <w:pStyle w:val="TtuloSeoSecundria"/>
+        <w:spacing w:before="0" w:after="0" w:line="480" w:lineRule="auto"/>
+        <w:ind w:firstLine="709"/>
+        <w:rPr>
+          <w:caps w:val="0"/>
+        </w:rPr>
+      </w:pPr>
+      <w:r>
+        <w:rPr>
+          <w:noProof/>
+        </w:rPr>
+        <w:drawing>
+          <wp:anchor distT="0" distB="0" distL="114300" distR="114300" simplePos="0" relativeHeight="251687424" behindDoc="0" locked="0" layoutInCell="1" allowOverlap="1" wp14:anchorId="551FA8FB" wp14:editId="0F9D6DAD">
+            <wp:simplePos x="0" y="0"/>
+            <wp:positionH relativeFrom="column">
+              <wp:posOffset>2453640</wp:posOffset>
+            </wp:positionH>
+            <wp:positionV relativeFrom="paragraph">
+              <wp:posOffset>98425</wp:posOffset>
+            </wp:positionV>
+            <wp:extent cx="2324100" cy="1305560"/>
+            <wp:effectExtent l="0" t="0" r="0" b="8890"/>
+            <wp:wrapSquare wrapText="bothSides"/>
+            <wp:docPr id="45" name="Imagem 45" descr="Interface gráfica do usuário&#10;&#10;O conteúdo gerado por IA pode estar incorreto."/>
+            <wp:cNvGraphicFramePr>
+              <a:graphicFrameLocks xmlns:a="http://schemas.openxmlformats.org/drawingml/2006/main" noChangeAspect="1"/>
+            </wp:cNvGraphicFramePr>
+            <a:graphic xmlns:a="http://schemas.openxmlformats.org/drawingml/2006/main">
+              <a:graphicData uri="http://schemas.openxmlformats.org/drawingml/2006/picture">
+                <pic:pic xmlns:pic="http://schemas.openxmlformats.org/drawingml/2006/picture">
+                  <pic:nvPicPr>
+                    <pic:cNvPr id="45" name="Imagem 45" descr="Interface gráfica do usuário&#10;&#10;O conteúdo gerado por IA pode estar incorreto."/>
+                    <pic:cNvPicPr/>
+                  </pic:nvPicPr>
+                  <pic:blipFill>
+                    <a:blip r:embed="rId35" cstate="print">
+                      <a:extLst>
+                        <a:ext uri="{28A0092B-C50C-407E-A947-70E740481C1C}">
+                          <a14:useLocalDpi xmlns:a14="http://schemas.microsoft.com/office/drawing/2010/main" val="0"/>
+                        </a:ext>
+                      </a:extLst>
+                    </a:blip>
+                    <a:stretch>
+                      <a:fillRect/>
+                    </a:stretch>
+                  </pic:blipFill>
+                  <pic:spPr>
+                    <a:xfrm>
+                      <a:off x="0" y="0"/>
+                      <a:ext cx="2324100" cy="1305560"/>
+                    </a:xfrm>
+                    <a:prstGeom prst="rect">
+                      <a:avLst/>
+                    </a:prstGeom>
+                  </pic:spPr>
+                </pic:pic>
+              </a:graphicData>
+            </a:graphic>
+            <wp14:sizeRelH relativeFrom="margin">
+              <wp14:pctWidth>0</wp14:pctWidth>
+            </wp14:sizeRelH>
+            <wp14:sizeRelV relativeFrom="margin">
+              <wp14:pctHeight>0</wp14:pctHeight>
+            </wp14:sizeRelV>
+          </wp:anchor>
+        </w:drawing>
+      </w:r>
+    </w:p>
+    <w:p>
+      <w:pPr>
+        <w:pStyle w:val="TtuloSeoSecundria"/>
+        <w:spacing w:before="0" w:after="0" w:line="480" w:lineRule="auto"/>
+        <w:ind w:firstLine="709"/>
+        <w:rPr>
+          <w:caps w:val="0"/>
+        </w:rPr>
+      </w:pPr>
+    </w:p>
+    <w:p>
+      <w:pPr>
+        <w:pStyle w:val="TtuloSeoSecundria"/>
+        <w:spacing w:before="0" w:after="0" w:line="480" w:lineRule="auto"/>
+        <w:ind w:firstLine="709"/>
+        <w:rPr>
+          <w:caps w:val="0"/>
+        </w:rPr>
+      </w:pPr>
+    </w:p>
+    <w:p>
+      <w:pPr>
+        <w:pStyle w:val="TtuloSeoSecundria"/>
+        <w:spacing w:before="0" w:after="0" w:line="480" w:lineRule="auto"/>
+        <w:ind w:firstLine="709"/>
+        <w:rPr>
+          <w:caps w:val="0"/>
+        </w:rPr>
+      </w:pPr>
+    </w:p>
+    <w:p>
+      <w:pPr>
+        <w:pStyle w:val="TtuloSeoSecundria"/>
+        <w:spacing w:before="0" w:after="0" w:line="480" w:lineRule="auto"/>
+        <w:ind w:firstLine="709"/>
+        <w:rPr>
+          <w:noProof/>
+        </w:rPr>
+      </w:pPr>
+    </w:p>
+    <w:p>
+      <w:pPr>
+        <w:pStyle w:val="TtuloSeoSecundria"/>
+        <w:spacing w:before="0" w:after="0" w:line="480" w:lineRule="auto"/>
+        <w:ind w:firstLine="709"/>
+        <w:rPr>
+          <w:noProof/>
+        </w:rPr>
+      </w:pPr>
+      <w:r>
+        <w:rPr>
+          <w:noProof/>
+        </w:rPr>
+        <w:drawing>
+          <wp:anchor distT="0" distB="0" distL="114300" distR="114300" simplePos="0" relativeHeight="251689472" behindDoc="0" locked="0" layoutInCell="1" allowOverlap="1" wp14:anchorId="17A733DE" wp14:editId="7F703B3C">
+            <wp:simplePos x="0" y="0"/>
+            <wp:positionH relativeFrom="column">
+              <wp:posOffset>2444115</wp:posOffset>
+            </wp:positionH>
+            <wp:positionV relativeFrom="paragraph">
+              <wp:posOffset>235585</wp:posOffset>
+            </wp:positionV>
+            <wp:extent cx="2345690" cy="1323975"/>
+            <wp:effectExtent l="0" t="0" r="0" b="9525"/>
+            <wp:wrapSquare wrapText="bothSides"/>
+            <wp:docPr id="47" name="Imagem 47" descr="Interface gráfica do usuário&#10;&#10;O conteúdo gerado por IA pode estar incorreto."/>
+            <wp:cNvGraphicFramePr>
+              <a:graphicFrameLocks xmlns:a="http://schemas.openxmlformats.org/drawingml/2006/main" noChangeAspect="1"/>
+            </wp:cNvGraphicFramePr>
+            <a:graphic xmlns:a="http://schemas.openxmlformats.org/drawingml/2006/main">
+              <a:graphicData uri="http://schemas.openxmlformats.org/drawingml/2006/picture">
+                <pic:pic xmlns:pic="http://schemas.openxmlformats.org/drawingml/2006/picture">
+                  <pic:nvPicPr>
+                    <pic:cNvPr id="47" name="Imagem 47" descr="Interface gráfica do usuário&#10;&#10;O conteúdo gerado por IA pode estar incorreto."/>
+                    <pic:cNvPicPr/>
+                  </pic:nvPicPr>
+                  <pic:blipFill>
+                    <a:blip r:embed="rId36" cstate="print">
+                      <a:extLst>
+                        <a:ext uri="{28A0092B-C50C-407E-A947-70E740481C1C}">
+                          <a14:useLocalDpi xmlns:a14="http://schemas.microsoft.com/office/drawing/2010/main" val="0"/>
+                        </a:ext>
+                      </a:extLst>
+                    </a:blip>
+                    <a:stretch>
+                      <a:fillRect/>
+                    </a:stretch>
+                  </pic:blipFill>
+                  <pic:spPr>
+                    <a:xfrm>
+                      <a:off x="0" y="0"/>
+                      <a:ext cx="2345690" cy="1323975"/>
+                    </a:xfrm>
+                    <a:prstGeom prst="rect">
+                      <a:avLst/>
+                    </a:prstGeom>
+                  </pic:spPr>
+                </pic:pic>
+              </a:graphicData>
+            </a:graphic>
+            <wp14:sizeRelH relativeFrom="margin">
+              <wp14:pctWidth>0</wp14:pctWidth>
+            </wp14:sizeRelH>
+            <wp14:sizeRelV relativeFrom="margin">
+              <wp14:pctHeight>0</wp14:pctHeight>
+            </wp14:sizeRelV>
+          </wp:anchor>
+        </w:drawing>
+      </w:r>
+      <w:r>
+        <w:rPr>
+          <w:caps w:val="0"/>
+          <w:noProof/>
+        </w:rPr>
+        <w:drawing>
+          <wp:anchor distT="0" distB="0" distL="114300" distR="114300" simplePos="0" relativeHeight="251688448" behindDoc="0" locked="0" layoutInCell="1" allowOverlap="1" wp14:anchorId="5F4CA868" wp14:editId="402C52C6">
+            <wp:simplePos x="0" y="0"/>
+            <wp:positionH relativeFrom="column">
+              <wp:posOffset>-451485</wp:posOffset>
+            </wp:positionH>
+            <wp:positionV relativeFrom="paragraph">
+              <wp:posOffset>187960</wp:posOffset>
+            </wp:positionV>
+            <wp:extent cx="2388870" cy="1357630"/>
+            <wp:effectExtent l="0" t="0" r="0" b="0"/>
+            <wp:wrapSquare wrapText="bothSides"/>
+            <wp:docPr id="46" name="Imagem 46" descr="Interface gráfica do usuário&#10;&#10;O conteúdo gerado por IA pode estar incorreto."/>
+            <wp:cNvGraphicFramePr>
+              <a:graphicFrameLocks xmlns:a="http://schemas.openxmlformats.org/drawingml/2006/main" noChangeAspect="1"/>
+            </wp:cNvGraphicFramePr>
+            <a:graphic xmlns:a="http://schemas.openxmlformats.org/drawingml/2006/main">
+              <a:graphicData uri="http://schemas.openxmlformats.org/drawingml/2006/picture">
+                <pic:pic xmlns:pic="http://schemas.openxmlformats.org/drawingml/2006/picture">
+                  <pic:nvPicPr>
+                    <pic:cNvPr id="46" name="Imagem 46" descr="Interface gráfica do usuário&#10;&#10;O conteúdo gerado por IA pode estar incorreto."/>
+                    <pic:cNvPicPr/>
+                  </pic:nvPicPr>
+                  <pic:blipFill>
+                    <a:blip r:embed="rId37" cstate="print">
+                      <a:extLst>
+                        <a:ext uri="{28A0092B-C50C-407E-A947-70E740481C1C}">
+                          <a14:useLocalDpi xmlns:a14="http://schemas.microsoft.com/office/drawing/2010/main" val="0"/>
+                        </a:ext>
+                      </a:extLst>
+                    </a:blip>
+                    <a:stretch>
+                      <a:fillRect/>
+                    </a:stretch>
+                  </pic:blipFill>
+                  <pic:spPr>
+                    <a:xfrm flipH="1">
+                      <a:off x="0" y="0"/>
+                      <a:ext cx="2388870" cy="1357630"/>
+                    </a:xfrm>
+                    <a:prstGeom prst="rect">
+                      <a:avLst/>
+                    </a:prstGeom>
+                  </pic:spPr>
+                </pic:pic>
+              </a:graphicData>
+            </a:graphic>
+            <wp14:sizeRelH relativeFrom="margin">
+              <wp14:pctWidth>0</wp14:pctWidth>
+            </wp14:sizeRelH>
+            <wp14:sizeRelV relativeFrom="margin">
+              <wp14:pctHeight>0</wp14:pctHeight>
+            </wp14:sizeRelV>
+          </wp:anchor>
+        </w:drawing>
+      </w:r>
+    </w:p>
+    <w:p>
+      <w:pPr>
+        <w:pStyle w:val="TtuloSeoSecundria"/>
+        <w:spacing w:before="0" w:after="0" w:line="480" w:lineRule="auto"/>
+        <w:ind w:firstLine="709"/>
+        <w:rPr>
+          <w:noProof/>
+        </w:rPr>
+      </w:pPr>
+    </w:p>
+    <w:p>
+      <w:pPr>
+        <w:pStyle w:val="TtuloSeoSecundria"/>
+        <w:spacing w:before="0" w:after="0" w:line="480" w:lineRule="auto"/>
+        <w:ind w:firstLine="709"/>
+        <w:rPr>
+          <w:noProof/>
+        </w:rPr>
+      </w:pPr>
+    </w:p>
+    <w:p>
+      <w:pPr>
+        <w:pStyle w:val="TtuloSeoSecundria"/>
+        <w:spacing w:before="0" w:after="0" w:line="480" w:lineRule="auto"/>
+        <w:ind w:firstLine="709"/>
+        <w:rPr>
+          <w:noProof/>
+        </w:rPr>
+      </w:pPr>
+    </w:p>
+    <w:p>
+      <w:pPr>
+        <w:pStyle w:val="TtuloSeoSecundria"/>
+        <w:spacing w:before="0" w:after="0" w:line="480" w:lineRule="auto"/>
+        <w:ind w:firstLine="709"/>
+        <w:rPr>
+          <w:caps w:val="0"/>
+        </w:rPr>
+      </w:pPr>
+      <w:r>
+        <w:rPr>
+          <w:caps w:val="0"/>
+          <w:noProof/>
         </w:rPr>
         <w:lastRenderedPageBreak/>
-        <w:t>4.6 IMPLEMENTAÇÃO</w:t>
+        <w:drawing>
+          <wp:anchor distT="0" distB="0" distL="114300" distR="114300" simplePos="0" relativeHeight="251690496" behindDoc="0" locked="0" layoutInCell="1" allowOverlap="1" wp14:anchorId="502E6D9F" wp14:editId="4560CAF9">
+            <wp:simplePos x="0" y="0"/>
+            <wp:positionH relativeFrom="column">
+              <wp:posOffset>3187065</wp:posOffset>
+            </wp:positionH>
+            <wp:positionV relativeFrom="paragraph">
+              <wp:posOffset>5715</wp:posOffset>
+            </wp:positionV>
+            <wp:extent cx="2342876" cy="1319305"/>
+            <wp:effectExtent l="0" t="0" r="635" b="0"/>
+            <wp:wrapSquare wrapText="bothSides"/>
+            <wp:docPr id="49" name="Imagem 49" descr="Interface gráfica do usuário&#10;&#10;O conteúdo gerado por IA pode estar incorreto."/>
+            <wp:cNvGraphicFramePr>
+              <a:graphicFrameLocks xmlns:a="http://schemas.openxmlformats.org/drawingml/2006/main" noChangeAspect="1"/>
+            </wp:cNvGraphicFramePr>
+            <a:graphic xmlns:a="http://schemas.openxmlformats.org/drawingml/2006/main">
+              <a:graphicData uri="http://schemas.openxmlformats.org/drawingml/2006/picture">
+                <pic:pic xmlns:pic="http://schemas.openxmlformats.org/drawingml/2006/picture">
+                  <pic:nvPicPr>
+                    <pic:cNvPr id="49" name="Imagem 49" descr="Interface gráfica do usuário&#10;&#10;O conteúdo gerado por IA pode estar incorreto."/>
+                    <pic:cNvPicPr/>
+                  </pic:nvPicPr>
+                  <pic:blipFill>
+                    <a:blip r:embed="rId38" cstate="print">
+                      <a:extLst>
+                        <a:ext uri="{28A0092B-C50C-407E-A947-70E740481C1C}">
+                          <a14:useLocalDpi xmlns:a14="http://schemas.microsoft.com/office/drawing/2010/main" val="0"/>
+                        </a:ext>
+                      </a:extLst>
+                    </a:blip>
+                    <a:stretch>
+                      <a:fillRect/>
+                    </a:stretch>
+                  </pic:blipFill>
+                  <pic:spPr>
+                    <a:xfrm>
+                      <a:off x="0" y="0"/>
+                      <a:ext cx="2342876" cy="1319305"/>
+                    </a:xfrm>
+                    <a:prstGeom prst="rect">
+                      <a:avLst/>
+                    </a:prstGeom>
+                  </pic:spPr>
+                </pic:pic>
+              </a:graphicData>
+            </a:graphic>
+          </wp:anchor>
+        </w:drawing>
+      </w:r>
+      <w:r>
+        <w:rPr>
+          <w:caps w:val="0"/>
+          <w:noProof/>
+        </w:rPr>
+        <w:drawing>
+          <wp:inline distT="0" distB="0" distL="0" distR="0" wp14:anchorId="24AC42C6" wp14:editId="49971DD8">
+            <wp:extent cx="2266950" cy="1281298"/>
+            <wp:effectExtent l="0" t="0" r="0" b="0"/>
+            <wp:docPr id="48" name="Imagem 48" descr="Interface gráfica do usuário, Aplicativo, Site&#10;&#10;O conteúdo gerado por IA pode estar incorreto."/>
+            <wp:cNvGraphicFramePr>
+              <a:graphicFrameLocks xmlns:a="http://schemas.openxmlformats.org/drawingml/2006/main" noChangeAspect="1"/>
+            </wp:cNvGraphicFramePr>
+            <a:graphic xmlns:a="http://schemas.openxmlformats.org/drawingml/2006/main">
+              <a:graphicData uri="http://schemas.openxmlformats.org/drawingml/2006/picture">
+                <pic:pic xmlns:pic="http://schemas.openxmlformats.org/drawingml/2006/picture">
+                  <pic:nvPicPr>
+                    <pic:cNvPr id="48" name="Imagem 48" descr="Interface gráfica do usuário, Aplicativo, Site&#10;&#10;O conteúdo gerado por IA pode estar incorreto."/>
+                    <pic:cNvPicPr/>
+                  </pic:nvPicPr>
+                  <pic:blipFill>
+                    <a:blip r:embed="rId39" cstate="print">
+                      <a:extLst>
+                        <a:ext uri="{28A0092B-C50C-407E-A947-70E740481C1C}">
+                          <a14:useLocalDpi xmlns:a14="http://schemas.microsoft.com/office/drawing/2010/main" val="0"/>
+                        </a:ext>
+                      </a:extLst>
+                    </a:blip>
+                    <a:stretch>
+                      <a:fillRect/>
+                    </a:stretch>
+                  </pic:blipFill>
+                  <pic:spPr>
+                    <a:xfrm flipH="1">
+                      <a:off x="0" y="0"/>
+                      <a:ext cx="2270357" cy="1283224"/>
+                    </a:xfrm>
+                    <a:prstGeom prst="rect">
+                      <a:avLst/>
+                    </a:prstGeom>
+                  </pic:spPr>
+                </pic:pic>
+              </a:graphicData>
+            </a:graphic>
+          </wp:inline>
+        </w:drawing>
+      </w:r>
+    </w:p>
+    <w:p>
+      <w:pPr>
+        <w:pStyle w:val="TtuloSeoSecundria"/>
+        <w:spacing w:before="0" w:after="0" w:line="480" w:lineRule="auto"/>
+        <w:ind w:firstLine="709"/>
+        <w:rPr>
+          <w:caps w:val="0"/>
+        </w:rPr>
+      </w:pPr>
+    </w:p>
+    <w:p>
+      <w:pPr>
+        <w:pStyle w:val="TtuloSeoSecundria"/>
+        <w:spacing w:before="0" w:after="0" w:line="480" w:lineRule="auto"/>
+        <w:ind w:firstLine="709"/>
+        <w:rPr>
+          <w:caps w:val="0"/>
+        </w:rPr>
+      </w:pPr>
+    </w:p>
+    <w:p>
+      <w:pPr>
+        <w:pStyle w:val="TtuloSeoSecundria"/>
+        <w:spacing w:before="0" w:after="0" w:line="480" w:lineRule="auto"/>
+        <w:ind w:firstLine="709"/>
+        <w:rPr>
+          <w:caps w:val="0"/>
+        </w:rPr>
+      </w:pPr>
+    </w:p>
+    <w:p>
+      <w:pPr>
+        <w:pStyle w:val="TtuloSeoSecundria"/>
+        <w:spacing w:before="0" w:after="0" w:line="480" w:lineRule="auto"/>
+        <w:ind w:firstLine="709"/>
+        <w:rPr>
+          <w:caps w:val="0"/>
+        </w:rPr>
+      </w:pPr>
+    </w:p>
+    <w:p>
+      <w:pPr>
+        <w:pStyle w:val="TtuloSeoSecundria"/>
+        <w:spacing w:before="0" w:after="0" w:line="480" w:lineRule="auto"/>
+        <w:ind w:firstLine="709"/>
+        <w:rPr>
+          <w:caps w:val="0"/>
+        </w:rPr>
+      </w:pPr>
+    </w:p>
+    <w:p>
+      <w:pPr>
+        <w:pStyle w:val="TtuloSeoSecundria"/>
+        <w:spacing w:before="0" w:after="0" w:line="480" w:lineRule="auto"/>
+        <w:ind w:firstLine="709"/>
+        <w:rPr>
+          <w:caps w:val="0"/>
+        </w:rPr>
+      </w:pPr>
+    </w:p>
+    <w:p>
+      <w:pPr>
+        <w:pStyle w:val="TtuloSeoSecundria"/>
+        <w:spacing w:before="0" w:after="0" w:line="480" w:lineRule="auto"/>
+        <w:ind w:firstLine="709"/>
+        <w:rPr>
+          <w:caps w:val="0"/>
+        </w:rPr>
+      </w:pPr>
+    </w:p>
+    <w:p>
+      <w:pPr>
+        <w:pStyle w:val="TtuloSeoSecundria"/>
+        <w:spacing w:before="0" w:after="0" w:line="480" w:lineRule="auto"/>
+        <w:ind w:firstLine="709"/>
+        <w:rPr>
+          <w:caps w:val="0"/>
+        </w:rPr>
+      </w:pPr>
+    </w:p>
+    <w:p>
+      <w:pPr>
+        <w:pStyle w:val="TtuloSeoSecundria"/>
+        <w:spacing w:before="0" w:after="0" w:line="480" w:lineRule="auto"/>
+        <w:rPr>
+          <w:caps w:val="0"/>
+        </w:rPr>
+      </w:pPr>
+    </w:p>
+    <w:p>
+      <w:pPr>
+        <w:pStyle w:val="TtuloSeoSecundria"/>
+        <w:spacing w:before="0" w:after="0" w:line="480" w:lineRule="auto"/>
+        <w:rPr>
+          <w:caps w:val="0"/>
+        </w:rPr>
+      </w:pPr>
+    </w:p>
+    <w:p>
+      <w:pPr>
+        <w:pStyle w:val="TtuloSeoSecundria"/>
+        <w:spacing w:before="0" w:after="0" w:line="480" w:lineRule="auto"/>
+        <w:rPr>
+          <w:caps w:val="0"/>
+        </w:rPr>
+      </w:pPr>
+    </w:p>
+    <w:p>
+      <w:pPr>
+        <w:pStyle w:val="TtuloSeoSecundria"/>
+        <w:spacing w:before="0" w:after="0" w:line="480" w:lineRule="auto"/>
+        <w:rPr>
+          <w:caps w:val="0"/>
+        </w:rPr>
+      </w:pPr>
+    </w:p>
+    <w:p>
+      <w:pPr>
+        <w:pStyle w:val="TtuloSeoSecundria"/>
+        <w:spacing w:before="0" w:after="0" w:line="480" w:lineRule="auto"/>
+        <w:rPr>
+          <w:caps w:val="0"/>
+        </w:rPr>
+      </w:pPr>
+    </w:p>
+    <w:p>
+      <w:pPr>
+        <w:pStyle w:val="TtuloSeoSecundria"/>
+        <w:spacing w:before="0" w:after="0" w:line="480" w:lineRule="auto"/>
+        <w:rPr>
+          <w:caps w:val="0"/>
+        </w:rPr>
+      </w:pPr>
+    </w:p>
+    <w:p>
+      <w:pPr>
+        <w:pStyle w:val="TtuloSeoSecundria"/>
+        <w:spacing w:before="0" w:after="0" w:line="480" w:lineRule="auto"/>
+        <w:rPr>
+          <w:caps w:val="0"/>
+        </w:rPr>
+      </w:pPr>
+    </w:p>
+    <w:p>
+      <w:pPr>
+        <w:pStyle w:val="TtuloSeoSecundria"/>
+        <w:spacing w:before="0" w:after="0" w:line="480" w:lineRule="auto"/>
+        <w:rPr>
+          <w:caps w:val="0"/>
+        </w:rPr>
+      </w:pPr>
+    </w:p>
+    <w:p>
+      <w:pPr>
+        <w:pStyle w:val="TtuloSeoSecundria"/>
+        <w:spacing w:before="0" w:after="0" w:line="480" w:lineRule="auto"/>
+        <w:rPr>
+          <w:caps w:val="0"/>
+        </w:rPr>
+      </w:pPr>
+      <w:r>
+        <w:rPr>
+          <w:caps w:val="0"/>
+        </w:rPr>
+        <w:t>4.6IMPLEMENTAÇÃO</w:t>
       </w:r>
     </w:p>
     <w:p>
@@ -13693,6 +14810,7 @@
           <w:rFonts w:cs="Arial"/>
           <w:color w:val="000000" w:themeColor="text1"/>
         </w:rPr>
+        <w:lastRenderedPageBreak/>
         <w:t xml:space="preserve">Além disso, daremos todo o suporte aos </w:t>
       </w:r>
       <w:r>
@@ -13987,7 +15105,7 @@
       <w:pPr>
         <w:pStyle w:val="ContedoReferncias"/>
       </w:pPr>
-      <w:hyperlink r:id="rId26" w:history="1">
+      <w:hyperlink r:id="rId40" w:history="1">
         <w:r>
           <w:rPr>
             <w:rStyle w:val="Hyperlink"/>
@@ -14005,7 +15123,7 @@
       <w:pPr>
         <w:pStyle w:val="ContedoReferncias"/>
       </w:pPr>
-      <w:hyperlink r:id="rId27" w:history="1">
+      <w:hyperlink r:id="rId41" w:history="1">
         <w:r>
           <w:rPr>
             <w:rStyle w:val="Hyperlink"/>
@@ -14036,7 +15154,7 @@
       <w:pPr>
         <w:pStyle w:val="ContedoReferncias"/>
       </w:pPr>
-      <w:hyperlink r:id="rId28" w:history="1">
+      <w:hyperlink r:id="rId42" w:history="1">
         <w:r>
           <w:rPr>
             <w:rStyle w:val="Hyperlink"/>
@@ -15529,7 +16647,7 @@
       <w:r>
         <w:t xml:space="preserve">(Outros exemplos consultar o site da Biblioteca Central da PUCRS </w:t>
       </w:r>
-      <w:hyperlink r:id="rId29" w:history="1">
+      <w:hyperlink r:id="rId43" w:history="1">
         <w:r>
           <w:t>http://www.pucrs.br/biblioteca/modelo.htm</w:t>
         </w:r>
@@ -16713,7 +17831,7 @@
                     </pic:cNvPicPr>
                   </pic:nvPicPr>
                   <pic:blipFill>
-                    <a:blip r:embed="rId30">
+                    <a:blip r:embed="rId44">
                       <a:extLst>
                         <a:ext uri="{28A0092B-C50C-407E-A947-70E740481C1C}">
                           <a14:useLocalDpi xmlns:a14="http://schemas.microsoft.com/office/drawing/2010/main" val="0"/>
@@ -19880,6 +20998,7 @@
   <w:style w:type="character" w:default="1" w:styleId="Fontepargpadro">
     <w:name w:val="Default Paragraph Font"/>
     <w:uiPriority w:val="1"/>
+    <w:semiHidden/>
     <w:unhideWhenUsed/>
   </w:style>
   <w:style w:type="table" w:default="1" w:styleId="Tabelanormal">
